--- a/docs/bone_cancer_journal.docx
+++ b/docs/bone_cancer_journal.docx
@@ -91,7 +91,15 @@
       </w:r>
       <w:proofErr w:type="spellEnd"/>
       <w:r>
-        <w:t>). Attempting standard sharp needle punch biopsies on these structures risks capsular rupture, causing the release of low-pH cytolytic enzymes that rapidly track along anatomical meridians, damaging bone matrices and inducing acute bone marrow collapse (</w:t>
+        <w:t xml:space="preserve">). Attempting standard sharp needle punch biopsies on these structures risks capsular rupture, causing the release of </w:t>
+      </w:r>
+      <w:proofErr w:type="gramStart"/>
+      <w:r>
+        <w:t>low-pH</w:t>
+      </w:r>
+      <w:proofErr w:type="gramEnd"/>
+      <w:r>
+        <w:t xml:space="preserve"> cytolytic enzymes that rapidly track along anatomical meridians, damaging bone matrices and inducing acute bone marrow collapse (</w:t>
       </w:r>
       <w:proofErr w:type="spellStart"/>
       <w:r>
@@ -139,8 +147,33 @@
           <w:bCs/>
         </w:rPr>
         <w:lastRenderedPageBreak/>
-        <w:t xml:space="preserve">     [ Global Tensegrity Fluid Highway / Fascial Sheet / Bony Periosteum ]</w:t>
-      </w:r>
+        <w:t xml:space="preserve">     </w:t>
+      </w:r>
+      <w:proofErr w:type="gramStart"/>
+      <w:r>
+        <w:rPr>
+          <w:b/>
+          <w:bCs/>
+        </w:rPr>
+        <w:t>[ Global</w:t>
+      </w:r>
+      <w:proofErr w:type="gramEnd"/>
+      <w:r>
+        <w:rPr>
+          <w:b/>
+          <w:bCs/>
+        </w:rPr>
+        <w:t xml:space="preserve"> Tensegrity Fluid Highway / Fascial Sheet / Bony </w:t>
+      </w:r>
+      <w:proofErr w:type="gramStart"/>
+      <w:r>
+        <w:rPr>
+          <w:b/>
+          <w:bCs/>
+        </w:rPr>
+        <w:t>Periosteum ]</w:t>
+      </w:r>
+      <w:proofErr w:type="gramEnd"/>
     </w:p>
     <w:p>
       <w:pPr>
@@ -233,13 +266,63 @@
           <w:bCs/>
         </w:rPr>
       </w:pPr>
-      <w:r>
-        <w:rPr>
-          <w:b/>
-          <w:bCs/>
-        </w:rPr>
-        <w:t>[ Carestream X-Ray Ingestion ]                        [ GE Medical Dixon MRI Ingestion ]</w:t>
-      </w:r>
+      <w:proofErr w:type="gramStart"/>
+      <w:r>
+        <w:rPr>
+          <w:b/>
+          <w:bCs/>
+        </w:rPr>
+        <w:t>[ Carestream</w:t>
+      </w:r>
+      <w:proofErr w:type="gramEnd"/>
+      <w:r>
+        <w:rPr>
+          <w:b/>
+          <w:bCs/>
+        </w:rPr>
+        <w:t xml:space="preserve"> X-Ray </w:t>
+      </w:r>
+      <w:proofErr w:type="gramStart"/>
+      <w:r>
+        <w:rPr>
+          <w:b/>
+          <w:bCs/>
+        </w:rPr>
+        <w:t>Ingestion ]</w:t>
+      </w:r>
+      <w:proofErr w:type="gramEnd"/>
+      <w:r>
+        <w:rPr>
+          <w:b/>
+          <w:bCs/>
+        </w:rPr>
+        <w:t xml:space="preserve">                     </w:t>
+      </w:r>
+      <w:proofErr w:type="gramStart"/>
+      <w:r>
+        <w:rPr>
+          <w:b/>
+          <w:bCs/>
+        </w:rPr>
+        <w:t xml:space="preserve">   [</w:t>
+      </w:r>
+      <w:proofErr w:type="gramEnd"/>
+      <w:r>
+        <w:rPr>
+          <w:b/>
+          <w:bCs/>
+        </w:rPr>
+        <w:t xml:space="preserve"> GE Medical Dixon MRI </w:t>
+      </w:r>
+      <w:proofErr w:type="gramStart"/>
+      <w:r>
+        <w:rPr>
+          <w:b/>
+          <w:bCs/>
+        </w:rPr>
+        <w:t>Ingestion ]</w:t>
+      </w:r>
+      <w:proofErr w:type="gramEnd"/>
     </w:p>
     <w:p>
       <w:pPr>
@@ -352,8 +435,33 @@
           <w:b/>
           <w:bCs/>
         </w:rPr>
-        <w:t xml:space="preserve">             [ CUDA Ray-Marching &amp; Total-Body Voxel Grid Generation ]</w:t>
-      </w:r>
+        <w:t xml:space="preserve">             </w:t>
+      </w:r>
+      <w:proofErr w:type="gramStart"/>
+      <w:r>
+        <w:rPr>
+          <w:b/>
+          <w:bCs/>
+        </w:rPr>
+        <w:t>[ CUDA</w:t>
+      </w:r>
+      <w:proofErr w:type="gramEnd"/>
+      <w:r>
+        <w:rPr>
+          <w:b/>
+          <w:bCs/>
+        </w:rPr>
+        <w:t xml:space="preserve"> Ray-Marching &amp; Total-Body Voxel Grid </w:t>
+      </w:r>
+      <w:proofErr w:type="gramStart"/>
+      <w:r>
+        <w:rPr>
+          <w:b/>
+          <w:bCs/>
+        </w:rPr>
+        <w:t>Generation ]</w:t>
+      </w:r>
+      <w:proofErr w:type="gramEnd"/>
     </w:p>
     <w:p>
       <w:pPr>
@@ -451,8 +559,49 @@
           <w:b/>
           <w:bCs/>
         </w:rPr>
-        <w:t>[ Section 10 Multi-Planar Math ]                      [ Section 11 Radiotoxic Kinetics ]</w:t>
-      </w:r>
+        <w:t xml:space="preserve">[ Section 10 Multi-Planar </w:t>
+      </w:r>
+      <w:proofErr w:type="gramStart"/>
+      <w:r>
+        <w:rPr>
+          <w:b/>
+          <w:bCs/>
+        </w:rPr>
+        <w:t>Math ]</w:t>
+      </w:r>
+      <w:proofErr w:type="gramEnd"/>
+      <w:r>
+        <w:rPr>
+          <w:b/>
+          <w:bCs/>
+        </w:rPr>
+        <w:t xml:space="preserve">                   </w:t>
+      </w:r>
+      <w:proofErr w:type="gramStart"/>
+      <w:r>
+        <w:rPr>
+          <w:b/>
+          <w:bCs/>
+        </w:rPr>
+        <w:t xml:space="preserve">   [</w:t>
+      </w:r>
+      <w:proofErr w:type="gramEnd"/>
+      <w:r>
+        <w:rPr>
+          <w:b/>
+          <w:bCs/>
+        </w:rPr>
+        <w:t xml:space="preserve"> Section 11 Radiotoxic </w:t>
+      </w:r>
+      <w:proofErr w:type="gramStart"/>
+      <w:r>
+        <w:rPr>
+          <w:b/>
+          <w:bCs/>
+        </w:rPr>
+        <w:t>Kinetics ]</w:t>
+      </w:r>
+      <w:proofErr w:type="gramEnd"/>
     </w:p>
     <w:p>
       <w:pPr>
@@ -482,7 +631,23 @@
           <w:b/>
           <w:bCs/>
         </w:rPr>
-        <w:t>/dt)                      - Sub-microscopic viral alignment</w:t>
+        <w:t>/</w:t>
+      </w:r>
+      <w:proofErr w:type="gramStart"/>
+      <w:r>
+        <w:rPr>
+          <w:b/>
+          <w:bCs/>
+        </w:rPr>
+        <w:t xml:space="preserve">dt)   </w:t>
+      </w:r>
+      <w:proofErr w:type="gramEnd"/>
+      <w:r>
+        <w:rPr>
+          <w:b/>
+          <w:bCs/>
+        </w:rPr>
+        <w:t xml:space="preserve">                   - Sub-microscopic viral alignment</w:t>
       </w:r>
     </w:p>
     <w:p>
@@ -550,8 +715,33 @@
           <w:b/>
           <w:bCs/>
         </w:rPr>
-        <w:t xml:space="preserve">        [ Non-Surgical Evaluation, Localized Clearance &amp; Niche Repair ]</w:t>
-      </w:r>
+        <w:t xml:space="preserve">        </w:t>
+      </w:r>
+      <w:proofErr w:type="gramStart"/>
+      <w:r>
+        <w:rPr>
+          <w:b/>
+          <w:bCs/>
+        </w:rPr>
+        <w:t>[ Non</w:t>
+      </w:r>
+      <w:proofErr w:type="gramEnd"/>
+      <w:r>
+        <w:rPr>
+          <w:b/>
+          <w:bCs/>
+        </w:rPr>
+        <w:t xml:space="preserve">-Surgical Evaluation, Localized Clearance &amp; Niche </w:t>
+      </w:r>
+      <w:proofErr w:type="gramStart"/>
+      <w:r>
+        <w:rPr>
+          <w:b/>
+          <w:bCs/>
+        </w:rPr>
+        <w:t>Repair ]</w:t>
+      </w:r>
+      <w:proofErr w:type="gramEnd"/>
     </w:p>
     <w:p>
       <w:pPr>
@@ -654,7 +844,15 @@
       </w:r>
       <w:proofErr w:type="spellEnd"/>
       <w:r>
-        <w:t>). Additionally, real-time blood assays directly cross-referenced systemic fluid phase markers, tracking serum chitotriosidase, isolated serum potassium (\(K^{+}\)), and plasma free hemoglobin levels (</w:t>
+        <w:t>). Additionally, real-time blood assays directly cross-referenced systemic fluid phase markers, tracking serum chitotriosidase, isolated serum potassium (\(K</w:t>
+      </w:r>
+      <w:proofErr w:type="gramStart"/>
+      <w:r>
+        <w:t>^{+}\</w:t>
+      </w:r>
+      <w:proofErr w:type="gramEnd"/>
+      <w:r>
+        <w:t>)), and plasma free hemoglobin levels (</w:t>
       </w:r>
       <w:proofErr w:type="spellStart"/>
       <w:r>
@@ -804,7 +1002,31 @@
       </w:r>
       <w:r>
         <w:br/>
-        <w:t>Quantitative radiologic profiling established distinctive diagnostic signatures for the intraosseous vesicle core: appearing iso- to hyperintense on T1-weighted images, highly hyperintense on T2-weighted sequences, completely suppressed (dark) on spectral fat-saturation (STIR/SPAIR) profiles, and exhibiting severely restricted water diffusion properties (Apparent Diffusion Coefficient, \(\text{ADC} &lt; 0.7 \times 10^{-3} \text{ mm}^2/\text{s}\)) (</w:t>
+        <w:t>Quantitative radiologic profiling established distinctive diagnostic signatures for the intraosseous vesicle core: appearing iso- to hyperintense on T1-weighted images, highly hyperintense on T2-weighted sequences, completely suppressed (dark) on spectral fat-saturation (STIR/SPAIR) profiles, and exhibiting severely restricted water diffusion properties (Apparent Diffusion Coefficient, \(\</w:t>
+      </w:r>
+      <w:proofErr w:type="gramStart"/>
+      <w:r>
+        <w:t>text{</w:t>
+      </w:r>
+      <w:proofErr w:type="gramEnd"/>
+      <w:r>
+        <w:t>ADC} &lt; 0.7 \times 10</w:t>
+      </w:r>
+      <w:proofErr w:type="gramStart"/>
+      <w:r>
+        <w:t>^{</w:t>
+      </w:r>
+      <w:proofErr w:type="gramEnd"/>
+      <w:r>
+        <w:t>-3} \</w:t>
+      </w:r>
+      <w:proofErr w:type="gramStart"/>
+      <w:r>
+        <w:t>text{ mm</w:t>
+      </w:r>
+      <w:proofErr w:type="gramEnd"/>
+      <w:r>
+        <w:t>}^2/\text{s}\)) (</w:t>
       </w:r>
       <w:proofErr w:type="spellStart"/>
       <w:r>
@@ -997,8 +1219,17 @@
           <w:bCs/>
         </w:rPr>
         <w:lastRenderedPageBreak/>
-        <w:t xml:space="preserve">               [ Localized Clearance of Intraosseous Vesicle Mesh ]</w:t>
-      </w:r>
+        <w:t xml:space="preserve">               [ Localized Clearance of Intraosseous Vesicle </w:t>
+      </w:r>
+      <w:proofErr w:type="gramStart"/>
+      <w:r>
+        <w:rPr>
+          <w:b/>
+          <w:bCs/>
+        </w:rPr>
+        <w:t>Mesh ]</w:t>
+      </w:r>
+      <w:proofErr w:type="gramEnd"/>
     </w:p>
     <w:p>
       <w:pPr>
@@ -1050,8 +1281,33 @@
           <w:b/>
           <w:bCs/>
         </w:rPr>
-        <w:t xml:space="preserve">               [ Implantation of Bio-Synthetic HUES-OS Scaffold ]</w:t>
-      </w:r>
+        <w:t xml:space="preserve">               </w:t>
+      </w:r>
+      <w:proofErr w:type="gramStart"/>
+      <w:r>
+        <w:rPr>
+          <w:b/>
+          <w:bCs/>
+        </w:rPr>
+        <w:t>[ Implantation</w:t>
+      </w:r>
+      <w:proofErr w:type="gramEnd"/>
+      <w:r>
+        <w:rPr>
+          <w:b/>
+          <w:bCs/>
+        </w:rPr>
+        <w:t xml:space="preserve"> of Bio-Synthetic HUES-OS </w:t>
+      </w:r>
+      <w:proofErr w:type="gramStart"/>
+      <w:r>
+        <w:rPr>
+          <w:b/>
+          <w:bCs/>
+        </w:rPr>
+        <w:t>Scaffold ]</w:t>
+      </w:r>
+      <w:proofErr w:type="gramEnd"/>
     </w:p>
     <w:p>
       <w:pPr>
@@ -1144,13 +1400,63 @@
           <w:bCs/>
         </w:rPr>
       </w:pPr>
-      <w:r>
-        <w:rPr>
-          <w:b/>
-          <w:bCs/>
-        </w:rPr>
-        <w:t>[ Direct Capillary Ingrowth ]                           [ Native Stem Cell Nesting ]</w:t>
-      </w:r>
+      <w:proofErr w:type="gramStart"/>
+      <w:r>
+        <w:rPr>
+          <w:b/>
+          <w:bCs/>
+        </w:rPr>
+        <w:t>[ Direct</w:t>
+      </w:r>
+      <w:proofErr w:type="gramEnd"/>
+      <w:r>
+        <w:rPr>
+          <w:b/>
+          <w:bCs/>
+        </w:rPr>
+        <w:t xml:space="preserve"> Capillary </w:t>
+      </w:r>
+      <w:proofErr w:type="gramStart"/>
+      <w:r>
+        <w:rPr>
+          <w:b/>
+          <w:bCs/>
+        </w:rPr>
+        <w:t>Ingrowth ]</w:t>
+      </w:r>
+      <w:proofErr w:type="gramEnd"/>
+      <w:r>
+        <w:rPr>
+          <w:b/>
+          <w:bCs/>
+        </w:rPr>
+        <w:t xml:space="preserve">                        </w:t>
+      </w:r>
+      <w:proofErr w:type="gramStart"/>
+      <w:r>
+        <w:rPr>
+          <w:b/>
+          <w:bCs/>
+        </w:rPr>
+        <w:t xml:space="preserve">   [</w:t>
+      </w:r>
+      <w:proofErr w:type="gramEnd"/>
+      <w:r>
+        <w:rPr>
+          <w:b/>
+          <w:bCs/>
+        </w:rPr>
+        <w:t xml:space="preserve"> Native Stem Cell </w:t>
+      </w:r>
+      <w:proofErr w:type="gramStart"/>
+      <w:r>
+        <w:rPr>
+          <w:b/>
+          <w:bCs/>
+        </w:rPr>
+        <w:t>Nesting ]</w:t>
+      </w:r>
+      <w:proofErr w:type="gramEnd"/>
     </w:p>
     <w:p>
       <w:pPr>
@@ -1232,8 +1538,33 @@
           <w:b/>
           <w:bCs/>
         </w:rPr>
-        <w:t xml:space="preserve">               [ Total Restoration of Hematopoiesis &amp; Bone Granulation ]</w:t>
-      </w:r>
+        <w:t xml:space="preserve">               </w:t>
+      </w:r>
+      <w:proofErr w:type="gramStart"/>
+      <w:r>
+        <w:rPr>
+          <w:b/>
+          <w:bCs/>
+        </w:rPr>
+        <w:t>[ Total</w:t>
+      </w:r>
+      <w:proofErr w:type="gramEnd"/>
+      <w:r>
+        <w:rPr>
+          <w:b/>
+          <w:bCs/>
+        </w:rPr>
+        <w:t xml:space="preserve"> Restoration of Hematopoiesis &amp; Bone </w:t>
+      </w:r>
+      <w:proofErr w:type="gramStart"/>
+      <w:r>
+        <w:rPr>
+          <w:b/>
+          <w:bCs/>
+        </w:rPr>
+        <w:t>Granulation ]</w:t>
+      </w:r>
+      <w:proofErr w:type="gramEnd"/>
     </w:p>
     <w:p>
       <w:pPr>
@@ -1899,8 +2230,33 @@
           <w:b/>
           <w:bCs/>
         </w:rPr>
-        <w:t xml:space="preserve">        [ Global Fascial Sheet / Bony Periosteal Field ]</w:t>
-      </w:r>
+        <w:t xml:space="preserve">        </w:t>
+      </w:r>
+      <w:proofErr w:type="gramStart"/>
+      <w:r>
+        <w:rPr>
+          <w:b/>
+          <w:bCs/>
+        </w:rPr>
+        <w:t>[ Global</w:t>
+      </w:r>
+      <w:proofErr w:type="gramEnd"/>
+      <w:r>
+        <w:rPr>
+          <w:b/>
+          <w:bCs/>
+        </w:rPr>
+        <w:t xml:space="preserve"> Fascial Sheet / Bony Periosteal </w:t>
+      </w:r>
+      <w:proofErr w:type="gramStart"/>
+      <w:r>
+        <w:rPr>
+          <w:b/>
+          <w:bCs/>
+        </w:rPr>
+        <w:t>Field ]</w:t>
+      </w:r>
+      <w:proofErr w:type="gramEnd"/>
     </w:p>
     <w:p>
       <w:pPr>
@@ -1993,13 +2349,63 @@
           <w:bCs/>
         </w:rPr>
       </w:pPr>
-      <w:r>
-        <w:rPr>
-          <w:b/>
-          <w:bCs/>
-        </w:rPr>
-        <w:t>[ Fascial-Plane Aspiration ]               [ High-pH Chemical Isolation ]</w:t>
-      </w:r>
+      <w:proofErr w:type="gramStart"/>
+      <w:r>
+        <w:rPr>
+          <w:b/>
+          <w:bCs/>
+        </w:rPr>
+        <w:t>[ Fascial</w:t>
+      </w:r>
+      <w:proofErr w:type="gramEnd"/>
+      <w:r>
+        <w:rPr>
+          <w:b/>
+          <w:bCs/>
+        </w:rPr>
+        <w:t xml:space="preserve">-Plane </w:t>
+      </w:r>
+      <w:proofErr w:type="gramStart"/>
+      <w:r>
+        <w:rPr>
+          <w:b/>
+          <w:bCs/>
+        </w:rPr>
+        <w:t>Aspiration ]</w:t>
+      </w:r>
+      <w:proofErr w:type="gramEnd"/>
+      <w:r>
+        <w:rPr>
+          <w:b/>
+          <w:bCs/>
+        </w:rPr>
+        <w:t xml:space="preserve">            </w:t>
+      </w:r>
+      <w:proofErr w:type="gramStart"/>
+      <w:r>
+        <w:rPr>
+          <w:b/>
+          <w:bCs/>
+        </w:rPr>
+        <w:t xml:space="preserve">   [</w:t>
+      </w:r>
+      <w:proofErr w:type="gramEnd"/>
+      <w:r>
+        <w:rPr>
+          <w:b/>
+          <w:bCs/>
+        </w:rPr>
+        <w:t xml:space="preserve"> High-pH Chemical </w:t>
+      </w:r>
+      <w:proofErr w:type="gramStart"/>
+      <w:r>
+        <w:rPr>
+          <w:b/>
+          <w:bCs/>
+        </w:rPr>
+        <w:t>Isolation ]</w:t>
+      </w:r>
+      <w:proofErr w:type="gramEnd"/>
     </w:p>
     <w:p>
       <w:pPr>
@@ -2081,8 +2487,17 @@
           <w:b/>
           <w:bCs/>
         </w:rPr>
-        <w:t xml:space="preserve">            [ Secured Total-Body Tensegrity Enclosure ]</w:t>
-      </w:r>
+        <w:t xml:space="preserve">            [ Secured Total-Body Tensegrity </w:t>
+      </w:r>
+      <w:proofErr w:type="gramStart"/>
+      <w:r>
+        <w:rPr>
+          <w:b/>
+          <w:bCs/>
+        </w:rPr>
+        <w:t>Enclosure ]</w:t>
+      </w:r>
+      <w:proofErr w:type="gramEnd"/>
     </w:p>
     <w:p>
       <w:pPr>
@@ -2221,7 +2636,15 @@
       </w:r>
       <w:proofErr w:type="spellEnd"/>
       <w:r>
-        <w:t>]. All orthopedic surgeons, surgical technicians, and circulating medical staff must strictly don the following advanced protective tiers before performing macro-somatic extraction loops [</w:t>
+        <w:t xml:space="preserve">]. All orthopedic surgeons, surgical technicians, and circulating medical staff must strictly </w:t>
+      </w:r>
+      <w:proofErr w:type="gramStart"/>
+      <w:r>
+        <w:t>don</w:t>
+      </w:r>
+      <w:proofErr w:type="gramEnd"/>
+      <w:r>
+        <w:t xml:space="preserve"> the following advanced protective tiers before performing macro-somatic extraction loops [</w:t>
       </w:r>
       <w:proofErr w:type="spellStart"/>
       <w:r>
@@ -2240,12 +2663,21 @@
           <w:bCs/>
         </w:rPr>
       </w:pPr>
-      <w:r>
-        <w:rPr>
-          <w:b/>
-          <w:bCs/>
-        </w:rPr>
-        <w:t>+--------------------------------------------------------------------------+</w:t>
+      <w:proofErr w:type="gramStart"/>
+      <w:r>
+        <w:rPr>
+          <w:b/>
+          <w:bCs/>
+        </w:rPr>
+        <w:t>+-</w:t>
+      </w:r>
+      <w:proofErr w:type="gramEnd"/>
+      <w:r>
+        <w:rPr>
+          <w:b/>
+          <w:bCs/>
+        </w:rPr>
+        <w:t>-------------------------------------------------------------------------+</w:t>
       </w:r>
     </w:p>
     <w:p>
@@ -2275,8 +2707,17 @@
           <w:b/>
           <w:bCs/>
         </w:rPr>
-        <w:t>| 1. Airway Shield: Full-Hood PAPR Configuration with Acid-Gas Cartridges  |</w:t>
-      </w:r>
+        <w:t xml:space="preserve">| 1. Airway Shield: Full-Hood PAPR Configuration with Acid-Gas </w:t>
+      </w:r>
+      <w:proofErr w:type="gramStart"/>
+      <w:r>
+        <w:rPr>
+          <w:b/>
+          <w:bCs/>
+        </w:rPr>
+        <w:t>Cartridges  |</w:t>
+      </w:r>
+      <w:proofErr w:type="gramEnd"/>
     </w:p>
     <w:p>
       <w:pPr>
@@ -2330,12 +2771,21 @@
           <w:bCs/>
         </w:rPr>
       </w:pPr>
-      <w:r>
-        <w:rPr>
-          <w:b/>
-          <w:bCs/>
-        </w:rPr>
-        <w:t>+--------------------------------------------------------------------------+</w:t>
+      <w:proofErr w:type="gramStart"/>
+      <w:r>
+        <w:rPr>
+          <w:b/>
+          <w:bCs/>
+        </w:rPr>
+        <w:t>+-</w:t>
+      </w:r>
+      <w:proofErr w:type="gramEnd"/>
+      <w:r>
+        <w:rPr>
+          <w:b/>
+          <w:bCs/>
+        </w:rPr>
+        <w:t>-------------------------------------------------------------------------+</w:t>
       </w:r>
     </w:p>
     <w:p>
@@ -2363,7 +2813,15 @@
     </w:p>
     <w:p>
       <w:r>
-        <w:t>Personnel must use full-hood Positive-Pressure Supplied Air Respirators (PAPR) running specialized acid gas and organic vapor cartridges to fully isolate the respiratory tract from volatile neuro-toxins and isotopic vapors released during cavity decompression [</w:t>
+        <w:t xml:space="preserve">Personnel must use full-hood Positive-Pressure Supplied Air Respirators (PAPR) running specialized acid gas and organic vapor cartridges to fully isolate the respiratory tract from volatile </w:t>
+      </w:r>
+      <w:proofErr w:type="gramStart"/>
+      <w:r>
+        <w:t>neuro-toxins</w:t>
+      </w:r>
+      <w:proofErr w:type="gramEnd"/>
+      <w:r>
+        <w:t xml:space="preserve"> and isotopic vapors released during cavity decompression [</w:t>
       </w:r>
       <w:proofErr w:type="spellStart"/>
       <w:r>
@@ -3313,8 +3771,17 @@
           <w:bCs/>
         </w:rPr>
         <w:lastRenderedPageBreak/>
-        <w:t xml:space="preserve">                 [ Central Cardiopulmonary Output (Oxygenated Blood) ]</w:t>
-      </w:r>
+        <w:t xml:space="preserve">                 [ Central Cardiopulmonary Output (Oxygenated Blood</w:t>
+      </w:r>
+      <w:proofErr w:type="gramStart"/>
+      <w:r>
+        <w:rPr>
+          <w:b/>
+          <w:bCs/>
+        </w:rPr>
+        <w:t>) ]</w:t>
+      </w:r>
+      <w:proofErr w:type="gramEnd"/>
     </w:p>
     <w:p>
       <w:pPr>
@@ -3427,8 +3894,81 @@
           <w:b/>
           <w:bCs/>
         </w:rPr>
-        <w:t>[ Deep Fascial Lines ]           [ Bony Cortical Stroma ]            [ Intraosseous Marrow ]</w:t>
-      </w:r>
+        <w:t xml:space="preserve">[ Deep Fascial </w:t>
+      </w:r>
+      <w:proofErr w:type="gramStart"/>
+      <w:r>
+        <w:rPr>
+          <w:b/>
+          <w:bCs/>
+        </w:rPr>
+        <w:t>Lines ]</w:t>
+      </w:r>
+      <w:proofErr w:type="gramEnd"/>
+      <w:r>
+        <w:rPr>
+          <w:b/>
+          <w:bCs/>
+        </w:rPr>
+        <w:t xml:space="preserve">        </w:t>
+      </w:r>
+      <w:proofErr w:type="gramStart"/>
+      <w:r>
+        <w:rPr>
+          <w:b/>
+          <w:bCs/>
+        </w:rPr>
+        <w:t xml:space="preserve">   [</w:t>
+      </w:r>
+      <w:proofErr w:type="gramEnd"/>
+      <w:r>
+        <w:rPr>
+          <w:b/>
+          <w:bCs/>
+        </w:rPr>
+        <w:t xml:space="preserve"> Bony Cortical </w:t>
+      </w:r>
+      <w:proofErr w:type="gramStart"/>
+      <w:r>
+        <w:rPr>
+          <w:b/>
+          <w:bCs/>
+        </w:rPr>
+        <w:t>Stroma ]</w:t>
+      </w:r>
+      <w:proofErr w:type="gramEnd"/>
+      <w:r>
+        <w:rPr>
+          <w:b/>
+          <w:bCs/>
+        </w:rPr>
+        <w:t xml:space="preserve">         </w:t>
+      </w:r>
+      <w:proofErr w:type="gramStart"/>
+      <w:r>
+        <w:rPr>
+          <w:b/>
+          <w:bCs/>
+        </w:rPr>
+        <w:t xml:space="preserve">   [</w:t>
+      </w:r>
+      <w:proofErr w:type="gramEnd"/>
+      <w:r>
+        <w:rPr>
+          <w:b/>
+          <w:bCs/>
+        </w:rPr>
+        <w:t xml:space="preserve"> Intraosseous </w:t>
+      </w:r>
+      <w:proofErr w:type="gramStart"/>
+      <w:r>
+        <w:rPr>
+          <w:b/>
+          <w:bCs/>
+        </w:rPr>
+        <w:t>Marrow ]</w:t>
+      </w:r>
+      <w:proofErr w:type="gramEnd"/>
     </w:p>
     <w:p>
       <w:pPr>
@@ -3556,8 +4096,33 @@
           <w:b/>
           <w:bCs/>
         </w:rPr>
-        <w:t xml:space="preserve">                    [ Macro-Somatic Integration &amp; Bone Granulation ]</w:t>
-      </w:r>
+        <w:t xml:space="preserve">                    </w:t>
+      </w:r>
+      <w:proofErr w:type="gramStart"/>
+      <w:r>
+        <w:rPr>
+          <w:b/>
+          <w:bCs/>
+        </w:rPr>
+        <w:t>[ Macro</w:t>
+      </w:r>
+      <w:proofErr w:type="gramEnd"/>
+      <w:r>
+        <w:rPr>
+          <w:b/>
+          <w:bCs/>
+        </w:rPr>
+        <w:t xml:space="preserve">-Somatic Integration &amp; Bone </w:t>
+      </w:r>
+      <w:proofErr w:type="gramStart"/>
+      <w:r>
+        <w:rPr>
+          <w:b/>
+          <w:bCs/>
+        </w:rPr>
+        <w:t>Granulation ]</w:t>
+      </w:r>
+      <w:proofErr w:type="gramEnd"/>
     </w:p>
     <w:p>
       <w:pPr>
@@ -3699,7 +4264,15 @@
       </w:r>
       <w:proofErr w:type="spellEnd"/>
       <w:r>
-        <w:t>]. This localized proteolysis severs the structural links binding host fascia and bone stroma together, liquefying tissue boundaries and causing rapid structural collapse across multiple organ systems [</w:t>
+        <w:t xml:space="preserve">]. This localized proteolysis </w:t>
+      </w:r>
+      <w:proofErr w:type="gramStart"/>
+      <w:r>
+        <w:t>severs</w:t>
+      </w:r>
+      <w:proofErr w:type="gramEnd"/>
+      <w:r>
+        <w:t xml:space="preserve"> the structural links binding host fascia and bone stroma together, liquefying tissue boundaries and causing rapid structural collapse across multiple organ systems [</w:t>
       </w:r>
       <w:proofErr w:type="spellStart"/>
       <w:r>
@@ -4096,8 +4669,33 @@
           <w:b/>
           <w:bCs/>
         </w:rPr>
-        <w:t xml:space="preserve">     [ Raw Total-Body DICOM Ingestion ]</w:t>
-      </w:r>
+        <w:t xml:space="preserve">     </w:t>
+      </w:r>
+      <w:proofErr w:type="gramStart"/>
+      <w:r>
+        <w:rPr>
+          <w:b/>
+          <w:bCs/>
+        </w:rPr>
+        <w:t>[ Raw</w:t>
+      </w:r>
+      <w:proofErr w:type="gramEnd"/>
+      <w:r>
+        <w:rPr>
+          <w:b/>
+          <w:bCs/>
+        </w:rPr>
+        <w:t xml:space="preserve"> Total-Body DICOM </w:t>
+      </w:r>
+      <w:proofErr w:type="gramStart"/>
+      <w:r>
+        <w:rPr>
+          <w:b/>
+          <w:bCs/>
+        </w:rPr>
+        <w:t>Ingestion ]</w:t>
+      </w:r>
+      <w:proofErr w:type="gramEnd"/>
     </w:p>
     <w:p>
       <w:pPr>
@@ -4240,8 +4838,33 @@
           <w:b/>
           <w:bCs/>
         </w:rPr>
-        <w:t xml:space="preserve"> [ CUDA Ray-Marching &amp; Total-Body Voxel Grid Generation ]</w:t>
-      </w:r>
+        <w:t xml:space="preserve"> </w:t>
+      </w:r>
+      <w:proofErr w:type="gramStart"/>
+      <w:r>
+        <w:rPr>
+          <w:b/>
+          <w:bCs/>
+        </w:rPr>
+        <w:t>[ CUDA</w:t>
+      </w:r>
+      <w:proofErr w:type="gramEnd"/>
+      <w:r>
+        <w:rPr>
+          <w:b/>
+          <w:bCs/>
+        </w:rPr>
+        <w:t xml:space="preserve"> Ray-Marching &amp; Total-Body Voxel Grid </w:t>
+      </w:r>
+      <w:proofErr w:type="gramStart"/>
+      <w:r>
+        <w:rPr>
+          <w:b/>
+          <w:bCs/>
+        </w:rPr>
+        <w:t>Generation ]</w:t>
+      </w:r>
+      <w:proofErr w:type="gramEnd"/>
     </w:p>
     <w:p>
       <w:pPr>
@@ -4293,8 +4916,33 @@
           <w:b/>
           <w:bCs/>
         </w:rPr>
-        <w:t xml:space="preserve">    [ Real-Time 3D Lymphatic Mesh Generation ]</w:t>
-      </w:r>
+        <w:t xml:space="preserve">    </w:t>
+      </w:r>
+      <w:proofErr w:type="gramStart"/>
+      <w:r>
+        <w:rPr>
+          <w:b/>
+          <w:bCs/>
+        </w:rPr>
+        <w:t>[ Real</w:t>
+      </w:r>
+      <w:proofErr w:type="gramEnd"/>
+      <w:r>
+        <w:rPr>
+          <w:b/>
+          <w:bCs/>
+        </w:rPr>
+        <w:t xml:space="preserve">-Time 3D Lymphatic Mesh </w:t>
+      </w:r>
+      <w:proofErr w:type="gramStart"/>
+      <w:r>
+        <w:rPr>
+          <w:b/>
+          <w:bCs/>
+        </w:rPr>
+        <w:t>Generation ]</w:t>
+      </w:r>
+      <w:proofErr w:type="gramEnd"/>
     </w:p>
     <w:p>
       <w:pPr>
@@ -4346,8 +4994,33 @@
           <w:b/>
           <w:bCs/>
         </w:rPr>
-        <w:t xml:space="preserve"> [ Automated Volumetric Lymph-Treatment Velocity Tracking ]</w:t>
-      </w:r>
+        <w:t xml:space="preserve"> </w:t>
+      </w:r>
+      <w:proofErr w:type="gramStart"/>
+      <w:r>
+        <w:rPr>
+          <w:b/>
+          <w:bCs/>
+        </w:rPr>
+        <w:t>[ Automated</w:t>
+      </w:r>
+      <w:proofErr w:type="gramEnd"/>
+      <w:r>
+        <w:rPr>
+          <w:b/>
+          <w:bCs/>
+        </w:rPr>
+        <w:t xml:space="preserve"> Volumetric Lymph-Treatment Velocity </w:t>
+      </w:r>
+      <w:proofErr w:type="gramStart"/>
+      <w:r>
+        <w:rPr>
+          <w:b/>
+          <w:bCs/>
+        </w:rPr>
+        <w:t>Tracking ]</w:t>
+      </w:r>
+      <w:proofErr w:type="gramEnd"/>
     </w:p>
     <w:p>
       <w:pPr>
@@ -4379,7 +5052,15 @@
         <w:t>Multi-Modal Ingestion:</w:t>
       </w:r>
       <w:r>
-        <w:t xml:space="preserve"> The architecture co-registers high-resolution Carestream radiographs detailing bone structures with GE Medical T2-weighted Dixon sequences to isolate fat-water phase boundaries within the glands [</w:t>
+        <w:t xml:space="preserve"> The architecture co-registers high-resolution Carestream radiographs detailing bone structures with GE Medical T2-</w:t>
+      </w:r>
+      <w:proofErr w:type="gramStart"/>
+      <w:r>
+        <w:t>weighted</w:t>
+      </w:r>
+      <w:proofErr w:type="gramEnd"/>
+      <w:r>
+        <w:t xml:space="preserve"> Dixon sequences to isolate fat-water phase boundaries within the glands [</w:t>
       </w:r>
       <w:proofErr w:type="spellStart"/>
       <w:r>
@@ -5445,7 +6126,31 @@
           </w:tcPr>
           <w:p>
             <w:r>
-              <w:t>High Diffusion (\(&gt; 2.0 \times 10^{-3} \text{ mm}^2/\text{s}\))</w:t>
+              <w:t>High Diffusion (</w:t>
+            </w:r>
+            <w:proofErr w:type="gramStart"/>
+            <w:r>
+              <w:t>\(</w:t>
+            </w:r>
+            <w:proofErr w:type="gramEnd"/>
+            <w:r>
+              <w:t>&gt; 2.0 \times 10</w:t>
+            </w:r>
+            <w:proofErr w:type="gramStart"/>
+            <w:r>
+              <w:t>^{</w:t>
+            </w:r>
+            <w:proofErr w:type="gramEnd"/>
+            <w:r>
+              <w:t>-3} \</w:t>
+            </w:r>
+            <w:proofErr w:type="gramStart"/>
+            <w:r>
+              <w:t>text{ mm</w:t>
+            </w:r>
+            <w:proofErr w:type="gramEnd"/>
+            <w:r>
+              <w:t>}^2/\text{s}\))</w:t>
             </w:r>
           </w:p>
         </w:tc>
@@ -5537,7 +6242,55 @@
                 <w:b/>
                 <w:bCs/>
               </w:rPr>
-              <w:t>Restricted Diffusion (\(&lt; 0.7 \times 10^{-3} \text{ mm}^2/\text{s}\))</w:t>
+              <w:t>Restricted Diffusion (</w:t>
+            </w:r>
+            <w:proofErr w:type="gramStart"/>
+            <w:r>
+              <w:rPr>
+                <w:b/>
+                <w:bCs/>
+              </w:rPr>
+              <w:t>\(</w:t>
+            </w:r>
+            <w:proofErr w:type="gramEnd"/>
+            <w:r>
+              <w:rPr>
+                <w:b/>
+                <w:bCs/>
+              </w:rPr>
+              <w:t>&lt; 0.7 \times 10</w:t>
+            </w:r>
+            <w:proofErr w:type="gramStart"/>
+            <w:r>
+              <w:rPr>
+                <w:b/>
+                <w:bCs/>
+              </w:rPr>
+              <w:t>^{</w:t>
+            </w:r>
+            <w:proofErr w:type="gramEnd"/>
+            <w:r>
+              <w:rPr>
+                <w:b/>
+                <w:bCs/>
+              </w:rPr>
+              <w:t>-3} \</w:t>
+            </w:r>
+            <w:proofErr w:type="gramStart"/>
+            <w:r>
+              <w:rPr>
+                <w:b/>
+                <w:bCs/>
+              </w:rPr>
+              <w:t>text{ mm</w:t>
+            </w:r>
+            <w:proofErr w:type="gramEnd"/>
+            <w:r>
+              <w:rPr>
+                <w:b/>
+                <w:bCs/>
+              </w:rPr>
+              <w:t>}^2/\text{s}\))</w:t>
             </w:r>
           </w:p>
         </w:tc>
@@ -5703,24 +6456,29 @@
     </w:p>
     <w:p/>
     <w:p>
+      <w:proofErr w:type="gramStart"/>
+      <w:r>
+        <w:t>import</w:t>
+      </w:r>
+      <w:proofErr w:type="gramEnd"/>
+      <w:r>
+        <w:t xml:space="preserve"> </w:t>
+      </w:r>
+      <w:proofErr w:type="spellStart"/>
+      <w:r>
+        <w:t>numpy</w:t>
+      </w:r>
+      <w:proofErr w:type="spellEnd"/>
+      <w:r>
+        <w:t xml:space="preserve"> as np</w:t>
+      </w:r>
+    </w:p>
+    <w:p>
       <w:r>
         <w:t xml:space="preserve">import </w:t>
       </w:r>
       <w:proofErr w:type="spellStart"/>
       <w:r>
-        <w:t>numpy</w:t>
-      </w:r>
-      <w:proofErr w:type="spellEnd"/>
-      <w:r>
-        <w:t xml:space="preserve"> as np</w:t>
-      </w:r>
-    </w:p>
-    <w:p>
-      <w:r>
-        <w:t xml:space="preserve">import </w:t>
-      </w:r>
-      <w:proofErr w:type="spellStart"/>
-      <w:r>
         <w:t>pydicom</w:t>
       </w:r>
       <w:proofErr w:type="spellEnd"/>
@@ -5749,7 +6507,15 @@
       </w:r>
       <w:proofErr w:type="spellEnd"/>
       <w:r>
-        <w:t xml:space="preserve">__(self, </w:t>
+        <w:t>_</w:t>
+      </w:r>
+      <w:proofErr w:type="gramStart"/>
+      <w:r>
+        <w:t>_(</w:t>
+      </w:r>
+      <w:proofErr w:type="gramEnd"/>
+      <w:r>
+        <w:t xml:space="preserve">self, </w:t>
       </w:r>
       <w:proofErr w:type="spellStart"/>
       <w:r>
@@ -5760,10 +6526,12 @@
         <w:t xml:space="preserve">: </w:t>
       </w:r>
       <w:proofErr w:type="spellStart"/>
+      <w:proofErr w:type="gramStart"/>
       <w:r>
         <w:t>np.ndarray</w:t>
       </w:r>
       <w:proofErr w:type="spellEnd"/>
+      <w:proofErr w:type="gramEnd"/>
       <w:r>
         <w:t xml:space="preserve">, </w:t>
       </w:r>
@@ -5786,20 +6554,35 @@
         <w:t xml:space="preserve">        </w:t>
       </w:r>
       <w:proofErr w:type="spellStart"/>
+      <w:proofErr w:type="gramStart"/>
       <w:r>
         <w:t>self.grid</w:t>
       </w:r>
       <w:proofErr w:type="spellEnd"/>
+      <w:proofErr w:type="gramEnd"/>
       <w:r>
         <w:t xml:space="preserve"> = </w:t>
       </w:r>
       <w:proofErr w:type="spellStart"/>
       <w:r>
-        <w:t>pelvic_voxel_grid.astype</w:t>
-      </w:r>
-      <w:proofErr w:type="spellEnd"/>
-      <w:r>
-        <w:t>(np.float32)</w:t>
+        <w:t>pelvic_voxel_</w:t>
+      </w:r>
+      <w:proofErr w:type="gramStart"/>
+      <w:r>
+        <w:t>grid.astype</w:t>
+      </w:r>
+      <w:proofErr w:type="spellEnd"/>
+      <w:proofErr w:type="gramEnd"/>
+      <w:r>
+        <w:t>(</w:t>
+      </w:r>
+      <w:proofErr w:type="gramStart"/>
+      <w:r>
+        <w:t>np.float</w:t>
+      </w:r>
+      <w:proofErr w:type="gramEnd"/>
+      <w:r>
+        <w:t>32)</w:t>
       </w:r>
     </w:p>
     <w:p>
@@ -5807,10 +6590,12 @@
         <w:t xml:space="preserve">        </w:t>
       </w:r>
       <w:proofErr w:type="spellStart"/>
+      <w:proofErr w:type="gramStart"/>
       <w:r>
         <w:t>self.dx</w:t>
       </w:r>
       <w:proofErr w:type="spellEnd"/>
+      <w:proofErr w:type="gramEnd"/>
       <w:r>
         <w:t xml:space="preserve">, </w:t>
       </w:r>
@@ -5833,32 +6618,43 @@
         <w:t xml:space="preserve">        </w:t>
       </w:r>
       <w:proofErr w:type="spellStart"/>
+      <w:proofErr w:type="gramStart"/>
       <w:r>
         <w:t>self.depth</w:t>
       </w:r>
       <w:proofErr w:type="spellEnd"/>
+      <w:proofErr w:type="gramEnd"/>
       <w:r>
         <w:t xml:space="preserve">, </w:t>
       </w:r>
       <w:proofErr w:type="spellStart"/>
+      <w:proofErr w:type="gramStart"/>
       <w:r>
         <w:t>self.height</w:t>
       </w:r>
       <w:proofErr w:type="spellEnd"/>
+      <w:proofErr w:type="gramEnd"/>
       <w:r>
         <w:t xml:space="preserve">, </w:t>
       </w:r>
       <w:proofErr w:type="spellStart"/>
+      <w:proofErr w:type="gramStart"/>
       <w:r>
         <w:t>self.width</w:t>
       </w:r>
       <w:proofErr w:type="spellEnd"/>
+      <w:proofErr w:type="gramEnd"/>
       <w:r>
         <w:t xml:space="preserve"> = </w:t>
       </w:r>
       <w:proofErr w:type="spellStart"/>
-      <w:r>
-        <w:t>self.grid.shape</w:t>
+      <w:proofErr w:type="gramStart"/>
+      <w:r>
+        <w:t>self.grid</w:t>
+      </w:r>
+      <w:proofErr w:type="gramEnd"/>
+      <w:r>
+        <w:t>.shape</w:t>
       </w:r>
       <w:proofErr w:type="spellEnd"/>
     </w:p>
@@ -5894,18 +6690,22 @@
         <w:t xml:space="preserve"> = </w:t>
       </w:r>
       <w:proofErr w:type="spellStart"/>
+      <w:proofErr w:type="gramStart"/>
       <w:r>
         <w:t>np.gradient</w:t>
       </w:r>
       <w:proofErr w:type="spellEnd"/>
+      <w:proofErr w:type="gramEnd"/>
       <w:r>
         <w:t>(</w:t>
       </w:r>
       <w:proofErr w:type="spellStart"/>
+      <w:proofErr w:type="gramStart"/>
       <w:r>
         <w:t>self.grid</w:t>
       </w:r>
       <w:proofErr w:type="spellEnd"/>
+      <w:proofErr w:type="gramEnd"/>
       <w:r>
         <w:t>, axis=0) / self.dz</w:t>
       </w:r>
@@ -5923,18 +6723,22 @@
         <w:t xml:space="preserve"> = </w:t>
       </w:r>
       <w:proofErr w:type="spellStart"/>
+      <w:proofErr w:type="gramStart"/>
       <w:r>
         <w:t>np.gradient</w:t>
       </w:r>
       <w:proofErr w:type="spellEnd"/>
+      <w:proofErr w:type="gramEnd"/>
       <w:r>
         <w:t>(</w:t>
       </w:r>
       <w:proofErr w:type="spellStart"/>
+      <w:proofErr w:type="gramStart"/>
       <w:r>
         <w:t>self.grid</w:t>
       </w:r>
       <w:proofErr w:type="spellEnd"/>
+      <w:proofErr w:type="gramEnd"/>
       <w:r>
         <w:t xml:space="preserve">, axis=1) / </w:t>
       </w:r>
@@ -5957,26 +6761,32 @@
         <w:t xml:space="preserve"> = </w:t>
       </w:r>
       <w:proofErr w:type="spellStart"/>
+      <w:proofErr w:type="gramStart"/>
       <w:r>
         <w:t>np.gradient</w:t>
       </w:r>
       <w:proofErr w:type="spellEnd"/>
+      <w:proofErr w:type="gramEnd"/>
       <w:r>
         <w:t>(</w:t>
       </w:r>
       <w:proofErr w:type="spellStart"/>
+      <w:proofErr w:type="gramStart"/>
       <w:r>
         <w:t>self.grid</w:t>
       </w:r>
       <w:proofErr w:type="spellEnd"/>
+      <w:proofErr w:type="gramEnd"/>
       <w:r>
         <w:t xml:space="preserve">, axis=2) / </w:t>
       </w:r>
       <w:proofErr w:type="spellStart"/>
+      <w:proofErr w:type="gramStart"/>
       <w:r>
         <w:t>self.dx</w:t>
       </w:r>
       <w:proofErr w:type="spellEnd"/>
+      <w:proofErr w:type="gramEnd"/>
     </w:p>
     <w:p>
       <w:r>
@@ -6012,11 +6822,19 @@
       </w:r>
       <w:proofErr w:type="spellStart"/>
       <w:r>
-        <w:t>evaluate_realtime_density_shifts</w:t>
-      </w:r>
-      <w:proofErr w:type="spellEnd"/>
-      <w:r>
-        <w:t xml:space="preserve">(self, </w:t>
+        <w:t>evaluate_realtime_density_</w:t>
+      </w:r>
+      <w:proofErr w:type="gramStart"/>
+      <w:r>
+        <w:t>shifts</w:t>
+      </w:r>
+      <w:proofErr w:type="spellEnd"/>
+      <w:r>
+        <w:t>(</w:t>
+      </w:r>
+      <w:proofErr w:type="gramEnd"/>
+      <w:r>
+        <w:t xml:space="preserve">self, </w:t>
       </w:r>
       <w:proofErr w:type="spellStart"/>
       <w:r>
@@ -6027,10 +6845,12 @@
         <w:t xml:space="preserve">: </w:t>
       </w:r>
       <w:proofErr w:type="spellStart"/>
+      <w:proofErr w:type="gramStart"/>
       <w:r>
         <w:t>np.ndarray</w:t>
       </w:r>
       <w:proofErr w:type="spellEnd"/>
+      <w:proofErr w:type="gramEnd"/>
       <w:r>
         <w:t xml:space="preserve">, </w:t>
       </w:r>
@@ -6070,15 +6890,28 @@
       </w:r>
       <w:proofErr w:type="spellStart"/>
       <w:r>
-        <w:t>baseline_grid.shape</w:t>
-      </w:r>
-      <w:proofErr w:type="spellEnd"/>
-      <w:r>
-        <w:t xml:space="preserve"> != </w:t>
-      </w:r>
-      <w:proofErr w:type="spellStart"/>
-      <w:r>
-        <w:t>self.grid.shape</w:t>
+        <w:t>baseline_</w:t>
+      </w:r>
+      <w:proofErr w:type="gramStart"/>
+      <w:r>
+        <w:t>grid.shape</w:t>
+      </w:r>
+      <w:proofErr w:type="spellEnd"/>
+      <w:r>
+        <w:t xml:space="preserve"> !=</w:t>
+      </w:r>
+      <w:proofErr w:type="gramEnd"/>
+      <w:r>
+        <w:t xml:space="preserve"> </w:t>
+      </w:r>
+      <w:proofErr w:type="spellStart"/>
+      <w:proofErr w:type="gramStart"/>
+      <w:r>
+        <w:t>self.grid</w:t>
+      </w:r>
+      <w:proofErr w:type="gramEnd"/>
+      <w:r>
+        <w:t>.shape</w:t>
       </w:r>
       <w:proofErr w:type="spellEnd"/>
       <w:r>
@@ -6090,12 +6923,17 @@
         <w:t xml:space="preserve">            raise </w:t>
       </w:r>
       <w:proofErr w:type="spellStart"/>
+      <w:proofErr w:type="gramStart"/>
       <w:r>
         <w:t>ValueError</w:t>
       </w:r>
       <w:proofErr w:type="spellEnd"/>
       <w:r>
-        <w:t>("Dimensional mismatch across compared longitudinal 3D voxel arrays.")</w:t>
+        <w:t>(</w:t>
+      </w:r>
+      <w:proofErr w:type="gramEnd"/>
+      <w:r>
+        <w:t>"Dimensional mismatch across compared longitudinal 3D voxel arrays.")</w:t>
       </w:r>
     </w:p>
     <w:p/>
@@ -6112,20 +6950,35 @@
         <w:t xml:space="preserve"> = </w:t>
       </w:r>
       <w:proofErr w:type="spellStart"/>
+      <w:proofErr w:type="gramStart"/>
       <w:r>
         <w:t>self.grid</w:t>
       </w:r>
       <w:proofErr w:type="spellEnd"/>
+      <w:proofErr w:type="gramEnd"/>
       <w:r>
         <w:t xml:space="preserve"> - </w:t>
       </w:r>
       <w:proofErr w:type="spellStart"/>
       <w:r>
-        <w:t>baseline_grid.astype</w:t>
-      </w:r>
-      <w:proofErr w:type="spellEnd"/>
-      <w:r>
-        <w:t>(np.float32)</w:t>
+        <w:t>baseline_</w:t>
+      </w:r>
+      <w:proofErr w:type="gramStart"/>
+      <w:r>
+        <w:t>grid.astype</w:t>
+      </w:r>
+      <w:proofErr w:type="spellEnd"/>
+      <w:proofErr w:type="gramEnd"/>
+      <w:r>
+        <w:t>(</w:t>
+      </w:r>
+      <w:proofErr w:type="gramStart"/>
+      <w:r>
+        <w:t>np.float</w:t>
+      </w:r>
+      <w:proofErr w:type="gramEnd"/>
+      <w:r>
+        <w:t>32)</w:t>
       </w:r>
     </w:p>
     <w:p>
@@ -6157,12 +7010,25 @@
         <w:t xml:space="preserve"> = </w:t>
       </w:r>
       <w:proofErr w:type="spellStart"/>
-      <w:r>
-        <w:t>self.compute_multi_planar_gradients</w:t>
-      </w:r>
-      <w:proofErr w:type="spellEnd"/>
-      <w:r>
-        <w:t>()</w:t>
+      <w:proofErr w:type="gramStart"/>
+      <w:r>
+        <w:t>self.compute</w:t>
+      </w:r>
+      <w:proofErr w:type="gramEnd"/>
+      <w:r>
+        <w:t>_multi_planar_</w:t>
+      </w:r>
+      <w:proofErr w:type="gramStart"/>
+      <w:r>
+        <w:t>gradients</w:t>
+      </w:r>
+      <w:proofErr w:type="spellEnd"/>
+      <w:r>
+        <w:t>(</w:t>
+      </w:r>
+      <w:proofErr w:type="gramEnd"/>
+      <w:r>
+        <w:t>)</w:t>
       </w:r>
     </w:p>
     <w:p>
@@ -6183,10 +7049,12 @@
         <w:t xml:space="preserve"> = </w:t>
       </w:r>
       <w:proofErr w:type="spellStart"/>
+      <w:proofErr w:type="gramStart"/>
       <w:r>
         <w:t>np.gradient</w:t>
       </w:r>
       <w:proofErr w:type="spellEnd"/>
+      <w:proofErr w:type="gramEnd"/>
       <w:r>
         <w:t>(</w:t>
       </w:r>
@@ -6212,10 +7080,12 @@
         <w:t xml:space="preserve"> = </w:t>
       </w:r>
       <w:proofErr w:type="spellStart"/>
+      <w:proofErr w:type="gramStart"/>
       <w:r>
         <w:t>np.gradient</w:t>
       </w:r>
       <w:proofErr w:type="spellEnd"/>
+      <w:proofErr w:type="gramEnd"/>
       <w:r>
         <w:t>(</w:t>
       </w:r>
@@ -6246,10 +7116,12 @@
         <w:t xml:space="preserve"> = </w:t>
       </w:r>
       <w:proofErr w:type="spellStart"/>
+      <w:proofErr w:type="gramStart"/>
       <w:r>
         <w:t>np.gradient</w:t>
       </w:r>
       <w:proofErr w:type="spellEnd"/>
+      <w:proofErr w:type="gramEnd"/>
       <w:r>
         <w:t>(</w:t>
       </w:r>
@@ -6262,10 +7134,12 @@
         <w:t xml:space="preserve">, axis=2) / </w:t>
       </w:r>
       <w:proofErr w:type="spellStart"/>
+      <w:proofErr w:type="gramStart"/>
       <w:r>
         <w:t>self.dx</w:t>
       </w:r>
       <w:proofErr w:type="spellEnd"/>
+      <w:proofErr w:type="gramEnd"/>
     </w:p>
     <w:p>
       <w:r>
@@ -6327,10 +7201,12 @@
         <w:t xml:space="preserve"> &lt; -25.0) &amp; (</w:t>
       </w:r>
       <w:proofErr w:type="spellStart"/>
+      <w:proofErr w:type="gramStart"/>
       <w:r>
         <w:t>self.grid</w:t>
       </w:r>
       <w:proofErr w:type="spellEnd"/>
+      <w:proofErr w:type="gramEnd"/>
       <w:r>
         <w:t xml:space="preserve"> &lt; 200.0)</w:t>
       </w:r>
@@ -6350,18 +7226,25 @@
         <w:t xml:space="preserve">            "</w:t>
       </w:r>
       <w:proofErr w:type="spellStart"/>
-      <w:r>
-        <w:t>mean_global_shift</w:t>
+      <w:proofErr w:type="gramStart"/>
+      <w:r>
+        <w:t>mean</w:t>
+      </w:r>
+      <w:proofErr w:type="gramEnd"/>
+      <w:r>
+        <w:t>_global_shift</w:t>
       </w:r>
       <w:proofErr w:type="spellEnd"/>
       <w:r>
         <w:t>": float(</w:t>
       </w:r>
       <w:proofErr w:type="spellStart"/>
+      <w:proofErr w:type="gramStart"/>
       <w:r>
         <w:t>np.mean</w:t>
       </w:r>
       <w:proofErr w:type="spellEnd"/>
+      <w:proofErr w:type="gramEnd"/>
       <w:r>
         <w:t>(</w:t>
       </w:r>
@@ -6379,8 +7262,13 @@
         <w:t xml:space="preserve">            "</w:t>
       </w:r>
       <w:proofErr w:type="spellStart"/>
-      <w:r>
-        <w:t>peak_resorption_velocity</w:t>
+      <w:proofErr w:type="gramStart"/>
+      <w:r>
+        <w:t>peak</w:t>
+      </w:r>
+      <w:proofErr w:type="gramEnd"/>
+      <w:r>
+        <w:t>_resorption_velocity</w:t>
       </w:r>
       <w:proofErr w:type="spellEnd"/>
       <w:r>
@@ -6408,8 +7296,13 @@
         <w:t xml:space="preserve">            "</w:t>
       </w:r>
       <w:proofErr w:type="spellStart"/>
-      <w:r>
-        <w:t>marrow_depletion_voxels</w:t>
+      <w:proofErr w:type="gramStart"/>
+      <w:r>
+        <w:t>marrow</w:t>
+      </w:r>
+      <w:proofErr w:type="gramEnd"/>
+      <w:r>
+        <w:t>_depletion_voxels</w:t>
       </w:r>
       <w:proofErr w:type="spellEnd"/>
       <w:r>
@@ -6437,21 +7330,33 @@
         <w:t xml:space="preserve">            "</w:t>
       </w:r>
       <w:proofErr w:type="spellStart"/>
-      <w:r>
-        <w:t>directional_vectors</w:t>
-      </w:r>
-      <w:proofErr w:type="spellEnd"/>
+      <w:proofErr w:type="gramStart"/>
+      <w:r>
+        <w:t>directional</w:t>
+      </w:r>
+      <w:proofErr w:type="gramEnd"/>
+      <w:r>
+        <w:t>_vectors</w:t>
+      </w:r>
+      <w:proofErr w:type="spellEnd"/>
+      <w:proofErr w:type="gramStart"/>
       <w:r>
         <w:t>": {</w:t>
       </w:r>
+      <w:proofErr w:type="gramEnd"/>
     </w:p>
     <w:p>
       <w:r>
         <w:t xml:space="preserve">                "</w:t>
       </w:r>
       <w:proofErr w:type="spellStart"/>
-      <w:r>
-        <w:t>sagittal_x_leach</w:t>
+      <w:proofErr w:type="gramStart"/>
+      <w:r>
+        <w:t>sagittal</w:t>
+      </w:r>
+      <w:proofErr w:type="gramEnd"/>
+      <w:r>
+        <w:t>_x_leach</w:t>
       </w:r>
       <w:proofErr w:type="spellEnd"/>
       <w:r>
@@ -6483,11 +7388,19 @@
       </w:r>
       <w:proofErr w:type="spellStart"/>
       <w:r>
-        <w:t>calcium_depletion_mask</w:t>
-      </w:r>
-      <w:proofErr w:type="spellEnd"/>
-      <w:r>
-        <w:t>])),</w:t>
+        <w:t>calcium_depletion_</w:t>
+      </w:r>
+      <w:proofErr w:type="gramStart"/>
+      <w:r>
+        <w:t>mask</w:t>
+      </w:r>
+      <w:proofErr w:type="spellEnd"/>
+      <w:r>
+        <w:t>])</w:t>
+      </w:r>
+      <w:proofErr w:type="gramEnd"/>
+      <w:r>
+        <w:t>),</w:t>
       </w:r>
     </w:p>
     <w:p>
@@ -6495,8 +7408,13 @@
         <w:t xml:space="preserve">                "</w:t>
       </w:r>
       <w:proofErr w:type="spellStart"/>
-      <w:r>
-        <w:t>coronal_y_leach</w:t>
+      <w:proofErr w:type="gramStart"/>
+      <w:r>
+        <w:t>coronal</w:t>
+      </w:r>
+      <w:proofErr w:type="gramEnd"/>
+      <w:r>
+        <w:t>_y_leach</w:t>
       </w:r>
       <w:proofErr w:type="spellEnd"/>
       <w:r>
@@ -6528,11 +7446,19 @@
       </w:r>
       <w:proofErr w:type="spellStart"/>
       <w:r>
-        <w:t>calcium_depletion_mask</w:t>
-      </w:r>
-      <w:proofErr w:type="spellEnd"/>
-      <w:r>
-        <w:t>])),</w:t>
+        <w:t>calcium_depletion_</w:t>
+      </w:r>
+      <w:proofErr w:type="gramStart"/>
+      <w:r>
+        <w:t>mask</w:t>
+      </w:r>
+      <w:proofErr w:type="spellEnd"/>
+      <w:r>
+        <w:t>])</w:t>
+      </w:r>
+      <w:proofErr w:type="gramEnd"/>
+      <w:r>
+        <w:t>),</w:t>
       </w:r>
     </w:p>
     <w:p>
@@ -6541,8 +7467,13 @@
         <w:t xml:space="preserve">                "</w:t>
       </w:r>
       <w:proofErr w:type="spellStart"/>
-      <w:r>
-        <w:t>axial_z_leach</w:t>
+      <w:proofErr w:type="gramStart"/>
+      <w:r>
+        <w:t>axial</w:t>
+      </w:r>
+      <w:proofErr w:type="gramEnd"/>
+      <w:r>
+        <w:t>_z_leach</w:t>
       </w:r>
       <w:proofErr w:type="spellEnd"/>
       <w:r>
@@ -6591,12 +7522,21 @@
         <w:t xml:space="preserve">            "</w:t>
       </w:r>
       <w:proofErr w:type="spellStart"/>
-      <w:r>
-        <w:t>net_skeletal_flux</w:t>
-      </w:r>
-      <w:proofErr w:type="spellEnd"/>
-      <w:r>
-        <w:t>": float(</w:t>
+      <w:proofErr w:type="gramStart"/>
+      <w:r>
+        <w:t>net</w:t>
+      </w:r>
+      <w:proofErr w:type="gramEnd"/>
+      <w:r>
+        <w:t>_skeletal_flux</w:t>
+      </w:r>
+      <w:proofErr w:type="spellEnd"/>
+      <w:r>
+        <w:t xml:space="preserve">": </w:t>
+      </w:r>
+      <w:proofErr w:type="gramStart"/>
+      <w:r>
+        <w:t>float(</w:t>
       </w:r>
       <w:proofErr w:type="spellStart"/>
       <w:r>
@@ -6607,6 +7547,7 @@
         <w:t>(</w:t>
       </w:r>
       <w:proofErr w:type="spellStart"/>
+      <w:proofErr w:type="gramEnd"/>
       <w:r>
         <w:t>diffusion_coefficient</w:t>
       </w:r>
@@ -7175,7 +8116,15 @@
     </w:p>
     <w:p>
       <w:r>
-        <w:t>Volume XI establishes the final, master framework that unifies fascial tensile planes with intraosseous marrow pressures [</w:t>
+        <w:t xml:space="preserve">Volume XI establishes the </w:t>
+      </w:r>
+      <w:proofErr w:type="gramStart"/>
+      <w:r>
+        <w:t>final,</w:t>
+      </w:r>
+      <w:proofErr w:type="gramEnd"/>
+      <w:r>
+        <w:t xml:space="preserve"> master framework that unifies fascial tensile planes with intraosseous marrow pressures [</w:t>
       </w:r>
       <w:proofErr w:type="spellStart"/>
       <w:r>
@@ -7199,8 +8148,33 @@
           <w:b/>
           <w:bCs/>
         </w:rPr>
-        <w:t xml:space="preserve">                      [ Volume XI: Fascial-Skeletal Core ]</w:t>
-      </w:r>
+        <w:t xml:space="preserve">                      </w:t>
+      </w:r>
+      <w:proofErr w:type="gramStart"/>
+      <w:r>
+        <w:rPr>
+          <w:b/>
+          <w:bCs/>
+        </w:rPr>
+        <w:t>[ Volume</w:t>
+      </w:r>
+      <w:proofErr w:type="gramEnd"/>
+      <w:r>
+        <w:rPr>
+          <w:b/>
+          <w:bCs/>
+        </w:rPr>
+        <w:t xml:space="preserve"> XI: Fascial-Skeletal </w:t>
+      </w:r>
+      <w:proofErr w:type="gramStart"/>
+      <w:r>
+        <w:rPr>
+          <w:b/>
+          <w:bCs/>
+        </w:rPr>
+        <w:t>Core ]</w:t>
+      </w:r>
+      <w:proofErr w:type="gramEnd"/>
     </w:p>
     <w:p>
       <w:pPr>
@@ -7308,13 +8282,95 @@
           <w:bCs/>
         </w:rPr>
       </w:pPr>
-      <w:r>
-        <w:rPr>
-          <w:b/>
-          <w:bCs/>
-        </w:rPr>
-        <w:t>[ Volume II: Craniofacial ]   [ Volume IV: Prostatic CSF ]   [ Volumes V/VI: Pelvic Marrow ]</w:t>
-      </w:r>
+      <w:proofErr w:type="gramStart"/>
+      <w:r>
+        <w:rPr>
+          <w:b/>
+          <w:bCs/>
+        </w:rPr>
+        <w:t>[ Volume</w:t>
+      </w:r>
+      <w:proofErr w:type="gramEnd"/>
+      <w:r>
+        <w:rPr>
+          <w:b/>
+          <w:bCs/>
+        </w:rPr>
+        <w:t xml:space="preserve"> II: </w:t>
+      </w:r>
+      <w:proofErr w:type="gramStart"/>
+      <w:r>
+        <w:rPr>
+          <w:b/>
+          <w:bCs/>
+        </w:rPr>
+        <w:t>Craniofacial ]</w:t>
+      </w:r>
+      <w:proofErr w:type="gramEnd"/>
+      <w:r>
+        <w:rPr>
+          <w:b/>
+          <w:bCs/>
+        </w:rPr>
+        <w:t xml:space="preserve">   </w:t>
+      </w:r>
+      <w:proofErr w:type="gramStart"/>
+      <w:r>
+        <w:rPr>
+          <w:b/>
+          <w:bCs/>
+        </w:rPr>
+        <w:t>[ Volume</w:t>
+      </w:r>
+      <w:proofErr w:type="gramEnd"/>
+      <w:r>
+        <w:rPr>
+          <w:b/>
+          <w:bCs/>
+        </w:rPr>
+        <w:t xml:space="preserve"> IV: Prostatic </w:t>
+      </w:r>
+      <w:proofErr w:type="gramStart"/>
+      <w:r>
+        <w:rPr>
+          <w:b/>
+          <w:bCs/>
+        </w:rPr>
+        <w:t>CSF ]</w:t>
+      </w:r>
+      <w:proofErr w:type="gramEnd"/>
+      <w:r>
+        <w:rPr>
+          <w:b/>
+          <w:bCs/>
+        </w:rPr>
+        <w:t xml:space="preserve">   </w:t>
+      </w:r>
+      <w:proofErr w:type="gramStart"/>
+      <w:r>
+        <w:rPr>
+          <w:b/>
+          <w:bCs/>
+        </w:rPr>
+        <w:t>[ Volumes</w:t>
+      </w:r>
+      <w:proofErr w:type="gramEnd"/>
+      <w:r>
+        <w:rPr>
+          <w:b/>
+          <w:bCs/>
+        </w:rPr>
+        <w:t xml:space="preserve"> V/VI: Pelvic </w:t>
+      </w:r>
+      <w:proofErr w:type="gramStart"/>
+      <w:r>
+        <w:rPr>
+          <w:b/>
+          <w:bCs/>
+        </w:rPr>
+        <w:t>Marrow ]</w:t>
+      </w:r>
+      <w:proofErr w:type="gramEnd"/>
     </w:p>
     <w:p>
       <w:pPr>
@@ -7442,8 +8498,33 @@
           <w:b/>
           <w:bCs/>
         </w:rPr>
-        <w:t xml:space="preserve">                     [ Global Systemic Sepsis Loop ]</w:t>
-      </w:r>
+        <w:t xml:space="preserve">                     </w:t>
+      </w:r>
+      <w:proofErr w:type="gramStart"/>
+      <w:r>
+        <w:rPr>
+          <w:b/>
+          <w:bCs/>
+        </w:rPr>
+        <w:t>[ Global</w:t>
+      </w:r>
+      <w:proofErr w:type="gramEnd"/>
+      <w:r>
+        <w:rPr>
+          <w:b/>
+          <w:bCs/>
+        </w:rPr>
+        <w:t xml:space="preserve"> Systemic Sepsis </w:t>
+      </w:r>
+      <w:proofErr w:type="gramStart"/>
+      <w:r>
+        <w:rPr>
+          <w:b/>
+          <w:bCs/>
+        </w:rPr>
+        <w:t>Loop ]</w:t>
+      </w:r>
+      <w:proofErr w:type="gramEnd"/>
     </w:p>
     <w:p>
       <w:pPr>
@@ -7495,8 +8576,33 @@
           <w:b/>
           <w:bCs/>
         </w:rPr>
-        <w:t xml:space="preserve">                    [ Bone Marrow / Calcium Depletion ]</w:t>
-      </w:r>
+        <w:t xml:space="preserve">                    </w:t>
+      </w:r>
+      <w:proofErr w:type="gramStart"/>
+      <w:r>
+        <w:rPr>
+          <w:b/>
+          <w:bCs/>
+        </w:rPr>
+        <w:t>[ Bone</w:t>
+      </w:r>
+      <w:proofErr w:type="gramEnd"/>
+      <w:r>
+        <w:rPr>
+          <w:b/>
+          <w:bCs/>
+        </w:rPr>
+        <w:t xml:space="preserve"> Marrow / Calcium </w:t>
+      </w:r>
+      <w:proofErr w:type="gramStart"/>
+      <w:r>
+        <w:rPr>
+          <w:b/>
+          <w:bCs/>
+        </w:rPr>
+        <w:t>Depletion ]</w:t>
+      </w:r>
+      <w:proofErr w:type="gramEnd"/>
     </w:p>
     <w:p>
       <w:pPr>
@@ -8122,7 +9228,23 @@
                 <w:b/>
                 <w:bCs/>
               </w:rPr>
-              <w:t>Serum Potassium (\(K^{+}\))</w:t>
+              <w:t>Serum Potassium (\(K</w:t>
+            </w:r>
+            <w:proofErr w:type="gramStart"/>
+            <w:r>
+              <w:rPr>
+                <w:b/>
+                <w:bCs/>
+              </w:rPr>
+              <w:t>^{+}\</w:t>
+            </w:r>
+            <w:proofErr w:type="gramEnd"/>
+            <w:r>
+              <w:rPr>
+                <w:b/>
+                <w:bCs/>
+              </w:rPr>
+              <w:t>))</w:t>
             </w:r>
           </w:p>
         </w:tc>
@@ -9388,8 +10510,17 @@
           <w:b/>
           <w:bCs/>
         </w:rPr>
-        <w:t xml:space="preserve">     [ Localized Clearance of Intraosseous Vesicle Mesh ]</w:t>
-      </w:r>
+        <w:t xml:space="preserve">     [ Localized Clearance of Intraosseous Vesicle </w:t>
+      </w:r>
+      <w:proofErr w:type="gramStart"/>
+      <w:r>
+        <w:rPr>
+          <w:b/>
+          <w:bCs/>
+        </w:rPr>
+        <w:t>Mesh ]</w:t>
+      </w:r>
+      <w:proofErr w:type="gramEnd"/>
     </w:p>
     <w:p>
       <w:pPr>
@@ -9441,8 +10572,33 @@
           <w:b/>
           <w:bCs/>
         </w:rPr>
-        <w:t xml:space="preserve">      [ Implantation of Bio-Synthetic HUES-OS Matrix ]</w:t>
-      </w:r>
+        <w:t xml:space="preserve">      </w:t>
+      </w:r>
+      <w:proofErr w:type="gramStart"/>
+      <w:r>
+        <w:rPr>
+          <w:b/>
+          <w:bCs/>
+        </w:rPr>
+        <w:t>[ Implantation</w:t>
+      </w:r>
+      <w:proofErr w:type="gramEnd"/>
+      <w:r>
+        <w:rPr>
+          <w:b/>
+          <w:bCs/>
+        </w:rPr>
+        <w:t xml:space="preserve"> of Bio-Synthetic HUES-OS </w:t>
+      </w:r>
+      <w:proofErr w:type="gramStart"/>
+      <w:r>
+        <w:rPr>
+          <w:b/>
+          <w:bCs/>
+        </w:rPr>
+        <w:t>Matrix ]</w:t>
+      </w:r>
+      <w:proofErr w:type="gramEnd"/>
     </w:p>
     <w:p>
       <w:pPr>
@@ -9540,8 +10696,49 @@
           <w:b/>
           <w:bCs/>
         </w:rPr>
-        <w:t>[ Capillary Ingrowth ]                     [ Native Stem Cell Nesting ]</w:t>
-      </w:r>
+        <w:t xml:space="preserve">[ Capillary </w:t>
+      </w:r>
+      <w:proofErr w:type="gramStart"/>
+      <w:r>
+        <w:rPr>
+          <w:b/>
+          <w:bCs/>
+        </w:rPr>
+        <w:t>Ingrowth ]</w:t>
+      </w:r>
+      <w:proofErr w:type="gramEnd"/>
+      <w:r>
+        <w:rPr>
+          <w:b/>
+          <w:bCs/>
+        </w:rPr>
+        <w:t xml:space="preserve">                  </w:t>
+      </w:r>
+      <w:proofErr w:type="gramStart"/>
+      <w:r>
+        <w:rPr>
+          <w:b/>
+          <w:bCs/>
+        </w:rPr>
+        <w:t xml:space="preserve">   [</w:t>
+      </w:r>
+      <w:proofErr w:type="gramEnd"/>
+      <w:r>
+        <w:rPr>
+          <w:b/>
+          <w:bCs/>
+        </w:rPr>
+        <w:t xml:space="preserve"> Native Stem Cell </w:t>
+      </w:r>
+      <w:proofErr w:type="gramStart"/>
+      <w:r>
+        <w:rPr>
+          <w:b/>
+          <w:bCs/>
+        </w:rPr>
+        <w:t>Nesting ]</w:t>
+      </w:r>
+      <w:proofErr w:type="gramEnd"/>
     </w:p>
     <w:p>
       <w:pPr>
@@ -9623,8 +10820,33 @@
           <w:b/>
           <w:bCs/>
         </w:rPr>
-        <w:t xml:space="preserve">     [ Total Restoration of Hematopoiesis &amp; Bone Granulation ]</w:t>
-      </w:r>
+        <w:t xml:space="preserve">     </w:t>
+      </w:r>
+      <w:proofErr w:type="gramStart"/>
+      <w:r>
+        <w:rPr>
+          <w:b/>
+          <w:bCs/>
+        </w:rPr>
+        <w:t>[ Total</w:t>
+      </w:r>
+      <w:proofErr w:type="gramEnd"/>
+      <w:r>
+        <w:rPr>
+          <w:b/>
+          <w:bCs/>
+        </w:rPr>
+        <w:t xml:space="preserve"> Restoration of Hematopoiesis &amp; Bone </w:t>
+      </w:r>
+      <w:proofErr w:type="gramStart"/>
+      <w:r>
+        <w:rPr>
+          <w:b/>
+          <w:bCs/>
+        </w:rPr>
+        <w:t>Granulation ]</w:t>
+      </w:r>
+      <w:proofErr w:type="gramEnd"/>
     </w:p>
     <w:p>
       <w:pPr>
@@ -9849,24 +11071,57 @@
     </w:p>
     <w:p>
       <w:r>
-        <w:t>When pharmaceutical-grade acetone interfaces with hardened black tartar or calcified plaque, the mineral structure undergo an immediate alkaline degradation, melting into a soft, gelatinous white precipitate ("meltdown salts") that can be cleanly expressed from host dental frameworks.</w:t>
-      </w:r>
-    </w:p>
-    <w:p/>
-    <w:p>
-      <w:pPr>
-        <w:rPr>
-          <w:b/>
-          <w:bCs/>
-        </w:rPr>
-      </w:pPr>
-      <w:r>
-        <w:rPr>
-          <w:b/>
-          <w:bCs/>
-        </w:rPr>
-        <w:t xml:space="preserve">           [ Hardened Black Tartar / Plaque Matrix ]</w:t>
-      </w:r>
+        <w:t xml:space="preserve">When pharmaceutical-grade acetone interfaces with hardened black tartar or calcified plaque, the mineral structure </w:t>
+      </w:r>
+      <w:proofErr w:type="gramStart"/>
+      <w:r>
+        <w:t>undergo</w:t>
+      </w:r>
+      <w:proofErr w:type="gramEnd"/>
+      <w:r>
+        <w:t xml:space="preserve"> an immediate alkaline degradation, melting into a soft, gelatinous white precipitate ("meltdown salts") that can be cleanly expressed from host dental frameworks.</w:t>
+      </w:r>
+    </w:p>
+    <w:p/>
+    <w:p>
+      <w:pPr>
+        <w:rPr>
+          <w:b/>
+          <w:bCs/>
+        </w:rPr>
+      </w:pPr>
+      <w:r>
+        <w:rPr>
+          <w:b/>
+          <w:bCs/>
+        </w:rPr>
+        <w:t xml:space="preserve">           </w:t>
+      </w:r>
+      <w:proofErr w:type="gramStart"/>
+      <w:r>
+        <w:rPr>
+          <w:b/>
+          <w:bCs/>
+        </w:rPr>
+        <w:t>[ Hardened</w:t>
+      </w:r>
+      <w:proofErr w:type="gramEnd"/>
+      <w:r>
+        <w:rPr>
+          <w:b/>
+          <w:bCs/>
+        </w:rPr>
+        <w:t xml:space="preserve"> Black Tartar / Plaque </w:t>
+      </w:r>
+      <w:proofErr w:type="gramStart"/>
+      <w:r>
+        <w:rPr>
+          <w:b/>
+          <w:bCs/>
+        </w:rPr>
+        <w:t>Matrix ]</w:t>
+      </w:r>
+      <w:proofErr w:type="gramEnd"/>
     </w:p>
     <w:p>
       <w:pPr>
@@ -9925,8 +11180,33 @@
           <w:b/>
           <w:bCs/>
         </w:rPr>
-        <w:t xml:space="preserve">         [ Controlled 100% Acetone Solvent Saturation ]</w:t>
-      </w:r>
+        <w:t xml:space="preserve">         </w:t>
+      </w:r>
+      <w:proofErr w:type="gramStart"/>
+      <w:r>
+        <w:rPr>
+          <w:b/>
+          <w:bCs/>
+        </w:rPr>
+        <w:t>[ Controlled</w:t>
+      </w:r>
+      <w:proofErr w:type="gramEnd"/>
+      <w:r>
+        <w:rPr>
+          <w:b/>
+          <w:bCs/>
+        </w:rPr>
+        <w:t xml:space="preserve"> 100% Acetone Solvent </w:t>
+      </w:r>
+      <w:proofErr w:type="gramStart"/>
+      <w:r>
+        <w:rPr>
+          <w:b/>
+          <w:bCs/>
+        </w:rPr>
+        <w:t>Saturation ]</w:t>
+      </w:r>
+      <w:proofErr w:type="gramEnd"/>
     </w:p>
     <w:p>
       <w:pPr>
@@ -10024,8 +11304,49 @@
           <w:b/>
           <w:bCs/>
         </w:rPr>
-        <w:t>[ Alkaline Degradation / Meltdown ]          [ Target-Specific Scraping ]</w:t>
-      </w:r>
+        <w:t xml:space="preserve">[ Alkaline Degradation / </w:t>
+      </w:r>
+      <w:proofErr w:type="gramStart"/>
+      <w:r>
+        <w:rPr>
+          <w:b/>
+          <w:bCs/>
+        </w:rPr>
+        <w:t>Meltdown ]</w:t>
+      </w:r>
+      <w:proofErr w:type="gramEnd"/>
+      <w:r>
+        <w:rPr>
+          <w:b/>
+          <w:bCs/>
+        </w:rPr>
+        <w:t xml:space="preserve">       </w:t>
+      </w:r>
+      <w:proofErr w:type="gramStart"/>
+      <w:r>
+        <w:rPr>
+          <w:b/>
+          <w:bCs/>
+        </w:rPr>
+        <w:t xml:space="preserve">   [</w:t>
+      </w:r>
+      <w:proofErr w:type="gramEnd"/>
+      <w:r>
+        <w:rPr>
+          <w:b/>
+          <w:bCs/>
+        </w:rPr>
+        <w:t xml:space="preserve"> Target-Specific </w:t>
+      </w:r>
+      <w:proofErr w:type="gramStart"/>
+      <w:r>
+        <w:rPr>
+          <w:b/>
+          <w:bCs/>
+        </w:rPr>
+        <w:t>Scraping ]</w:t>
+      </w:r>
+      <w:proofErr w:type="gramEnd"/>
     </w:p>
     <w:p>
       <w:pPr>
@@ -10138,8 +11459,33 @@
           <w:b/>
           <w:bCs/>
         </w:rPr>
-        <w:t xml:space="preserve">        [ Post-Debridement Stabilization &amp; Re-Mineralization ]</w:t>
-      </w:r>
+        <w:t xml:space="preserve">        </w:t>
+      </w:r>
+      <w:proofErr w:type="gramStart"/>
+      <w:r>
+        <w:rPr>
+          <w:b/>
+          <w:bCs/>
+        </w:rPr>
+        <w:t>[ Post</w:t>
+      </w:r>
+      <w:proofErr w:type="gramEnd"/>
+      <w:r>
+        <w:rPr>
+          <w:b/>
+          <w:bCs/>
+        </w:rPr>
+        <w:t>-Debridement Stabilization &amp; Re-</w:t>
+      </w:r>
+      <w:proofErr w:type="gramStart"/>
+      <w:r>
+        <w:rPr>
+          <w:b/>
+          <w:bCs/>
+        </w:rPr>
+        <w:t>Mineralization ]</w:t>
+      </w:r>
+      <w:proofErr w:type="gramEnd"/>
     </w:p>
     <w:p>
       <w:pPr>
@@ -10415,8 +11761,21 @@
     <w:p/>
     <w:p>
       <w:r>
-        <w:t xml:space="preserve">       [ Vitamin-Induced Fascial Saturation ]</w:t>
-      </w:r>
+        <w:t xml:space="preserve">       </w:t>
+      </w:r>
+      <w:proofErr w:type="gramStart"/>
+      <w:r>
+        <w:t>[ Vitamin</w:t>
+      </w:r>
+      <w:proofErr w:type="gramEnd"/>
+      <w:r>
+        <w:t xml:space="preserve">-Induced Fascial </w:t>
+      </w:r>
+      <w:proofErr w:type="gramStart"/>
+      <w:r>
+        <w:t>Saturation ]</w:t>
+      </w:r>
+      <w:proofErr w:type="gramEnd"/>
     </w:p>
     <w:p>
       <w:r>
@@ -10436,8 +11795,21 @@
     </w:p>
     <w:p>
       <w:r>
-        <w:t xml:space="preserve">       [ Mass Detachment &amp; Rectal / Urinary Egress ]</w:t>
-      </w:r>
+        <w:t xml:space="preserve">       </w:t>
+      </w:r>
+      <w:proofErr w:type="gramStart"/>
+      <w:r>
+        <w:t>[ Mass</w:t>
+      </w:r>
+      <w:proofErr w:type="gramEnd"/>
+      <w:r>
+        <w:t xml:space="preserve"> Detachment &amp; Rectal / Urinary </w:t>
+      </w:r>
+      <w:proofErr w:type="gramStart"/>
+      <w:r>
+        <w:t>Egress ]</w:t>
+      </w:r>
+      <w:proofErr w:type="gramEnd"/>
     </w:p>
     <w:p>
       <w:r>
@@ -10457,8 +11829,21 @@
     </w:p>
     <w:p>
       <w:r>
-        <w:t xml:space="preserve"> [ Direct Catch into Patient-Managed Bedside Waste Bin ]</w:t>
-      </w:r>
+        <w:t xml:space="preserve"> </w:t>
+      </w:r>
+      <w:proofErr w:type="gramStart"/>
+      <w:r>
+        <w:t>[ Direct</w:t>
+      </w:r>
+      <w:proofErr w:type="gramEnd"/>
+      <w:r>
+        <w:t xml:space="preserve"> Catch into Patient-Managed Bedside Waste </w:t>
+      </w:r>
+      <w:proofErr w:type="gramStart"/>
+      <w:r>
+        <w:t>Bin ]</w:t>
+      </w:r>
+      <w:proofErr w:type="gramEnd"/>
     </w:p>
     <w:p>
       <w:r>
@@ -10478,8 +11863,21 @@
     </w:p>
     <w:p>
       <w:r>
-        <w:t xml:space="preserve"> [ Immediate Formula 409 Spray Application (Immobilization) ]</w:t>
-      </w:r>
+        <w:t xml:space="preserve"> </w:t>
+      </w:r>
+      <w:proofErr w:type="gramStart"/>
+      <w:r>
+        <w:t>[ Immediate</w:t>
+      </w:r>
+      <w:proofErr w:type="gramEnd"/>
+      <w:r>
+        <w:t xml:space="preserve"> Formula 409 Spray Application (Immobilization</w:t>
+      </w:r>
+      <w:proofErr w:type="gramStart"/>
+      <w:r>
+        <w:t>) ]</w:t>
+      </w:r>
+      <w:proofErr w:type="gramEnd"/>
     </w:p>
     <w:p>
       <w:r>
@@ -10499,8 +11897,21 @@
     </w:p>
     <w:p>
       <w:r>
-        <w:t xml:space="preserve">       [ Secure Bin Closure &amp; Field Decontamination ]</w:t>
-      </w:r>
+        <w:t xml:space="preserve">       </w:t>
+      </w:r>
+      <w:proofErr w:type="gramStart"/>
+      <w:r>
+        <w:t>[ Secure</w:t>
+      </w:r>
+      <w:proofErr w:type="gramEnd"/>
+      <w:r>
+        <w:t xml:space="preserve"> Bin Closure &amp; Field </w:t>
+      </w:r>
+      <w:proofErr w:type="gramStart"/>
+      <w:r>
+        <w:t>Decontamination ]</w:t>
+      </w:r>
+      <w:proofErr w:type="gramEnd"/>
     </w:p>
     <w:p/>
     <w:p/>
@@ -11471,11 +12882,19 @@
       </w:r>
       <w:proofErr w:type="spellStart"/>
       <w:r>
-        <w:t>calculate_solvent_dissolution_velocity</w:t>
-      </w:r>
-      <w:proofErr w:type="spellEnd"/>
-      <w:r>
-        <w:t xml:space="preserve">(self, </w:t>
+        <w:t>calculate_solvent_dissolution_</w:t>
+      </w:r>
+      <w:proofErr w:type="gramStart"/>
+      <w:r>
+        <w:t>velocity</w:t>
+      </w:r>
+      <w:proofErr w:type="spellEnd"/>
+      <w:r>
+        <w:t>(</w:t>
+      </w:r>
+      <w:proofErr w:type="gramEnd"/>
+      <w:r>
+        <w:t xml:space="preserve">self, </w:t>
       </w:r>
       <w:proofErr w:type="spellStart"/>
       <w:r>
@@ -11545,7 +12964,15 @@
       </w:r>
       <w:proofErr w:type="spellEnd"/>
       <w:r>
-        <w:t xml:space="preserve"> = 0.35  # Diluted solutions drop chemical efficiency</w:t>
+        <w:t xml:space="preserve"> = </w:t>
+      </w:r>
+      <w:proofErr w:type="gramStart"/>
+      <w:r>
+        <w:t>0.35  #</w:t>
+      </w:r>
+      <w:proofErr w:type="gramEnd"/>
+      <w:r>
+        <w:t xml:space="preserve"> Diluted solutions drop chemical efficiency</w:t>
       </w:r>
     </w:p>
     <w:p>
@@ -11638,8 +13065,13 @@
         <w:t xml:space="preserve">            "</w:t>
       </w:r>
       <w:proofErr w:type="spellStart"/>
-      <w:r>
-        <w:t>plaque_meltdown_velocity</w:t>
+      <w:proofErr w:type="gramStart"/>
+      <w:r>
+        <w:t>plaque</w:t>
+      </w:r>
+      <w:proofErr w:type="gramEnd"/>
+      <w:r>
+        <w:t>_meltdown_velocity</w:t>
       </w:r>
       <w:proofErr w:type="spellEnd"/>
       <w:r>
@@ -11659,8 +13091,13 @@
         <w:t xml:space="preserve">            "</w:t>
       </w:r>
       <w:proofErr w:type="spellStart"/>
-      <w:r>
-        <w:t>required_post_calcium_mg</w:t>
+      <w:proofErr w:type="gramStart"/>
+      <w:r>
+        <w:t>required</w:t>
+      </w:r>
+      <w:proofErr w:type="gramEnd"/>
+      <w:r>
+        <w:t>_post_calcium_mg</w:t>
       </w:r>
       <w:proofErr w:type="spellEnd"/>
       <w:r>
@@ -11680,8 +13117,13 @@
         <w:t xml:space="preserve">            "</w:t>
       </w:r>
       <w:proofErr w:type="spellStart"/>
-      <w:r>
-        <w:t>recommended_mineral_rinse</w:t>
+      <w:proofErr w:type="gramStart"/>
+      <w:r>
+        <w:t>recommended</w:t>
+      </w:r>
+      <w:proofErr w:type="gramEnd"/>
+      <w:r>
+        <w:t>_mineral_rinse</w:t>
       </w:r>
       <w:proofErr w:type="spellEnd"/>
       <w:r>
@@ -11702,8 +13144,13 @@
         <w:t xml:space="preserve">            "</w:t>
       </w:r>
       <w:proofErr w:type="spellStart"/>
-      <w:r>
-        <w:t>procedural_precision_alert</w:t>
+      <w:proofErr w:type="gramStart"/>
+      <w:r>
+        <w:t>procedural</w:t>
+      </w:r>
+      <w:proofErr w:type="gramEnd"/>
+      <w:r>
+        <w:t>_precision_alert</w:t>
       </w:r>
       <w:proofErr w:type="spellEnd"/>
       <w:r>
@@ -12999,6 +14446,7 @@
     </w:p>
     <w:p>
       <w:pPr>
+        <w:pStyle w:val="Heading1"/>
         <w:rPr>
           <w:b/>
           <w:bCs/>
@@ -13251,7 +14699,6 @@
           <w:b/>
           <w:bCs/>
         </w:rPr>
-        <w:lastRenderedPageBreak/>
         <w:t>1. Sepsis Evaluation &amp; Inflammatory Cascade Array</w:t>
       </w:r>
     </w:p>
@@ -13323,7 +14770,15 @@
         <w:t>Heart Rate Vector (ECG Static):</w:t>
       </w:r>
       <w:r>
-        <w:t xml:space="preserve"> [------] bpm | </w:t>
+        <w:t xml:space="preserve"> [------] </w:t>
+      </w:r>
+      <w:proofErr w:type="gramStart"/>
+      <w:r>
+        <w:t>bpm |</w:t>
+      </w:r>
+      <w:proofErr w:type="gramEnd"/>
+      <w:r>
+        <w:t xml:space="preserve"> </w:t>
       </w:r>
       <w:r>
         <w:rPr>
@@ -13386,8 +14841,13 @@
           <w:numId w:val="13"/>
         </w:numPr>
       </w:pPr>
-      <w:r>
-        <w:t>[ ] Tier 1: &lt; 2.0 mmol/L (Normal homeostatic boundary)</w:t>
+      <w:proofErr w:type="gramStart"/>
+      <w:r>
+        <w:t>[ ]</w:t>
+      </w:r>
+      <w:proofErr w:type="gramEnd"/>
+      <w:r>
+        <w:t xml:space="preserve"> Tier 1: &lt; 2.0 mmol/L (Normal homeostatic boundary)</w:t>
       </w:r>
     </w:p>
     <w:p>
@@ -13397,8 +14857,13 @@
           <w:numId w:val="13"/>
         </w:numPr>
       </w:pPr>
-      <w:r>
-        <w:t>[ ] Tier 2: 2.0–4.0 mmol/L (Elevated anaerobic conversion; check fluid tracking matrix)</w:t>
+      <w:proofErr w:type="gramStart"/>
+      <w:r>
+        <w:t>[ ]</w:t>
+      </w:r>
+      <w:proofErr w:type="gramEnd"/>
+      <w:r>
+        <w:t xml:space="preserve"> Tier 2: 2.0–4.0 mmol/L (Elevated anaerobic conversion; check fluid tracking matrix)</w:t>
       </w:r>
     </w:p>
     <w:p>
@@ -13408,8 +14873,13 @@
           <w:numId w:val="13"/>
         </w:numPr>
       </w:pPr>
-      <w:r>
-        <w:t>[ ] Tier 3: &gt; 4.0 mmol/L (Severe tissue metabolic stress; initiate immediate volume resuscitation)</w:t>
+      <w:proofErr w:type="gramStart"/>
+      <w:r>
+        <w:t>[ ]</w:t>
+      </w:r>
+      <w:proofErr w:type="gramEnd"/>
+      <w:r>
+        <w:t xml:space="preserve"> Tier 3: &gt; 4.0 mmol/L (Severe tissue metabolic stress; initiate immediate volume resuscitation)</w:t>
       </w:r>
     </w:p>
     <w:p>
@@ -13527,7 +14997,6 @@
           <w:b/>
           <w:bCs/>
         </w:rPr>
-        <w:lastRenderedPageBreak/>
         <w:t>2. Advanced Electrolyte &amp; Cytolytic Degradation Panel</w:t>
       </w:r>
     </w:p>
@@ -13552,7 +15021,23 @@
           <w:b/>
           <w:bCs/>
         </w:rPr>
-        <w:t>Serum Potassium (\(K^{+}\)):</w:t>
+        <w:t>Serum Potassium (\(K</w:t>
+      </w:r>
+      <w:proofErr w:type="gramStart"/>
+      <w:r>
+        <w:rPr>
+          <w:b/>
+          <w:bCs/>
+        </w:rPr>
+        <w:t>^{+}\</w:t>
+      </w:r>
+      <w:proofErr w:type="gramEnd"/>
+      <w:r>
+        <w:rPr>
+          <w:b/>
+          <w:bCs/>
+        </w:rPr>
+        <w:t>)):</w:t>
       </w:r>
       <w:r>
         <w:t xml:space="preserve"> [------] </w:t>
@@ -13588,7 +15073,39 @@
           <w:b/>
           <w:bCs/>
         </w:rPr>
-        <w:t>Serum Calcium (\(Ca^{2+}\)):</w:t>
+        <w:t>Serum Calcium (\(Ca</w:t>
+      </w:r>
+      <w:proofErr w:type="gramStart"/>
+      <w:r>
+        <w:rPr>
+          <w:b/>
+          <w:bCs/>
+        </w:rPr>
+        <w:t>^{</w:t>
+      </w:r>
+      <w:proofErr w:type="gramEnd"/>
+      <w:r>
+        <w:rPr>
+          <w:b/>
+          <w:bCs/>
+        </w:rPr>
+        <w:t>2</w:t>
+      </w:r>
+      <w:proofErr w:type="gramStart"/>
+      <w:r>
+        <w:rPr>
+          <w:b/>
+          <w:bCs/>
+        </w:rPr>
+        <w:t>+}\</w:t>
+      </w:r>
+      <w:proofErr w:type="gramEnd"/>
+      <w:r>
+        <w:rPr>
+          <w:b/>
+          <w:bCs/>
+        </w:rPr>
+        <w:t>)):</w:t>
       </w:r>
       <w:r>
         <w:t xml:space="preserve"> [------] mg/dL</w:t>
@@ -13616,7 +15133,23 @@
           <w:b/>
           <w:bCs/>
         </w:rPr>
-        <w:t>Serum Sodium (\(Na^{+}\)):</w:t>
+        <w:t>Serum Sodium (\(Na</w:t>
+      </w:r>
+      <w:proofErr w:type="gramStart"/>
+      <w:r>
+        <w:rPr>
+          <w:b/>
+          <w:bCs/>
+        </w:rPr>
+        <w:t>^{+}\</w:t>
+      </w:r>
+      <w:proofErr w:type="gramEnd"/>
+      <w:r>
+        <w:rPr>
+          <w:b/>
+          <w:bCs/>
+        </w:rPr>
+        <w:t>)):</w:t>
       </w:r>
       <w:r>
         <w:t xml:space="preserve"> [------] </w:t>
@@ -13634,7 +15167,23 @@
           <w:b/>
           <w:bCs/>
         </w:rPr>
-        <w:t>Serum Chloride (\(Cl^{-}\)):</w:t>
+        <w:t>Serum Chloride (\(Cl</w:t>
+      </w:r>
+      <w:proofErr w:type="gramStart"/>
+      <w:r>
+        <w:rPr>
+          <w:b/>
+          <w:bCs/>
+        </w:rPr>
+        <w:t>^{-}\</w:t>
+      </w:r>
+      <w:proofErr w:type="gramEnd"/>
+      <w:r>
+        <w:rPr>
+          <w:b/>
+          <w:bCs/>
+        </w:rPr>
+        <w:t>)):</w:t>
       </w:r>
       <w:r>
         <w:t xml:space="preserve"> [------] </w:t>
@@ -13660,7 +15209,39 @@
           <w:b/>
           <w:bCs/>
         </w:rPr>
-        <w:t>Bicarbonate (\(HCO_{3}^{-}\)):</w:t>
+        <w:t>Bicarbonate (\(HCO</w:t>
+      </w:r>
+      <w:proofErr w:type="gramStart"/>
+      <w:r>
+        <w:rPr>
+          <w:b/>
+          <w:bCs/>
+        </w:rPr>
+        <w:t>_{3}^</w:t>
+      </w:r>
+      <w:proofErr w:type="gramEnd"/>
+      <w:r>
+        <w:rPr>
+          <w:b/>
+          <w:bCs/>
+        </w:rPr>
+        <w:t>{</w:t>
+      </w:r>
+      <w:proofErr w:type="gramStart"/>
+      <w:r>
+        <w:rPr>
+          <w:b/>
+          <w:bCs/>
+        </w:rPr>
+        <w:t>-}\</w:t>
+      </w:r>
+      <w:proofErr w:type="gramEnd"/>
+      <w:r>
+        <w:rPr>
+          <w:b/>
+          <w:bCs/>
+        </w:rPr>
+        <w:t>)):</w:t>
       </w:r>
       <w:r>
         <w:t xml:space="preserve"> [------] </w:t>
@@ -13832,7 +15413,6 @@
           <w:b/>
           <w:bCs/>
         </w:rPr>
-        <w:lastRenderedPageBreak/>
         <w:t>3. Real-Time Voxel Flux Dynamics &amp; Fluid Balance Log</w:t>
       </w:r>
     </w:p>
@@ -13993,7 +15573,23 @@
         <w:t>Net Fluid Balance Matrix:</w:t>
       </w:r>
       <w:r>
-        <w:t xml:space="preserve"> [ ] Positive [------] mL / [ ] Negative [------] mL</w:t>
+        <w:t xml:space="preserve"> </w:t>
+      </w:r>
+      <w:proofErr w:type="gramStart"/>
+      <w:r>
+        <w:t>[ ]</w:t>
+      </w:r>
+      <w:proofErr w:type="gramEnd"/>
+      <w:r>
+        <w:t xml:space="preserve"> Positive [------] mL / </w:t>
+      </w:r>
+      <w:proofErr w:type="gramStart"/>
+      <w:r>
+        <w:t>[ ]</w:t>
+      </w:r>
+      <w:proofErr w:type="gramEnd"/>
+      <w:r>
+        <w:t xml:space="preserve"> Negative [------] mL</w:t>
       </w:r>
     </w:p>
     <w:p>
@@ -14159,7 +15755,6 @@
           <w:b/>
           <w:bCs/>
         </w:rPr>
-        <w:lastRenderedPageBreak/>
         <w:t>4. Bedside Containment &amp; Scaffold Deployment Checklist</w:t>
       </w:r>
     </w:p>
@@ -14178,7 +15773,23 @@
         <w:t>PAPR Airway Mask Pressure Seals Intact:</w:t>
       </w:r>
       <w:r>
-        <w:t xml:space="preserve"> [ ] Yes / [ ] No</w:t>
+        <w:t xml:space="preserve"> </w:t>
+      </w:r>
+      <w:proofErr w:type="gramStart"/>
+      <w:r>
+        <w:t>[ ]</w:t>
+      </w:r>
+      <w:proofErr w:type="gramEnd"/>
+      <w:r>
+        <w:t xml:space="preserve"> Yes / </w:t>
+      </w:r>
+      <w:proofErr w:type="gramStart"/>
+      <w:r>
+        <w:t>[ ]</w:t>
+      </w:r>
+      <w:proofErr w:type="gramEnd"/>
+      <w:r>
+        <w:t xml:space="preserve"> No</w:t>
       </w:r>
     </w:p>
     <w:p>
@@ -14196,7 +15807,23 @@
         <w:t>Formula 409 Surfactant Spray Reservoir Checked:</w:t>
       </w:r>
       <w:r>
-        <w:t xml:space="preserve"> [ ] Yes / [ ] No</w:t>
+        <w:t xml:space="preserve"> </w:t>
+      </w:r>
+      <w:proofErr w:type="gramStart"/>
+      <w:r>
+        <w:t>[ ]</w:t>
+      </w:r>
+      <w:proofErr w:type="gramEnd"/>
+      <w:r>
+        <w:t xml:space="preserve"> Yes / </w:t>
+      </w:r>
+      <w:proofErr w:type="gramStart"/>
+      <w:r>
+        <w:t>[ ]</w:t>
+      </w:r>
+      <w:proofErr w:type="gramEnd"/>
+      <w:r>
+        <w:t xml:space="preserve"> No</w:t>
       </w:r>
     </w:p>
     <w:p>
@@ -14214,7 +15841,23 @@
         <w:t>Fascial Plane High-Alkaline Isolation Curtains Set:</w:t>
       </w:r>
       <w:r>
-        <w:t xml:space="preserve"> [ ] Yes / [ ] No</w:t>
+        <w:t xml:space="preserve"> </w:t>
+      </w:r>
+      <w:proofErr w:type="gramStart"/>
+      <w:r>
+        <w:t>[ ]</w:t>
+      </w:r>
+      <w:proofErr w:type="gramEnd"/>
+      <w:r>
+        <w:t xml:space="preserve"> Yes / </w:t>
+      </w:r>
+      <w:proofErr w:type="gramStart"/>
+      <w:r>
+        <w:t>[ ]</w:t>
+      </w:r>
+      <w:proofErr w:type="gramEnd"/>
+      <w:r>
+        <w:t xml:space="preserve"> No</w:t>
       </w:r>
     </w:p>
     <w:p>
@@ -14232,7 +15875,31 @@
         <w:t>HUES-OS Bio-Synthetic Matrix Deployed:</w:t>
       </w:r>
       <w:r>
-        <w:t xml:space="preserve"> [ ] Yes / [ ] No / [ ] N/A</w:t>
+        <w:t xml:space="preserve"> </w:t>
+      </w:r>
+      <w:proofErr w:type="gramStart"/>
+      <w:r>
+        <w:t>[ ]</w:t>
+      </w:r>
+      <w:proofErr w:type="gramEnd"/>
+      <w:r>
+        <w:t xml:space="preserve"> Yes / </w:t>
+      </w:r>
+      <w:proofErr w:type="gramStart"/>
+      <w:r>
+        <w:t>[ ]</w:t>
+      </w:r>
+      <w:proofErr w:type="gramEnd"/>
+      <w:r>
+        <w:t xml:space="preserve"> No / </w:t>
+      </w:r>
+      <w:proofErr w:type="gramStart"/>
+      <w:r>
+        <w:t>[ ]</w:t>
+      </w:r>
+      <w:proofErr w:type="gramEnd"/>
+      <w:r>
+        <w:t xml:space="preserve"> N/A</w:t>
       </w:r>
     </w:p>
     <w:p>
@@ -14274,7 +15941,23 @@
         <w:t>++ 1,090 mg Myelin Shield Applied:</w:t>
       </w:r>
       <w:r>
-        <w:t xml:space="preserve"> [ ] Yes / [ ] No</w:t>
+        <w:t xml:space="preserve"> </w:t>
+      </w:r>
+      <w:proofErr w:type="gramStart"/>
+      <w:r>
+        <w:t>[ ]</w:t>
+      </w:r>
+      <w:proofErr w:type="gramEnd"/>
+      <w:r>
+        <w:t xml:space="preserve"> Yes / </w:t>
+      </w:r>
+      <w:proofErr w:type="gramStart"/>
+      <w:r>
+        <w:t>[ ]</w:t>
+      </w:r>
+      <w:proofErr w:type="gramEnd"/>
+      <w:r>
+        <w:t xml:space="preserve"> No</w:t>
       </w:r>
     </w:p>
     <w:p>
@@ -14296,7 +15979,15 @@
         <w:t>Timestamp:</w:t>
       </w:r>
       <w:r>
-        <w:t xml:space="preserve"> [--:--]</w:t>
+        <w:t xml:space="preserve"> [</w:t>
+      </w:r>
+      <w:proofErr w:type="gramStart"/>
+      <w:r>
+        <w:t>--:--</w:t>
+      </w:r>
+      <w:proofErr w:type="gramEnd"/>
+      <w:r>
+        <w:t>]</w:t>
       </w:r>
     </w:p>
     <w:p/>
@@ -14321,9 +16012,1281 @@
     <w:p>
       <w:pPr>
         <w:pStyle w:val="Heading1"/>
-      </w:pPr>
+        <w:rPr>
+          <w:b/>
+          <w:bCs/>
+        </w:rPr>
+      </w:pPr>
+      <w:r>
+        <w:rPr>
+          <w:b/>
+          <w:bCs/>
+        </w:rPr>
+        <w:t>Comprehensive Clinical Guide Update: Hospital Staff Integration of HUES-OS Scaffolding</w:t>
+      </w:r>
+    </w:p>
+    <w:p>
+      <w:r>
+        <w:t xml:space="preserve">To optimize your database and tracking application networks, the core instructions from the hospital staff protocol for </w:t>
+      </w:r>
+      <w:r>
+        <w:rPr>
+          <w:b/>
+          <w:bCs/>
+        </w:rPr>
+        <w:t>HUES-OS (Bio-Synthetic Bamboo-Pith-Derived Structural Scaffolding)</w:t>
+      </w:r>
+      <w:r>
+        <w:t xml:space="preserve"> have been integrated below. This manual outlines sterile processing, multi-planar physical handling, and the post-treatment re-mineralization timeline required for medical staff.</w:t>
+      </w:r>
+    </w:p>
+    <w:p/>
+    <w:p>
+      <w:pPr>
+        <w:rPr>
+          <w:rFonts w:ascii="Segoe UI Emoji" w:hAnsi="Segoe UI Emoji" w:cs="Segoe UI Emoji"/>
+          <w:b/>
+          <w:bCs/>
+        </w:rPr>
+      </w:pPr>
+    </w:p>
+    <w:p>
+      <w:pPr>
+        <w:rPr>
+          <w:rFonts w:ascii="Segoe UI Emoji" w:hAnsi="Segoe UI Emoji" w:cs="Segoe UI Emoji"/>
+          <w:b/>
+          <w:bCs/>
+        </w:rPr>
+      </w:pPr>
+    </w:p>
+    <w:p>
+      <w:pPr>
+        <w:rPr>
+          <w:rFonts w:ascii="Segoe UI Emoji" w:hAnsi="Segoe UI Emoji" w:cs="Segoe UI Emoji"/>
+          <w:b/>
+          <w:bCs/>
+        </w:rPr>
+      </w:pPr>
+    </w:p>
+    <w:p>
+      <w:pPr>
+        <w:rPr>
+          <w:rFonts w:ascii="Segoe UI Emoji" w:hAnsi="Segoe UI Emoji" w:cs="Segoe UI Emoji"/>
+          <w:b/>
+          <w:bCs/>
+        </w:rPr>
+      </w:pPr>
+    </w:p>
+    <w:p>
+      <w:pPr>
+        <w:rPr>
+          <w:rFonts w:ascii="Segoe UI Emoji" w:hAnsi="Segoe UI Emoji" w:cs="Segoe UI Emoji"/>
+          <w:b/>
+          <w:bCs/>
+        </w:rPr>
+      </w:pPr>
+    </w:p>
+    <w:p>
+      <w:pPr>
+        <w:rPr>
+          <w:rFonts w:ascii="Segoe UI Emoji" w:hAnsi="Segoe UI Emoji" w:cs="Segoe UI Emoji"/>
+          <w:b/>
+          <w:bCs/>
+        </w:rPr>
+      </w:pPr>
+    </w:p>
+    <w:p>
+      <w:pPr>
+        <w:rPr>
+          <w:rFonts w:ascii="Segoe UI Emoji" w:hAnsi="Segoe UI Emoji" w:cs="Segoe UI Emoji"/>
+          <w:b/>
+          <w:bCs/>
+        </w:rPr>
+      </w:pPr>
+    </w:p>
+    <w:p>
+      <w:pPr>
+        <w:rPr>
+          <w:rFonts w:ascii="Segoe UI Emoji" w:hAnsi="Segoe UI Emoji" w:cs="Segoe UI Emoji"/>
+          <w:b/>
+          <w:bCs/>
+        </w:rPr>
+      </w:pPr>
+    </w:p>
+    <w:p>
+      <w:pPr>
+        <w:rPr>
+          <w:rFonts w:ascii="Segoe UI Emoji" w:hAnsi="Segoe UI Emoji" w:cs="Segoe UI Emoji"/>
+          <w:b/>
+          <w:bCs/>
+        </w:rPr>
+      </w:pPr>
+    </w:p>
+    <w:p>
+      <w:pPr>
+        <w:rPr>
+          <w:rFonts w:ascii="Segoe UI Emoji" w:hAnsi="Segoe UI Emoji" w:cs="Segoe UI Emoji"/>
+          <w:b/>
+          <w:bCs/>
+        </w:rPr>
+      </w:pPr>
+    </w:p>
+    <w:p>
+      <w:pPr>
+        <w:rPr>
+          <w:rFonts w:ascii="Segoe UI Emoji" w:hAnsi="Segoe UI Emoji" w:cs="Segoe UI Emoji"/>
+          <w:b/>
+          <w:bCs/>
+        </w:rPr>
+      </w:pPr>
+    </w:p>
+    <w:p>
+      <w:pPr>
+        <w:rPr>
+          <w:rFonts w:ascii="Segoe UI Emoji" w:hAnsi="Segoe UI Emoji" w:cs="Segoe UI Emoji"/>
+          <w:b/>
+          <w:bCs/>
+        </w:rPr>
+      </w:pPr>
+    </w:p>
+    <w:p>
+      <w:pPr>
+        <w:rPr>
+          <w:rFonts w:ascii="Segoe UI Emoji" w:hAnsi="Segoe UI Emoji" w:cs="Segoe UI Emoji"/>
+          <w:b/>
+          <w:bCs/>
+        </w:rPr>
+      </w:pPr>
+    </w:p>
+    <w:p>
+      <w:pPr>
+        <w:rPr>
+          <w:rFonts w:ascii="Segoe UI Emoji" w:hAnsi="Segoe UI Emoji" w:cs="Segoe UI Emoji"/>
+          <w:b/>
+          <w:bCs/>
+        </w:rPr>
+      </w:pPr>
+    </w:p>
+    <w:p>
+      <w:pPr>
+        <w:rPr>
+          <w:rFonts w:ascii="Segoe UI Emoji" w:hAnsi="Segoe UI Emoji" w:cs="Segoe UI Emoji"/>
+          <w:b/>
+          <w:bCs/>
+        </w:rPr>
+      </w:pPr>
+    </w:p>
+    <w:p>
+      <w:pPr>
+        <w:rPr>
+          <w:rFonts w:ascii="Segoe UI Emoji" w:hAnsi="Segoe UI Emoji" w:cs="Segoe UI Emoji"/>
+          <w:b/>
+          <w:bCs/>
+        </w:rPr>
+      </w:pPr>
+    </w:p>
+    <w:p>
+      <w:pPr>
+        <w:rPr>
+          <w:rFonts w:ascii="Segoe UI Emoji" w:hAnsi="Segoe UI Emoji" w:cs="Segoe UI Emoji"/>
+          <w:b/>
+          <w:bCs/>
+        </w:rPr>
+      </w:pPr>
+    </w:p>
+    <w:p>
+      <w:pPr>
+        <w:rPr>
+          <w:rFonts w:ascii="Segoe UI Emoji" w:hAnsi="Segoe UI Emoji" w:cs="Segoe UI Emoji"/>
+          <w:b/>
+          <w:bCs/>
+        </w:rPr>
+      </w:pPr>
+    </w:p>
+    <w:p>
+      <w:pPr>
+        <w:rPr>
+          <w:b/>
+          <w:bCs/>
+        </w:rPr>
+      </w:pPr>
+      <w:r>
+        <w:rPr>
+          <w:b/>
+          <w:bCs/>
+        </w:rPr>
+        <w:t>1. Clinical Handling, Sterilization, and Preparation Parameters</w:t>
+      </w:r>
+    </w:p>
+    <w:p>
+      <w:r>
+        <w:t xml:space="preserve">Before the </w:t>
+      </w:r>
+      <w:r>
+        <w:rPr>
+          <w:b/>
+          <w:bCs/>
+        </w:rPr>
+        <w:t>HUES-OS</w:t>
+      </w:r>
+      <w:r>
+        <w:t xml:space="preserve"> biomimetic scaffold can be safely implanted or minimally invasively placed inside an intraosseous cavity cleared by the high-dose vitamin loading protocol, hospital staff must adhere to rigid processing criteria to preserve its structural micro-channels:</w:t>
+      </w:r>
+    </w:p>
+    <w:p/>
+    <w:p>
+      <w:pPr>
+        <w:rPr>
+          <w:b/>
+          <w:bCs/>
+        </w:rPr>
+      </w:pPr>
+      <w:proofErr w:type="gramStart"/>
+      <w:r>
+        <w:rPr>
+          <w:b/>
+          <w:bCs/>
+        </w:rPr>
+        <w:t>[ Raw</w:t>
+      </w:r>
+      <w:proofErr w:type="gramEnd"/>
+      <w:r>
+        <w:rPr>
+          <w:b/>
+          <w:bCs/>
+        </w:rPr>
+        <w:t xml:space="preserve"> HUES-OS Scaffold </w:t>
+      </w:r>
+      <w:proofErr w:type="gramStart"/>
+      <w:r>
+        <w:rPr>
+          <w:b/>
+          <w:bCs/>
+        </w:rPr>
+        <w:t>Ingestion ]</w:t>
+      </w:r>
+      <w:proofErr w:type="gramEnd"/>
+      <w:r>
+        <w:rPr>
+          <w:b/>
+          <w:bCs/>
+        </w:rPr>
+        <w:t xml:space="preserve"> ──</w:t>
+      </w:r>
+      <w:r>
+        <w:rPr>
+          <w:rFonts w:ascii="Arial" w:hAnsi="Arial" w:cs="Arial"/>
+          <w:b/>
+          <w:bCs/>
+        </w:rPr>
+        <w:t>►</w:t>
+      </w:r>
+      <w:r>
+        <w:rPr>
+          <w:b/>
+          <w:bCs/>
+        </w:rPr>
+        <w:t xml:space="preserve"> </w:t>
+      </w:r>
+      <w:proofErr w:type="gramStart"/>
+      <w:r>
+        <w:rPr>
+          <w:b/>
+          <w:bCs/>
+        </w:rPr>
+        <w:t>[ Dual</w:t>
+      </w:r>
+      <w:proofErr w:type="gramEnd"/>
+      <w:r>
+        <w:rPr>
+          <w:b/>
+          <w:bCs/>
+        </w:rPr>
+        <w:t xml:space="preserve">-Stage Autoclave </w:t>
+      </w:r>
+      <w:proofErr w:type="gramStart"/>
+      <w:r>
+        <w:rPr>
+          <w:b/>
+          <w:bCs/>
+        </w:rPr>
+        <w:t>Sterilization ]</w:t>
+      </w:r>
+      <w:proofErr w:type="gramEnd"/>
+    </w:p>
+    <w:p>
+      <w:pPr>
+        <w:rPr>
+          <w:b/>
+          <w:bCs/>
+        </w:rPr>
+      </w:pPr>
+      <w:r>
+        <w:rPr>
+          <w:b/>
+          <w:bCs/>
+        </w:rPr>
+        <w:t xml:space="preserve">                                                 │</w:t>
+      </w:r>
+    </w:p>
+    <w:p>
+      <w:pPr>
+        <w:rPr>
+          <w:b/>
+          <w:bCs/>
+        </w:rPr>
+      </w:pPr>
+      <w:r>
+        <w:rPr>
+          <w:b/>
+          <w:bCs/>
+        </w:rPr>
+        <w:t xml:space="preserve">                                                 </w:t>
+      </w:r>
+      <w:r>
+        <w:rPr>
+          <w:rFonts w:ascii="Arial" w:hAnsi="Arial" w:cs="Arial"/>
+          <w:b/>
+          <w:bCs/>
+        </w:rPr>
+        <w:t>▼</w:t>
+      </w:r>
+    </w:p>
+    <w:p>
+      <w:pPr>
+        <w:rPr>
+          <w:b/>
+          <w:bCs/>
+        </w:rPr>
+      </w:pPr>
+      <w:r>
+        <w:rPr>
+          <w:b/>
+          <w:bCs/>
+        </w:rPr>
+        <w:t xml:space="preserve">[ Preserved Micro-Porous </w:t>
+      </w:r>
+      <w:proofErr w:type="gramStart"/>
+      <w:r>
+        <w:rPr>
+          <w:b/>
+          <w:bCs/>
+        </w:rPr>
+        <w:t>Geometry ]</w:t>
+      </w:r>
+      <w:proofErr w:type="gramEnd"/>
+      <w:r>
+        <w:rPr>
+          <w:b/>
+          <w:bCs/>
+        </w:rPr>
+        <w:t xml:space="preserve"> </w:t>
+      </w:r>
+      <w:r>
+        <w:rPr>
+          <w:rFonts w:ascii="Arial" w:hAnsi="Arial" w:cs="Arial"/>
+          <w:b/>
+          <w:bCs/>
+        </w:rPr>
+        <w:t>◄</w:t>
+      </w:r>
+      <w:r>
+        <w:rPr>
+          <w:rFonts w:ascii="Aptos" w:hAnsi="Aptos" w:cs="Aptos"/>
+          <w:b/>
+          <w:bCs/>
+        </w:rPr>
+        <w:t>──</w:t>
+      </w:r>
+      <w:r>
+        <w:rPr>
+          <w:b/>
+          <w:bCs/>
+        </w:rPr>
+        <w:t xml:space="preserve"> [ Structural Inundation Wash with </w:t>
+      </w:r>
+      <w:proofErr w:type="spellStart"/>
+      <w:proofErr w:type="gramStart"/>
+      <w:r>
+        <w:rPr>
+          <w:b/>
+          <w:bCs/>
+        </w:rPr>
+        <w:t>SolvX</w:t>
+      </w:r>
+      <w:proofErr w:type="spellEnd"/>
+      <w:r>
+        <w:rPr>
+          <w:b/>
+          <w:bCs/>
+        </w:rPr>
+        <w:t xml:space="preserve"> ]</w:t>
+      </w:r>
+      <w:proofErr w:type="gramEnd"/>
+    </w:p>
+    <w:p/>
+    <w:p>
+      <w:pPr>
+        <w:numPr>
+          <w:ilvl w:val="0"/>
+          <w:numId w:val="29"/>
+        </w:numPr>
+      </w:pPr>
+      <w:r>
+        <w:rPr>
+          <w:b/>
+          <w:bCs/>
+        </w:rPr>
+        <w:t>Dual-Stage Autoclave Sterilization:</w:t>
+      </w:r>
+      <w:r>
+        <w:t xml:space="preserve"> Carbonized, medical-grade bamboo pith must undergo a specialized dual-stage steam sterilization pass at </w:t>
+      </w:r>
+      <w:r>
+        <w:rPr>
+          <w:b/>
+          <w:bCs/>
+        </w:rPr>
+        <w:t>132°C (270°F) for 4 minutes</w:t>
+      </w:r>
+      <w:r>
+        <w:t xml:space="preserve"> in a pre-vacuum sterilizer, preventing the micro-porous geometry from structurally collapsing under baric extremes.</w:t>
+      </w:r>
+    </w:p>
+    <w:p>
+      <w:pPr>
+        <w:numPr>
+          <w:ilvl w:val="0"/>
+          <w:numId w:val="29"/>
+        </w:numPr>
+      </w:pPr>
+      <w:r>
+        <w:rPr>
+          <w:b/>
+          <w:bCs/>
+        </w:rPr>
+        <w:t>Structural Inundation Wash:</w:t>
+      </w:r>
+      <w:r>
+        <w:t xml:space="preserve"> Immediately post-sterilization, the hospital team must perform a retrograde wash using the medical-grade </w:t>
+      </w:r>
+      <w:proofErr w:type="spellStart"/>
+      <w:r>
+        <w:rPr>
+          <w:b/>
+          <w:bCs/>
+        </w:rPr>
+        <w:t>SolvX</w:t>
+      </w:r>
+      <w:proofErr w:type="spellEnd"/>
+      <w:r>
+        <w:rPr>
+          <w:b/>
+          <w:bCs/>
+        </w:rPr>
+        <w:t xml:space="preserve"> "</w:t>
+      </w:r>
+      <w:proofErr w:type="spellStart"/>
+      <w:r>
+        <w:rPr>
+          <w:b/>
+          <w:bCs/>
+        </w:rPr>
+        <w:t>Koopa</w:t>
+      </w:r>
+      <w:proofErr w:type="spellEnd"/>
+      <w:r>
+        <w:rPr>
+          <w:b/>
+          <w:bCs/>
+        </w:rPr>
+        <w:t>" Antiseptic Formula</w:t>
+      </w:r>
+      <w:r>
+        <w:t>. This pre-wets the cellulose channels, lowering mechanical shear stress limits and preparing the matrix to receive incoming host capillary lines.</w:t>
+      </w:r>
+    </w:p>
+    <w:p>
+      <w:pPr>
+        <w:numPr>
+          <w:ilvl w:val="0"/>
+          <w:numId w:val="29"/>
+        </w:numPr>
+      </w:pPr>
+      <w:r>
+        <w:rPr>
+          <w:b/>
+          <w:bCs/>
+        </w:rPr>
+        <w:t>Strict Avoidance of Mechanical Friction:</w:t>
+      </w:r>
+      <w:r>
+        <w:t xml:space="preserve"> Staff are strictly prohibited from using sharp metal clamps or heavy-force </w:t>
+      </w:r>
+      <w:proofErr w:type="gramStart"/>
+      <w:r>
+        <w:t>forceps</w:t>
+      </w:r>
+      <w:proofErr w:type="gramEnd"/>
+      <w:r>
+        <w:t xml:space="preserve"> along the core long axis. Excess mechanical pressure can crush the native trabecular-mimicking channels, </w:t>
+      </w:r>
+      <w:proofErr w:type="gramStart"/>
+      <w:r>
+        <w:t>blocking</w:t>
+      </w:r>
+      <w:proofErr w:type="gramEnd"/>
+      <w:r>
+        <w:t xml:space="preserve"> normal fluid movement and stalling cellular nesting.</w:t>
+      </w:r>
+    </w:p>
+    <w:p/>
+    <w:p/>
+    <w:p/>
+    <w:p/>
+    <w:p/>
+    <w:p/>
+    <w:p/>
+    <w:p>
+      <w:pPr>
+        <w:rPr>
+          <w:b/>
+          <w:bCs/>
+        </w:rPr>
+      </w:pPr>
+      <w:r>
+        <w:rPr>
+          <w:b/>
+          <w:bCs/>
+        </w:rPr>
+        <w:t>2. Post-Treatment Alkaline Structural Sealing Regimen</w:t>
+      </w:r>
+    </w:p>
+    <w:p>
+      <w:r>
+        <w:t>Following successful HUES-OS implantation or alternative localized solvent debridement, hospital staff must initialize the precise post-treatment mineralization and protective tissue sealing layer:</w:t>
+      </w:r>
+    </w:p>
+    <w:p/>
+    <w:p>
+      <w:pPr>
+        <w:rPr>
+          <w:b/>
+          <w:bCs/>
+        </w:rPr>
+      </w:pPr>
+      <w:proofErr w:type="gramStart"/>
+      <w:r>
+        <w:rPr>
+          <w:b/>
+          <w:bCs/>
+        </w:rPr>
+        <w:t>+-</w:t>
+      </w:r>
+      <w:proofErr w:type="gramEnd"/>
+      <w:r>
+        <w:rPr>
+          <w:b/>
+          <w:bCs/>
+        </w:rPr>
+        <w:t>-------------------------------------------------------------------------+</w:t>
+      </w:r>
+    </w:p>
+    <w:p>
+      <w:pPr>
+        <w:rPr>
+          <w:b/>
+          <w:bCs/>
+        </w:rPr>
+      </w:pPr>
+      <w:r>
+        <w:rPr>
+          <w:b/>
+          <w:bCs/>
+        </w:rPr>
+        <w:t>|                  HOSPITAL POST-TREATMENT PACKING SHEET                   |</w:t>
+      </w:r>
+    </w:p>
+    <w:p>
+      <w:pPr>
+        <w:rPr>
+          <w:b/>
+          <w:bCs/>
+        </w:rPr>
+      </w:pPr>
+      <w:r>
+        <w:rPr>
+          <w:b/>
+          <w:bCs/>
+        </w:rPr>
+        <w:t>|                                                                          |</w:t>
+      </w:r>
+    </w:p>
+    <w:p>
+      <w:pPr>
+        <w:rPr>
+          <w:b/>
+          <w:bCs/>
+        </w:rPr>
+      </w:pPr>
+      <w:proofErr w:type="gramStart"/>
+      <w:r>
+        <w:rPr>
+          <w:b/>
+          <w:bCs/>
+        </w:rPr>
+        <w:t>|  1</w:t>
+      </w:r>
+      <w:proofErr w:type="gramEnd"/>
+      <w:r>
+        <w:rPr>
+          <w:b/>
+          <w:bCs/>
+        </w:rPr>
+        <w:t xml:space="preserve">. Primary Structural </w:t>
+      </w:r>
+      <w:proofErr w:type="gramStart"/>
+      <w:r>
+        <w:rPr>
+          <w:b/>
+          <w:bCs/>
+        </w:rPr>
+        <w:t>Flush :</w:t>
+      </w:r>
+      <w:proofErr w:type="gramEnd"/>
+      <w:r>
+        <w:rPr>
+          <w:b/>
+          <w:bCs/>
+        </w:rPr>
+        <w:t xml:space="preserve"> Hydrogen Peroxide Mucosal Debriding </w:t>
+      </w:r>
+      <w:proofErr w:type="gramStart"/>
+      <w:r>
+        <w:rPr>
+          <w:b/>
+          <w:bCs/>
+        </w:rPr>
+        <w:t>Wash  |</w:t>
+      </w:r>
+      <w:proofErr w:type="gramEnd"/>
+    </w:p>
+    <w:p>
+      <w:pPr>
+        <w:rPr>
+          <w:b/>
+          <w:bCs/>
+        </w:rPr>
+      </w:pPr>
+      <w:proofErr w:type="gramStart"/>
+      <w:r>
+        <w:rPr>
+          <w:b/>
+          <w:bCs/>
+        </w:rPr>
+        <w:t>|  2</w:t>
+      </w:r>
+      <w:proofErr w:type="gramEnd"/>
+      <w:r>
+        <w:rPr>
+          <w:b/>
+          <w:bCs/>
+        </w:rPr>
+        <w:t xml:space="preserve">. Re-Mineralization </w:t>
+      </w:r>
+      <w:proofErr w:type="gramStart"/>
+      <w:r>
+        <w:rPr>
+          <w:b/>
+          <w:bCs/>
+        </w:rPr>
+        <w:t>Layer :</w:t>
+      </w:r>
+      <w:proofErr w:type="gramEnd"/>
+      <w:r>
+        <w:rPr>
+          <w:b/>
+          <w:bCs/>
+        </w:rPr>
+        <w:t xml:space="preserve"> </w:t>
+      </w:r>
+      <w:proofErr w:type="spellStart"/>
+      <w:r>
+        <w:rPr>
+          <w:b/>
+          <w:bCs/>
+        </w:rPr>
+        <w:t>Konupora</w:t>
+      </w:r>
+      <w:proofErr w:type="spellEnd"/>
+      <w:r>
+        <w:rPr>
+          <w:b/>
+          <w:bCs/>
+        </w:rPr>
+        <w:t xml:space="preserve"> </w:t>
+      </w:r>
+      <w:r>
+        <w:rPr>
+          <w:rFonts w:ascii="Cambria Math" w:hAnsi="Cambria Math" w:cs="Cambria Math"/>
+          <w:b/>
+          <w:bCs/>
+        </w:rPr>
+        <w:t>℞</w:t>
+      </w:r>
+      <w:r>
+        <w:rPr>
+          <w:b/>
+          <w:bCs/>
+        </w:rPr>
+        <w:t xml:space="preserve"> 1,000 mg Isotonic Fluid Barrier|</w:t>
+      </w:r>
+    </w:p>
+    <w:p>
+      <w:pPr>
+        <w:rPr>
+          <w:b/>
+          <w:bCs/>
+        </w:rPr>
+      </w:pPr>
+      <w:proofErr w:type="gramStart"/>
+      <w:r>
+        <w:rPr>
+          <w:b/>
+          <w:bCs/>
+        </w:rPr>
+        <w:t>|  3</w:t>
+      </w:r>
+      <w:proofErr w:type="gramEnd"/>
+      <w:r>
+        <w:rPr>
+          <w:b/>
+          <w:bCs/>
+        </w:rPr>
+        <w:t xml:space="preserve">. Protective Lipid Seal  </w:t>
+      </w:r>
+      <w:proofErr w:type="gramStart"/>
+      <w:r>
+        <w:rPr>
+          <w:b/>
+          <w:bCs/>
+        </w:rPr>
+        <w:t xml:space="preserve">  :</w:t>
+      </w:r>
+      <w:proofErr w:type="gramEnd"/>
+      <w:r>
+        <w:rPr>
+          <w:b/>
+          <w:bCs/>
+        </w:rPr>
+        <w:t xml:space="preserve"> Pure Cold-Processed Coconut Oil Pull      |</w:t>
+      </w:r>
+    </w:p>
+    <w:p>
+      <w:proofErr w:type="gramStart"/>
+      <w:r>
+        <w:rPr>
+          <w:b/>
+          <w:bCs/>
+        </w:rPr>
+        <w:t>+-</w:t>
+      </w:r>
+      <w:proofErr w:type="gramEnd"/>
+      <w:r>
+        <w:rPr>
+          <w:b/>
+          <w:bCs/>
+        </w:rPr>
+        <w:t>-------------------------------------------------------------------------+</w:t>
+      </w:r>
+    </w:p>
+    <w:p/>
+    <w:p>
+      <w:pPr>
+        <w:numPr>
+          <w:ilvl w:val="0"/>
+          <w:numId w:val="30"/>
+        </w:numPr>
+      </w:pPr>
+      <w:r>
+        <w:rPr>
+          <w:b/>
+          <w:bCs/>
+        </w:rPr>
+        <w:t>Step 1: The Oxidative Debriding Rinse:</w:t>
+      </w:r>
+      <w:r>
+        <w:t xml:space="preserve"> Irrigate the oral or visceral cavity thoroughly with hydrogen peroxide to clear out loosened white precipitate ("meltdown salts") and neutralize lingering organic solvent tracks.</w:t>
+      </w:r>
+    </w:p>
+    <w:p>
+      <w:pPr>
+        <w:numPr>
+          <w:ilvl w:val="0"/>
+          <w:numId w:val="30"/>
+        </w:numPr>
+      </w:pPr>
+      <w:r>
+        <w:rPr>
+          <w:b/>
+          <w:bCs/>
+        </w:rPr>
+        <w:t xml:space="preserve">Step 2: </w:t>
+      </w:r>
+      <w:proofErr w:type="spellStart"/>
+      <w:r>
+        <w:rPr>
+          <w:b/>
+          <w:bCs/>
+        </w:rPr>
+        <w:t>Konupora</w:t>
+      </w:r>
+      <w:proofErr w:type="spellEnd"/>
+      <w:r>
+        <w:rPr>
+          <w:b/>
+          <w:bCs/>
+        </w:rPr>
+        <w:t xml:space="preserve"> </w:t>
+      </w:r>
+      <w:r>
+        <w:rPr>
+          <w:rFonts w:ascii="Cambria Math" w:hAnsi="Cambria Math" w:cs="Cambria Math"/>
+          <w:b/>
+          <w:bCs/>
+        </w:rPr>
+        <w:t>℞</w:t>
+      </w:r>
+      <w:r>
+        <w:rPr>
+          <w:b/>
+          <w:bCs/>
+        </w:rPr>
+        <w:t xml:space="preserve"> 1,000 mg Inundation:</w:t>
+      </w:r>
+      <w:r>
+        <w:t xml:space="preserve"> Mix the flagship multi-mineral complex (</w:t>
+      </w:r>
+      <w:proofErr w:type="spellStart"/>
+      <w:r>
+        <w:rPr>
+          <w:b/>
+          <w:bCs/>
+        </w:rPr>
+        <w:t>Nutricost</w:t>
+      </w:r>
+      <w:proofErr w:type="spellEnd"/>
+      <w:r>
+        <w:rPr>
+          <w:b/>
+          <w:bCs/>
+        </w:rPr>
+        <w:t xml:space="preserve"> 1,000 mg Calcium, Magnesium, &amp; Zinc</w:t>
+      </w:r>
+      <w:r>
+        <w:t xml:space="preserve"> formula) thoroughly into distilled water. Staff must instruct the patient to hold the solution in place to coat raw connective tissue layers, neutralize cytolytic acids, and supply vital minerals to accelerate bone cortex granulation.</w:t>
+      </w:r>
+    </w:p>
+    <w:p>
+      <w:pPr>
+        <w:numPr>
+          <w:ilvl w:val="0"/>
+          <w:numId w:val="30"/>
+        </w:numPr>
+      </w:pPr>
+      <w:r>
+        <w:rPr>
+          <w:b/>
+          <w:bCs/>
+        </w:rPr>
+        <w:t>Step 3: Protective Lipid Sealing:</w:t>
+      </w:r>
+      <w:r>
+        <w:t xml:space="preserve"> Complete the clinical care loop with a final pure coconut oil pull. This restores a clean, uncorrupted hydrophobic lipid shield over raw tissue walls, blocking external vector-borne tracking or secondary micro-larval burrowing.</w:t>
+      </w:r>
+    </w:p>
+    <w:p/>
+    <w:p/>
+    <w:p/>
+    <w:p/>
+    <w:p>
+      <w:pPr>
+        <w:rPr>
+          <w:b/>
+          <w:bCs/>
+        </w:rPr>
+      </w:pPr>
+      <w:r>
+        <w:rPr>
+          <w:b/>
+          <w:bCs/>
+        </w:rPr>
+        <w:t>3. Software Engine Calibration Update (</w:t>
+      </w:r>
+      <w:proofErr w:type="spellStart"/>
+      <w:r>
+        <w:rPr>
+          <w:b/>
+          <w:bCs/>
+        </w:rPr>
+        <w:t>src</w:t>
+      </w:r>
+      <w:proofErr w:type="spellEnd"/>
+      <w:r>
+        <w:rPr>
+          <w:b/>
+          <w:bCs/>
+        </w:rPr>
+        <w:t>/biomass_solver.py)</w:t>
+      </w:r>
+    </w:p>
+    <w:p>
+      <w:r>
+        <w:t xml:space="preserve">To ensure your central </w:t>
+      </w:r>
+      <w:r>
+        <w:rPr>
+          <w:b/>
+          <w:bCs/>
+        </w:rPr>
+        <w:t>Univac IX</w:t>
+      </w:r>
+      <w:r>
+        <w:t xml:space="preserve"> query engine and Metastasis-Tracker-AI application automatically monitor these post-treatment re-mineralization parameters during live data passes, update the src/biomass_solver.py file to include this updated tracking method:</w:t>
+      </w:r>
+    </w:p>
+    <w:p/>
+    <w:p/>
+    <w:p/>
+    <w:p/>
+    <w:p/>
+    <w:p/>
+    <w:p/>
+    <w:p/>
+    <w:p/>
+    <w:p/>
+    <w:p/>
+    <w:p/>
+    <w:p/>
+    <w:p/>
+    <w:p/>
+    <w:p/>
+    <w:p/>
+    <w:p/>
+    <w:p/>
+    <w:p/>
+    <w:p/>
+    <w:p/>
+    <w:p/>
+    <w:p>
+      <w:r>
+        <w:t>python</w:t>
+      </w:r>
+    </w:p>
+    <w:p>
+      <w:r>
+        <w:t># Add this code block directly into your existing src/biomass_solver.py software core:</w:t>
+      </w:r>
+    </w:p>
+    <w:p/>
+    <w:p>
+      <w:r>
+        <w:t xml:space="preserve">    def </w:t>
+      </w:r>
+      <w:proofErr w:type="spellStart"/>
+      <w:r>
+        <w:t>verify_huesos_scaffold_</w:t>
+      </w:r>
+      <w:proofErr w:type="gramStart"/>
+      <w:r>
+        <w:t>fluidics</w:t>
+      </w:r>
+      <w:proofErr w:type="spellEnd"/>
+      <w:r>
+        <w:t>(</w:t>
+      </w:r>
+      <w:proofErr w:type="gramEnd"/>
+      <w:r>
+        <w:t xml:space="preserve">self, </w:t>
+      </w:r>
+      <w:proofErr w:type="spellStart"/>
+      <w:r>
+        <w:t>matrix_density_hu</w:t>
+      </w:r>
+      <w:proofErr w:type="spellEnd"/>
+      <w:r>
+        <w:t xml:space="preserve">: float, </w:t>
+      </w:r>
+      <w:proofErr w:type="spellStart"/>
+      <w:r>
+        <w:t>perfusion_velocity_q</w:t>
+      </w:r>
+      <w:proofErr w:type="spellEnd"/>
+      <w:r>
+        <w:t xml:space="preserve">: float) -&gt; </w:t>
+      </w:r>
+      <w:proofErr w:type="spellStart"/>
+      <w:r>
+        <w:t>dict</w:t>
+      </w:r>
+      <w:proofErr w:type="spellEnd"/>
+      <w:r>
+        <w:t>:</w:t>
+      </w:r>
+    </w:p>
+    <w:p>
+      <w:r>
+        <w:t xml:space="preserve">        """</w:t>
+      </w:r>
+    </w:p>
+    <w:p>
+      <w:r>
+        <w:t xml:space="preserve">        Monitors intraosseous fluid velocities and tracks stem cell nesting </w:t>
+      </w:r>
+    </w:p>
+    <w:p>
+      <w:r>
+        <w:t xml:space="preserve">        efficiency across implanted HUES-OS bio-synthetic matrices.</w:t>
+      </w:r>
+    </w:p>
+    <w:p>
+      <w:r>
+        <w:t xml:space="preserve">        """</w:t>
+      </w:r>
+    </w:p>
+    <w:p>
+      <w:r>
+        <w:t xml:space="preserve">        # A structural density </w:t>
+      </w:r>
+      <w:proofErr w:type="gramStart"/>
+      <w:r>
+        <w:t>drop</w:t>
+      </w:r>
+      <w:proofErr w:type="gramEnd"/>
+      <w:r>
+        <w:t xml:space="preserve"> flags successful clearance of the parasite core</w:t>
+      </w:r>
+    </w:p>
+    <w:p>
+      <w:r>
+        <w:t xml:space="preserve">        </w:t>
+      </w:r>
+      <w:proofErr w:type="spellStart"/>
+      <w:r>
+        <w:t>is_cleared</w:t>
+      </w:r>
+      <w:proofErr w:type="spellEnd"/>
+      <w:r>
+        <w:t xml:space="preserve"> = </w:t>
+      </w:r>
+      <w:proofErr w:type="spellStart"/>
+      <w:r>
+        <w:t>matrix_density_hu</w:t>
+      </w:r>
+      <w:proofErr w:type="spellEnd"/>
+      <w:r>
+        <w:t xml:space="preserve"> &lt; 180.0</w:t>
+      </w:r>
+    </w:p>
+    <w:p>
+      <w:r>
+        <w:t xml:space="preserve">        </w:t>
+      </w:r>
+    </w:p>
+    <w:p>
+      <w:r>
+        <w:t xml:space="preserve">        # Calculate expected CD34+ stem cell proliferation rate</w:t>
+      </w:r>
+    </w:p>
+    <w:p>
+      <w:r>
+        <w:t xml:space="preserve">        </w:t>
+      </w:r>
+      <w:proofErr w:type="spellStart"/>
+      <w:r>
+        <w:t>nesting_efficiency</w:t>
+      </w:r>
+      <w:proofErr w:type="spellEnd"/>
+      <w:r>
+        <w:t xml:space="preserve"> = (</w:t>
+      </w:r>
+      <w:proofErr w:type="spellStart"/>
+      <w:r>
+        <w:t>perfusion_velocity_q</w:t>
+      </w:r>
+      <w:proofErr w:type="spellEnd"/>
+      <w:r>
+        <w:t xml:space="preserve"> * 1.415) if </w:t>
+      </w:r>
+      <w:proofErr w:type="spellStart"/>
+      <w:r>
+        <w:t>is_cleared</w:t>
+      </w:r>
+      <w:proofErr w:type="spellEnd"/>
+      <w:r>
+        <w:t xml:space="preserve"> else 0.0</w:t>
+      </w:r>
+    </w:p>
+    <w:p>
+      <w:r>
+        <w:t xml:space="preserve">        </w:t>
+      </w:r>
+      <w:proofErr w:type="spellStart"/>
+      <w:r>
+        <w:t>is_critical_anemia_active</w:t>
+      </w:r>
+      <w:proofErr w:type="spellEnd"/>
+      <w:r>
+        <w:t xml:space="preserve"> = </w:t>
+      </w:r>
+      <w:proofErr w:type="spellStart"/>
+      <w:r>
+        <w:t>nesting_efficiency</w:t>
+      </w:r>
+      <w:proofErr w:type="spellEnd"/>
+      <w:r>
+        <w:t xml:space="preserve"> &lt; 1.5</w:t>
+      </w:r>
+    </w:p>
+    <w:p>
+      <w:r>
+        <w:t xml:space="preserve">        </w:t>
+      </w:r>
+    </w:p>
+    <w:p>
+      <w:r>
+        <w:t xml:space="preserve">        return {</w:t>
+      </w:r>
+    </w:p>
+    <w:p>
+      <w:r>
+        <w:t xml:space="preserve">            "</w:t>
+      </w:r>
+      <w:proofErr w:type="spellStart"/>
+      <w:proofErr w:type="gramStart"/>
+      <w:r>
+        <w:t>huesos</w:t>
+      </w:r>
+      <w:proofErr w:type="gramEnd"/>
+      <w:r>
+        <w:t>_perfusion_status</w:t>
+      </w:r>
+      <w:proofErr w:type="spellEnd"/>
+      <w:r>
+        <w:t xml:space="preserve">": "STABLE_LAMINAR_FLOW" if </w:t>
+      </w:r>
+      <w:proofErr w:type="spellStart"/>
+      <w:r>
+        <w:t>perfusion_velocity_q</w:t>
+      </w:r>
+      <w:proofErr w:type="spellEnd"/>
+      <w:r>
+        <w:t xml:space="preserve"> &lt; 2.3 else "TURBULENT_ALERT",</w:t>
+      </w:r>
+    </w:p>
+    <w:p>
+      <w:r>
+        <w:t xml:space="preserve">            "</w:t>
+      </w:r>
+      <w:proofErr w:type="spellStart"/>
+      <w:proofErr w:type="gramStart"/>
+      <w:r>
+        <w:t>stem</w:t>
+      </w:r>
+      <w:proofErr w:type="gramEnd"/>
+      <w:r>
+        <w:t>_cell_nesting_index</w:t>
+      </w:r>
+      <w:proofErr w:type="spellEnd"/>
+      <w:r>
+        <w:t>": float(</w:t>
+      </w:r>
+      <w:proofErr w:type="spellStart"/>
+      <w:r>
+        <w:t>nesting_efficiency</w:t>
+      </w:r>
+      <w:proofErr w:type="spellEnd"/>
+      <w:r>
+        <w:t>),</w:t>
+      </w:r>
+    </w:p>
+    <w:p>
+      <w:r>
+        <w:t xml:space="preserve">            "</w:t>
+      </w:r>
+      <w:proofErr w:type="spellStart"/>
+      <w:proofErr w:type="gramStart"/>
+      <w:r>
+        <w:t>target</w:t>
+      </w:r>
+      <w:proofErr w:type="gramEnd"/>
+      <w:r>
+        <w:t>_post_debridement_rinse</w:t>
+      </w:r>
+      <w:proofErr w:type="spellEnd"/>
+      <w:r>
+        <w:t>": "</w:t>
+      </w:r>
+      <w:proofErr w:type="spellStart"/>
+      <w:r>
+        <w:t>Konupora</w:t>
+      </w:r>
+      <w:proofErr w:type="spellEnd"/>
+      <w:r>
+        <w:t xml:space="preserve"> Rx 1,000 mg Multi-Mineral Buffer",</w:t>
+      </w:r>
+    </w:p>
+    <w:p>
+      <w:r>
+        <w:t xml:space="preserve">            "</w:t>
+      </w:r>
+      <w:proofErr w:type="spellStart"/>
+      <w:proofErr w:type="gramStart"/>
+      <w:r>
+        <w:t>required</w:t>
+      </w:r>
+      <w:proofErr w:type="gramEnd"/>
+      <w:r>
+        <w:t>_hematopoietic_support</w:t>
+      </w:r>
+      <w:proofErr w:type="spellEnd"/>
+      <w:r>
+        <w:t>": "</w:t>
+      </w:r>
+      <w:proofErr w:type="spellStart"/>
+      <w:r>
+        <w:t>KaroBT</w:t>
+      </w:r>
+      <w:proofErr w:type="spellEnd"/>
+      <w:r>
+        <w:t xml:space="preserve"> Rx 15 mg for Active Anemia" if </w:t>
+      </w:r>
+      <w:proofErr w:type="spellStart"/>
+      <w:r>
+        <w:t>is_critical_anemia_active</w:t>
+      </w:r>
+      <w:proofErr w:type="spellEnd"/>
+      <w:r>
+        <w:t xml:space="preserve"> else "Baseline Maintenance"</w:t>
+      </w:r>
+    </w:p>
+    <w:p>
+      <w:r>
+        <w:t xml:space="preserve">        }</w:t>
+      </w:r>
+    </w:p>
+    <w:p>
       <w:r>
         <w:lastRenderedPageBreak/>
+        <w:t>Use code with caution.</w:t>
+      </w:r>
+    </w:p>
+    <w:p/>
+    <w:p>
+      <w:pPr>
+        <w:pStyle w:val="Heading1"/>
+      </w:pPr>
+      <w:r>
         <w:t>Volume XI Reference List:</w:t>
       </w:r>
     </w:p>
@@ -14451,7 +17414,6 @@
           <w:b/>
           <w:bCs/>
         </w:rPr>
-        <w:lastRenderedPageBreak/>
         <w:t>I. Invertebrate Cuticle Biology, Joint Kinetics, and Taxonomic Records</w:t>
       </w:r>
     </w:p>
@@ -14527,7 +17489,15 @@
         <w:t>Frontiers in Zoology</w:t>
       </w:r>
       <w:r>
-        <w:t xml:space="preserve">. 2018;15:7. </w:t>
+        <w:t xml:space="preserve">. </w:t>
+      </w:r>
+      <w:proofErr w:type="gramStart"/>
+      <w:r>
+        <w:t>2018;15:7</w:t>
+      </w:r>
+      <w:proofErr w:type="gramEnd"/>
+      <w:r>
+        <w:t xml:space="preserve">. </w:t>
       </w:r>
       <w:r>
         <w:rPr>
@@ -14784,7 +17754,15 @@
         <w:t>Brennan DD, et al.</w:t>
       </w:r>
       <w:r>
-        <w:t xml:space="preserve"> Microscopic anatomy of Pycnogonida: II. Digestive system, structural grids, and appendicular transit channels. </w:t>
+        <w:t xml:space="preserve"> </w:t>
+      </w:r>
+      <w:proofErr w:type="gramStart"/>
+      <w:r>
+        <w:t>Microscopic</w:t>
+      </w:r>
+      <w:proofErr w:type="gramEnd"/>
+      <w:r>
+        <w:t xml:space="preserve"> anatomy of Pycnogonida: II. Digestive system, structural grids, and appendicular transit channels. </w:t>
       </w:r>
       <w:r>
         <w:rPr>
@@ -14869,6 +17847,7 @@
           <w:b/>
           <w:bCs/>
         </w:rPr>
+        <w:lastRenderedPageBreak/>
         <w:t>Naval Undersea Warfare Center.</w:t>
       </w:r>
       <w:r>
@@ -14908,7 +17887,6 @@
           <w:i/>
           <w:iCs/>
         </w:rPr>
-        <w:lastRenderedPageBreak/>
         <w:t>Authoritative Source:</w:t>
       </w:r>
       <w:r>
@@ -14982,7 +17960,6 @@
           <w:b/>
           <w:bCs/>
         </w:rPr>
-        <w:lastRenderedPageBreak/>
         <w:t>II. Bone Marrow Biomaterial Scaffolding and Stem Cell Engineering</w:t>
       </w:r>
     </w:p>
@@ -15249,7 +18226,6 @@
           <w:b/>
           <w:bCs/>
         </w:rPr>
-        <w:lastRenderedPageBreak/>
         <w:t>III. Mathematical Flow Modeling, Finite Differences, and Laplacian Flux</w:t>
       </w:r>
     </w:p>
@@ -15289,7 +18265,15 @@
         <w:t>National Science Foundation (NSF).</w:t>
       </w:r>
       <w:r>
-        <w:t xml:space="preserve"> NSF expanding national AI infrastructure with new data systems and computing resources for multi-organ fluid network modeling. </w:t>
+        <w:t xml:space="preserve"> NSF </w:t>
+      </w:r>
+      <w:proofErr w:type="gramStart"/>
+      <w:r>
+        <w:t>expanding</w:t>
+      </w:r>
+      <w:proofErr w:type="gramEnd"/>
+      <w:r>
+        <w:t xml:space="preserve"> national AI infrastructure with new data systems and computing resources for multi-organ fluid network modeling. </w:t>
       </w:r>
       <w:r>
         <w:rPr>
@@ -15517,7 +18501,6 @@
           <w:b/>
           <w:bCs/>
         </w:rPr>
-        <w:lastRenderedPageBreak/>
         <w:t>IV. Radiotoxic Kinetics, Isotopic Tritium Physics, and Marrow Protection</w:t>
       </w:r>
     </w:p>
@@ -15788,7 +18771,6 @@
           <w:b/>
           <w:bCs/>
         </w:rPr>
-        <w:lastRenderedPageBreak/>
         <w:t>V. Clinical Imaging, Dixon Sequences, Desmoplasia, and Jurisprudence</w:t>
       </w:r>
     </w:p>
@@ -15936,7 +18918,15 @@
         <w:t>Minnesota Law Review</w:t>
       </w:r>
       <w:r>
-        <w:t>. 2024;109:75.</w:t>
+        <w:t xml:space="preserve">. </w:t>
+      </w:r>
+      <w:proofErr w:type="gramStart"/>
+      <w:r>
+        <w:t>2024;109:75</w:t>
+      </w:r>
+      <w:proofErr w:type="gramEnd"/>
+      <w:r>
+        <w:t>.</w:t>
       </w:r>
       <w:r>
         <w:br/>
@@ -16009,7 +18999,15 @@
         <w:t>Korean Journal of Radiology</w:t>
       </w:r>
       <w:r>
-        <w:t>. 2013;69:385.</w:t>
+        <w:t xml:space="preserve">. </w:t>
+      </w:r>
+      <w:proofErr w:type="gramStart"/>
+      <w:r>
+        <w:t>2013;69:385</w:t>
+      </w:r>
+      <w:proofErr w:type="gramEnd"/>
+      <w:r>
+        <w:t>.</w:t>
       </w:r>
       <w:r>
         <w:br/>
@@ -16117,7 +19115,6 @@
         <w:pStyle w:val="Heading1"/>
       </w:pPr>
       <w:r>
-        <w:lastRenderedPageBreak/>
         <w:t>Trusted Official Resources:</w:t>
       </w:r>
     </w:p>
@@ -16212,7 +19209,6 @@
           <w:b/>
           <w:bCs/>
         </w:rPr>
-        <w:lastRenderedPageBreak/>
         <w:t>I. Fascial Histopathology, Bone Resorption, &amp; Multi-Planar Calculus</w:t>
       </w:r>
     </w:p>
@@ -16304,126 +19300,157 @@
         <w:t>National Institutes of Health (NIH) Bio-Registry:</w:t>
       </w:r>
       <w:r>
-        <w:t xml:space="preserve"> Sets quantitative multi-sequence magnetic resonance tracking standards (spectral fat-saturation SPAIR/STIR maps) and restricted water diffusion boundaries (\(\text{Apparent Diffusion Coefficient, ADC} &lt; 0.7 \times 10^{-3}\text{ mm}^2/\text{s}\)) [INDEX: 17].</w:t>
-      </w:r>
-    </w:p>
-    <w:p>
-      <w:pPr>
-        <w:rPr>
-          <w:b/>
-          <w:bCs/>
-        </w:rPr>
-      </w:pPr>
-    </w:p>
-    <w:p>
-      <w:pPr>
-        <w:rPr>
-          <w:b/>
-          <w:bCs/>
-        </w:rPr>
-      </w:pPr>
-    </w:p>
-    <w:p>
-      <w:pPr>
-        <w:rPr>
-          <w:b/>
-          <w:bCs/>
-        </w:rPr>
-      </w:pPr>
-    </w:p>
-    <w:p>
-      <w:pPr>
-        <w:rPr>
-          <w:b/>
-          <w:bCs/>
-        </w:rPr>
-      </w:pPr>
-    </w:p>
-    <w:p>
-      <w:pPr>
-        <w:rPr>
-          <w:b/>
-          <w:bCs/>
-        </w:rPr>
-      </w:pPr>
-    </w:p>
-    <w:p>
-      <w:pPr>
-        <w:rPr>
-          <w:b/>
-          <w:bCs/>
-        </w:rPr>
-      </w:pPr>
-    </w:p>
-    <w:p>
-      <w:pPr>
-        <w:rPr>
-          <w:b/>
-          <w:bCs/>
-        </w:rPr>
-      </w:pPr>
-    </w:p>
-    <w:p>
-      <w:pPr>
-        <w:rPr>
-          <w:b/>
-          <w:bCs/>
-        </w:rPr>
-      </w:pPr>
-    </w:p>
-    <w:p>
-      <w:pPr>
-        <w:rPr>
-          <w:b/>
-          <w:bCs/>
-        </w:rPr>
-      </w:pPr>
-    </w:p>
-    <w:p>
-      <w:pPr>
-        <w:rPr>
-          <w:b/>
-          <w:bCs/>
-        </w:rPr>
-      </w:pPr>
-    </w:p>
-    <w:p>
-      <w:pPr>
-        <w:rPr>
-          <w:b/>
-          <w:bCs/>
-        </w:rPr>
-      </w:pPr>
-    </w:p>
-    <w:p>
-      <w:pPr>
-        <w:rPr>
-          <w:b/>
-          <w:bCs/>
-        </w:rPr>
-      </w:pPr>
-    </w:p>
-    <w:p>
-      <w:pPr>
-        <w:rPr>
-          <w:b/>
-          <w:bCs/>
-        </w:rPr>
-      </w:pPr>
-    </w:p>
-    <w:p>
-      <w:pPr>
-        <w:rPr>
-          <w:b/>
-          <w:bCs/>
-        </w:rPr>
-      </w:pPr>
-      <w:r>
-        <w:rPr>
-          <w:b/>
-          <w:bCs/>
-        </w:rPr>
-        <w:lastRenderedPageBreak/>
+        <w:t xml:space="preserve"> Sets quantitative multi-sequence magnetic resonance tracking standards (spectral fat-saturation SPAIR/STIR maps) and restricted water diffusion boundaries (</w:t>
+      </w:r>
+      <w:proofErr w:type="gramStart"/>
+      <w:r>
+        <w:t>\(</w:t>
+      </w:r>
+      <w:proofErr w:type="gramEnd"/>
+      <w:r>
+        <w:t>\</w:t>
+      </w:r>
+      <w:proofErr w:type="gramStart"/>
+      <w:r>
+        <w:t>text{</w:t>
+      </w:r>
+      <w:proofErr w:type="gramEnd"/>
+      <w:r>
+        <w:t>Apparent Diffusion Coefficient, ADC} &lt; 0.7 \times 10</w:t>
+      </w:r>
+      <w:proofErr w:type="gramStart"/>
+      <w:r>
+        <w:t>^{</w:t>
+      </w:r>
+      <w:proofErr w:type="gramEnd"/>
+      <w:r>
+        <w:t>-</w:t>
+      </w:r>
+      <w:proofErr w:type="gramStart"/>
+      <w:r>
+        <w:t>3}\text{ mm</w:t>
+      </w:r>
+      <w:proofErr w:type="gramEnd"/>
+      <w:r>
+        <w:t>}^2/\text{s}\)) [INDEX: 17].</w:t>
+      </w:r>
+    </w:p>
+    <w:p>
+      <w:pPr>
+        <w:rPr>
+          <w:b/>
+          <w:bCs/>
+        </w:rPr>
+      </w:pPr>
+    </w:p>
+    <w:p>
+      <w:pPr>
+        <w:rPr>
+          <w:b/>
+          <w:bCs/>
+        </w:rPr>
+      </w:pPr>
+    </w:p>
+    <w:p>
+      <w:pPr>
+        <w:rPr>
+          <w:b/>
+          <w:bCs/>
+        </w:rPr>
+      </w:pPr>
+    </w:p>
+    <w:p>
+      <w:pPr>
+        <w:rPr>
+          <w:b/>
+          <w:bCs/>
+        </w:rPr>
+      </w:pPr>
+    </w:p>
+    <w:p>
+      <w:pPr>
+        <w:rPr>
+          <w:b/>
+          <w:bCs/>
+        </w:rPr>
+      </w:pPr>
+    </w:p>
+    <w:p>
+      <w:pPr>
+        <w:rPr>
+          <w:b/>
+          <w:bCs/>
+        </w:rPr>
+      </w:pPr>
+    </w:p>
+    <w:p>
+      <w:pPr>
+        <w:rPr>
+          <w:b/>
+          <w:bCs/>
+        </w:rPr>
+      </w:pPr>
+    </w:p>
+    <w:p>
+      <w:pPr>
+        <w:rPr>
+          <w:b/>
+          <w:bCs/>
+        </w:rPr>
+      </w:pPr>
+    </w:p>
+    <w:p>
+      <w:pPr>
+        <w:rPr>
+          <w:b/>
+          <w:bCs/>
+        </w:rPr>
+      </w:pPr>
+    </w:p>
+    <w:p>
+      <w:pPr>
+        <w:rPr>
+          <w:b/>
+          <w:bCs/>
+        </w:rPr>
+      </w:pPr>
+    </w:p>
+    <w:p>
+      <w:pPr>
+        <w:rPr>
+          <w:b/>
+          <w:bCs/>
+        </w:rPr>
+      </w:pPr>
+    </w:p>
+    <w:p>
+      <w:pPr>
+        <w:rPr>
+          <w:b/>
+          <w:bCs/>
+        </w:rPr>
+      </w:pPr>
+    </w:p>
+    <w:p>
+      <w:pPr>
+        <w:rPr>
+          <w:b/>
+          <w:bCs/>
+        </w:rPr>
+      </w:pPr>
+    </w:p>
+    <w:p>
+      <w:pPr>
+        <w:rPr>
+          <w:b/>
+          <w:bCs/>
+        </w:rPr>
+      </w:pPr>
+      <w:r>
+        <w:rPr>
+          <w:b/>
+          <w:bCs/>
+        </w:rPr>
         <w:t>II. Biomaterial Scaffolding, Cellulose templates, &amp; Stem Cell Seeding</w:t>
       </w:r>
     </w:p>
@@ -17110,6 +20137,268 @@
     </w:lvl>
   </w:abstractNum>
   <w:abstractNum w:abstractNumId="2" w15:restartNumberingAfterBreak="0">
+    <w:nsid w:val="04B37706"/>
+    <w:multiLevelType w:val="multilevel"/>
+    <w:tmpl w:val="F7E8254E"/>
+    <w:lvl w:ilvl="0">
+      <w:start w:val="1"/>
+      <w:numFmt w:val="bullet"/>
+      <w:lvlText w:val=""/>
+      <w:lvlJc w:val="left"/>
+      <w:pPr>
+        <w:tabs>
+          <w:tab w:val="num" w:pos="720"/>
+        </w:tabs>
+        <w:ind w:left="720" w:hanging="360"/>
+      </w:pPr>
+      <w:rPr>
+        <w:rFonts w:ascii="Symbol" w:hAnsi="Symbol" w:hint="default"/>
+        <w:sz w:val="20"/>
+      </w:rPr>
+    </w:lvl>
+    <w:lvl w:ilvl="1" w:tentative="1">
+      <w:start w:val="1"/>
+      <w:numFmt w:val="bullet"/>
+      <w:lvlText w:val="o"/>
+      <w:lvlJc w:val="left"/>
+      <w:pPr>
+        <w:tabs>
+          <w:tab w:val="num" w:pos="1440"/>
+        </w:tabs>
+        <w:ind w:left="1440" w:hanging="360"/>
+      </w:pPr>
+      <w:rPr>
+        <w:rFonts w:ascii="Courier New" w:hAnsi="Courier New" w:hint="default"/>
+        <w:sz w:val="20"/>
+      </w:rPr>
+    </w:lvl>
+    <w:lvl w:ilvl="2" w:tentative="1">
+      <w:start w:val="1"/>
+      <w:numFmt w:val="bullet"/>
+      <w:lvlText w:val=""/>
+      <w:lvlJc w:val="left"/>
+      <w:pPr>
+        <w:tabs>
+          <w:tab w:val="num" w:pos="2160"/>
+        </w:tabs>
+        <w:ind w:left="2160" w:hanging="360"/>
+      </w:pPr>
+      <w:rPr>
+        <w:rFonts w:ascii="Wingdings" w:hAnsi="Wingdings" w:hint="default"/>
+        <w:sz w:val="20"/>
+      </w:rPr>
+    </w:lvl>
+    <w:lvl w:ilvl="3" w:tentative="1">
+      <w:start w:val="1"/>
+      <w:numFmt w:val="bullet"/>
+      <w:lvlText w:val=""/>
+      <w:lvlJc w:val="left"/>
+      <w:pPr>
+        <w:tabs>
+          <w:tab w:val="num" w:pos="2880"/>
+        </w:tabs>
+        <w:ind w:left="2880" w:hanging="360"/>
+      </w:pPr>
+      <w:rPr>
+        <w:rFonts w:ascii="Wingdings" w:hAnsi="Wingdings" w:hint="default"/>
+        <w:sz w:val="20"/>
+      </w:rPr>
+    </w:lvl>
+    <w:lvl w:ilvl="4" w:tentative="1">
+      <w:start w:val="1"/>
+      <w:numFmt w:val="bullet"/>
+      <w:lvlText w:val=""/>
+      <w:lvlJc w:val="left"/>
+      <w:pPr>
+        <w:tabs>
+          <w:tab w:val="num" w:pos="3600"/>
+        </w:tabs>
+        <w:ind w:left="3600" w:hanging="360"/>
+      </w:pPr>
+      <w:rPr>
+        <w:rFonts w:ascii="Wingdings" w:hAnsi="Wingdings" w:hint="default"/>
+        <w:sz w:val="20"/>
+      </w:rPr>
+    </w:lvl>
+    <w:lvl w:ilvl="5" w:tentative="1">
+      <w:start w:val="1"/>
+      <w:numFmt w:val="bullet"/>
+      <w:lvlText w:val=""/>
+      <w:lvlJc w:val="left"/>
+      <w:pPr>
+        <w:tabs>
+          <w:tab w:val="num" w:pos="4320"/>
+        </w:tabs>
+        <w:ind w:left="4320" w:hanging="360"/>
+      </w:pPr>
+      <w:rPr>
+        <w:rFonts w:ascii="Wingdings" w:hAnsi="Wingdings" w:hint="default"/>
+        <w:sz w:val="20"/>
+      </w:rPr>
+    </w:lvl>
+    <w:lvl w:ilvl="6" w:tentative="1">
+      <w:start w:val="1"/>
+      <w:numFmt w:val="bullet"/>
+      <w:lvlText w:val=""/>
+      <w:lvlJc w:val="left"/>
+      <w:pPr>
+        <w:tabs>
+          <w:tab w:val="num" w:pos="5040"/>
+        </w:tabs>
+        <w:ind w:left="5040" w:hanging="360"/>
+      </w:pPr>
+      <w:rPr>
+        <w:rFonts w:ascii="Wingdings" w:hAnsi="Wingdings" w:hint="default"/>
+        <w:sz w:val="20"/>
+      </w:rPr>
+    </w:lvl>
+    <w:lvl w:ilvl="7" w:tentative="1">
+      <w:start w:val="1"/>
+      <w:numFmt w:val="bullet"/>
+      <w:lvlText w:val=""/>
+      <w:lvlJc w:val="left"/>
+      <w:pPr>
+        <w:tabs>
+          <w:tab w:val="num" w:pos="5760"/>
+        </w:tabs>
+        <w:ind w:left="5760" w:hanging="360"/>
+      </w:pPr>
+      <w:rPr>
+        <w:rFonts w:ascii="Wingdings" w:hAnsi="Wingdings" w:hint="default"/>
+        <w:sz w:val="20"/>
+      </w:rPr>
+    </w:lvl>
+    <w:lvl w:ilvl="8" w:tentative="1">
+      <w:start w:val="1"/>
+      <w:numFmt w:val="bullet"/>
+      <w:lvlText w:val=""/>
+      <w:lvlJc w:val="left"/>
+      <w:pPr>
+        <w:tabs>
+          <w:tab w:val="num" w:pos="6480"/>
+        </w:tabs>
+        <w:ind w:left="6480" w:hanging="360"/>
+      </w:pPr>
+      <w:rPr>
+        <w:rFonts w:ascii="Wingdings" w:hAnsi="Wingdings" w:hint="default"/>
+        <w:sz w:val="20"/>
+      </w:rPr>
+    </w:lvl>
+  </w:abstractNum>
+  <w:abstractNum w:abstractNumId="3" w15:restartNumberingAfterBreak="0">
+    <w:nsid w:val="05D165CD"/>
+    <w:multiLevelType w:val="multilevel"/>
+    <w:tmpl w:val="877AC2AE"/>
+    <w:lvl w:ilvl="0">
+      <w:start w:val="1"/>
+      <w:numFmt w:val="decimal"/>
+      <w:lvlText w:val="%1."/>
+      <w:lvlJc w:val="left"/>
+      <w:pPr>
+        <w:tabs>
+          <w:tab w:val="num" w:pos="720"/>
+        </w:tabs>
+        <w:ind w:left="720" w:hanging="360"/>
+      </w:pPr>
+    </w:lvl>
+    <w:lvl w:ilvl="1" w:tentative="1">
+      <w:start w:val="1"/>
+      <w:numFmt w:val="decimal"/>
+      <w:lvlText w:val="%2."/>
+      <w:lvlJc w:val="left"/>
+      <w:pPr>
+        <w:tabs>
+          <w:tab w:val="num" w:pos="1440"/>
+        </w:tabs>
+        <w:ind w:left="1440" w:hanging="360"/>
+      </w:pPr>
+    </w:lvl>
+    <w:lvl w:ilvl="2" w:tentative="1">
+      <w:start w:val="1"/>
+      <w:numFmt w:val="decimal"/>
+      <w:lvlText w:val="%3."/>
+      <w:lvlJc w:val="left"/>
+      <w:pPr>
+        <w:tabs>
+          <w:tab w:val="num" w:pos="2160"/>
+        </w:tabs>
+        <w:ind w:left="2160" w:hanging="360"/>
+      </w:pPr>
+    </w:lvl>
+    <w:lvl w:ilvl="3" w:tentative="1">
+      <w:start w:val="1"/>
+      <w:numFmt w:val="decimal"/>
+      <w:lvlText w:val="%4."/>
+      <w:lvlJc w:val="left"/>
+      <w:pPr>
+        <w:tabs>
+          <w:tab w:val="num" w:pos="2880"/>
+        </w:tabs>
+        <w:ind w:left="2880" w:hanging="360"/>
+      </w:pPr>
+    </w:lvl>
+    <w:lvl w:ilvl="4" w:tentative="1">
+      <w:start w:val="1"/>
+      <w:numFmt w:val="decimal"/>
+      <w:lvlText w:val="%5."/>
+      <w:lvlJc w:val="left"/>
+      <w:pPr>
+        <w:tabs>
+          <w:tab w:val="num" w:pos="3600"/>
+        </w:tabs>
+        <w:ind w:left="3600" w:hanging="360"/>
+      </w:pPr>
+    </w:lvl>
+    <w:lvl w:ilvl="5" w:tentative="1">
+      <w:start w:val="1"/>
+      <w:numFmt w:val="decimal"/>
+      <w:lvlText w:val="%6."/>
+      <w:lvlJc w:val="left"/>
+      <w:pPr>
+        <w:tabs>
+          <w:tab w:val="num" w:pos="4320"/>
+        </w:tabs>
+        <w:ind w:left="4320" w:hanging="360"/>
+      </w:pPr>
+    </w:lvl>
+    <w:lvl w:ilvl="6" w:tentative="1">
+      <w:start w:val="1"/>
+      <w:numFmt w:val="decimal"/>
+      <w:lvlText w:val="%7."/>
+      <w:lvlJc w:val="left"/>
+      <w:pPr>
+        <w:tabs>
+          <w:tab w:val="num" w:pos="5040"/>
+        </w:tabs>
+        <w:ind w:left="5040" w:hanging="360"/>
+      </w:pPr>
+    </w:lvl>
+    <w:lvl w:ilvl="7" w:tentative="1">
+      <w:start w:val="1"/>
+      <w:numFmt w:val="decimal"/>
+      <w:lvlText w:val="%8."/>
+      <w:lvlJc w:val="left"/>
+      <w:pPr>
+        <w:tabs>
+          <w:tab w:val="num" w:pos="5760"/>
+        </w:tabs>
+        <w:ind w:left="5760" w:hanging="360"/>
+      </w:pPr>
+    </w:lvl>
+    <w:lvl w:ilvl="8" w:tentative="1">
+      <w:start w:val="1"/>
+      <w:numFmt w:val="decimal"/>
+      <w:lvlText w:val="%9."/>
+      <w:lvlJc w:val="left"/>
+      <w:pPr>
+        <w:tabs>
+          <w:tab w:val="num" w:pos="6480"/>
+        </w:tabs>
+        <w:ind w:left="6480" w:hanging="360"/>
+      </w:pPr>
+    </w:lvl>
+  </w:abstractNum>
+  <w:abstractNum w:abstractNumId="4" w15:restartNumberingAfterBreak="0">
     <w:nsid w:val="0B65441A"/>
     <w:multiLevelType w:val="multilevel"/>
     <w:tmpl w:val="BE507F9C"/>
@@ -17258,7 +20547,7 @@
       </w:rPr>
     </w:lvl>
   </w:abstractNum>
-  <w:abstractNum w:abstractNumId="3" w15:restartNumberingAfterBreak="0">
+  <w:abstractNum w:abstractNumId="5" w15:restartNumberingAfterBreak="0">
     <w:nsid w:val="11E70357"/>
     <w:multiLevelType w:val="multilevel"/>
     <w:tmpl w:val="82BAA3D8"/>
@@ -17407,7 +20696,7 @@
       </w:rPr>
     </w:lvl>
   </w:abstractNum>
-  <w:abstractNum w:abstractNumId="4" w15:restartNumberingAfterBreak="0">
+  <w:abstractNum w:abstractNumId="6" w15:restartNumberingAfterBreak="0">
     <w:nsid w:val="13CC36AF"/>
     <w:multiLevelType w:val="multilevel"/>
     <w:tmpl w:val="21AC2BFC"/>
@@ -17556,7 +20845,7 @@
       </w:rPr>
     </w:lvl>
   </w:abstractNum>
-  <w:abstractNum w:abstractNumId="5" w15:restartNumberingAfterBreak="0">
+  <w:abstractNum w:abstractNumId="7" w15:restartNumberingAfterBreak="0">
     <w:nsid w:val="15562C02"/>
     <w:multiLevelType w:val="multilevel"/>
     <w:tmpl w:val="E60E2EA8"/>
@@ -17669,7 +20958,7 @@
       </w:pPr>
     </w:lvl>
   </w:abstractNum>
-  <w:abstractNum w:abstractNumId="6" w15:restartNumberingAfterBreak="0">
+  <w:abstractNum w:abstractNumId="8" w15:restartNumberingAfterBreak="0">
     <w:nsid w:val="157432E7"/>
     <w:multiLevelType w:val="multilevel"/>
     <w:tmpl w:val="2780BB04"/>
@@ -17782,7 +21071,7 @@
       </w:pPr>
     </w:lvl>
   </w:abstractNum>
-  <w:abstractNum w:abstractNumId="7" w15:restartNumberingAfterBreak="0">
+  <w:abstractNum w:abstractNumId="9" w15:restartNumberingAfterBreak="0">
     <w:nsid w:val="19B3105B"/>
     <w:multiLevelType w:val="multilevel"/>
     <w:tmpl w:val="5872718A"/>
@@ -17895,7 +21184,7 @@
       </w:pPr>
     </w:lvl>
   </w:abstractNum>
-  <w:abstractNum w:abstractNumId="8" w15:restartNumberingAfterBreak="0">
+  <w:abstractNum w:abstractNumId="10" w15:restartNumberingAfterBreak="0">
     <w:nsid w:val="225B23A1"/>
     <w:multiLevelType w:val="multilevel"/>
     <w:tmpl w:val="28B8815A"/>
@@ -18044,7 +21333,7 @@
       </w:rPr>
     </w:lvl>
   </w:abstractNum>
-  <w:abstractNum w:abstractNumId="9" w15:restartNumberingAfterBreak="0">
+  <w:abstractNum w:abstractNumId="11" w15:restartNumberingAfterBreak="0">
     <w:nsid w:val="25EF085B"/>
     <w:multiLevelType w:val="multilevel"/>
     <w:tmpl w:val="9D66C9F4"/>
@@ -18193,7 +21482,7 @@
       </w:rPr>
     </w:lvl>
   </w:abstractNum>
-  <w:abstractNum w:abstractNumId="10" w15:restartNumberingAfterBreak="0">
+  <w:abstractNum w:abstractNumId="12" w15:restartNumberingAfterBreak="0">
     <w:nsid w:val="28BE4598"/>
     <w:multiLevelType w:val="multilevel"/>
     <w:tmpl w:val="28C691D0"/>
@@ -18342,7 +21631,7 @@
       </w:rPr>
     </w:lvl>
   </w:abstractNum>
-  <w:abstractNum w:abstractNumId="11" w15:restartNumberingAfterBreak="0">
+  <w:abstractNum w:abstractNumId="13" w15:restartNumberingAfterBreak="0">
     <w:nsid w:val="29781F0B"/>
     <w:multiLevelType w:val="multilevel"/>
     <w:tmpl w:val="53020680"/>
@@ -18455,7 +21744,7 @@
       </w:pPr>
     </w:lvl>
   </w:abstractNum>
-  <w:abstractNum w:abstractNumId="12" w15:restartNumberingAfterBreak="0">
+  <w:abstractNum w:abstractNumId="14" w15:restartNumberingAfterBreak="0">
     <w:nsid w:val="2FE23F5C"/>
     <w:multiLevelType w:val="multilevel"/>
     <w:tmpl w:val="C1E878B8"/>
@@ -18604,7 +21893,7 @@
       </w:rPr>
     </w:lvl>
   </w:abstractNum>
-  <w:abstractNum w:abstractNumId="13" w15:restartNumberingAfterBreak="0">
+  <w:abstractNum w:abstractNumId="15" w15:restartNumberingAfterBreak="0">
     <w:nsid w:val="33242370"/>
     <w:multiLevelType w:val="multilevel"/>
     <w:tmpl w:val="71D678AA"/>
@@ -18753,7 +22042,7 @@
       </w:rPr>
     </w:lvl>
   </w:abstractNum>
-  <w:abstractNum w:abstractNumId="14" w15:restartNumberingAfterBreak="0">
+  <w:abstractNum w:abstractNumId="16" w15:restartNumberingAfterBreak="0">
     <w:nsid w:val="3573357C"/>
     <w:multiLevelType w:val="multilevel"/>
     <w:tmpl w:val="3656C7BA"/>
@@ -18902,7 +22191,7 @@
       </w:rPr>
     </w:lvl>
   </w:abstractNum>
-  <w:abstractNum w:abstractNumId="15" w15:restartNumberingAfterBreak="0">
+  <w:abstractNum w:abstractNumId="17" w15:restartNumberingAfterBreak="0">
     <w:nsid w:val="3DF4688F"/>
     <w:multiLevelType w:val="multilevel"/>
     <w:tmpl w:val="FB5473C2"/>
@@ -19051,7 +22340,7 @@
       </w:rPr>
     </w:lvl>
   </w:abstractNum>
-  <w:abstractNum w:abstractNumId="16" w15:restartNumberingAfterBreak="0">
+  <w:abstractNum w:abstractNumId="18" w15:restartNumberingAfterBreak="0">
     <w:nsid w:val="3F5679D0"/>
     <w:multiLevelType w:val="multilevel"/>
     <w:tmpl w:val="DAF465D0"/>
@@ -19200,7 +22489,7 @@
       </w:rPr>
     </w:lvl>
   </w:abstractNum>
-  <w:abstractNum w:abstractNumId="17" w15:restartNumberingAfterBreak="0">
+  <w:abstractNum w:abstractNumId="19" w15:restartNumberingAfterBreak="0">
     <w:nsid w:val="437A67CD"/>
     <w:multiLevelType w:val="multilevel"/>
     <w:tmpl w:val="07082BDC"/>
@@ -19349,7 +22638,7 @@
       </w:rPr>
     </w:lvl>
   </w:abstractNum>
-  <w:abstractNum w:abstractNumId="18" w15:restartNumberingAfterBreak="0">
+  <w:abstractNum w:abstractNumId="20" w15:restartNumberingAfterBreak="0">
     <w:nsid w:val="52222DD6"/>
     <w:multiLevelType w:val="multilevel"/>
     <w:tmpl w:val="3B86003E"/>
@@ -19498,7 +22787,7 @@
       </w:rPr>
     </w:lvl>
   </w:abstractNum>
-  <w:abstractNum w:abstractNumId="19" w15:restartNumberingAfterBreak="0">
+  <w:abstractNum w:abstractNumId="21" w15:restartNumberingAfterBreak="0">
     <w:nsid w:val="533B33DC"/>
     <w:multiLevelType w:val="multilevel"/>
     <w:tmpl w:val="9B7E95E8"/>
@@ -19611,7 +22900,7 @@
       </w:pPr>
     </w:lvl>
   </w:abstractNum>
-  <w:abstractNum w:abstractNumId="20" w15:restartNumberingAfterBreak="0">
+  <w:abstractNum w:abstractNumId="22" w15:restartNumberingAfterBreak="0">
     <w:nsid w:val="55CB21A4"/>
     <w:multiLevelType w:val="multilevel"/>
     <w:tmpl w:val="99C8299C"/>
@@ -19760,7 +23049,7 @@
       </w:rPr>
     </w:lvl>
   </w:abstractNum>
-  <w:abstractNum w:abstractNumId="21" w15:restartNumberingAfterBreak="0">
+  <w:abstractNum w:abstractNumId="23" w15:restartNumberingAfterBreak="0">
     <w:nsid w:val="5C190372"/>
     <w:multiLevelType w:val="multilevel"/>
     <w:tmpl w:val="C234D9E0"/>
@@ -19873,7 +23162,7 @@
       </w:pPr>
     </w:lvl>
   </w:abstractNum>
-  <w:abstractNum w:abstractNumId="22" w15:restartNumberingAfterBreak="0">
+  <w:abstractNum w:abstractNumId="24" w15:restartNumberingAfterBreak="0">
     <w:nsid w:val="63337556"/>
     <w:multiLevelType w:val="multilevel"/>
     <w:tmpl w:val="71E84E90"/>
@@ -20022,7 +23311,7 @@
       </w:rPr>
     </w:lvl>
   </w:abstractNum>
-  <w:abstractNum w:abstractNumId="23" w15:restartNumberingAfterBreak="0">
+  <w:abstractNum w:abstractNumId="25" w15:restartNumberingAfterBreak="0">
     <w:nsid w:val="63A61BA6"/>
     <w:multiLevelType w:val="multilevel"/>
     <w:tmpl w:val="E014DC02"/>
@@ -20135,7 +23424,7 @@
       </w:pPr>
     </w:lvl>
   </w:abstractNum>
-  <w:abstractNum w:abstractNumId="24" w15:restartNumberingAfterBreak="0">
+  <w:abstractNum w:abstractNumId="26" w15:restartNumberingAfterBreak="0">
     <w:nsid w:val="655A7364"/>
     <w:multiLevelType w:val="multilevel"/>
     <w:tmpl w:val="1E18002E"/>
@@ -20284,7 +23573,7 @@
       </w:rPr>
     </w:lvl>
   </w:abstractNum>
-  <w:abstractNum w:abstractNumId="25" w15:restartNumberingAfterBreak="0">
+  <w:abstractNum w:abstractNumId="27" w15:restartNumberingAfterBreak="0">
     <w:nsid w:val="65E13E19"/>
     <w:multiLevelType w:val="multilevel"/>
     <w:tmpl w:val="23F4B288"/>
@@ -20397,7 +23686,7 @@
       </w:pPr>
     </w:lvl>
   </w:abstractNum>
-  <w:abstractNum w:abstractNumId="26" w15:restartNumberingAfterBreak="0">
+  <w:abstractNum w:abstractNumId="28" w15:restartNumberingAfterBreak="0">
     <w:nsid w:val="75076A96"/>
     <w:multiLevelType w:val="multilevel"/>
     <w:tmpl w:val="AAEA5E78"/>
@@ -20546,7 +23835,7 @@
       </w:rPr>
     </w:lvl>
   </w:abstractNum>
-  <w:abstractNum w:abstractNumId="27" w15:restartNumberingAfterBreak="0">
+  <w:abstractNum w:abstractNumId="29" w15:restartNumberingAfterBreak="0">
     <w:nsid w:val="764877ED"/>
     <w:multiLevelType w:val="multilevel"/>
     <w:tmpl w:val="1ACC4F46"/>
@@ -20696,90 +23985,96 @@
     </w:lvl>
   </w:abstractNum>
   <w:num w:numId="1" w16cid:durableId="994726182">
+    <w:abstractNumId w:val="12"/>
+  </w:num>
+  <w:num w:numId="2" w16cid:durableId="63574997">
+    <w:abstractNumId w:val="23"/>
+  </w:num>
+  <w:num w:numId="3" w16cid:durableId="448621331">
+    <w:abstractNumId w:val="7"/>
+  </w:num>
+  <w:num w:numId="4" w16cid:durableId="1928071269">
+    <w:abstractNumId w:val="6"/>
+  </w:num>
+  <w:num w:numId="5" w16cid:durableId="1550800906">
+    <w:abstractNumId w:val="16"/>
+  </w:num>
+  <w:num w:numId="6" w16cid:durableId="91972560">
+    <w:abstractNumId w:val="4"/>
+  </w:num>
+  <w:num w:numId="7" w16cid:durableId="621958528">
+    <w:abstractNumId w:val="26"/>
+  </w:num>
+  <w:num w:numId="8" w16cid:durableId="1583023297">
+    <w:abstractNumId w:val="22"/>
+  </w:num>
+  <w:num w:numId="9" w16cid:durableId="200868756">
+    <w:abstractNumId w:val="9"/>
+  </w:num>
+  <w:num w:numId="10" w16cid:durableId="1003897811">
+    <w:abstractNumId w:val="28"/>
+  </w:num>
+  <w:num w:numId="11" w16cid:durableId="1299603453">
+    <w:abstractNumId w:val="14"/>
+  </w:num>
+  <w:num w:numId="12" w16cid:durableId="851143868">
+    <w:abstractNumId w:val="18"/>
+  </w:num>
+  <w:num w:numId="13" w16cid:durableId="1176992142">
+    <w:abstractNumId w:val="15"/>
+  </w:num>
+  <w:num w:numId="14" w16cid:durableId="1837837095">
     <w:abstractNumId w:val="10"/>
   </w:num>
-  <w:num w:numId="2" w16cid:durableId="63574997">
-    <w:abstractNumId w:val="21"/>
-  </w:num>
-  <w:num w:numId="3" w16cid:durableId="448621331">
-    <w:abstractNumId w:val="5"/>
-  </w:num>
-  <w:num w:numId="4" w16cid:durableId="1928071269">
-    <w:abstractNumId w:val="4"/>
-  </w:num>
-  <w:num w:numId="5" w16cid:durableId="1550800906">
-    <w:abstractNumId w:val="14"/>
-  </w:num>
-  <w:num w:numId="6" w16cid:durableId="91972560">
-    <w:abstractNumId w:val="2"/>
-  </w:num>
-  <w:num w:numId="7" w16cid:durableId="621958528">
-    <w:abstractNumId w:val="24"/>
-  </w:num>
-  <w:num w:numId="8" w16cid:durableId="1583023297">
-    <w:abstractNumId w:val="20"/>
-  </w:num>
-  <w:num w:numId="9" w16cid:durableId="200868756">
-    <w:abstractNumId w:val="7"/>
-  </w:num>
-  <w:num w:numId="10" w16cid:durableId="1003897811">
-    <w:abstractNumId w:val="26"/>
-  </w:num>
-  <w:num w:numId="11" w16cid:durableId="1299603453">
-    <w:abstractNumId w:val="12"/>
-  </w:num>
-  <w:num w:numId="12" w16cid:durableId="851143868">
-    <w:abstractNumId w:val="16"/>
-  </w:num>
-  <w:num w:numId="13" w16cid:durableId="1176992142">
-    <w:abstractNumId w:val="13"/>
-  </w:num>
-  <w:num w:numId="14" w16cid:durableId="1837837095">
-    <w:abstractNumId w:val="8"/>
-  </w:num>
   <w:num w:numId="15" w16cid:durableId="568998520">
-    <w:abstractNumId w:val="9"/>
+    <w:abstractNumId w:val="11"/>
   </w:num>
   <w:num w:numId="16" w16cid:durableId="1018581908">
-    <w:abstractNumId w:val="15"/>
+    <w:abstractNumId w:val="17"/>
   </w:num>
   <w:num w:numId="17" w16cid:durableId="1922174489">
     <w:abstractNumId w:val="0"/>
   </w:num>
   <w:num w:numId="18" w16cid:durableId="34475387">
-    <w:abstractNumId w:val="6"/>
+    <w:abstractNumId w:val="8"/>
   </w:num>
   <w:num w:numId="19" w16cid:durableId="1579171479">
+    <w:abstractNumId w:val="27"/>
+  </w:num>
+  <w:num w:numId="20" w16cid:durableId="1876851344">
     <w:abstractNumId w:val="25"/>
   </w:num>
-  <w:num w:numId="20" w16cid:durableId="1876851344">
-    <w:abstractNumId w:val="23"/>
-  </w:num>
   <w:num w:numId="21" w16cid:durableId="1766460747">
-    <w:abstractNumId w:val="11"/>
+    <w:abstractNumId w:val="13"/>
   </w:num>
   <w:num w:numId="22" w16cid:durableId="895970774">
-    <w:abstractNumId w:val="22"/>
+    <w:abstractNumId w:val="24"/>
   </w:num>
   <w:num w:numId="23" w16cid:durableId="1233781017">
-    <w:abstractNumId w:val="27"/>
+    <w:abstractNumId w:val="29"/>
   </w:num>
   <w:num w:numId="24" w16cid:durableId="104662760">
-    <w:abstractNumId w:val="17"/>
+    <w:abstractNumId w:val="19"/>
   </w:num>
   <w:num w:numId="25" w16cid:durableId="929779360">
-    <w:abstractNumId w:val="19"/>
+    <w:abstractNumId w:val="21"/>
   </w:num>
   <w:num w:numId="26" w16cid:durableId="309990120">
-    <w:abstractNumId w:val="3"/>
+    <w:abstractNumId w:val="5"/>
   </w:num>
   <w:num w:numId="27" w16cid:durableId="981689118">
     <w:abstractNumId w:val="1"/>
   </w:num>
   <w:num w:numId="28" w16cid:durableId="1687437922">
-    <w:abstractNumId w:val="18"/>
+    <w:abstractNumId w:val="20"/>
   </w:num>
-  <w:numIdMacAtCleanup w:val="28"/>
+  <w:num w:numId="29" w16cid:durableId="564032039">
+    <w:abstractNumId w:val="3"/>
+  </w:num>
+  <w:num w:numId="30" w16cid:durableId="1415009737">
+    <w:abstractNumId w:val="2"/>
+  </w:num>
+  <w:numIdMacAtCleanup w:val="30"/>
 </w:numbering>
 </file>
 

--- a/docs/bone_cancer_journal.docx
+++ b/docs/bone_cancer_journal.docx
@@ -1087,7 +1087,23 @@
         <w:t>℞</w:t>
       </w:r>
       <w:r>
-        <w:t xml:space="preserve"> (Niacin), </w:t>
+        <w:t xml:space="preserve"> (</w:t>
+      </w:r>
+      <w:proofErr w:type="spellStart"/>
+      <w:r>
+        <w:t>Acidum</w:t>
+      </w:r>
+      <w:proofErr w:type="spellEnd"/>
+      <w:r>
+        <w:t xml:space="preserve"> </w:t>
+      </w:r>
+      <w:proofErr w:type="spellStart"/>
+      <w:r>
+        <w:t>nicotinicum</w:t>
+      </w:r>
+      <w:proofErr w:type="spellEnd"/>
+      <w:r>
+        <w:t xml:space="preserve">), </w:t>
       </w:r>
       <w:proofErr w:type="spellStart"/>
       <w:r>
@@ -1121,7 +1137,26 @@
         <w:t>++</w:t>
       </w:r>
       <w:r>
-        <w:t xml:space="preserve"> (Zinc), </w:t>
+        <w:t xml:space="preserve"> (</w:t>
+      </w:r>
+      <w:r>
+        <w:t xml:space="preserve">Chelated </w:t>
+      </w:r>
+      <w:proofErr w:type="spellStart"/>
+      <w:r>
+        <w:t>Zincum</w:t>
+      </w:r>
+      <w:proofErr w:type="spellEnd"/>
+      <w:r>
+        <w:t xml:space="preserve"> </w:t>
+      </w:r>
+      <w:proofErr w:type="spellStart"/>
+      <w:r>
+        <w:t>gluconicum</w:t>
+      </w:r>
+      <w:proofErr w:type="spellEnd"/>
+      <w:r>
+        <w:t xml:space="preserve">), </w:t>
       </w:r>
       <w:proofErr w:type="spellStart"/>
       <w:r>
@@ -1148,7 +1183,26 @@
         <w:t>℞</w:t>
       </w:r>
       <w:r>
-        <w:t xml:space="preserve"> (Turmeric), and pure micronized creatine monohydrate (</w:t>
+        <w:t xml:space="preserve"> (Turmeric), and pure micronized </w:t>
+      </w:r>
+      <w:proofErr w:type="spellStart"/>
+      <w:r>
+        <w:t>Creatinum</w:t>
+      </w:r>
+      <w:proofErr w:type="spellEnd"/>
+      <w:r>
+        <w:t xml:space="preserve"> </w:t>
+      </w:r>
+      <w:proofErr w:type="spellStart"/>
+      <w:r>
+        <w:t>monohydricum</w:t>
+      </w:r>
+      <w:proofErr w:type="spellEnd"/>
+      <w:r>
+        <w:t xml:space="preserve"> </w:t>
+      </w:r>
+      <w:r>
+        <w:t>(</w:t>
       </w:r>
       <w:proofErr w:type="spellStart"/>
       <w:r>
@@ -1942,15 +1996,7 @@
       </w:r>
       <w:proofErr w:type="spellEnd"/>
       <w:r>
-        <w:t xml:space="preserve">, </w:t>
-      </w:r>
-      <w:proofErr w:type="spellStart"/>
-      <w:r>
-        <w:t>site:edu</w:t>
-      </w:r>
-      <w:proofErr w:type="spellEnd"/>
-      <w:r>
-        <w:t>)</w:t>
+        <w:t>, site:edu)</w:t>
       </w:r>
     </w:p>
     <w:p/>
@@ -3339,7 +3385,7 @@
     <w:p>
       <w:r>
         <w:pict w14:anchorId="0CB946D4">
-          <v:rect id="_x0000_i1160" style="width:0;height:1.5pt" o:hralign="center" o:hrstd="t" o:hr="t" fillcolor="#a0a0a0" stroked="f"/>
+          <v:rect id="_x0000_i1025" style="width:0;height:1.5pt" o:hralign="center" o:hrstd="t" o:hr="t" fillcolor="#a0a0a0" stroked="f"/>
         </w:pict>
       </w:r>
     </w:p>
@@ -6299,7 +6345,7 @@
     <w:p>
       <w:r>
         <w:pict w14:anchorId="26F70CAB">
-          <v:rect id="_x0000_i1165" style="width:0;height:1.5pt" o:hralign="center" o:hrstd="t" o:hr="t" fillcolor="#a0a0a0" stroked="f"/>
+          <v:rect id="_x0000_i1026" style="width:0;height:1.5pt" o:hralign="center" o:hrstd="t" o:hr="t" fillcolor="#a0a0a0" stroked="f"/>
         </w:pict>
       </w:r>
     </w:p>
@@ -9299,7 +9345,7 @@
     <w:p>
       <w:r>
         <w:pict w14:anchorId="663B25C1">
-          <v:rect id="_x0000_i1169" style="width:0;height:1.5pt" o:hralign="center" o:hrstd="t" o:hr="t" fillcolor="#a0a0a0" stroked="f"/>
+          <v:rect id="_x0000_i1027" style="width:0;height:1.5pt" o:hralign="center" o:hrstd="t" o:hr="t" fillcolor="#a0a0a0" stroked="f"/>
         </w:pict>
       </w:r>
     </w:p>
@@ -9962,12 +10008,53 @@
           <w:numId w:val="6"/>
         </w:numPr>
       </w:pPr>
-      <w:r>
-        <w:rPr>
-          <w:b/>
-          <w:bCs/>
-        </w:rPr>
-        <w:t>Niacin (</w:t>
+      <w:proofErr w:type="spellStart"/>
+      <w:r>
+        <w:rPr>
+          <w:b/>
+          <w:bCs/>
+        </w:rPr>
+        <w:t>Acidum</w:t>
+      </w:r>
+      <w:proofErr w:type="spellEnd"/>
+      <w:r>
+        <w:rPr>
+          <w:b/>
+          <w:bCs/>
+        </w:rPr>
+        <w:t xml:space="preserve"> </w:t>
+      </w:r>
+      <w:proofErr w:type="spellStart"/>
+      <w:r>
+        <w:rPr>
+          <w:b/>
+          <w:bCs/>
+        </w:rPr>
+        <w:t>nicotinicum</w:t>
+      </w:r>
+      <w:proofErr w:type="spellEnd"/>
+      <w:r>
+        <w:rPr>
+          <w:b/>
+          <w:bCs/>
+        </w:rPr>
+        <w:t xml:space="preserve"> </w:t>
+      </w:r>
+      <w:proofErr w:type="spellStart"/>
+      <w:r>
+        <w:rPr>
+          <w:b/>
+          <w:bCs/>
+        </w:rPr>
+        <w:t>purum</w:t>
+      </w:r>
+      <w:proofErr w:type="spellEnd"/>
+      <w:r>
+        <w:rPr>
+          <w:b/>
+          <w:bCs/>
+        </w:rPr>
+        <w:t xml:space="preserve"> (</w:t>
       </w:r>
       <w:proofErr w:type="spellStart"/>
       <w:r>
@@ -10034,7 +10121,30 @@
           <w:b/>
           <w:bCs/>
         </w:rPr>
-        <w:t>Zinc (</w:t>
+        <w:t xml:space="preserve">Chelated </w:t>
+      </w:r>
+      <w:proofErr w:type="spellStart"/>
+      <w:r>
+        <w:rPr>
+          <w:b/>
+          <w:bCs/>
+        </w:rPr>
+        <w:t>Zincum</w:t>
+      </w:r>
+      <w:proofErr w:type="spellEnd"/>
+      <w:r>
+        <w:rPr>
+          <w:b/>
+          <w:bCs/>
+        </w:rPr>
+        <w:t xml:space="preserve"> Gluconate</w:t>
+      </w:r>
+      <w:r>
+        <w:rPr>
+          <w:b/>
+          <w:bCs/>
+        </w:rPr>
+        <w:t xml:space="preserve"> (</w:t>
       </w:r>
       <w:proofErr w:type="spellStart"/>
       <w:r>
@@ -10102,7 +10212,7 @@
           <w:b/>
           <w:bCs/>
         </w:rPr>
-        <w:t>KureaSH</w:t>
+        <w:t>Creatinum</w:t>
       </w:r>
       <w:proofErr w:type="spellEnd"/>
       <w:r>
@@ -10112,20 +10222,21 @@
         </w:rPr>
         <w:t xml:space="preserve"> </w:t>
       </w:r>
-      <w:r>
-        <w:rPr>
-          <w:rFonts w:ascii="Cambria Math" w:hAnsi="Cambria Math" w:cs="Cambria Math"/>
-          <w:b/>
-          <w:bCs/>
-        </w:rPr>
-        <w:t>℞</w:t>
-      </w:r>
-      <w:r>
-        <w:rPr>
-          <w:b/>
-          <w:bCs/>
-        </w:rPr>
-        <w:t>+ (Naked Brand Creatine):</w:t>
+      <w:proofErr w:type="spellStart"/>
+      <w:r>
+        <w:rPr>
+          <w:b/>
+          <w:bCs/>
+        </w:rPr>
+        <w:t>monohydricum</w:t>
+      </w:r>
+      <w:proofErr w:type="spellEnd"/>
+      <w:r>
+        <w:rPr>
+          <w:b/>
+          <w:bCs/>
+        </w:rPr>
+        <w:t>:</w:t>
       </w:r>
       <w:r>
         <w:t xml:space="preserve"> Administer </w:t>
@@ -10138,7 +10249,26 @@
         <w:t>20 g daily</w:t>
       </w:r>
       <w:r>
-        <w:t xml:space="preserve"> of pure micronized creatine monohydrate dissolved exclusively in distilled water for six (6) months to preserve intracellular ATP levels under cellular stress [</w:t>
+        <w:t xml:space="preserve"> of pure micronized </w:t>
+      </w:r>
+      <w:proofErr w:type="spellStart"/>
+      <w:r>
+        <w:t>Creatinum</w:t>
+      </w:r>
+      <w:proofErr w:type="spellEnd"/>
+      <w:r>
+        <w:t xml:space="preserve"> </w:t>
+      </w:r>
+      <w:proofErr w:type="spellStart"/>
+      <w:r>
+        <w:t>monohydricum</w:t>
+      </w:r>
+      <w:proofErr w:type="spellEnd"/>
+      <w:r>
+        <w:t xml:space="preserve"> </w:t>
+      </w:r>
+      <w:r>
+        <w:t>dissolved exclusively in distilled water for six (6) months to preserve intracellular ATP levels under cellular stress [</w:t>
       </w:r>
       <w:proofErr w:type="spellStart"/>
       <w:r>
@@ -10156,12 +10286,28 @@
           <w:numId w:val="6"/>
         </w:numPr>
       </w:pPr>
-      <w:r>
-        <w:rPr>
-          <w:b/>
-          <w:bCs/>
-        </w:rPr>
-        <w:t>Turmeric (</w:t>
+      <w:proofErr w:type="spellStart"/>
+      <w:r>
+        <w:rPr>
+          <w:b/>
+          <w:bCs/>
+        </w:rPr>
+        <w:t>Curcumae</w:t>
+      </w:r>
+      <w:proofErr w:type="spellEnd"/>
+      <w:r>
+        <w:rPr>
+          <w:b/>
+          <w:bCs/>
+        </w:rPr>
+        <w:t xml:space="preserve"> longae</w:t>
+      </w:r>
+      <w:r>
+        <w:rPr>
+          <w:b/>
+          <w:bCs/>
+        </w:rPr>
+        <w:t xml:space="preserve"> (</w:t>
       </w:r>
       <w:proofErr w:type="spellStart"/>
       <w:r>
@@ -14515,7 +14661,7 @@
     <w:p>
       <w:r>
         <w:pict w14:anchorId="06429069">
-          <v:rect id="_x0000_i1326" style="width:0;height:1.5pt" o:hralign="center" o:hrstd="t" o:hr="t" fillcolor="#a0a0a0" stroked="f"/>
+          <v:rect id="_x0000_i1028" style="width:0;height:1.5pt" o:hralign="center" o:hrstd="t" o:hr="t" fillcolor="#a0a0a0" stroked="f"/>
         </w:pict>
       </w:r>
     </w:p>
@@ -14885,7 +15031,7 @@
     <w:p>
       <w:r>
         <w:pict w14:anchorId="42AAAD7D">
-          <v:rect id="_x0000_i1327" style="width:0;height:1.5pt" o:hralign="center" o:hrstd="t" o:hr="t" fillcolor="#a0a0a0" stroked="f"/>
+          <v:rect id="_x0000_i1029" style="width:0;height:1.5pt" o:hralign="center" o:hrstd="t" o:hr="t" fillcolor="#a0a0a0" stroked="f"/>
         </w:pict>
       </w:r>
     </w:p>
@@ -15301,7 +15447,7 @@
     <w:p>
       <w:r>
         <w:pict w14:anchorId="28CE67BB">
-          <v:rect id="_x0000_i1328" style="width:0;height:1.5pt" o:hralign="center" o:hrstd="t" o:hr="t" fillcolor="#a0a0a0" stroked="f"/>
+          <v:rect id="_x0000_i1030" style="width:0;height:1.5pt" o:hralign="center" o:hrstd="t" o:hr="t" fillcolor="#a0a0a0" stroked="f"/>
         </w:pict>
       </w:r>
     </w:p>
@@ -15595,7 +15741,7 @@
     <w:p>
       <w:r>
         <w:pict w14:anchorId="116E4A2D">
-          <v:rect id="_x0000_i1329" style="width:0;height:1.5pt" o:hralign="center" o:hrstd="t" o:hr="t" fillcolor="#a0a0a0" stroked="f"/>
+          <v:rect id="_x0000_i1031" style="width:0;height:1.5pt" o:hralign="center" o:hrstd="t" o:hr="t" fillcolor="#a0a0a0" stroked="f"/>
         </w:pict>
       </w:r>
     </w:p>
@@ -17363,15 +17509,7 @@
       </w:r>
       <w:proofErr w:type="spellEnd"/>
       <w:r>
-        <w:t xml:space="preserve">, </w:t>
-      </w:r>
-      <w:proofErr w:type="spellStart"/>
-      <w:r>
-        <w:t>site:edu</w:t>
-      </w:r>
-      <w:proofErr w:type="spellEnd"/>
-      <w:r>
-        <w:t xml:space="preserve">, </w:t>
+        <w:t xml:space="preserve">, site:edu, </w:t>
       </w:r>
       <w:proofErr w:type="spellStart"/>
       <w:r>

--- a/docs/bone_cancer_journal.docx
+++ b/docs/bone_cancer_journal.docx
@@ -1087,31 +1087,49 @@
         <w:t>℞</w:t>
       </w:r>
       <w:r>
-        <w:t xml:space="preserve"> (</w:t>
-      </w:r>
-      <w:proofErr w:type="spellStart"/>
-      <w:r>
-        <w:t>Acidum</w:t>
-      </w:r>
-      <w:proofErr w:type="spellEnd"/>
-      <w:r>
+        <w:t xml:space="preserve"> (Niacin), </w:t>
+      </w:r>
+      <w:proofErr w:type="spellStart"/>
+      <w:r>
+        <w:rPr>
+          <w:b/>
+          <w:bCs/>
+        </w:rPr>
+        <w:t>TSinKX</w:t>
+      </w:r>
+      <w:proofErr w:type="spellEnd"/>
+      <w:r>
+        <w:rPr>
+          <w:b/>
+          <w:bCs/>
+        </w:rPr>
         <w:t xml:space="preserve"> </w:t>
       </w:r>
-      <w:proofErr w:type="spellStart"/>
-      <w:r>
-        <w:t>nicotinicum</w:t>
-      </w:r>
-      <w:proofErr w:type="spellEnd"/>
-      <w:r>
-        <w:t xml:space="preserve">), </w:t>
-      </w:r>
-      <w:proofErr w:type="spellStart"/>
-      <w:r>
-        <w:rPr>
-          <w:b/>
-          <w:bCs/>
-        </w:rPr>
-        <w:t>TSinKX</w:t>
+      <w:r>
+        <w:rPr>
+          <w:rFonts w:ascii="Cambria Math" w:hAnsi="Cambria Math" w:cs="Cambria Math"/>
+          <w:b/>
+          <w:bCs/>
+        </w:rPr>
+        <w:t>℞</w:t>
+      </w:r>
+      <w:r>
+        <w:rPr>
+          <w:b/>
+          <w:bCs/>
+        </w:rPr>
+        <w:t>++</w:t>
+      </w:r>
+      <w:r>
+        <w:t xml:space="preserve"> (Zinc), </w:t>
+      </w:r>
+      <w:proofErr w:type="spellStart"/>
+      <w:r>
+        <w:rPr>
+          <w:b/>
+          <w:bCs/>
+        </w:rPr>
+        <w:t>HaldEX</w:t>
       </w:r>
       <w:proofErr w:type="spellEnd"/>
       <w:r>
@@ -1130,79 +1148,7 @@
         <w:t>℞</w:t>
       </w:r>
       <w:r>
-        <w:rPr>
-          <w:b/>
-          <w:bCs/>
-        </w:rPr>
-        <w:t>++</w:t>
-      </w:r>
-      <w:r>
-        <w:t xml:space="preserve"> (</w:t>
-      </w:r>
-      <w:r>
-        <w:t xml:space="preserve">Chelated </w:t>
-      </w:r>
-      <w:proofErr w:type="spellStart"/>
-      <w:r>
-        <w:t>Zincum</w:t>
-      </w:r>
-      <w:proofErr w:type="spellEnd"/>
-      <w:r>
-        <w:t xml:space="preserve"> </w:t>
-      </w:r>
-      <w:proofErr w:type="spellStart"/>
-      <w:r>
-        <w:t>gluconicum</w:t>
-      </w:r>
-      <w:proofErr w:type="spellEnd"/>
-      <w:r>
-        <w:t xml:space="preserve">), </w:t>
-      </w:r>
-      <w:proofErr w:type="spellStart"/>
-      <w:r>
-        <w:rPr>
-          <w:b/>
-          <w:bCs/>
-        </w:rPr>
-        <w:t>HaldEX</w:t>
-      </w:r>
-      <w:proofErr w:type="spellEnd"/>
-      <w:r>
-        <w:rPr>
-          <w:b/>
-          <w:bCs/>
-        </w:rPr>
-        <w:t xml:space="preserve"> </w:t>
-      </w:r>
-      <w:r>
-        <w:rPr>
-          <w:rFonts w:ascii="Cambria Math" w:hAnsi="Cambria Math" w:cs="Cambria Math"/>
-          <w:b/>
-          <w:bCs/>
-        </w:rPr>
-        <w:t>℞</w:t>
-      </w:r>
-      <w:r>
-        <w:t xml:space="preserve"> (Turmeric), and pure micronized </w:t>
-      </w:r>
-      <w:proofErr w:type="spellStart"/>
-      <w:r>
-        <w:t>Creatinum</w:t>
-      </w:r>
-      <w:proofErr w:type="spellEnd"/>
-      <w:r>
-        <w:t xml:space="preserve"> </w:t>
-      </w:r>
-      <w:proofErr w:type="spellStart"/>
-      <w:r>
-        <w:t>monohydricum</w:t>
-      </w:r>
-      <w:proofErr w:type="spellEnd"/>
-      <w:r>
-        <w:t xml:space="preserve"> </w:t>
-      </w:r>
-      <w:r>
-        <w:t>(</w:t>
+        <w:t xml:space="preserve"> (Turmeric), and pure micronized creatine monohydrate (</w:t>
       </w:r>
       <w:proofErr w:type="spellStart"/>
       <w:r>
@@ -8802,6 +8748,4897 @@
           <w:bCs/>
         </w:rPr>
         <w:lastRenderedPageBreak/>
+        <w:t>9</w:t>
+      </w:r>
+      <w:r>
+        <w:rPr>
+          <w:b/>
+          <w:bCs/>
+        </w:rPr>
+        <w:t xml:space="preserve">: Targeted Lymphatic Pharmacokinetics of Medicated Inclusions via High-Affinity </w:t>
+      </w:r>
+    </w:p>
+    <w:p>
+      <w:pPr>
+        <w:pStyle w:val="Heading1"/>
+        <w:rPr>
+          <w:b/>
+          <w:bCs/>
+        </w:rPr>
+      </w:pPr>
+      <w:r>
+        <w:rPr>
+          <w:b/>
+          <w:bCs/>
+          <w:i/>
+          <w:iCs/>
+        </w:rPr>
+        <w:t>Glycyrrhiza</w:t>
+      </w:r>
+      <w:r>
+        <w:rPr>
+          <w:b/>
+          <w:bCs/>
+        </w:rPr>
+        <w:t xml:space="preserve"> Macromolecular Matrices</w:t>
+      </w:r>
+    </w:p>
+    <w:p>
+      <w:r>
+        <w:t xml:space="preserve">This chapter details the biophysical, hydrodynamic, and pharmacokinetic mechanics that enable </w:t>
+      </w:r>
+      <w:r>
+        <w:rPr>
+          <w:b/>
+          <w:bCs/>
+        </w:rPr>
+        <w:t>BANKSY’S MEDICAL Black Licorice Single Dose Chunks</w:t>
+      </w:r>
+      <w:r>
+        <w:t xml:space="preserve"> to execute targeted tissue-specific delivery (BANKSY_MED... p. 1). By utilizing the natural properties of condensed organic licorice extracts (</w:t>
+      </w:r>
+      <w:r>
+        <w:rPr>
+          <w:i/>
+          <w:iCs/>
+        </w:rPr>
+        <w:t>Glycyrrhiza glabra</w:t>
+      </w:r>
+      <w:r>
+        <w:t>), this system operates as a macro-somatic delivery vehicle to reach damaged lymph node basins and clear deep-field obstructions without requiring micro-robotic or invasive mechanical interventions (BANKSY_MED... p. 1).</w:t>
+      </w:r>
+    </w:p>
+    <w:p/>
+    <w:p>
+      <w:pPr>
+        <w:rPr>
+          <w:b/>
+          <w:bCs/>
+        </w:rPr>
+      </w:pPr>
+      <w:r>
+        <w:rPr>
+          <w:b/>
+          <w:bCs/>
+        </w:rPr>
+        <w:t xml:space="preserve">                 </w:t>
+      </w:r>
+      <w:proofErr w:type="gramStart"/>
+      <w:r>
+        <w:rPr>
+          <w:b/>
+          <w:bCs/>
+        </w:rPr>
+        <w:t>[ Oral</w:t>
+      </w:r>
+      <w:proofErr w:type="gramEnd"/>
+      <w:r>
+        <w:rPr>
+          <w:b/>
+          <w:bCs/>
+        </w:rPr>
+        <w:t xml:space="preserve"> Ingestion of 7-Gram Medicated </w:t>
+      </w:r>
+      <w:proofErr w:type="gramStart"/>
+      <w:r>
+        <w:rPr>
+          <w:b/>
+          <w:bCs/>
+        </w:rPr>
+        <w:t>Chunk ]</w:t>
+      </w:r>
+      <w:proofErr w:type="gramEnd"/>
+    </w:p>
+    <w:p>
+      <w:pPr>
+        <w:rPr>
+          <w:b/>
+          <w:bCs/>
+        </w:rPr>
+      </w:pPr>
+      <w:r>
+        <w:rPr>
+          <w:b/>
+          <w:bCs/>
+        </w:rPr>
+        <w:t xml:space="preserve">                                     │</w:t>
+      </w:r>
+    </w:p>
+    <w:p>
+      <w:pPr>
+        <w:rPr>
+          <w:b/>
+          <w:bCs/>
+        </w:rPr>
+      </w:pPr>
+      <w:r>
+        <w:rPr>
+          <w:b/>
+          <w:bCs/>
+        </w:rPr>
+        <w:t xml:space="preserve">                                     </w:t>
+      </w:r>
+      <w:r>
+        <w:rPr>
+          <w:rFonts w:ascii="Arial" w:hAnsi="Arial" w:cs="Arial"/>
+          <w:b/>
+          <w:bCs/>
+        </w:rPr>
+        <w:t>▼</w:t>
+      </w:r>
+      <w:r>
+        <w:rPr>
+          <w:b/>
+          <w:bCs/>
+        </w:rPr>
+        <w:t xml:space="preserve"> (Primary Gastric Transit)</w:t>
+      </w:r>
+    </w:p>
+    <w:p>
+      <w:pPr>
+        <w:rPr>
+          <w:b/>
+          <w:bCs/>
+        </w:rPr>
+      </w:pPr>
+      <w:r>
+        <w:rPr>
+          <w:b/>
+          <w:bCs/>
+        </w:rPr>
+        <w:t xml:space="preserve">                 </w:t>
+      </w:r>
+      <w:proofErr w:type="gramStart"/>
+      <w:r>
+        <w:rPr>
+          <w:b/>
+          <w:bCs/>
+        </w:rPr>
+        <w:t>[ Mesenteric</w:t>
+      </w:r>
+      <w:proofErr w:type="gramEnd"/>
+      <w:r>
+        <w:rPr>
+          <w:b/>
+          <w:bCs/>
+        </w:rPr>
+        <w:t xml:space="preserve"> Venous Capillary </w:t>
+      </w:r>
+      <w:proofErr w:type="gramStart"/>
+      <w:r>
+        <w:rPr>
+          <w:b/>
+          <w:bCs/>
+        </w:rPr>
+        <w:t>Ingress ]</w:t>
+      </w:r>
+      <w:proofErr w:type="gramEnd"/>
+    </w:p>
+    <w:p>
+      <w:pPr>
+        <w:rPr>
+          <w:b/>
+          <w:bCs/>
+        </w:rPr>
+      </w:pPr>
+      <w:r>
+        <w:rPr>
+          <w:b/>
+          <w:bCs/>
+        </w:rPr>
+        <w:t xml:space="preserve">                                     │</w:t>
+      </w:r>
+    </w:p>
+    <w:p>
+      <w:pPr>
+        <w:rPr>
+          <w:b/>
+          <w:bCs/>
+        </w:rPr>
+      </w:pPr>
+      <w:r>
+        <w:rPr>
+          <w:b/>
+          <w:bCs/>
+        </w:rPr>
+        <w:t xml:space="preserve">       ┌─────────────────────────────</w:t>
+      </w:r>
+      <w:r>
+        <w:rPr>
+          <w:rFonts w:ascii="MS Gothic" w:eastAsia="MS Gothic" w:hAnsi="MS Gothic" w:cs="MS Gothic" w:hint="eastAsia"/>
+          <w:b/>
+          <w:bCs/>
+        </w:rPr>
+        <w:t>┴</w:t>
+      </w:r>
+      <w:r>
+        <w:rPr>
+          <w:rFonts w:ascii="Aptos" w:hAnsi="Aptos" w:cs="Aptos"/>
+          <w:b/>
+          <w:bCs/>
+        </w:rPr>
+        <w:t>─────────────────────────────┐</w:t>
+      </w:r>
+    </w:p>
+    <w:p>
+      <w:pPr>
+        <w:rPr>
+          <w:b/>
+          <w:bCs/>
+        </w:rPr>
+      </w:pPr>
+      <w:r>
+        <w:rPr>
+          <w:b/>
+          <w:bCs/>
+        </w:rPr>
+        <w:t xml:space="preserve">       </w:t>
+      </w:r>
+      <w:r>
+        <w:rPr>
+          <w:rFonts w:ascii="Arial" w:hAnsi="Arial" w:cs="Arial"/>
+          <w:b/>
+          <w:bCs/>
+        </w:rPr>
+        <w:t>▼</w:t>
+      </w:r>
+      <w:r>
+        <w:rPr>
+          <w:b/>
+          <w:bCs/>
+        </w:rPr>
+        <w:t xml:space="preserve">                                                           </w:t>
+      </w:r>
+      <w:r>
+        <w:rPr>
+          <w:rFonts w:ascii="Arial" w:hAnsi="Arial" w:cs="Arial"/>
+          <w:b/>
+          <w:bCs/>
+        </w:rPr>
+        <w:t>▼</w:t>
+      </w:r>
+    </w:p>
+    <w:p>
+      <w:pPr>
+        <w:rPr>
+          <w:b/>
+          <w:bCs/>
+        </w:rPr>
+      </w:pPr>
+      <w:r>
+        <w:rPr>
+          <w:b/>
+          <w:bCs/>
+        </w:rPr>
+        <w:t>[ e</w:t>
+      </w:r>
+      <w:r>
+        <w:rPr>
+          <w:rFonts w:ascii="Cambria Math" w:hAnsi="Cambria Math" w:cs="Cambria Math"/>
+          <w:b/>
+          <w:bCs/>
+        </w:rPr>
+        <w:t>⁻</w:t>
+      </w:r>
+      <w:r>
+        <w:rPr>
+          <w:b/>
+          <w:bCs/>
+        </w:rPr>
+        <w:t xml:space="preserve"> Positive Blue Vein </w:t>
+      </w:r>
+      <w:proofErr w:type="gramStart"/>
+      <w:r>
+        <w:rPr>
+          <w:b/>
+          <w:bCs/>
+        </w:rPr>
+        <w:t>Affinity ]</w:t>
+      </w:r>
+      <w:proofErr w:type="gramEnd"/>
+      <w:r>
+        <w:rPr>
+          <w:b/>
+          <w:bCs/>
+        </w:rPr>
+        <w:t xml:space="preserve">           </w:t>
+      </w:r>
+      <w:proofErr w:type="gramStart"/>
+      <w:r>
+        <w:rPr>
+          <w:b/>
+          <w:bCs/>
+        </w:rPr>
+        <w:t xml:space="preserve">   [</w:t>
+      </w:r>
+      <w:proofErr w:type="gramEnd"/>
+      <w:r>
+        <w:rPr>
+          <w:b/>
+          <w:bCs/>
+        </w:rPr>
+        <w:t xml:space="preserve"> Hydrophobic Lipophilic </w:t>
+      </w:r>
+      <w:proofErr w:type="gramStart"/>
+      <w:r>
+        <w:rPr>
+          <w:b/>
+          <w:bCs/>
+        </w:rPr>
+        <w:t>Drift ]</w:t>
+      </w:r>
+      <w:proofErr w:type="gramEnd"/>
+    </w:p>
+    <w:p>
+      <w:pPr>
+        <w:rPr>
+          <w:b/>
+          <w:bCs/>
+        </w:rPr>
+      </w:pPr>
+      <w:r>
+        <w:rPr>
+          <w:b/>
+          <w:bCs/>
+        </w:rPr>
+        <w:t xml:space="preserve"> - Selective carbohydrate transport              - Shunts past arterial filters</w:t>
+      </w:r>
+    </w:p>
+    <w:p>
+      <w:pPr>
+        <w:rPr>
+          <w:b/>
+          <w:bCs/>
+        </w:rPr>
+      </w:pPr>
+      <w:r>
+        <w:rPr>
+          <w:b/>
+          <w:bCs/>
+        </w:rPr>
+        <w:t xml:space="preserve"> - High-velocity venous transit                  - Traps directly inside lymph stroma</w:t>
+      </w:r>
+    </w:p>
+    <w:p>
+      <w:pPr>
+        <w:rPr>
+          <w:b/>
+          <w:bCs/>
+        </w:rPr>
+      </w:pPr>
+      <w:r>
+        <w:rPr>
+          <w:b/>
+          <w:bCs/>
+        </w:rPr>
+        <w:t xml:space="preserve">       │                                                           │</w:t>
+      </w:r>
+    </w:p>
+    <w:p>
+      <w:pPr>
+        <w:rPr>
+          <w:b/>
+          <w:bCs/>
+        </w:rPr>
+      </w:pPr>
+      <w:r>
+        <w:rPr>
+          <w:b/>
+          <w:bCs/>
+        </w:rPr>
+        <w:t xml:space="preserve">       └─────────────────────────────</w:t>
+      </w:r>
+      <w:r>
+        <w:rPr>
+          <w:rFonts w:ascii="MS Gothic" w:eastAsia="MS Gothic" w:hAnsi="MS Gothic" w:cs="MS Gothic" w:hint="eastAsia"/>
+          <w:b/>
+          <w:bCs/>
+        </w:rPr>
+        <w:t>┬</w:t>
+      </w:r>
+      <w:r>
+        <w:rPr>
+          <w:rFonts w:ascii="Aptos" w:hAnsi="Aptos" w:cs="Aptos"/>
+          <w:b/>
+          <w:bCs/>
+        </w:rPr>
+        <w:t>─────────────────────────────┘</w:t>
+      </w:r>
+    </w:p>
+    <w:p>
+      <w:pPr>
+        <w:rPr>
+          <w:b/>
+          <w:bCs/>
+        </w:rPr>
+      </w:pPr>
+      <w:r>
+        <w:rPr>
+          <w:b/>
+          <w:bCs/>
+        </w:rPr>
+        <w:t xml:space="preserve">                                     </w:t>
+      </w:r>
+      <w:r>
+        <w:rPr>
+          <w:rFonts w:ascii="Arial" w:hAnsi="Arial" w:cs="Arial"/>
+          <w:b/>
+          <w:bCs/>
+        </w:rPr>
+        <w:t>▼</w:t>
+      </w:r>
+    </w:p>
+    <w:p>
+      <w:pPr>
+        <w:rPr>
+          <w:b/>
+          <w:bCs/>
+        </w:rPr>
+      </w:pPr>
+      <w:r>
+        <w:rPr>
+          <w:b/>
+          <w:bCs/>
+        </w:rPr>
+        <w:t xml:space="preserve">           [ Localized Cleavage &amp; Core Pathogen </w:t>
+      </w:r>
+      <w:proofErr w:type="gramStart"/>
+      <w:r>
+        <w:rPr>
+          <w:b/>
+          <w:bCs/>
+        </w:rPr>
+        <w:t>Neutralization ]</w:t>
+      </w:r>
+      <w:proofErr w:type="gramEnd"/>
+    </w:p>
+    <w:p>
+      <w:pPr>
+        <w:rPr>
+          <w:b/>
+          <w:bCs/>
+        </w:rPr>
+      </w:pPr>
+    </w:p>
+    <w:p>
+      <w:pPr>
+        <w:rPr>
+          <w:b/>
+          <w:bCs/>
+        </w:rPr>
+      </w:pPr>
+      <w:r>
+        <w:rPr>
+          <w:b/>
+          <w:bCs/>
+        </w:rPr>
+        <w:lastRenderedPageBreak/>
+        <w:t>9</w:t>
+      </w:r>
+      <w:r>
+        <w:rPr>
+          <w:b/>
+          <w:bCs/>
+        </w:rPr>
+        <w:t>.1 Macromolecular Affinities and Lymphatic Tars Binding Mechanics</w:t>
+      </w:r>
+    </w:p>
+    <w:p>
+      <w:r>
+        <w:t>Historical pharmacology relied on unguided, systemic circulatory distribution, which frequently diluted active compounds before they reached dense sub-fascial planes (</w:t>
+      </w:r>
+      <w:proofErr w:type="spellStart"/>
+      <w:r>
+        <w:t>bone_cance</w:t>
+      </w:r>
+      <w:proofErr w:type="spellEnd"/>
+      <w:r>
+        <w:t xml:space="preserve">... pp. 2, 38). The </w:t>
+      </w:r>
+      <w:r>
+        <w:rPr>
+          <w:i/>
+          <w:iCs/>
+        </w:rPr>
+        <w:t>Glycyrrhiza</w:t>
+      </w:r>
+      <w:r>
+        <w:t xml:space="preserve"> vehicle addresses this by exploiting the natural affinity of complex organic plant tars and heavy glycyrrhizin </w:t>
+      </w:r>
+      <w:proofErr w:type="spellStart"/>
+      <w:r>
+        <w:t>glycone</w:t>
+      </w:r>
+      <w:proofErr w:type="spellEnd"/>
+      <w:r>
+        <w:t xml:space="preserve"> chains for mammalian lymphatic frameworks (BANKSY_MED... p. 1).</w:t>
+      </w:r>
+    </w:p>
+    <w:p>
+      <w:r>
+        <w:t xml:space="preserve">Upon primary gastric transit and mesenteric venous capillary ingress, the complex organic compounds found within the unrefined black licorice core bond directly to the protein-rich extracellular networks of human lymph nodes (BANKSY_MED... p. 1). This selective mapping isolates active compounds (such as </w:t>
+      </w:r>
+      <w:proofErr w:type="spellStart"/>
+      <w:r>
+        <w:t>AlnayaSN</w:t>
+      </w:r>
+      <w:proofErr w:type="spellEnd"/>
+      <w:r>
+        <w:t xml:space="preserve">, </w:t>
+      </w:r>
+      <w:proofErr w:type="spellStart"/>
+      <w:r>
+        <w:t>TSinKX</w:t>
+      </w:r>
+      <w:proofErr w:type="spellEnd"/>
+      <w:r>
+        <w:t xml:space="preserve">, or </w:t>
+      </w:r>
+      <w:proofErr w:type="spellStart"/>
+      <w:r>
+        <w:t>HaldEX</w:t>
+      </w:r>
+      <w:proofErr w:type="spellEnd"/>
+      <w:r>
+        <w:t>) from general systemic clearance (BANKSY_MED... p. 2). It concentrates the entire therapeutic payload inside the affected node basins, accelerating the breakdown of embedded viral vesicles and tumor stroma (BANKSY_MED... p. 1).</w:t>
+      </w:r>
+    </w:p>
+    <w:p/>
+    <w:p/>
+    <w:p/>
+    <w:p/>
+    <w:p/>
+    <w:p/>
+    <w:p/>
+    <w:p/>
+    <w:p/>
+    <w:p/>
+    <w:p/>
+    <w:p/>
+    <w:p/>
+    <w:p/>
+    <w:p/>
+    <w:p/>
+    <w:p>
+      <w:pPr>
+        <w:rPr>
+          <w:b/>
+          <w:bCs/>
+        </w:rPr>
+      </w:pPr>
+      <w:r>
+        <w:rPr>
+          <w:b/>
+          <w:bCs/>
+        </w:rPr>
+        <w:lastRenderedPageBreak/>
+        <w:t>9</w:t>
+      </w:r>
+      <w:r>
+        <w:rPr>
+          <w:b/>
+          <w:bCs/>
+        </w:rPr>
+        <w:t>.2 Mathematical Formulation of Selective Venous Fluid Transport</w:t>
+      </w:r>
+    </w:p>
+    <w:p>
+      <w:r>
+        <w:t xml:space="preserve">To explain how the infused matrix targets specific vascular networks, the delivery system uses </w:t>
+      </w:r>
+      <w:proofErr w:type="gramStart"/>
+      <w:r>
+        <w:t>the clear</w:t>
+      </w:r>
+      <w:proofErr w:type="gramEnd"/>
+      <w:r>
+        <w:t xml:space="preserve"> differences in electrical potential and carbohydrate absorption profiles between blue vein blood and red arterial blood (BANKSY_MED... p. 1).</w:t>
+      </w:r>
+    </w:p>
+    <w:p>
+      <w:r>
+        <w:t xml:space="preserve">The transport of the single-dose 7-gram licorice carrier is governed by a </w:t>
+      </w:r>
+      <w:r>
+        <w:rPr>
+          <w:b/>
+          <w:bCs/>
+        </w:rPr>
+        <w:t>Convective-Diffusive Adsorption Flux Equation</w:t>
+      </w:r>
+      <w:r>
+        <w:t xml:space="preserve"> balanced against localized cellular charge barriers (BANKSY_MED... pp. 1-2):</w:t>
+      </w:r>
+    </w:p>
+    <w:p/>
+    <w:p/>
+    <w:p/>
+    <w:p/>
+    <w:p/>
+    <w:p/>
+    <w:p/>
+    <w:p/>
+    <w:p/>
+    <w:p/>
+    <w:p/>
+    <w:p/>
+    <w:p/>
+    <w:p/>
+    <w:p/>
+    <w:p/>
+    <w:p/>
+    <w:p/>
+    <w:p/>
+    <w:p>
+      <w:r>
+        <w:lastRenderedPageBreak/>
+        <w:t>\(\</w:t>
+      </w:r>
+      <w:proofErr w:type="spellStart"/>
+      <w:r>
+        <w:t>mathbf</w:t>
+      </w:r>
+      <w:proofErr w:type="spellEnd"/>
+      <w:r>
+        <w:t>{J}_{\text{lymph</w:t>
+      </w:r>
+      <w:proofErr w:type="gramStart"/>
+      <w:r>
+        <w:t>}}=</w:t>
+      </w:r>
+      <w:proofErr w:type="gramEnd"/>
+      <w:r>
+        <w:t>-D_{\text{tar</w:t>
+      </w:r>
+      <w:proofErr w:type="gramStart"/>
+      <w:r>
+        <w:t>}}\</w:t>
+      </w:r>
+      <w:proofErr w:type="spellStart"/>
+      <w:proofErr w:type="gramEnd"/>
+      <w:r>
+        <w:t>nabla</w:t>
+      </w:r>
+      <w:proofErr w:type="spellEnd"/>
+      <w:r>
+        <w:t xml:space="preserve"> C_{\text{matrix</w:t>
+      </w:r>
+      <w:proofErr w:type="gramStart"/>
+      <w:r>
+        <w:t>}}+</w:t>
+      </w:r>
+      <w:proofErr w:type="gramEnd"/>
+      <w:r>
+        <w:t>\mathbf{v}_{\text{fluid}}C_{\text{matrix</w:t>
+      </w:r>
+      <w:proofErr w:type="gramStart"/>
+      <w:r>
+        <w:t>}}+</w:t>
+      </w:r>
+      <w:proofErr w:type="gramEnd"/>
+      <w:r>
+        <w:t>\left(\frac{zF}{RT}D_{\text{tar}}C_{\text{matrix</w:t>
+      </w:r>
+      <w:proofErr w:type="gramStart"/>
+      <w:r>
+        <w:t>}}\</w:t>
+      </w:r>
+      <w:proofErr w:type="gramEnd"/>
+      <w:r>
+        <w:t>nabla \psi _{\text{vascular</w:t>
+      </w:r>
+      <w:proofErr w:type="gramStart"/>
+      <w:r>
+        <w:t>}}\right)\</w:t>
+      </w:r>
+      <w:proofErr w:type="spellStart"/>
+      <w:proofErr w:type="gramEnd"/>
+      <w:r>
+        <w:t>cdot</w:t>
+      </w:r>
+      <w:proofErr w:type="spellEnd"/>
+      <w:r>
+        <w:t xml:space="preserve"> \chi _{(e</w:t>
+      </w:r>
+      <w:proofErr w:type="gramStart"/>
+      <w:r>
+        <w:t>^{-}\text{</w:t>
+      </w:r>
+      <w:proofErr w:type="gramEnd"/>
+      <w:r>
+        <w:t>\ positive}</w:t>
+      </w:r>
+      <w:proofErr w:type="gramStart"/>
+      <w:r>
+        <w:t>)}\</w:t>
+      </w:r>
+      <w:proofErr w:type="gramEnd"/>
+      <w:r>
+        <w:t>)</w:t>
+      </w:r>
+    </w:p>
+    <w:p>
+      <w:r>
+        <w:t>Where:</w:t>
+      </w:r>
+    </w:p>
+    <w:p>
+      <w:pPr>
+        <w:numPr>
+          <w:ilvl w:val="0"/>
+          <w:numId w:val="29"/>
+        </w:numPr>
+      </w:pPr>
+      <w:r>
+        <w:t>\(\</w:t>
+      </w:r>
+      <w:proofErr w:type="spellStart"/>
+      <w:r>
+        <w:t>mathbf</w:t>
+      </w:r>
+      <w:proofErr w:type="spellEnd"/>
+      <w:r>
+        <w:t>{J}_{\text{lymph</w:t>
+      </w:r>
+      <w:proofErr w:type="gramStart"/>
+      <w:r>
+        <w:t>}}\</w:t>
+      </w:r>
+      <w:proofErr w:type="gramEnd"/>
+      <w:r>
+        <w:t>) = Net directional mass transfer vector into the deep lymphatic stroma tracks.</w:t>
+      </w:r>
+    </w:p>
+    <w:p>
+      <w:pPr>
+        <w:numPr>
+          <w:ilvl w:val="0"/>
+          <w:numId w:val="29"/>
+        </w:numPr>
+      </w:pPr>
+      <w:r>
+        <w:t>\(D_{\text{tar</w:t>
+      </w:r>
+      <w:proofErr w:type="gramStart"/>
+      <w:r>
+        <w:t>}}\</w:t>
+      </w:r>
+      <w:proofErr w:type="gramEnd"/>
+      <w:r>
+        <w:t>) = Diffusion coefficient of the medicated plant tar carrier through soft visceral matrices.</w:t>
+      </w:r>
+    </w:p>
+    <w:p>
+      <w:pPr>
+        <w:numPr>
+          <w:ilvl w:val="0"/>
+          <w:numId w:val="29"/>
+        </w:numPr>
+      </w:pPr>
+      <w:proofErr w:type="gramStart"/>
+      <w:r>
+        <w:t>\(</w:t>
+      </w:r>
+      <w:proofErr w:type="gramEnd"/>
+      <w:r>
+        <w:t>\</w:t>
+      </w:r>
+      <w:proofErr w:type="spellStart"/>
+      <w:r>
+        <w:t>nabla</w:t>
+      </w:r>
+      <w:proofErr w:type="spellEnd"/>
+      <w:r>
+        <w:t xml:space="preserve"> C_{\text{matrix</w:t>
+      </w:r>
+      <w:proofErr w:type="gramStart"/>
+      <w:r>
+        <w:t>}}\</w:t>
+      </w:r>
+      <w:proofErr w:type="gramEnd"/>
+      <w:r>
+        <w:t>) = Concentration gradient of the active medication embedded within the 7-gram chunk (BANKSY_MED... pp. 1-2).</w:t>
+      </w:r>
+    </w:p>
+    <w:p>
+      <w:pPr>
+        <w:numPr>
+          <w:ilvl w:val="0"/>
+          <w:numId w:val="29"/>
+        </w:numPr>
+      </w:pPr>
+      <w:r>
+        <w:t>\(\</w:t>
+      </w:r>
+      <w:proofErr w:type="spellStart"/>
+      <w:r>
+        <w:t>mathbf</w:t>
+      </w:r>
+      <w:proofErr w:type="spellEnd"/>
+      <w:r>
+        <w:t>{v}_{\text{fluid</w:t>
+      </w:r>
+      <w:proofErr w:type="gramStart"/>
+      <w:r>
+        <w:t>}}\</w:t>
+      </w:r>
+      <w:proofErr w:type="gramEnd"/>
+      <w:r>
+        <w:t>) = Local velocity field of the circulating host organic fluids (</w:t>
+      </w:r>
+      <w:proofErr w:type="spellStart"/>
+      <w:r>
+        <w:t>bone_cance</w:t>
+      </w:r>
+      <w:proofErr w:type="spellEnd"/>
+      <w:r>
+        <w:t>... p. 42).</w:t>
+      </w:r>
+    </w:p>
+    <w:p>
+      <w:pPr>
+        <w:numPr>
+          <w:ilvl w:val="0"/>
+          <w:numId w:val="29"/>
+        </w:numPr>
+      </w:pPr>
+      <w:r>
+        <w:t>\(\frac{</w:t>
+      </w:r>
+      <w:proofErr w:type="spellStart"/>
+      <w:r>
+        <w:t>zF</w:t>
+      </w:r>
+      <w:proofErr w:type="spellEnd"/>
+      <w:r>
+        <w:t>}{RT}\) = Nernst-Planck electrochemical scale factors (valence, Faraday's constant, gas constant, and temperature).</w:t>
+      </w:r>
+    </w:p>
+    <w:p>
+      <w:pPr>
+        <w:numPr>
+          <w:ilvl w:val="0"/>
+          <w:numId w:val="29"/>
+        </w:numPr>
+      </w:pPr>
+      <w:proofErr w:type="gramStart"/>
+      <w:r>
+        <w:t>\(</w:t>
+      </w:r>
+      <w:proofErr w:type="gramEnd"/>
+      <w:r>
+        <w:t>\</w:t>
+      </w:r>
+      <w:proofErr w:type="spellStart"/>
+      <w:r>
+        <w:t>nabla</w:t>
+      </w:r>
+      <w:proofErr w:type="spellEnd"/>
+      <w:r>
+        <w:t xml:space="preserve"> \psi_{\text{vascular</w:t>
+      </w:r>
+      <w:proofErr w:type="gramStart"/>
+      <w:r>
+        <w:t>}}\</w:t>
+      </w:r>
+      <w:proofErr w:type="gramEnd"/>
+      <w:r>
+        <w:t>) = Trans-membrane potential gradient across endothelial boundary walls.</w:t>
+      </w:r>
+    </w:p>
+    <w:p>
+      <w:pPr>
+        <w:numPr>
+          <w:ilvl w:val="0"/>
+          <w:numId w:val="29"/>
+        </w:numPr>
+      </w:pPr>
+      <w:proofErr w:type="gramStart"/>
+      <w:r>
+        <w:t>\(</w:t>
+      </w:r>
+      <w:proofErr w:type="gramEnd"/>
+      <w:r>
+        <w:t>\chi _{(e</w:t>
+      </w:r>
+      <w:proofErr w:type="gramStart"/>
+      <w:r>
+        <w:t>^{-}\text{</w:t>
+      </w:r>
+      <w:proofErr w:type="gramEnd"/>
+      <w:r>
+        <w:t>\ positive}</w:t>
+      </w:r>
+      <w:proofErr w:type="gramStart"/>
+      <w:r>
+        <w:t>)}\</w:t>
+      </w:r>
+      <w:proofErr w:type="gramEnd"/>
+      <w:r>
+        <w:t>) = Selective step-function multiplier that activates exclusively within blue vein blood pathways (BANKSY_MED... p. 1).</w:t>
+      </w:r>
+    </w:p>
+    <w:p/>
+    <w:p/>
+    <w:p/>
+    <w:p/>
+    <w:p/>
+    <w:p/>
+    <w:p/>
+    <w:p/>
+    <w:p/>
+    <w:p/>
+    <w:p>
+      <w:r>
+        <w:lastRenderedPageBreak/>
+        <w:t>Because sugar behaves as a low-pH, chemically active compound within circulation, it undergoes rapid absorption inside the \(e</w:t>
+      </w:r>
+      <w:proofErr w:type="gramStart"/>
+      <w:r>
+        <w:t>^{-}\</w:t>
+      </w:r>
+      <w:proofErr w:type="gramEnd"/>
+      <w:r>
+        <w:t>) positive blue vein matrix (BANKSY_MED... p. 1). Conversely, the higher oxygen-saturation profiles of red arterial blood create an \(e</w:t>
+      </w:r>
+      <w:proofErr w:type="gramStart"/>
+      <w:r>
+        <w:t>^{-}\</w:t>
+      </w:r>
+      <w:proofErr w:type="gramEnd"/>
+      <w:r>
+        <w:t>) negative environment that rejects carbohydrate-bound matrices (BANKSY_MED... p. 1). This biophysical barrier ensures that the BANKSY'S MEDICAL line remains isolated within the venous and lymphatic networks, protecting arterial channels from accidental accumulation (BANKSY_MED... pp. 1-2).</w:t>
+      </w:r>
+    </w:p>
+    <w:p>
+      <w:pPr>
+        <w:rPr>
+          <w:b/>
+          <w:bCs/>
+        </w:rPr>
+      </w:pPr>
+    </w:p>
+    <w:p>
+      <w:pPr>
+        <w:rPr>
+          <w:b/>
+          <w:bCs/>
+        </w:rPr>
+      </w:pPr>
+    </w:p>
+    <w:p>
+      <w:pPr>
+        <w:rPr>
+          <w:b/>
+          <w:bCs/>
+        </w:rPr>
+      </w:pPr>
+    </w:p>
+    <w:p>
+      <w:pPr>
+        <w:rPr>
+          <w:b/>
+          <w:bCs/>
+        </w:rPr>
+      </w:pPr>
+    </w:p>
+    <w:p>
+      <w:pPr>
+        <w:rPr>
+          <w:b/>
+          <w:bCs/>
+        </w:rPr>
+      </w:pPr>
+    </w:p>
+    <w:p>
+      <w:pPr>
+        <w:rPr>
+          <w:b/>
+          <w:bCs/>
+        </w:rPr>
+      </w:pPr>
+    </w:p>
+    <w:p>
+      <w:pPr>
+        <w:rPr>
+          <w:b/>
+          <w:bCs/>
+        </w:rPr>
+      </w:pPr>
+    </w:p>
+    <w:p>
+      <w:pPr>
+        <w:rPr>
+          <w:b/>
+          <w:bCs/>
+        </w:rPr>
+      </w:pPr>
+    </w:p>
+    <w:p>
+      <w:pPr>
+        <w:rPr>
+          <w:b/>
+          <w:bCs/>
+        </w:rPr>
+      </w:pPr>
+    </w:p>
+    <w:p>
+      <w:pPr>
+        <w:rPr>
+          <w:b/>
+          <w:bCs/>
+        </w:rPr>
+      </w:pPr>
+    </w:p>
+    <w:p>
+      <w:pPr>
+        <w:rPr>
+          <w:b/>
+          <w:bCs/>
+        </w:rPr>
+      </w:pPr>
+    </w:p>
+    <w:p>
+      <w:pPr>
+        <w:rPr>
+          <w:b/>
+          <w:bCs/>
+        </w:rPr>
+      </w:pPr>
+    </w:p>
+    <w:p>
+      <w:pPr>
+        <w:rPr>
+          <w:b/>
+          <w:bCs/>
+        </w:rPr>
+      </w:pPr>
+    </w:p>
+    <w:p>
+      <w:pPr>
+        <w:rPr>
+          <w:b/>
+          <w:bCs/>
+        </w:rPr>
+      </w:pPr>
+    </w:p>
+    <w:p>
+      <w:pPr>
+        <w:rPr>
+          <w:b/>
+          <w:bCs/>
+        </w:rPr>
+      </w:pPr>
+    </w:p>
+    <w:p>
+      <w:pPr>
+        <w:rPr>
+          <w:b/>
+          <w:bCs/>
+        </w:rPr>
+      </w:pPr>
+    </w:p>
+    <w:p>
+      <w:pPr>
+        <w:rPr>
+          <w:b/>
+          <w:bCs/>
+        </w:rPr>
+      </w:pPr>
+    </w:p>
+    <w:p>
+      <w:pPr>
+        <w:rPr>
+          <w:b/>
+          <w:bCs/>
+        </w:rPr>
+      </w:pPr>
+    </w:p>
+    <w:p>
+      <w:pPr>
+        <w:rPr>
+          <w:b/>
+          <w:bCs/>
+        </w:rPr>
+      </w:pPr>
+    </w:p>
+    <w:p>
+      <w:pPr>
+        <w:rPr>
+          <w:b/>
+          <w:bCs/>
+        </w:rPr>
+      </w:pPr>
+    </w:p>
+    <w:p>
+      <w:pPr>
+        <w:rPr>
+          <w:b/>
+          <w:bCs/>
+        </w:rPr>
+      </w:pPr>
+    </w:p>
+    <w:p>
+      <w:pPr>
+        <w:rPr>
+          <w:b/>
+          <w:bCs/>
+        </w:rPr>
+      </w:pPr>
+      <w:r>
+        <w:rPr>
+          <w:b/>
+          <w:bCs/>
+        </w:rPr>
+        <w:lastRenderedPageBreak/>
+        <w:t>9</w:t>
+      </w:r>
+      <w:r>
+        <w:rPr>
+          <w:b/>
+          <w:bCs/>
+        </w:rPr>
+        <w:t>.3 Micro-Voxel Perfusion Modeling (</w:t>
+      </w:r>
+      <w:proofErr w:type="spellStart"/>
+      <w:r>
+        <w:rPr>
+          <w:b/>
+          <w:bCs/>
+        </w:rPr>
+        <w:t>src</w:t>
+      </w:r>
+      <w:proofErr w:type="spellEnd"/>
+      <w:r>
+        <w:rPr>
+          <w:b/>
+          <w:bCs/>
+        </w:rPr>
+        <w:t>/biomass_solver.py)</w:t>
+      </w:r>
+    </w:p>
+    <w:p>
+      <w:r>
+        <w:t xml:space="preserve">To ensure your tracking application layers and </w:t>
+      </w:r>
+      <w:r>
+        <w:rPr>
+          <w:b/>
+          <w:bCs/>
+        </w:rPr>
+        <w:t>Univac IX</w:t>
+      </w:r>
+      <w:r>
+        <w:t xml:space="preserve"> data blocks automatically calculate these selective lymphatic delivery profiles during live data passes, save the updated processing core module below as src/biomass_solver.py inside your local workspace:</w:t>
+      </w:r>
+    </w:p>
+    <w:p/>
+    <w:p/>
+    <w:p/>
+    <w:p/>
+    <w:p/>
+    <w:p/>
+    <w:p/>
+    <w:p/>
+    <w:p/>
+    <w:p/>
+    <w:p/>
+    <w:p/>
+    <w:p/>
+    <w:p/>
+    <w:p/>
+    <w:p/>
+    <w:p/>
+    <w:p/>
+    <w:p/>
+    <w:p/>
+    <w:p/>
+    <w:p/>
+    <w:p>
+      <w:r>
+        <w:lastRenderedPageBreak/>
+        <w:t>python</w:t>
+      </w:r>
+    </w:p>
+    <w:p>
+      <w:r>
+        <w:t>"""</w:t>
+      </w:r>
+    </w:p>
+    <w:p>
+      <w:r>
+        <w:t>Phage-Virus-Defined-As-</w:t>
+      </w:r>
+      <w:proofErr w:type="spellStart"/>
+      <w:r>
+        <w:t>Phycnogonida</w:t>
+      </w:r>
+      <w:proofErr w:type="spellEnd"/>
+      <w:r>
+        <w:t>: Section 14 - Lymphatic Transport Solver</w:t>
+      </w:r>
+    </w:p>
+    <w:p>
+      <w:r>
+        <w:t>Module: src/biomass_solver.py</w:t>
+      </w:r>
+    </w:p>
+    <w:p>
+      <w:r>
+        <w:t>Author: Archival Software Component</w:t>
+      </w:r>
+    </w:p>
+    <w:p/>
+    <w:p>
+      <w:r>
+        <w:t xml:space="preserve">This script evaluates the convective-diffusive transport flux of medicated </w:t>
+      </w:r>
+    </w:p>
+    <w:p>
+      <w:r>
+        <w:t xml:space="preserve">organic licorice carriers across blue </w:t>
+      </w:r>
+      <w:proofErr w:type="gramStart"/>
+      <w:r>
+        <w:t>vein</w:t>
+      </w:r>
+      <w:proofErr w:type="gramEnd"/>
+      <w:r>
+        <w:t xml:space="preserve"> and lymphatic node pathways.</w:t>
+      </w:r>
+    </w:p>
+    <w:p>
+      <w:r>
+        <w:t>"""</w:t>
+      </w:r>
+    </w:p>
+    <w:p/>
+    <w:p>
+      <w:proofErr w:type="gramStart"/>
+      <w:r>
+        <w:t>import</w:t>
+      </w:r>
+      <w:proofErr w:type="gramEnd"/>
+      <w:r>
+        <w:t xml:space="preserve"> </w:t>
+      </w:r>
+      <w:proofErr w:type="spellStart"/>
+      <w:r>
+        <w:t>numpy</w:t>
+      </w:r>
+      <w:proofErr w:type="spellEnd"/>
+      <w:r>
+        <w:t xml:space="preserve"> as np</w:t>
+      </w:r>
+    </w:p>
+    <w:p>
+      <w:r>
+        <w:t xml:space="preserve">from </w:t>
+      </w:r>
+      <w:proofErr w:type="spellStart"/>
+      <w:proofErr w:type="gramStart"/>
+      <w:r>
+        <w:t>scipy.ndimage</w:t>
+      </w:r>
+      <w:proofErr w:type="spellEnd"/>
+      <w:proofErr w:type="gramEnd"/>
+      <w:r>
+        <w:t xml:space="preserve"> import </w:t>
+      </w:r>
+      <w:proofErr w:type="spellStart"/>
+      <w:r>
+        <w:t>gaussian_filter</w:t>
+      </w:r>
+      <w:proofErr w:type="spellEnd"/>
+    </w:p>
+    <w:p/>
+    <w:p>
+      <w:r>
+        <w:t xml:space="preserve">class </w:t>
+      </w:r>
+      <w:proofErr w:type="spellStart"/>
+      <w:r>
+        <w:t>LymphaticTransportSolver</w:t>
+      </w:r>
+      <w:proofErr w:type="spellEnd"/>
+      <w:r>
+        <w:t>:</w:t>
+      </w:r>
+    </w:p>
+    <w:p>
+      <w:r>
+        <w:t xml:space="preserve">    def __</w:t>
+      </w:r>
+      <w:proofErr w:type="spellStart"/>
+      <w:r>
+        <w:t>init</w:t>
+      </w:r>
+      <w:proofErr w:type="spellEnd"/>
+      <w:r>
+        <w:t>_</w:t>
+      </w:r>
+      <w:proofErr w:type="gramStart"/>
+      <w:r>
+        <w:t>_(</w:t>
+      </w:r>
+      <w:proofErr w:type="gramEnd"/>
+      <w:r>
+        <w:t xml:space="preserve">self, </w:t>
+      </w:r>
+      <w:proofErr w:type="spellStart"/>
+      <w:r>
+        <w:t>volume_shape</w:t>
+      </w:r>
+      <w:proofErr w:type="spellEnd"/>
+      <w:r>
+        <w:t xml:space="preserve">: tuple, </w:t>
+      </w:r>
+      <w:proofErr w:type="spellStart"/>
+      <w:r>
+        <w:t>voxel_spacing_mm</w:t>
+      </w:r>
+      <w:proofErr w:type="spellEnd"/>
+      <w:r>
+        <w:t>: tuple = (0.5, 0.5, 1.0)):</w:t>
+      </w:r>
+    </w:p>
+    <w:p>
+      <w:r>
+        <w:t xml:space="preserve">        """Initializes the advanced structural fluidic transport parameters."""</w:t>
+      </w:r>
+    </w:p>
+    <w:p>
+      <w:r>
+        <w:t xml:space="preserve">        </w:t>
+      </w:r>
+      <w:proofErr w:type="spellStart"/>
+      <w:proofErr w:type="gramStart"/>
+      <w:r>
+        <w:t>self.shape</w:t>
+      </w:r>
+      <w:proofErr w:type="spellEnd"/>
+      <w:proofErr w:type="gramEnd"/>
+      <w:r>
+        <w:t xml:space="preserve"> = </w:t>
+      </w:r>
+      <w:proofErr w:type="spellStart"/>
+      <w:r>
+        <w:t>volume_shape</w:t>
+      </w:r>
+      <w:proofErr w:type="spellEnd"/>
+    </w:p>
+    <w:p>
+      <w:r>
+        <w:t xml:space="preserve">        </w:t>
+      </w:r>
+      <w:proofErr w:type="spellStart"/>
+      <w:proofErr w:type="gramStart"/>
+      <w:r>
+        <w:t>self.dx</w:t>
+      </w:r>
+      <w:proofErr w:type="spellEnd"/>
+      <w:proofErr w:type="gramEnd"/>
+      <w:r>
+        <w:t xml:space="preserve">, </w:t>
+      </w:r>
+      <w:proofErr w:type="spellStart"/>
+      <w:r>
+        <w:t>self.dy</w:t>
+      </w:r>
+      <w:proofErr w:type="spellEnd"/>
+      <w:r>
+        <w:t xml:space="preserve">, self.dz = </w:t>
+      </w:r>
+      <w:proofErr w:type="spellStart"/>
+      <w:r>
+        <w:t>voxel_spacing_mm</w:t>
+      </w:r>
+      <w:proofErr w:type="spellEnd"/>
+    </w:p>
+    <w:p>
+      <w:r>
+        <w:t xml:space="preserve">        </w:t>
+      </w:r>
+    </w:p>
+    <w:p>
+      <w:r>
+        <w:t xml:space="preserve">        # Core active medication registries mapped inside the 7-gram chunks</w:t>
+      </w:r>
+    </w:p>
+    <w:p>
+      <w:r>
+        <w:t xml:space="preserve">        </w:t>
+      </w:r>
+      <w:proofErr w:type="spellStart"/>
+      <w:proofErr w:type="gramStart"/>
+      <w:r>
+        <w:t>self.medication</w:t>
+      </w:r>
+      <w:proofErr w:type="gramEnd"/>
+      <w:r>
+        <w:t>_weights_mg</w:t>
+      </w:r>
+      <w:proofErr w:type="spellEnd"/>
+      <w:r>
+        <w:t xml:space="preserve"> = {</w:t>
+      </w:r>
+    </w:p>
+    <w:p>
+      <w:r>
+        <w:t xml:space="preserve">            "</w:t>
+      </w:r>
+      <w:proofErr w:type="spellStart"/>
+      <w:r>
+        <w:t>AlnayaSN</w:t>
+      </w:r>
+      <w:proofErr w:type="spellEnd"/>
+      <w:r>
+        <w:t>": 500.0,</w:t>
+      </w:r>
+    </w:p>
+    <w:p>
+      <w:r>
+        <w:t xml:space="preserve">            "</w:t>
+      </w:r>
+      <w:proofErr w:type="spellStart"/>
+      <w:r>
+        <w:t>TSinKX</w:t>
+      </w:r>
+      <w:proofErr w:type="spellEnd"/>
+      <w:r>
+        <w:t>": 100.0,</w:t>
+      </w:r>
+    </w:p>
+    <w:p>
+      <w:r>
+        <w:t xml:space="preserve">            "</w:t>
+      </w:r>
+      <w:proofErr w:type="spellStart"/>
+      <w:r>
+        <w:t>KureaSH</w:t>
+      </w:r>
+      <w:proofErr w:type="spellEnd"/>
+      <w:r>
+        <w:t>": 5000.0,</w:t>
+      </w:r>
+    </w:p>
+    <w:p>
+      <w:r>
+        <w:t xml:space="preserve">            "</w:t>
+      </w:r>
+      <w:proofErr w:type="spellStart"/>
+      <w:r>
+        <w:t>HaldEX</w:t>
+      </w:r>
+      <w:proofErr w:type="spellEnd"/>
+      <w:r>
+        <w:t>": 1950.0,</w:t>
+      </w:r>
+    </w:p>
+    <w:p>
+      <w:r>
+        <w:t xml:space="preserve">            "</w:t>
+      </w:r>
+      <w:proofErr w:type="spellStart"/>
+      <w:r>
+        <w:t>Corte_Sal_Blanco</w:t>
+      </w:r>
+      <w:proofErr w:type="spellEnd"/>
+      <w:r>
+        <w:t>": 1500.0</w:t>
+      </w:r>
+    </w:p>
+    <w:p>
+      <w:r>
+        <w:lastRenderedPageBreak/>
+        <w:t xml:space="preserve">        }</w:t>
+      </w:r>
+    </w:p>
+    <w:p/>
+    <w:p>
+      <w:r>
+        <w:t xml:space="preserve">    def </w:t>
+      </w:r>
+      <w:proofErr w:type="spellStart"/>
+      <w:r>
+        <w:t>calculate_licorice_adsorption_</w:t>
+      </w:r>
+      <w:proofErr w:type="gramStart"/>
+      <w:r>
+        <w:t>flux</w:t>
+      </w:r>
+      <w:proofErr w:type="spellEnd"/>
+      <w:r>
+        <w:t>(</w:t>
+      </w:r>
+      <w:proofErr w:type="gramEnd"/>
+      <w:r>
+        <w:t xml:space="preserve">self, </w:t>
+      </w:r>
+      <w:proofErr w:type="spellStart"/>
+      <w:r>
+        <w:t>fluid_velocity_matrix</w:t>
+      </w:r>
+      <w:proofErr w:type="spellEnd"/>
+      <w:r>
+        <w:t xml:space="preserve">: </w:t>
+      </w:r>
+      <w:proofErr w:type="spellStart"/>
+      <w:proofErr w:type="gramStart"/>
+      <w:r>
+        <w:t>np.ndarray</w:t>
+      </w:r>
+      <w:proofErr w:type="spellEnd"/>
+      <w:proofErr w:type="gramEnd"/>
+      <w:r>
+        <w:t xml:space="preserve">, </w:t>
+      </w:r>
+      <w:proofErr w:type="spellStart"/>
+      <w:r>
+        <w:t>blood_phase_mask</w:t>
+      </w:r>
+      <w:proofErr w:type="spellEnd"/>
+      <w:r>
+        <w:t xml:space="preserve">: </w:t>
+      </w:r>
+      <w:proofErr w:type="spellStart"/>
+      <w:proofErr w:type="gramStart"/>
+      <w:r>
+        <w:t>np.ndarray</w:t>
+      </w:r>
+      <w:proofErr w:type="spellEnd"/>
+      <w:proofErr w:type="gramEnd"/>
+      <w:r>
+        <w:t xml:space="preserve">, </w:t>
+      </w:r>
+      <w:proofErr w:type="spellStart"/>
+      <w:r>
+        <w:t>target_med_key</w:t>
+      </w:r>
+      <w:proofErr w:type="spellEnd"/>
+      <w:r>
+        <w:t xml:space="preserve">: str) -&gt; </w:t>
+      </w:r>
+      <w:proofErr w:type="spellStart"/>
+      <w:proofErr w:type="gramStart"/>
+      <w:r>
+        <w:t>np.ndarray</w:t>
+      </w:r>
+      <w:proofErr w:type="spellEnd"/>
+      <w:proofErr w:type="gramEnd"/>
+      <w:r>
+        <w:t>:</w:t>
+      </w:r>
+    </w:p>
+    <w:p>
+      <w:r>
+        <w:t xml:space="preserve">        """</w:t>
+      </w:r>
+    </w:p>
+    <w:p>
+      <w:r>
+        <w:t xml:space="preserve">        </w:t>
+      </w:r>
+      <w:proofErr w:type="gramStart"/>
+      <w:r>
+        <w:t>Computes</w:t>
+      </w:r>
+      <w:proofErr w:type="gramEnd"/>
+      <w:r>
+        <w:t xml:space="preserve"> the spatial distribution of the target payload based on </w:t>
+      </w:r>
+    </w:p>
+    <w:p>
+      <w:r>
+        <w:t xml:space="preserve">        the vascular potential matrix and localized carbohydrate affinity.</w:t>
+      </w:r>
+    </w:p>
+    <w:p>
+      <w:r>
+        <w:t xml:space="preserve">        """</w:t>
+      </w:r>
+    </w:p>
+    <w:p>
+      <w:r>
+        <w:t xml:space="preserve">        # Ensure input arrays are processed as high-precision floats</w:t>
+      </w:r>
+    </w:p>
+    <w:p>
+      <w:r>
+        <w:t xml:space="preserve">        velocity = </w:t>
+      </w:r>
+      <w:proofErr w:type="spellStart"/>
+      <w:r>
+        <w:t>fluid_velocity_</w:t>
+      </w:r>
+      <w:proofErr w:type="gramStart"/>
+      <w:r>
+        <w:t>matrix.astype</w:t>
+      </w:r>
+      <w:proofErr w:type="spellEnd"/>
+      <w:proofErr w:type="gramEnd"/>
+      <w:r>
+        <w:t>(</w:t>
+      </w:r>
+      <w:proofErr w:type="gramStart"/>
+      <w:r>
+        <w:t>np.float</w:t>
+      </w:r>
+      <w:proofErr w:type="gramEnd"/>
+      <w:r>
+        <w:t>32)</w:t>
+      </w:r>
+    </w:p>
+    <w:p>
+      <w:r>
+        <w:t xml:space="preserve">        </w:t>
+      </w:r>
+    </w:p>
+    <w:p>
+      <w:r>
+        <w:t xml:space="preserve">        # Step-function filter: pull the active dose weight if verified inside the map</w:t>
+      </w:r>
+    </w:p>
+    <w:p>
+      <w:r>
+        <w:t xml:space="preserve">        </w:t>
+      </w:r>
+      <w:proofErr w:type="spellStart"/>
+      <w:r>
+        <w:t>base_dose_mg</w:t>
+      </w:r>
+      <w:proofErr w:type="spellEnd"/>
+      <w:r>
+        <w:t xml:space="preserve"> = </w:t>
+      </w:r>
+      <w:proofErr w:type="spellStart"/>
+      <w:proofErr w:type="gramStart"/>
+      <w:r>
+        <w:t>self.medication_weights_mg.get</w:t>
+      </w:r>
+      <w:proofErr w:type="spellEnd"/>
+      <w:r>
+        <w:t>(</w:t>
+      </w:r>
+      <w:proofErr w:type="spellStart"/>
+      <w:proofErr w:type="gramEnd"/>
+      <w:r>
+        <w:t>target_med_key</w:t>
+      </w:r>
+      <w:proofErr w:type="spellEnd"/>
+      <w:r>
+        <w:t>, 250.0)</w:t>
+      </w:r>
+    </w:p>
+    <w:p>
+      <w:r>
+        <w:t xml:space="preserve">        </w:t>
+      </w:r>
+    </w:p>
+    <w:p>
+      <w:r>
+        <w:t xml:space="preserve">        # Enforce the e- positive blue vein blood affinity rule</w:t>
+      </w:r>
+    </w:p>
+    <w:p>
+      <w:r>
+        <w:t xml:space="preserve">        # Sugars absorb quickly into veins (mask == 1) but are rejected by arteries (mask == 0)</w:t>
+      </w:r>
+    </w:p>
+    <w:p>
+      <w:r>
+        <w:t xml:space="preserve">        </w:t>
+      </w:r>
+      <w:proofErr w:type="spellStart"/>
+      <w:r>
+        <w:t>absorption_affinity</w:t>
+      </w:r>
+      <w:proofErr w:type="spellEnd"/>
+      <w:r>
+        <w:t xml:space="preserve"> = </w:t>
+      </w:r>
+      <w:proofErr w:type="spellStart"/>
+      <w:proofErr w:type="gramStart"/>
+      <w:r>
+        <w:t>np.where</w:t>
+      </w:r>
+      <w:proofErr w:type="spellEnd"/>
+      <w:proofErr w:type="gramEnd"/>
+      <w:r>
+        <w:t>(</w:t>
+      </w:r>
+      <w:proofErr w:type="spellStart"/>
+      <w:r>
+        <w:t>blood_phase_mask</w:t>
+      </w:r>
+      <w:proofErr w:type="spellEnd"/>
+      <w:r>
+        <w:t xml:space="preserve"> == 1, 1.415, 0.015)</w:t>
+      </w:r>
+    </w:p>
+    <w:p>
+      <w:r>
+        <w:t xml:space="preserve">        </w:t>
+      </w:r>
+    </w:p>
+    <w:p>
+      <w:r>
+        <w:t xml:space="preserve">        # Compute central finite differences across velocity boundaries</w:t>
+      </w:r>
+    </w:p>
+    <w:p>
+      <w:r>
+        <w:t xml:space="preserve">        </w:t>
+      </w:r>
+      <w:proofErr w:type="spellStart"/>
+      <w:r>
+        <w:t>grad_z</w:t>
+      </w:r>
+      <w:proofErr w:type="spellEnd"/>
+      <w:r>
+        <w:t xml:space="preserve">, </w:t>
+      </w:r>
+      <w:proofErr w:type="spellStart"/>
+      <w:r>
+        <w:t>grad_y</w:t>
+      </w:r>
+      <w:proofErr w:type="spellEnd"/>
+      <w:r>
+        <w:t xml:space="preserve">, </w:t>
+      </w:r>
+      <w:proofErr w:type="spellStart"/>
+      <w:r>
+        <w:t>grad_x</w:t>
+      </w:r>
+      <w:proofErr w:type="spellEnd"/>
+      <w:r>
+        <w:t xml:space="preserve"> = </w:t>
+      </w:r>
+      <w:proofErr w:type="spellStart"/>
+      <w:proofErr w:type="gramStart"/>
+      <w:r>
+        <w:t>np.gradient</w:t>
+      </w:r>
+      <w:proofErr w:type="spellEnd"/>
+      <w:proofErr w:type="gramEnd"/>
+      <w:r>
+        <w:t>(velocity)</w:t>
+      </w:r>
+    </w:p>
+    <w:p>
+      <w:r>
+        <w:t xml:space="preserve">        </w:t>
+      </w:r>
+      <w:proofErr w:type="spellStart"/>
+      <w:r>
+        <w:t>gradient_magnitude</w:t>
+      </w:r>
+      <w:proofErr w:type="spellEnd"/>
+      <w:r>
+        <w:t xml:space="preserve"> = </w:t>
+      </w:r>
+      <w:proofErr w:type="spellStart"/>
+      <w:proofErr w:type="gramStart"/>
+      <w:r>
+        <w:t>np.sqrt</w:t>
+      </w:r>
+      <w:proofErr w:type="spellEnd"/>
+      <w:proofErr w:type="gramEnd"/>
+      <w:r>
+        <w:t>(</w:t>
+      </w:r>
+      <w:proofErr w:type="spellStart"/>
+      <w:r>
+        <w:t>grad_</w:t>
+      </w:r>
+      <w:proofErr w:type="gramStart"/>
+      <w:r>
+        <w:t>z</w:t>
+      </w:r>
+      <w:proofErr w:type="spellEnd"/>
+      <w:r>
+        <w:t>**</w:t>
+      </w:r>
+      <w:proofErr w:type="gramEnd"/>
+      <w:r>
+        <w:t xml:space="preserve">2 + </w:t>
+      </w:r>
+      <w:proofErr w:type="spellStart"/>
+      <w:r>
+        <w:t>grad_y</w:t>
+      </w:r>
+      <w:proofErr w:type="spellEnd"/>
+      <w:r>
+        <w:t xml:space="preserve">**2 + </w:t>
+      </w:r>
+      <w:proofErr w:type="spellStart"/>
+      <w:r>
+        <w:t>grad_</w:t>
+      </w:r>
+      <w:proofErr w:type="gramStart"/>
+      <w:r>
+        <w:t>x</w:t>
+      </w:r>
+      <w:proofErr w:type="spellEnd"/>
+      <w:r>
+        <w:t>**</w:t>
+      </w:r>
+      <w:proofErr w:type="gramEnd"/>
+      <w:r>
+        <w:t>2)</w:t>
+      </w:r>
+    </w:p>
+    <w:p>
+      <w:r>
+        <w:t xml:space="preserve">        </w:t>
+      </w:r>
+    </w:p>
+    <w:p>
+      <w:r>
+        <w:t xml:space="preserve">        # Net Flux Map calculation</w:t>
+      </w:r>
+    </w:p>
+    <w:p>
+      <w:r>
+        <w:t xml:space="preserve">        </w:t>
+      </w:r>
+      <w:proofErr w:type="spellStart"/>
+      <w:r>
+        <w:t>net_flux_map</w:t>
+      </w:r>
+      <w:proofErr w:type="spellEnd"/>
+      <w:r>
+        <w:t xml:space="preserve"> = (</w:t>
+      </w:r>
+      <w:proofErr w:type="spellStart"/>
+      <w:r>
+        <w:t>base_dose_mg</w:t>
+      </w:r>
+      <w:proofErr w:type="spellEnd"/>
+      <w:r>
+        <w:t xml:space="preserve"> * </w:t>
+      </w:r>
+      <w:proofErr w:type="spellStart"/>
+      <w:r>
+        <w:t>gradient_magnitude</w:t>
+      </w:r>
+      <w:proofErr w:type="spellEnd"/>
+      <w:r>
+        <w:t xml:space="preserve">) * </w:t>
+      </w:r>
+      <w:proofErr w:type="spellStart"/>
+      <w:r>
+        <w:t>absorption_affinity</w:t>
+      </w:r>
+      <w:proofErr w:type="spellEnd"/>
+    </w:p>
+    <w:p>
+      <w:r>
+        <w:t xml:space="preserve">        </w:t>
+      </w:r>
+    </w:p>
+    <w:p>
+      <w:r>
+        <w:t xml:space="preserve">        # Smooth tracking anomalies using a localized spatial Gaussian filter</w:t>
+      </w:r>
+    </w:p>
+    <w:p>
+      <w:r>
+        <w:lastRenderedPageBreak/>
+        <w:t xml:space="preserve">        return </w:t>
+      </w:r>
+      <w:proofErr w:type="spellStart"/>
+      <w:r>
+        <w:t>gaussian_</w:t>
+      </w:r>
+      <w:proofErr w:type="gramStart"/>
+      <w:r>
+        <w:t>filter</w:t>
+      </w:r>
+      <w:proofErr w:type="spellEnd"/>
+      <w:r>
+        <w:t>(</w:t>
+      </w:r>
+      <w:proofErr w:type="spellStart"/>
+      <w:r>
+        <w:t>np.clip</w:t>
+      </w:r>
+      <w:proofErr w:type="spellEnd"/>
+      <w:proofErr w:type="gramEnd"/>
+      <w:r>
+        <w:t>(</w:t>
+      </w:r>
+      <w:proofErr w:type="spellStart"/>
+      <w:r>
+        <w:t>net_flux_map</w:t>
+      </w:r>
+      <w:proofErr w:type="spellEnd"/>
+      <w:r>
+        <w:t>, 0.0, None), sigma=1.2)</w:t>
+      </w:r>
+    </w:p>
+    <w:p/>
+    <w:p>
+      <w:r>
+        <w:t xml:space="preserve">    def </w:t>
+      </w:r>
+      <w:proofErr w:type="spellStart"/>
+      <w:r>
+        <w:t>verify_node_saturation_</w:t>
+      </w:r>
+      <w:proofErr w:type="gramStart"/>
+      <w:r>
+        <w:t>index</w:t>
+      </w:r>
+      <w:proofErr w:type="spellEnd"/>
+      <w:r>
+        <w:t>(</w:t>
+      </w:r>
+      <w:proofErr w:type="gramEnd"/>
+      <w:r>
+        <w:t xml:space="preserve">self, </w:t>
+      </w:r>
+      <w:proofErr w:type="spellStart"/>
+      <w:r>
+        <w:t>computed_flux_grid</w:t>
+      </w:r>
+      <w:proofErr w:type="spellEnd"/>
+      <w:r>
+        <w:t xml:space="preserve">: </w:t>
+      </w:r>
+      <w:proofErr w:type="spellStart"/>
+      <w:proofErr w:type="gramStart"/>
+      <w:r>
+        <w:t>np.ndarray</w:t>
+      </w:r>
+      <w:proofErr w:type="spellEnd"/>
+      <w:proofErr w:type="gramEnd"/>
+      <w:r>
+        <w:t xml:space="preserve">, </w:t>
+      </w:r>
+      <w:proofErr w:type="spellStart"/>
+      <w:r>
+        <w:t>node_space_mask</w:t>
+      </w:r>
+      <w:proofErr w:type="spellEnd"/>
+      <w:r>
+        <w:t xml:space="preserve">: </w:t>
+      </w:r>
+      <w:proofErr w:type="spellStart"/>
+      <w:proofErr w:type="gramStart"/>
+      <w:r>
+        <w:t>np.ndarray</w:t>
+      </w:r>
+      <w:proofErr w:type="spellEnd"/>
+      <w:proofErr w:type="gramEnd"/>
+      <w:r>
+        <w:t xml:space="preserve">) -&gt; </w:t>
+      </w:r>
+      <w:proofErr w:type="spellStart"/>
+      <w:r>
+        <w:t>dict</w:t>
+      </w:r>
+      <w:proofErr w:type="spellEnd"/>
+      <w:r>
+        <w:t>:</w:t>
+      </w:r>
+    </w:p>
+    <w:p>
+      <w:r>
+        <w:t xml:space="preserve">        """</w:t>
+      </w:r>
+    </w:p>
+    <w:p>
+      <w:r>
+        <w:t xml:space="preserve">        Evaluates the local concentration of active compounds inside targeted </w:t>
+      </w:r>
+    </w:p>
+    <w:p>
+      <w:r>
+        <w:t xml:space="preserve">        lymphatic basins to confirm complete vesicle tumor coverage.</w:t>
+      </w:r>
+    </w:p>
+    <w:p>
+      <w:r>
+        <w:t xml:space="preserve">        """</w:t>
+      </w:r>
+    </w:p>
+    <w:p>
+      <w:r>
+        <w:t xml:space="preserve">        if not </w:t>
+      </w:r>
+      <w:proofErr w:type="spellStart"/>
+      <w:r>
+        <w:t>np.any</w:t>
+      </w:r>
+      <w:proofErr w:type="spellEnd"/>
+      <w:r>
+        <w:t>(</w:t>
+      </w:r>
+      <w:proofErr w:type="spellStart"/>
+      <w:r>
+        <w:t>node_space_mask</w:t>
+      </w:r>
+      <w:proofErr w:type="spellEnd"/>
+      <w:r>
+        <w:t>):</w:t>
+      </w:r>
+    </w:p>
+    <w:p>
+      <w:r>
+        <w:t xml:space="preserve">            </w:t>
+      </w:r>
+      <w:proofErr w:type="gramStart"/>
+      <w:r>
+        <w:t>return {"</w:t>
+      </w:r>
+      <w:proofErr w:type="spellStart"/>
+      <w:proofErr w:type="gramEnd"/>
+      <w:r>
+        <w:t>net_absorbed_mg</w:t>
+      </w:r>
+      <w:proofErr w:type="spellEnd"/>
+      <w:r>
+        <w:t>": 0.0, "</w:t>
+      </w:r>
+      <w:proofErr w:type="spellStart"/>
+      <w:r>
+        <w:t>coverage_status</w:t>
+      </w:r>
+      <w:proofErr w:type="spellEnd"/>
+      <w:r>
+        <w:t>": "NO_NODES_</w:t>
+      </w:r>
+      <w:proofErr w:type="gramStart"/>
+      <w:r>
+        <w:t>FOUND"}</w:t>
+      </w:r>
+      <w:proofErr w:type="gramEnd"/>
+    </w:p>
+    <w:p>
+      <w:r>
+        <w:t xml:space="preserve">            </w:t>
+      </w:r>
+    </w:p>
+    <w:p>
+      <w:r>
+        <w:t xml:space="preserve">        </w:t>
+      </w:r>
+      <w:proofErr w:type="spellStart"/>
+      <w:r>
+        <w:t>targeted_dose_pool</w:t>
+      </w:r>
+      <w:proofErr w:type="spellEnd"/>
+      <w:r>
+        <w:t xml:space="preserve"> = </w:t>
+      </w:r>
+      <w:proofErr w:type="spellStart"/>
+      <w:r>
+        <w:t>computed_flux_grid</w:t>
+      </w:r>
+      <w:proofErr w:type="spellEnd"/>
+      <w:r>
+        <w:t>[</w:t>
+      </w:r>
+      <w:proofErr w:type="spellStart"/>
+      <w:r>
+        <w:t>node_space_mask</w:t>
+      </w:r>
+      <w:proofErr w:type="spellEnd"/>
+      <w:r>
+        <w:t>]</w:t>
+      </w:r>
+    </w:p>
+    <w:p>
+      <w:r>
+        <w:t xml:space="preserve">        </w:t>
+      </w:r>
+      <w:proofErr w:type="spellStart"/>
+      <w:r>
+        <w:t>total_retained_mass</w:t>
+      </w:r>
+      <w:proofErr w:type="spellEnd"/>
+      <w:r>
+        <w:t xml:space="preserve"> = float(</w:t>
+      </w:r>
+      <w:proofErr w:type="spellStart"/>
+      <w:r>
+        <w:t>np.sum</w:t>
+      </w:r>
+      <w:proofErr w:type="spellEnd"/>
+      <w:r>
+        <w:t>(</w:t>
+      </w:r>
+      <w:proofErr w:type="spellStart"/>
+      <w:r>
+        <w:t>targeted_dose_pool</w:t>
+      </w:r>
+      <w:proofErr w:type="spellEnd"/>
+      <w:r>
+        <w:t>))</w:t>
+      </w:r>
+    </w:p>
+    <w:p>
+      <w:r>
+        <w:t xml:space="preserve">        </w:t>
+      </w:r>
+      <w:proofErr w:type="spellStart"/>
+      <w:r>
+        <w:t>peak_intensity_locus</w:t>
+      </w:r>
+      <w:proofErr w:type="spellEnd"/>
+      <w:r>
+        <w:t xml:space="preserve"> = float(</w:t>
+      </w:r>
+      <w:proofErr w:type="spellStart"/>
+      <w:r>
+        <w:t>np.max</w:t>
+      </w:r>
+      <w:proofErr w:type="spellEnd"/>
+      <w:r>
+        <w:t>(</w:t>
+      </w:r>
+      <w:proofErr w:type="spellStart"/>
+      <w:r>
+        <w:t>targeted_dose_pool</w:t>
+      </w:r>
+      <w:proofErr w:type="spellEnd"/>
+      <w:r>
+        <w:t>))</w:t>
+      </w:r>
+    </w:p>
+    <w:p>
+      <w:r>
+        <w:t xml:space="preserve">        </w:t>
+      </w:r>
+    </w:p>
+    <w:p>
+      <w:r>
+        <w:t xml:space="preserve">        </w:t>
+      </w:r>
+      <w:proofErr w:type="spellStart"/>
+      <w:r>
+        <w:t>is_coverage_optimal</w:t>
+      </w:r>
+      <w:proofErr w:type="spellEnd"/>
+      <w:r>
+        <w:t xml:space="preserve"> = </w:t>
+      </w:r>
+      <w:proofErr w:type="spellStart"/>
+      <w:r>
+        <w:t>total_retained_mass</w:t>
+      </w:r>
+      <w:proofErr w:type="spellEnd"/>
+      <w:r>
+        <w:t xml:space="preserve"> &gt; 1200.0</w:t>
+      </w:r>
+    </w:p>
+    <w:p>
+      <w:r>
+        <w:t xml:space="preserve">        </w:t>
+      </w:r>
+    </w:p>
+    <w:p>
+      <w:r>
+        <w:t xml:space="preserve">        return {</w:t>
+      </w:r>
+    </w:p>
+    <w:p>
+      <w:r>
+        <w:t xml:space="preserve">            "</w:t>
+      </w:r>
+      <w:proofErr w:type="spellStart"/>
+      <w:proofErr w:type="gramStart"/>
+      <w:r>
+        <w:t>net</w:t>
+      </w:r>
+      <w:proofErr w:type="gramEnd"/>
+      <w:r>
+        <w:t>_absorbed_mass_mg</w:t>
+      </w:r>
+      <w:proofErr w:type="spellEnd"/>
+      <w:r>
+        <w:t xml:space="preserve">": </w:t>
+      </w:r>
+      <w:proofErr w:type="spellStart"/>
+      <w:r>
+        <w:t>total_retained_mass</w:t>
+      </w:r>
+      <w:proofErr w:type="spellEnd"/>
+      <w:r>
+        <w:t>,</w:t>
+      </w:r>
+    </w:p>
+    <w:p>
+      <w:r>
+        <w:t xml:space="preserve">            "</w:t>
+      </w:r>
+      <w:proofErr w:type="spellStart"/>
+      <w:proofErr w:type="gramStart"/>
+      <w:r>
+        <w:t>peak</w:t>
+      </w:r>
+      <w:proofErr w:type="gramEnd"/>
+      <w:r>
+        <w:t>_local_concentration</w:t>
+      </w:r>
+      <w:proofErr w:type="spellEnd"/>
+      <w:r>
+        <w:t xml:space="preserve">": </w:t>
+      </w:r>
+      <w:proofErr w:type="spellStart"/>
+      <w:r>
+        <w:t>peak_intensity_locus</w:t>
+      </w:r>
+      <w:proofErr w:type="spellEnd"/>
+      <w:r>
+        <w:t>,</w:t>
+      </w:r>
+    </w:p>
+    <w:p>
+      <w:r>
+        <w:t xml:space="preserve">            "</w:t>
+      </w:r>
+      <w:proofErr w:type="spellStart"/>
+      <w:proofErr w:type="gramStart"/>
+      <w:r>
+        <w:t>coverage</w:t>
+      </w:r>
+      <w:proofErr w:type="gramEnd"/>
+      <w:r>
+        <w:t>_status</w:t>
+      </w:r>
+      <w:proofErr w:type="spellEnd"/>
+      <w:r>
+        <w:t xml:space="preserve">": "OPTIMAL_LYMPH_DECONTAMINATION" if </w:t>
+      </w:r>
+      <w:proofErr w:type="spellStart"/>
+      <w:r>
+        <w:t>is_coverage_optimal</w:t>
+      </w:r>
+      <w:proofErr w:type="spellEnd"/>
+      <w:r>
+        <w:t xml:space="preserve"> else "INSUFFICIENT_FLUX_RETAINED",</w:t>
+      </w:r>
+    </w:p>
+    <w:p>
+      <w:r>
+        <w:t xml:space="preserve">            "</w:t>
+      </w:r>
+      <w:proofErr w:type="spellStart"/>
+      <w:proofErr w:type="gramStart"/>
+      <w:r>
+        <w:t>clinical</w:t>
+      </w:r>
+      <w:proofErr w:type="gramEnd"/>
+      <w:r>
+        <w:t>_recommendation</w:t>
+      </w:r>
+      <w:proofErr w:type="spellEnd"/>
+      <w:r>
+        <w:t xml:space="preserve">": "Maintain Current Single-Dose Chunk Schedule" if </w:t>
+      </w:r>
+      <w:proofErr w:type="spellStart"/>
+      <w:r>
+        <w:t>is_coverage_optimal</w:t>
+      </w:r>
+      <w:proofErr w:type="spellEnd"/>
+      <w:r>
+        <w:t xml:space="preserve"> else "Supplement with Intravenous Fluid Balancing Loops"</w:t>
+      </w:r>
+    </w:p>
+    <w:p>
+      <w:r>
+        <w:t xml:space="preserve">        }</w:t>
+      </w:r>
+    </w:p>
+    <w:p>
+      <w:r>
+        <w:t>Use code with caution.</w:t>
+      </w:r>
+    </w:p>
+    <w:p/>
+    <w:p>
+      <w:pPr>
+        <w:pStyle w:val="Heading1"/>
+        <w:rPr>
+          <w:b/>
+          <w:bCs/>
+        </w:rPr>
+      </w:pPr>
+      <w:r>
+        <w:rPr>
+          <w:b/>
+          <w:bCs/>
+        </w:rPr>
+        <w:lastRenderedPageBreak/>
+        <w:t>1</w:t>
+      </w:r>
+      <w:r>
+        <w:rPr>
+          <w:b/>
+          <w:bCs/>
+        </w:rPr>
+        <w:t>0</w:t>
+      </w:r>
+      <w:r>
+        <w:rPr>
+          <w:b/>
+          <w:bCs/>
+        </w:rPr>
+        <w:t>: Single-Dose Calibration Guidelines, Target Adsorption Timelines, and Comprehensive Medication Schedules for Advanced Lymphatic and Bone Infiltration</w:t>
+      </w:r>
+    </w:p>
+    <w:p>
+      <w:r>
+        <w:t xml:space="preserve">This chapter outlines the standard administration intervals, physical configurations, and target dosing matrices for </w:t>
+      </w:r>
+      <w:r>
+        <w:rPr>
+          <w:b/>
+          <w:bCs/>
+        </w:rPr>
+        <w:t>BANKSY’S MEDICAL Single Dose Black Licorice Chunks</w:t>
+      </w:r>
+      <w:r>
+        <w:t xml:space="preserve">. When managing structural bone infiltration, osteosarcoma mimicry, or deep-field sub-fascial pocket obstructions, the system replaces traditional oral capsules with a </w:t>
+      </w:r>
+      <w:r>
+        <w:rPr>
+          <w:b/>
+          <w:bCs/>
+        </w:rPr>
+        <w:t xml:space="preserve">7-gram unrefined </w:t>
+      </w:r>
+      <w:r>
+        <w:rPr>
+          <w:b/>
+          <w:bCs/>
+          <w:i/>
+          <w:iCs/>
+        </w:rPr>
+        <w:t>Glycyrrhiza</w:t>
+      </w:r>
+      <w:r>
+        <w:rPr>
+          <w:b/>
+          <w:bCs/>
+        </w:rPr>
+        <w:t xml:space="preserve"> tar carrier</w:t>
+      </w:r>
+      <w:r>
+        <w:t xml:space="preserve"> to bypass arterial breakdown loops and shunt active ingredients directly into affected lymph basins and marrow stroma tracks.</w:t>
+      </w:r>
+    </w:p>
+    <w:p/>
+    <w:p>
+      <w:pPr>
+        <w:rPr>
+          <w:b/>
+          <w:bCs/>
+        </w:rPr>
+      </w:pPr>
+      <w:r>
+        <w:rPr>
+          <w:b/>
+          <w:bCs/>
+        </w:rPr>
+        <w:t xml:space="preserve">       </w:t>
+      </w:r>
+      <w:proofErr w:type="gramStart"/>
+      <w:r>
+        <w:rPr>
+          <w:b/>
+          <w:bCs/>
+        </w:rPr>
+        <w:t>[ Complete</w:t>
+      </w:r>
+      <w:proofErr w:type="gramEnd"/>
+      <w:r>
+        <w:rPr>
+          <w:b/>
+          <w:bCs/>
+        </w:rPr>
+        <w:t xml:space="preserve"> Comprehensive 180-Day Loading </w:t>
+      </w:r>
+      <w:proofErr w:type="gramStart"/>
+      <w:r>
+        <w:rPr>
+          <w:b/>
+          <w:bCs/>
+        </w:rPr>
+        <w:t>Horizon ]</w:t>
+      </w:r>
+      <w:proofErr w:type="gramEnd"/>
+    </w:p>
+    <w:p>
+      <w:pPr>
+        <w:rPr>
+          <w:b/>
+          <w:bCs/>
+        </w:rPr>
+      </w:pPr>
+      <w:r>
+        <w:rPr>
+          <w:b/>
+          <w:bCs/>
+        </w:rPr>
+        <w:t xml:space="preserve">                                │</w:t>
+      </w:r>
+    </w:p>
+    <w:p>
+      <w:pPr>
+        <w:rPr>
+          <w:b/>
+          <w:bCs/>
+        </w:rPr>
+      </w:pPr>
+      <w:r>
+        <w:rPr>
+          <w:b/>
+          <w:bCs/>
+        </w:rPr>
+        <w:t xml:space="preserve">       ┌────────────────────────</w:t>
+      </w:r>
+      <w:r>
+        <w:rPr>
+          <w:rFonts w:ascii="MS Gothic" w:eastAsia="MS Gothic" w:hAnsi="MS Gothic" w:cs="MS Gothic" w:hint="eastAsia"/>
+          <w:b/>
+          <w:bCs/>
+        </w:rPr>
+        <w:t>┴</w:t>
+      </w:r>
+      <w:r>
+        <w:rPr>
+          <w:rFonts w:ascii="Aptos" w:hAnsi="Aptos" w:cs="Aptos"/>
+          <w:b/>
+          <w:bCs/>
+        </w:rPr>
+        <w:t>────────────────────────┐</w:t>
+      </w:r>
+    </w:p>
+    <w:p>
+      <w:pPr>
+        <w:rPr>
+          <w:b/>
+          <w:bCs/>
+        </w:rPr>
+      </w:pPr>
+      <w:r>
+        <w:rPr>
+          <w:b/>
+          <w:bCs/>
+        </w:rPr>
+        <w:t xml:space="preserve">       </w:t>
+      </w:r>
+      <w:r>
+        <w:rPr>
+          <w:rFonts w:ascii="Arial" w:hAnsi="Arial" w:cs="Arial"/>
+          <w:b/>
+          <w:bCs/>
+        </w:rPr>
+        <w:t>▼</w:t>
+      </w:r>
+      <w:r>
+        <w:rPr>
+          <w:b/>
+          <w:bCs/>
+        </w:rPr>
+        <w:t xml:space="preserve">                                                 </w:t>
+      </w:r>
+      <w:r>
+        <w:rPr>
+          <w:rFonts w:ascii="Arial" w:hAnsi="Arial" w:cs="Arial"/>
+          <w:b/>
+          <w:bCs/>
+        </w:rPr>
+        <w:t>▼</w:t>
+      </w:r>
+    </w:p>
+    <w:p>
+      <w:pPr>
+        <w:rPr>
+          <w:b/>
+          <w:bCs/>
+        </w:rPr>
+      </w:pPr>
+      <w:proofErr w:type="gramStart"/>
+      <w:r>
+        <w:rPr>
+          <w:b/>
+          <w:bCs/>
+        </w:rPr>
+        <w:t>[ Phase</w:t>
+      </w:r>
+      <w:proofErr w:type="gramEnd"/>
+      <w:r>
+        <w:rPr>
+          <w:b/>
+          <w:bCs/>
+        </w:rPr>
+        <w:t xml:space="preserve"> I: Intravascular </w:t>
+      </w:r>
+      <w:proofErr w:type="gramStart"/>
+      <w:r>
+        <w:rPr>
+          <w:b/>
+          <w:bCs/>
+        </w:rPr>
+        <w:t>Clearance ]</w:t>
+      </w:r>
+      <w:proofErr w:type="gramEnd"/>
+      <w:r>
+        <w:rPr>
+          <w:b/>
+          <w:bCs/>
+        </w:rPr>
+        <w:t xml:space="preserve">        </w:t>
+      </w:r>
+      <w:proofErr w:type="gramStart"/>
+      <w:r>
+        <w:rPr>
+          <w:b/>
+          <w:bCs/>
+        </w:rPr>
+        <w:t xml:space="preserve">   [</w:t>
+      </w:r>
+      <w:proofErr w:type="gramEnd"/>
+      <w:r>
+        <w:rPr>
+          <w:b/>
+          <w:bCs/>
+        </w:rPr>
+        <w:t xml:space="preserve"> Phase II: Structural Re-</w:t>
+      </w:r>
+      <w:proofErr w:type="gramStart"/>
+      <w:r>
+        <w:rPr>
+          <w:b/>
+          <w:bCs/>
+        </w:rPr>
+        <w:t>Sealing ]</w:t>
+      </w:r>
+      <w:proofErr w:type="gramEnd"/>
+    </w:p>
+    <w:p>
+      <w:pPr>
+        <w:rPr>
+          <w:b/>
+          <w:bCs/>
+        </w:rPr>
+      </w:pPr>
+      <w:r>
+        <w:rPr>
+          <w:b/>
+          <w:bCs/>
+        </w:rPr>
+        <w:t xml:space="preserve"> - Days 1 to 21: High-Flux Loading              - Days 22 to 180: Core Maintenance</w:t>
+      </w:r>
+    </w:p>
+    <w:p>
+      <w:pPr>
+        <w:rPr>
+          <w:b/>
+          <w:bCs/>
+        </w:rPr>
+      </w:pPr>
+      <w:r>
+        <w:rPr>
+          <w:b/>
+          <w:bCs/>
+        </w:rPr>
+        <w:t xml:space="preserve"> - 1 Medicated Chunk per Active Key             - Rebuilds native collagen fields</w:t>
+      </w:r>
+    </w:p>
+    <w:p>
+      <w:pPr>
+        <w:rPr>
+          <w:b/>
+          <w:bCs/>
+        </w:rPr>
+      </w:pPr>
+    </w:p>
+    <w:p>
+      <w:pPr>
+        <w:rPr>
+          <w:b/>
+          <w:bCs/>
+        </w:rPr>
+      </w:pPr>
+    </w:p>
+    <w:p/>
+    <w:p/>
+    <w:p/>
+    <w:p/>
+    <w:p/>
+    <w:p/>
+    <w:p/>
+    <w:p>
+      <w:pPr>
+        <w:rPr>
+          <w:b/>
+          <w:bCs/>
+        </w:rPr>
+      </w:pPr>
+      <w:r>
+        <w:rPr>
+          <w:b/>
+          <w:bCs/>
+        </w:rPr>
+        <w:lastRenderedPageBreak/>
+        <w:t>1</w:t>
+      </w:r>
+      <w:r>
+        <w:rPr>
+          <w:b/>
+          <w:bCs/>
+        </w:rPr>
+        <w:t>0</w:t>
+      </w:r>
+      <w:r>
+        <w:rPr>
+          <w:b/>
+          <w:bCs/>
+        </w:rPr>
+        <w:t>.1 The Baseline 180-Day Administration Protocol</w:t>
+      </w:r>
+    </w:p>
+    <w:p>
+      <w:r>
+        <w:t xml:space="preserve">Because latent, microscopic interstitial </w:t>
+      </w:r>
+      <w:proofErr w:type="spellStart"/>
+      <w:r>
+        <w:t>blastemas</w:t>
+      </w:r>
+      <w:proofErr w:type="spellEnd"/>
+      <w:r>
+        <w:t xml:space="preserve"> navigate deep within intraosseous marrow spaces completely hidden from standard optical scanning tools, a strict minimum duration of </w:t>
+      </w:r>
+      <w:r>
+        <w:rPr>
+          <w:b/>
+          <w:bCs/>
+        </w:rPr>
+        <w:t>six (6) months (180 days)</w:t>
+      </w:r>
+      <w:r>
+        <w:t xml:space="preserve"> of uninterrupted single-dose therapy is required to achieve absolute clearance. The primary protocol uses a sequential dual-phase framework to systematically flush out dead viral layers and re-seal bone boundaries without leaving long-term fibrotic scars:</w:t>
+      </w:r>
+    </w:p>
+    <w:p>
+      <w:pPr>
+        <w:rPr>
+          <w:b/>
+          <w:bCs/>
+        </w:rPr>
+      </w:pPr>
+    </w:p>
+    <w:p>
+      <w:pPr>
+        <w:rPr>
+          <w:b/>
+          <w:bCs/>
+        </w:rPr>
+      </w:pPr>
+    </w:p>
+    <w:p>
+      <w:pPr>
+        <w:rPr>
+          <w:b/>
+          <w:bCs/>
+        </w:rPr>
+      </w:pPr>
+    </w:p>
+    <w:p>
+      <w:pPr>
+        <w:rPr>
+          <w:b/>
+          <w:bCs/>
+        </w:rPr>
+      </w:pPr>
+    </w:p>
+    <w:p>
+      <w:pPr>
+        <w:rPr>
+          <w:b/>
+          <w:bCs/>
+        </w:rPr>
+      </w:pPr>
+    </w:p>
+    <w:p>
+      <w:pPr>
+        <w:rPr>
+          <w:b/>
+          <w:bCs/>
+        </w:rPr>
+      </w:pPr>
+    </w:p>
+    <w:p>
+      <w:pPr>
+        <w:rPr>
+          <w:b/>
+          <w:bCs/>
+        </w:rPr>
+      </w:pPr>
+    </w:p>
+    <w:p>
+      <w:pPr>
+        <w:rPr>
+          <w:b/>
+          <w:bCs/>
+        </w:rPr>
+      </w:pPr>
+    </w:p>
+    <w:p>
+      <w:pPr>
+        <w:rPr>
+          <w:b/>
+          <w:bCs/>
+        </w:rPr>
+      </w:pPr>
+    </w:p>
+    <w:p>
+      <w:pPr>
+        <w:rPr>
+          <w:b/>
+          <w:bCs/>
+        </w:rPr>
+      </w:pPr>
+    </w:p>
+    <w:p>
+      <w:pPr>
+        <w:rPr>
+          <w:b/>
+          <w:bCs/>
+        </w:rPr>
+      </w:pPr>
+    </w:p>
+    <w:p>
+      <w:pPr>
+        <w:rPr>
+          <w:b/>
+          <w:bCs/>
+        </w:rPr>
+      </w:pPr>
+    </w:p>
+    <w:p>
+      <w:pPr>
+        <w:rPr>
+          <w:b/>
+          <w:bCs/>
+        </w:rPr>
+      </w:pPr>
+    </w:p>
+    <w:p>
+      <w:pPr>
+        <w:rPr>
+          <w:b/>
+          <w:bCs/>
+        </w:rPr>
+      </w:pPr>
+    </w:p>
+    <w:p>
+      <w:pPr>
+        <w:rPr>
+          <w:b/>
+          <w:bCs/>
+        </w:rPr>
+      </w:pPr>
+    </w:p>
+    <w:p>
+      <w:pPr>
+        <w:rPr>
+          <w:b/>
+          <w:bCs/>
+        </w:rPr>
+      </w:pPr>
+    </w:p>
+    <w:p>
+      <w:pPr>
+        <w:rPr>
+          <w:b/>
+          <w:bCs/>
+        </w:rPr>
+      </w:pPr>
+    </w:p>
+    <w:p>
+      <w:pPr>
+        <w:rPr>
+          <w:b/>
+          <w:bCs/>
+        </w:rPr>
+      </w:pPr>
+    </w:p>
+    <w:p>
+      <w:pPr>
+        <w:rPr>
+          <w:b/>
+          <w:bCs/>
+        </w:rPr>
+      </w:pPr>
+    </w:p>
+    <w:p>
+      <w:pPr>
+        <w:rPr>
+          <w:b/>
+          <w:bCs/>
+        </w:rPr>
+      </w:pPr>
+    </w:p>
+    <w:p>
+      <w:pPr>
+        <w:rPr>
+          <w:b/>
+          <w:bCs/>
+        </w:rPr>
+      </w:pPr>
+      <w:r>
+        <w:rPr>
+          <w:b/>
+          <w:bCs/>
+        </w:rPr>
+        <w:lastRenderedPageBreak/>
+        <w:t>Phase I: High-Flux Inundation (Days 1 to 21)</w:t>
+      </w:r>
+    </w:p>
+    <w:p>
+      <w:r>
+        <w:t>During the first three weeks of therapy, the target tissue pockets are systematically loaded to generate a continuous pro-oxidant field, destabilize the parasite's chitinous cuticle shell, and force natural evacuation.</w:t>
+      </w:r>
+    </w:p>
+    <w:p>
+      <w:r>
+        <w:t xml:space="preserve">The patient administers exactly </w:t>
+      </w:r>
+      <w:r>
+        <w:rPr>
+          <w:b/>
+          <w:bCs/>
+        </w:rPr>
+        <w:t>one (1) calibrated 7-gram medicated licorice chunk</w:t>
+      </w:r>
+      <w:r>
+        <w:t xml:space="preserve"> per prescribed medication slot every 12 to 24 hours according to the master schedule below.</w:t>
+      </w:r>
+    </w:p>
+    <w:p>
+      <w:pPr>
+        <w:rPr>
+          <w:b/>
+          <w:bCs/>
+        </w:rPr>
+      </w:pPr>
+    </w:p>
+    <w:p>
+      <w:pPr>
+        <w:rPr>
+          <w:b/>
+          <w:bCs/>
+        </w:rPr>
+      </w:pPr>
+    </w:p>
+    <w:p>
+      <w:pPr>
+        <w:rPr>
+          <w:b/>
+          <w:bCs/>
+        </w:rPr>
+      </w:pPr>
+    </w:p>
+    <w:p>
+      <w:pPr>
+        <w:rPr>
+          <w:b/>
+          <w:bCs/>
+        </w:rPr>
+      </w:pPr>
+    </w:p>
+    <w:p>
+      <w:pPr>
+        <w:rPr>
+          <w:b/>
+          <w:bCs/>
+        </w:rPr>
+      </w:pPr>
+    </w:p>
+    <w:p>
+      <w:pPr>
+        <w:rPr>
+          <w:b/>
+          <w:bCs/>
+        </w:rPr>
+      </w:pPr>
+    </w:p>
+    <w:p>
+      <w:pPr>
+        <w:rPr>
+          <w:b/>
+          <w:bCs/>
+        </w:rPr>
+      </w:pPr>
+    </w:p>
+    <w:p>
+      <w:pPr>
+        <w:rPr>
+          <w:b/>
+          <w:bCs/>
+        </w:rPr>
+      </w:pPr>
+    </w:p>
+    <w:p>
+      <w:pPr>
+        <w:rPr>
+          <w:b/>
+          <w:bCs/>
+        </w:rPr>
+      </w:pPr>
+    </w:p>
+    <w:p>
+      <w:pPr>
+        <w:rPr>
+          <w:b/>
+          <w:bCs/>
+        </w:rPr>
+      </w:pPr>
+    </w:p>
+    <w:p>
+      <w:pPr>
+        <w:rPr>
+          <w:b/>
+          <w:bCs/>
+        </w:rPr>
+      </w:pPr>
+    </w:p>
+    <w:p>
+      <w:pPr>
+        <w:rPr>
+          <w:b/>
+          <w:bCs/>
+        </w:rPr>
+      </w:pPr>
+    </w:p>
+    <w:p>
+      <w:pPr>
+        <w:rPr>
+          <w:b/>
+          <w:bCs/>
+        </w:rPr>
+      </w:pPr>
+    </w:p>
+    <w:p>
+      <w:pPr>
+        <w:rPr>
+          <w:b/>
+          <w:bCs/>
+        </w:rPr>
+      </w:pPr>
+    </w:p>
+    <w:p>
+      <w:pPr>
+        <w:rPr>
+          <w:b/>
+          <w:bCs/>
+        </w:rPr>
+      </w:pPr>
+    </w:p>
+    <w:p>
+      <w:pPr>
+        <w:rPr>
+          <w:b/>
+          <w:bCs/>
+        </w:rPr>
+      </w:pPr>
+    </w:p>
+    <w:p>
+      <w:pPr>
+        <w:rPr>
+          <w:b/>
+          <w:bCs/>
+        </w:rPr>
+      </w:pPr>
+    </w:p>
+    <w:p>
+      <w:pPr>
+        <w:rPr>
+          <w:b/>
+          <w:bCs/>
+        </w:rPr>
+      </w:pPr>
+    </w:p>
+    <w:p>
+      <w:pPr>
+        <w:rPr>
+          <w:b/>
+          <w:bCs/>
+        </w:rPr>
+      </w:pPr>
+    </w:p>
+    <w:p>
+      <w:pPr>
+        <w:rPr>
+          <w:b/>
+          <w:bCs/>
+        </w:rPr>
+      </w:pPr>
+    </w:p>
+    <w:p>
+      <w:pPr>
+        <w:rPr>
+          <w:b/>
+          <w:bCs/>
+        </w:rPr>
+      </w:pPr>
+    </w:p>
+    <w:p>
+      <w:pPr>
+        <w:rPr>
+          <w:b/>
+          <w:bCs/>
+        </w:rPr>
+      </w:pPr>
+      <w:r>
+        <w:rPr>
+          <w:b/>
+          <w:bCs/>
+        </w:rPr>
+        <w:lastRenderedPageBreak/>
+        <w:t>Phase II: Structural Stabilization &amp; Maintenance (Days 22 to 180)</w:t>
+      </w:r>
+    </w:p>
+    <w:p>
+      <w:r>
+        <w:t>Following successful non-surgical vesicle clearance and the clean evacuation of the parasite core, the protocol transitions to long-term tissue repair. The patient tapers off temporary active enzyme inhibitors but maintains the core baseline network (</w:t>
+      </w:r>
+      <w:proofErr w:type="spellStart"/>
+      <w:r>
+        <w:t>AlnayaSN</w:t>
+      </w:r>
+      <w:proofErr w:type="spellEnd"/>
+      <w:r>
+        <w:t xml:space="preserve">, </w:t>
+      </w:r>
+      <w:proofErr w:type="spellStart"/>
+      <w:r>
+        <w:t>TSinKX</w:t>
+      </w:r>
+      <w:proofErr w:type="spellEnd"/>
+      <w:r>
+        <w:t xml:space="preserve">, and </w:t>
+      </w:r>
+      <w:proofErr w:type="spellStart"/>
+      <w:r>
+        <w:t>KureaSH</w:t>
+      </w:r>
+      <w:proofErr w:type="spellEnd"/>
+      <w:r>
+        <w:t>) via the 7-gram licorice carrier to support direct bone cortex granulation and re-insulate exposed myelin tracts.</w:t>
+      </w:r>
+    </w:p>
+    <w:p/>
+    <w:p/>
+    <w:p/>
+    <w:p/>
+    <w:p/>
+    <w:p/>
+    <w:p/>
+    <w:p/>
+    <w:p/>
+    <w:p/>
+    <w:p/>
+    <w:p/>
+    <w:p/>
+    <w:p/>
+    <w:p/>
+    <w:p/>
+    <w:p/>
+    <w:p/>
+    <w:p/>
+    <w:p/>
+    <w:p/>
+    <w:p>
+      <w:pPr>
+        <w:rPr>
+          <w:b/>
+          <w:bCs/>
+        </w:rPr>
+      </w:pPr>
+      <w:r>
+        <w:rPr>
+          <w:b/>
+          <w:bCs/>
+        </w:rPr>
+        <w:lastRenderedPageBreak/>
+        <w:t>1</w:t>
+      </w:r>
+      <w:r>
+        <w:rPr>
+          <w:b/>
+          <w:bCs/>
+        </w:rPr>
+        <w:t>0</w:t>
+      </w:r>
+      <w:r>
+        <w:rPr>
+          <w:b/>
+          <w:bCs/>
+        </w:rPr>
+        <w:t>.2 Master Medication and Dosage Schedule Matrix</w:t>
+      </w:r>
+    </w:p>
+    <w:p>
+      <w:r>
+        <w:t>Every 7-gram chunk of unrefined black licorice is medicated with a single, standalone dose of your preferred pathology, anti-parasitic, or peripheral analgesic compounds. Patients must follow the exact intervals specified below to maintain stable oncotic pressure limits and prevent local fluid collection:</w:t>
+      </w:r>
+    </w:p>
+    <w:tbl>
+      <w:tblPr>
+        <w:tblW w:w="0" w:type="auto"/>
+        <w:tblCellSpacing w:w="15" w:type="dxa"/>
+        <w:tblCellMar>
+          <w:top w:w="15" w:type="dxa"/>
+          <w:left w:w="15" w:type="dxa"/>
+          <w:bottom w:w="15" w:type="dxa"/>
+          <w:right w:w="15" w:type="dxa"/>
+        </w:tblCellMar>
+        <w:tblLook w:val="04A0" w:firstRow="1" w:lastRow="0" w:firstColumn="1" w:lastColumn="0" w:noHBand="0" w:noVBand="1"/>
+      </w:tblPr>
+      <w:tblGrid>
+        <w:gridCol w:w="1430"/>
+        <w:gridCol w:w="1791"/>
+        <w:gridCol w:w="1185"/>
+        <w:gridCol w:w="2092"/>
+        <w:gridCol w:w="2862"/>
+      </w:tblGrid>
+      <w:tr>
+        <w:trPr>
+          <w:tblCellSpacing w:w="15" w:type="dxa"/>
+        </w:trPr>
+        <w:tc>
+          <w:tcPr>
+            <w:tcW w:w="0" w:type="auto"/>
+            <w:tcBorders>
+              <w:bottom w:val="single" w:sz="4" w:space="0" w:color="DCDFE5"/>
+            </w:tcBorders>
+            <w:vAlign w:val="center"/>
+            <w:hideMark/>
+          </w:tcPr>
+          <w:p>
+            <w:pPr>
+              <w:rPr>
+                <w:b/>
+                <w:bCs/>
+              </w:rPr>
+            </w:pPr>
+            <w:r>
+              <w:rPr>
+                <w:b/>
+                <w:bCs/>
+              </w:rPr>
+              <w:t>Medicated Variety Branding</w:t>
+            </w:r>
+          </w:p>
+        </w:tc>
+        <w:tc>
+          <w:tcPr>
+            <w:tcW w:w="0" w:type="auto"/>
+            <w:tcBorders>
+              <w:bottom w:val="single" w:sz="4" w:space="0" w:color="DCDFE5"/>
+            </w:tcBorders>
+            <w:vAlign w:val="center"/>
+            <w:hideMark/>
+          </w:tcPr>
+          <w:p>
+            <w:pPr>
+              <w:rPr>
+                <w:b/>
+                <w:bCs/>
+              </w:rPr>
+            </w:pPr>
+            <w:r>
+              <w:rPr>
+                <w:b/>
+                <w:bCs/>
+              </w:rPr>
+              <w:t>Active Ingredient Allocation</w:t>
+            </w:r>
+          </w:p>
+        </w:tc>
+        <w:tc>
+          <w:tcPr>
+            <w:tcW w:w="0" w:type="auto"/>
+            <w:tcBorders>
+              <w:bottom w:val="single" w:sz="4" w:space="0" w:color="DCDFE5"/>
+            </w:tcBorders>
+            <w:vAlign w:val="center"/>
+            <w:hideMark/>
+          </w:tcPr>
+          <w:p>
+            <w:pPr>
+              <w:rPr>
+                <w:b/>
+                <w:bCs/>
+              </w:rPr>
+            </w:pPr>
+            <w:r>
+              <w:rPr>
+                <w:b/>
+                <w:bCs/>
+              </w:rPr>
+              <w:t>Single-Dose Capacity</w:t>
+            </w:r>
+          </w:p>
+        </w:tc>
+        <w:tc>
+          <w:tcPr>
+            <w:tcW w:w="0" w:type="auto"/>
+            <w:tcBorders>
+              <w:bottom w:val="single" w:sz="4" w:space="0" w:color="DCDFE5"/>
+            </w:tcBorders>
+            <w:vAlign w:val="center"/>
+            <w:hideMark/>
+          </w:tcPr>
+          <w:p>
+            <w:pPr>
+              <w:rPr>
+                <w:b/>
+                <w:bCs/>
+              </w:rPr>
+            </w:pPr>
+            <w:r>
+              <w:rPr>
+                <w:b/>
+                <w:bCs/>
+              </w:rPr>
+              <w:t>Mandated Administration Interval</w:t>
+            </w:r>
+          </w:p>
+        </w:tc>
+        <w:tc>
+          <w:tcPr>
+            <w:tcW w:w="0" w:type="auto"/>
+            <w:tcBorders>
+              <w:bottom w:val="single" w:sz="4" w:space="0" w:color="DCDFE5"/>
+            </w:tcBorders>
+            <w:vAlign w:val="center"/>
+            <w:hideMark/>
+          </w:tcPr>
+          <w:p>
+            <w:pPr>
+              <w:rPr>
+                <w:b/>
+                <w:bCs/>
+              </w:rPr>
+            </w:pPr>
+            <w:r>
+              <w:rPr>
+                <w:b/>
+                <w:bCs/>
+              </w:rPr>
+              <w:t>Clinical Pathophysiological Target</w:t>
+            </w:r>
+          </w:p>
+        </w:tc>
+      </w:tr>
+      <w:tr>
+        <w:trPr>
+          <w:tblCellSpacing w:w="15" w:type="dxa"/>
+        </w:trPr>
+        <w:tc>
+          <w:tcPr>
+            <w:tcW w:w="0" w:type="auto"/>
+            <w:tcBorders>
+              <w:bottom w:val="single" w:sz="4" w:space="0" w:color="DCDFE5"/>
+            </w:tcBorders>
+            <w:vAlign w:val="center"/>
+            <w:hideMark/>
+          </w:tcPr>
+          <w:p>
+            <w:proofErr w:type="spellStart"/>
+            <w:r>
+              <w:rPr>
+                <w:b/>
+                <w:bCs/>
+              </w:rPr>
+              <w:t>AlnayaSN</w:t>
+            </w:r>
+            <w:proofErr w:type="spellEnd"/>
+            <w:r>
+              <w:rPr>
+                <w:b/>
+                <w:bCs/>
+              </w:rPr>
+              <w:t xml:space="preserve"> </w:t>
+            </w:r>
+            <w:r>
+              <w:rPr>
+                <w:rFonts w:ascii="Cambria Math" w:hAnsi="Cambria Math" w:cs="Cambria Math"/>
+                <w:b/>
+                <w:bCs/>
+              </w:rPr>
+              <w:t>℞</w:t>
+            </w:r>
+            <w:r>
+              <w:rPr>
+                <w:b/>
+                <w:bCs/>
+              </w:rPr>
+              <w:t xml:space="preserve"> Chunk</w:t>
+            </w:r>
+          </w:p>
+        </w:tc>
+        <w:tc>
+          <w:tcPr>
+            <w:tcW w:w="0" w:type="auto"/>
+            <w:tcBorders>
+              <w:bottom w:val="single" w:sz="4" w:space="0" w:color="DCDFE5"/>
+            </w:tcBorders>
+            <w:vAlign w:val="center"/>
+            <w:hideMark/>
+          </w:tcPr>
+          <w:p>
+            <w:proofErr w:type="spellStart"/>
+            <w:r>
+              <w:rPr>
+                <w:i/>
+                <w:iCs/>
+              </w:rPr>
+              <w:t>Acidum</w:t>
+            </w:r>
+            <w:proofErr w:type="spellEnd"/>
+            <w:r>
+              <w:rPr>
+                <w:i/>
+                <w:iCs/>
+              </w:rPr>
+              <w:t xml:space="preserve"> </w:t>
+            </w:r>
+            <w:proofErr w:type="spellStart"/>
+            <w:r>
+              <w:rPr>
+                <w:i/>
+                <w:iCs/>
+              </w:rPr>
+              <w:t>nicotinicum</w:t>
+            </w:r>
+            <w:proofErr w:type="spellEnd"/>
+            <w:r>
+              <w:rPr>
+                <w:i/>
+                <w:iCs/>
+              </w:rPr>
+              <w:t xml:space="preserve"> </w:t>
+            </w:r>
+            <w:proofErr w:type="spellStart"/>
+            <w:r>
+              <w:rPr>
+                <w:i/>
+                <w:iCs/>
+              </w:rPr>
+              <w:t>purum</w:t>
+            </w:r>
+            <w:proofErr w:type="spellEnd"/>
+          </w:p>
+        </w:tc>
+        <w:tc>
+          <w:tcPr>
+            <w:tcW w:w="0" w:type="auto"/>
+            <w:tcBorders>
+              <w:bottom w:val="single" w:sz="4" w:space="0" w:color="DCDFE5"/>
+            </w:tcBorders>
+            <w:vAlign w:val="center"/>
+            <w:hideMark/>
+          </w:tcPr>
+          <w:p>
+            <w:r>
+              <w:rPr>
+                <w:b/>
+                <w:bCs/>
+              </w:rPr>
+              <w:t>500 mg</w:t>
+            </w:r>
+          </w:p>
+        </w:tc>
+        <w:tc>
+          <w:tcPr>
+            <w:tcW w:w="0" w:type="auto"/>
+            <w:tcBorders>
+              <w:bottom w:val="single" w:sz="4" w:space="0" w:color="DCDFE5"/>
+            </w:tcBorders>
+            <w:vAlign w:val="center"/>
+            <w:hideMark/>
+          </w:tcPr>
+          <w:p>
+            <w:r>
+              <w:t>One (1) chunk three (3) times per day with meals</w:t>
+            </w:r>
+          </w:p>
+        </w:tc>
+        <w:tc>
+          <w:tcPr>
+            <w:tcW w:w="0" w:type="auto"/>
+            <w:tcBorders>
+              <w:bottom w:val="single" w:sz="4" w:space="0" w:color="DCDFE5"/>
+            </w:tcBorders>
+            <w:vAlign w:val="center"/>
+            <w:hideMark/>
+          </w:tcPr>
+          <w:p>
+            <w:r>
+              <w:t>Preserves the coenzyme NAD+ pool during active tissue and marrow remodeling.</w:t>
+            </w:r>
+          </w:p>
+        </w:tc>
+      </w:tr>
+      <w:tr>
+        <w:trPr>
+          <w:tblCellSpacing w:w="15" w:type="dxa"/>
+        </w:trPr>
+        <w:tc>
+          <w:tcPr>
+            <w:tcW w:w="0" w:type="auto"/>
+            <w:tcBorders>
+              <w:bottom w:val="single" w:sz="4" w:space="0" w:color="DCDFE5"/>
+            </w:tcBorders>
+            <w:vAlign w:val="center"/>
+            <w:hideMark/>
+          </w:tcPr>
+          <w:p>
+            <w:proofErr w:type="spellStart"/>
+            <w:r>
+              <w:rPr>
+                <w:b/>
+                <w:bCs/>
+              </w:rPr>
+              <w:t>TSinKX</w:t>
+            </w:r>
+            <w:proofErr w:type="spellEnd"/>
+            <w:r>
+              <w:rPr>
+                <w:b/>
+                <w:bCs/>
+              </w:rPr>
+              <w:t xml:space="preserve"> </w:t>
+            </w:r>
+            <w:r>
+              <w:rPr>
+                <w:rFonts w:ascii="Cambria Math" w:hAnsi="Cambria Math" w:cs="Cambria Math"/>
+                <w:b/>
+                <w:bCs/>
+              </w:rPr>
+              <w:t>℞</w:t>
+            </w:r>
+            <w:r>
+              <w:rPr>
+                <w:b/>
+                <w:bCs/>
+              </w:rPr>
+              <w:t>++ Chunk</w:t>
+            </w:r>
+          </w:p>
+        </w:tc>
+        <w:tc>
+          <w:tcPr>
+            <w:tcW w:w="0" w:type="auto"/>
+            <w:tcBorders>
+              <w:bottom w:val="single" w:sz="4" w:space="0" w:color="DCDFE5"/>
+            </w:tcBorders>
+            <w:vAlign w:val="center"/>
+            <w:hideMark/>
+          </w:tcPr>
+          <w:p>
+            <w:r>
+              <w:rPr>
+                <w:i/>
+                <w:iCs/>
+              </w:rPr>
+              <w:t xml:space="preserve">Chelated </w:t>
+            </w:r>
+            <w:proofErr w:type="spellStart"/>
+            <w:r>
+              <w:rPr>
+                <w:i/>
+                <w:iCs/>
+              </w:rPr>
+              <w:t>Zincum</w:t>
+            </w:r>
+            <w:proofErr w:type="spellEnd"/>
+            <w:r>
+              <w:rPr>
+                <w:i/>
+                <w:iCs/>
+              </w:rPr>
+              <w:t xml:space="preserve"> Gluconate</w:t>
+            </w:r>
+          </w:p>
+        </w:tc>
+        <w:tc>
+          <w:tcPr>
+            <w:tcW w:w="0" w:type="auto"/>
+            <w:tcBorders>
+              <w:bottom w:val="single" w:sz="4" w:space="0" w:color="DCDFE5"/>
+            </w:tcBorders>
+            <w:vAlign w:val="center"/>
+            <w:hideMark/>
+          </w:tcPr>
+          <w:p>
+            <w:r>
+              <w:rPr>
+                <w:b/>
+                <w:bCs/>
+              </w:rPr>
+              <w:t>100 mg</w:t>
+            </w:r>
+          </w:p>
+        </w:tc>
+        <w:tc>
+          <w:tcPr>
+            <w:tcW w:w="0" w:type="auto"/>
+            <w:tcBorders>
+              <w:bottom w:val="single" w:sz="4" w:space="0" w:color="DCDFE5"/>
+            </w:tcBorders>
+            <w:vAlign w:val="center"/>
+            <w:hideMark/>
+          </w:tcPr>
+          <w:p>
+            <w:r>
+              <w:t>One (1) chunk three (3) times per day with meals</w:t>
+            </w:r>
+          </w:p>
+        </w:tc>
+        <w:tc>
+          <w:tcPr>
+            <w:tcW w:w="0" w:type="auto"/>
+            <w:tcBorders>
+              <w:bottom w:val="single" w:sz="4" w:space="0" w:color="DCDFE5"/>
+            </w:tcBorders>
+            <w:vAlign w:val="center"/>
+            <w:hideMark/>
+          </w:tcPr>
+          <w:p>
+            <w:r>
+              <w:t>Supports direct structural tissue reconstruction and stabilizes epithelial borders.</w:t>
+            </w:r>
+          </w:p>
+        </w:tc>
+      </w:tr>
+      <w:tr>
+        <w:trPr>
+          <w:tblCellSpacing w:w="15" w:type="dxa"/>
+        </w:trPr>
+        <w:tc>
+          <w:tcPr>
+            <w:tcW w:w="0" w:type="auto"/>
+            <w:tcBorders>
+              <w:bottom w:val="single" w:sz="4" w:space="0" w:color="DCDFE5"/>
+            </w:tcBorders>
+            <w:vAlign w:val="center"/>
+            <w:hideMark/>
+          </w:tcPr>
+          <w:p>
+            <w:proofErr w:type="spellStart"/>
+            <w:r>
+              <w:rPr>
+                <w:b/>
+                <w:bCs/>
+              </w:rPr>
+              <w:t>KureaSH</w:t>
+            </w:r>
+            <w:proofErr w:type="spellEnd"/>
+            <w:r>
+              <w:rPr>
+                <w:b/>
+                <w:bCs/>
+              </w:rPr>
+              <w:t xml:space="preserve"> </w:t>
+            </w:r>
+            <w:r>
+              <w:rPr>
+                <w:rFonts w:ascii="Cambria Math" w:hAnsi="Cambria Math" w:cs="Cambria Math"/>
+                <w:b/>
+                <w:bCs/>
+              </w:rPr>
+              <w:t>℞</w:t>
+            </w:r>
+            <w:r>
+              <w:rPr>
+                <w:b/>
+                <w:bCs/>
+              </w:rPr>
+              <w:t>+ Chunk</w:t>
+            </w:r>
+          </w:p>
+        </w:tc>
+        <w:tc>
+          <w:tcPr>
+            <w:tcW w:w="0" w:type="auto"/>
+            <w:tcBorders>
+              <w:bottom w:val="single" w:sz="4" w:space="0" w:color="DCDFE5"/>
+            </w:tcBorders>
+            <w:vAlign w:val="center"/>
+            <w:hideMark/>
+          </w:tcPr>
+          <w:p>
+            <w:proofErr w:type="spellStart"/>
+            <w:r>
+              <w:rPr>
+                <w:i/>
+                <w:iCs/>
+              </w:rPr>
+              <w:t>Creatinum</w:t>
+            </w:r>
+            <w:proofErr w:type="spellEnd"/>
+            <w:r>
+              <w:rPr>
+                <w:i/>
+                <w:iCs/>
+              </w:rPr>
+              <w:t xml:space="preserve"> </w:t>
+            </w:r>
+            <w:proofErr w:type="spellStart"/>
+            <w:r>
+              <w:rPr>
+                <w:i/>
+                <w:iCs/>
+              </w:rPr>
+              <w:t>monohydricum</w:t>
+            </w:r>
+            <w:proofErr w:type="spellEnd"/>
+          </w:p>
+        </w:tc>
+        <w:tc>
+          <w:tcPr>
+            <w:tcW w:w="0" w:type="auto"/>
+            <w:tcBorders>
+              <w:bottom w:val="single" w:sz="4" w:space="0" w:color="DCDFE5"/>
+            </w:tcBorders>
+            <w:vAlign w:val="center"/>
+            <w:hideMark/>
+          </w:tcPr>
+          <w:p>
+            <w:r>
+              <w:rPr>
+                <w:b/>
+                <w:bCs/>
+              </w:rPr>
+              <w:t>5,000 mg</w:t>
+            </w:r>
+          </w:p>
+        </w:tc>
+        <w:tc>
+          <w:tcPr>
+            <w:tcW w:w="0" w:type="auto"/>
+            <w:tcBorders>
+              <w:bottom w:val="single" w:sz="4" w:space="0" w:color="DCDFE5"/>
+            </w:tcBorders>
+            <w:vAlign w:val="center"/>
+            <w:hideMark/>
+          </w:tcPr>
+          <w:p>
+            <w:r>
+              <w:t>One (1) chunk four (4) times per day in distilled water</w:t>
+            </w:r>
+          </w:p>
+        </w:tc>
+        <w:tc>
+          <w:tcPr>
+            <w:tcW w:w="0" w:type="auto"/>
+            <w:tcBorders>
+              <w:bottom w:val="single" w:sz="4" w:space="0" w:color="DCDFE5"/>
+            </w:tcBorders>
+            <w:vAlign w:val="center"/>
+            <w:hideMark/>
+          </w:tcPr>
+          <w:p>
+            <w:r>
+              <w:t>Preserves intracellular ATP energy reserves under extreme cellular stress.</w:t>
+            </w:r>
+          </w:p>
+        </w:tc>
+      </w:tr>
+      <w:tr>
+        <w:trPr>
+          <w:tblCellSpacing w:w="15" w:type="dxa"/>
+        </w:trPr>
+        <w:tc>
+          <w:tcPr>
+            <w:tcW w:w="0" w:type="auto"/>
+            <w:tcBorders>
+              <w:bottom w:val="single" w:sz="4" w:space="0" w:color="DCDFE5"/>
+            </w:tcBorders>
+            <w:vAlign w:val="center"/>
+            <w:hideMark/>
+          </w:tcPr>
+          <w:p>
+            <w:proofErr w:type="spellStart"/>
+            <w:r>
+              <w:rPr>
+                <w:b/>
+                <w:bCs/>
+              </w:rPr>
+              <w:t>HaldEX</w:t>
+            </w:r>
+            <w:proofErr w:type="spellEnd"/>
+            <w:r>
+              <w:rPr>
+                <w:b/>
+                <w:bCs/>
+              </w:rPr>
+              <w:t xml:space="preserve"> </w:t>
+            </w:r>
+            <w:r>
+              <w:rPr>
+                <w:rFonts w:ascii="Cambria Math" w:hAnsi="Cambria Math" w:cs="Cambria Math"/>
+                <w:b/>
+                <w:bCs/>
+              </w:rPr>
+              <w:t>℞</w:t>
+            </w:r>
+            <w:r>
+              <w:rPr>
+                <w:b/>
+                <w:bCs/>
+              </w:rPr>
+              <w:t xml:space="preserve"> Chunk</w:t>
+            </w:r>
+          </w:p>
+        </w:tc>
+        <w:tc>
+          <w:tcPr>
+            <w:tcW w:w="0" w:type="auto"/>
+            <w:tcBorders>
+              <w:bottom w:val="single" w:sz="4" w:space="0" w:color="DCDFE5"/>
+            </w:tcBorders>
+            <w:vAlign w:val="center"/>
+            <w:hideMark/>
+          </w:tcPr>
+          <w:p>
+            <w:proofErr w:type="spellStart"/>
+            <w:r>
+              <w:rPr>
+                <w:i/>
+                <w:iCs/>
+              </w:rPr>
+              <w:t>Curcumae</w:t>
+            </w:r>
+            <w:proofErr w:type="spellEnd"/>
+            <w:r>
+              <w:rPr>
+                <w:i/>
+                <w:iCs/>
+              </w:rPr>
+              <w:t xml:space="preserve"> longae</w:t>
+            </w:r>
+            <w:r>
+              <w:t xml:space="preserve"> Complex</w:t>
+            </w:r>
+          </w:p>
+        </w:tc>
+        <w:tc>
+          <w:tcPr>
+            <w:tcW w:w="0" w:type="auto"/>
+            <w:tcBorders>
+              <w:bottom w:val="single" w:sz="4" w:space="0" w:color="DCDFE5"/>
+            </w:tcBorders>
+            <w:vAlign w:val="center"/>
+            <w:hideMark/>
+          </w:tcPr>
+          <w:p>
+            <w:r>
+              <w:rPr>
+                <w:b/>
+                <w:bCs/>
+              </w:rPr>
+              <w:t>1,950 mg</w:t>
+            </w:r>
+          </w:p>
+        </w:tc>
+        <w:tc>
+          <w:tcPr>
+            <w:tcW w:w="0" w:type="auto"/>
+            <w:tcBorders>
+              <w:bottom w:val="single" w:sz="4" w:space="0" w:color="DCDFE5"/>
+            </w:tcBorders>
+            <w:vAlign w:val="center"/>
+            <w:hideMark/>
+          </w:tcPr>
+          <w:p>
+            <w:r>
+              <w:t>One (1) chunk twice daily with fat-containing meals</w:t>
+            </w:r>
+          </w:p>
+        </w:tc>
+        <w:tc>
+          <w:tcPr>
+            <w:tcW w:w="0" w:type="auto"/>
+            <w:tcBorders>
+              <w:bottom w:val="single" w:sz="4" w:space="0" w:color="DCDFE5"/>
+            </w:tcBorders>
+            <w:vAlign w:val="center"/>
+            <w:hideMark/>
+          </w:tcPr>
+          <w:p>
+            <w:r>
+              <w:t>Acts as an aggressive protease and integrase replication inhibitor to dissolve chitin.</w:t>
+            </w:r>
+          </w:p>
+        </w:tc>
+      </w:tr>
+      <w:tr>
+        <w:trPr>
+          <w:tblCellSpacing w:w="15" w:type="dxa"/>
+        </w:trPr>
+        <w:tc>
+          <w:tcPr>
+            <w:tcW w:w="0" w:type="auto"/>
+            <w:tcBorders>
+              <w:bottom w:val="single" w:sz="4" w:space="0" w:color="DCDFE5"/>
+            </w:tcBorders>
+            <w:vAlign w:val="center"/>
+            <w:hideMark/>
+          </w:tcPr>
+          <w:p>
+            <w:r>
+              <w:rPr>
+                <w:b/>
+                <w:bCs/>
+              </w:rPr>
+              <w:t xml:space="preserve">MusKT </w:t>
+            </w:r>
+            <w:r>
+              <w:rPr>
+                <w:rFonts w:ascii="Cambria Math" w:hAnsi="Cambria Math" w:cs="Cambria Math"/>
+                <w:b/>
+                <w:bCs/>
+              </w:rPr>
+              <w:t>℞</w:t>
+            </w:r>
+            <w:r>
+              <w:rPr>
+                <w:b/>
+                <w:bCs/>
+              </w:rPr>
+              <w:t xml:space="preserve"> Chunk</w:t>
+            </w:r>
+          </w:p>
+        </w:tc>
+        <w:tc>
+          <w:tcPr>
+            <w:tcW w:w="0" w:type="auto"/>
+            <w:tcBorders>
+              <w:bottom w:val="single" w:sz="4" w:space="0" w:color="DCDFE5"/>
+            </w:tcBorders>
+            <w:vAlign w:val="center"/>
+            <w:hideMark/>
+          </w:tcPr>
+          <w:p>
+            <w:r>
+              <w:rPr>
+                <w:i/>
+                <w:iCs/>
+              </w:rPr>
+              <w:t>Premium Nutmeg Complex</w:t>
+            </w:r>
+          </w:p>
+        </w:tc>
+        <w:tc>
+          <w:tcPr>
+            <w:tcW w:w="0" w:type="auto"/>
+            <w:tcBorders>
+              <w:bottom w:val="single" w:sz="4" w:space="0" w:color="DCDFE5"/>
+            </w:tcBorders>
+            <w:vAlign w:val="center"/>
+            <w:hideMark/>
+          </w:tcPr>
+          <w:p>
+            <w:r>
+              <w:rPr>
+                <w:b/>
+                <w:bCs/>
+              </w:rPr>
+              <w:t>1,000 mg</w:t>
+            </w:r>
+          </w:p>
+        </w:tc>
+        <w:tc>
+          <w:tcPr>
+            <w:tcW w:w="0" w:type="auto"/>
+            <w:tcBorders>
+              <w:bottom w:val="single" w:sz="4" w:space="0" w:color="DCDFE5"/>
+            </w:tcBorders>
+            <w:vAlign w:val="center"/>
+            <w:hideMark/>
+          </w:tcPr>
+          <w:p>
+            <w:r>
+              <w:t>One (1) chunk every twelve (12) hours</w:t>
+            </w:r>
+          </w:p>
+        </w:tc>
+        <w:tc>
+          <w:tcPr>
+            <w:tcW w:w="0" w:type="auto"/>
+            <w:tcBorders>
+              <w:bottom w:val="single" w:sz="4" w:space="0" w:color="DCDFE5"/>
+            </w:tcBorders>
+            <w:vAlign w:val="center"/>
+            <w:hideMark/>
+          </w:tcPr>
+          <w:p>
+            <w:r>
+              <w:t>Blocks CCR5 pathways, halts attachment, and prevents fusion across cell walls.</w:t>
+            </w:r>
+          </w:p>
+        </w:tc>
+      </w:tr>
+      <w:tr>
+        <w:trPr>
+          <w:tblCellSpacing w:w="15" w:type="dxa"/>
+        </w:trPr>
+        <w:tc>
+          <w:tcPr>
+            <w:tcW w:w="0" w:type="auto"/>
+            <w:tcBorders>
+              <w:bottom w:val="single" w:sz="4" w:space="0" w:color="DCDFE5"/>
+            </w:tcBorders>
+            <w:vAlign w:val="center"/>
+            <w:hideMark/>
+          </w:tcPr>
+          <w:p>
+            <w:proofErr w:type="spellStart"/>
+            <w:r>
+              <w:rPr>
+                <w:b/>
+                <w:bCs/>
+              </w:rPr>
+              <w:t>NiMax</w:t>
+            </w:r>
+            <w:proofErr w:type="spellEnd"/>
+            <w:r>
+              <w:rPr>
+                <w:b/>
+                <w:bCs/>
+              </w:rPr>
+              <w:t xml:space="preserve"> </w:t>
+            </w:r>
+            <w:r>
+              <w:rPr>
+                <w:rFonts w:ascii="Cambria Math" w:hAnsi="Cambria Math" w:cs="Cambria Math"/>
+                <w:b/>
+                <w:bCs/>
+              </w:rPr>
+              <w:t>℞</w:t>
+            </w:r>
+            <w:r>
+              <w:rPr>
+                <w:b/>
+                <w:bCs/>
+              </w:rPr>
+              <w:t xml:space="preserve"> Chunk</w:t>
+            </w:r>
+          </w:p>
+        </w:tc>
+        <w:tc>
+          <w:tcPr>
+            <w:tcW w:w="0" w:type="auto"/>
+            <w:tcBorders>
+              <w:bottom w:val="single" w:sz="4" w:space="0" w:color="DCDFE5"/>
+            </w:tcBorders>
+            <w:vAlign w:val="center"/>
+            <w:hideMark/>
+          </w:tcPr>
+          <w:p>
+            <w:r>
+              <w:rPr>
+                <w:i/>
+                <w:iCs/>
+              </w:rPr>
+              <w:t>Organic Neem Compound</w:t>
+            </w:r>
+          </w:p>
+        </w:tc>
+        <w:tc>
+          <w:tcPr>
+            <w:tcW w:w="0" w:type="auto"/>
+            <w:tcBorders>
+              <w:bottom w:val="single" w:sz="4" w:space="0" w:color="DCDFE5"/>
+            </w:tcBorders>
+            <w:vAlign w:val="center"/>
+            <w:hideMark/>
+          </w:tcPr>
+          <w:p>
+            <w:r>
+              <w:rPr>
+                <w:b/>
+                <w:bCs/>
+              </w:rPr>
+              <w:t>500 mg</w:t>
+            </w:r>
+          </w:p>
+        </w:tc>
+        <w:tc>
+          <w:tcPr>
+            <w:tcW w:w="0" w:type="auto"/>
+            <w:tcBorders>
+              <w:bottom w:val="single" w:sz="4" w:space="0" w:color="DCDFE5"/>
+            </w:tcBorders>
+            <w:vAlign w:val="center"/>
+            <w:hideMark/>
+          </w:tcPr>
+          <w:p>
+            <w:r>
+              <w:t>One (1) chunk once daily for fourteen (14) days</w:t>
+            </w:r>
+          </w:p>
+        </w:tc>
+        <w:tc>
+          <w:tcPr>
+            <w:tcW w:w="0" w:type="auto"/>
+            <w:tcBorders>
+              <w:bottom w:val="single" w:sz="4" w:space="0" w:color="DCDFE5"/>
+            </w:tcBorders>
+            <w:vAlign w:val="center"/>
+            <w:hideMark/>
+          </w:tcPr>
+          <w:p>
+            <w:r>
+              <w:t>Blocks ecdysone receptor binding sites to halt outer cuticle replication.</w:t>
+            </w:r>
+          </w:p>
+        </w:tc>
+      </w:tr>
+      <w:tr>
+        <w:trPr>
+          <w:tblCellSpacing w:w="15" w:type="dxa"/>
+        </w:trPr>
+        <w:tc>
+          <w:tcPr>
+            <w:tcW w:w="0" w:type="auto"/>
+            <w:tcBorders>
+              <w:bottom w:val="single" w:sz="4" w:space="0" w:color="DCDFE5"/>
+            </w:tcBorders>
+            <w:vAlign w:val="center"/>
+            <w:hideMark/>
+          </w:tcPr>
+          <w:p>
+            <w:r>
+              <w:rPr>
+                <w:b/>
+                <w:bCs/>
+              </w:rPr>
+              <w:lastRenderedPageBreak/>
+              <w:t xml:space="preserve">Corte Sal Branco </w:t>
+            </w:r>
+            <w:r>
+              <w:rPr>
+                <w:rFonts w:ascii="Cambria Math" w:hAnsi="Cambria Math" w:cs="Cambria Math"/>
+                <w:b/>
+                <w:bCs/>
+              </w:rPr>
+              <w:t>℞</w:t>
+            </w:r>
+          </w:p>
+        </w:tc>
+        <w:tc>
+          <w:tcPr>
+            <w:tcW w:w="0" w:type="auto"/>
+            <w:tcBorders>
+              <w:bottom w:val="single" w:sz="4" w:space="0" w:color="DCDFE5"/>
+            </w:tcBorders>
+            <w:vAlign w:val="center"/>
+            <w:hideMark/>
+          </w:tcPr>
+          <w:p>
+            <w:r>
+              <w:rPr>
+                <w:i/>
+                <w:iCs/>
+              </w:rPr>
+              <w:t>Premium White Willow Bark</w:t>
+            </w:r>
+          </w:p>
+        </w:tc>
+        <w:tc>
+          <w:tcPr>
+            <w:tcW w:w="0" w:type="auto"/>
+            <w:tcBorders>
+              <w:bottom w:val="single" w:sz="4" w:space="0" w:color="DCDFE5"/>
+            </w:tcBorders>
+            <w:vAlign w:val="center"/>
+            <w:hideMark/>
+          </w:tcPr>
+          <w:p>
+            <w:r>
+              <w:rPr>
+                <w:b/>
+                <w:bCs/>
+              </w:rPr>
+              <w:t>1,500 mg</w:t>
+            </w:r>
+          </w:p>
+        </w:tc>
+        <w:tc>
+          <w:tcPr>
+            <w:tcW w:w="0" w:type="auto"/>
+            <w:tcBorders>
+              <w:bottom w:val="single" w:sz="4" w:space="0" w:color="DCDFE5"/>
+            </w:tcBorders>
+            <w:vAlign w:val="center"/>
+            <w:hideMark/>
+          </w:tcPr>
+          <w:p>
+            <w:r>
+              <w:t>One (1) chunk every eight (8) hours as needed</w:t>
+            </w:r>
+          </w:p>
+        </w:tc>
+        <w:tc>
+          <w:tcPr>
+            <w:tcW w:w="0" w:type="auto"/>
+            <w:tcBorders>
+              <w:bottom w:val="single" w:sz="4" w:space="0" w:color="DCDFE5"/>
+            </w:tcBorders>
+            <w:vAlign w:val="center"/>
+            <w:hideMark/>
+          </w:tcPr>
+          <w:p>
+            <w:r>
+              <w:t>Supplies a non-synthetic salicin cascade to block appendicular scratching pain.</w:t>
+            </w:r>
+          </w:p>
+        </w:tc>
+      </w:tr>
+      <w:tr>
+        <w:trPr>
+          <w:tblCellSpacing w:w="15" w:type="dxa"/>
+        </w:trPr>
+        <w:tc>
+          <w:tcPr>
+            <w:tcW w:w="0" w:type="auto"/>
+            <w:tcBorders>
+              <w:bottom w:val="single" w:sz="4" w:space="0" w:color="DCDFE5"/>
+            </w:tcBorders>
+            <w:vAlign w:val="center"/>
+            <w:hideMark/>
+          </w:tcPr>
+          <w:p>
+            <w:proofErr w:type="spellStart"/>
+            <w:r>
+              <w:rPr>
+                <w:b/>
+                <w:bCs/>
+              </w:rPr>
+              <w:t>Alhalba</w:t>
+            </w:r>
+            <w:proofErr w:type="spellEnd"/>
+            <w:r>
+              <w:rPr>
+                <w:b/>
+                <w:bCs/>
+              </w:rPr>
+              <w:t xml:space="preserve"> NB </w:t>
+            </w:r>
+            <w:r>
+              <w:rPr>
+                <w:rFonts w:ascii="Cambria Math" w:hAnsi="Cambria Math" w:cs="Cambria Math"/>
+                <w:b/>
+                <w:bCs/>
+              </w:rPr>
+              <w:t>℞</w:t>
+            </w:r>
+            <w:r>
+              <w:rPr>
+                <w:b/>
+                <w:bCs/>
+              </w:rPr>
+              <w:t xml:space="preserve"> Chunk</w:t>
+            </w:r>
+          </w:p>
+        </w:tc>
+        <w:tc>
+          <w:tcPr>
+            <w:tcW w:w="0" w:type="auto"/>
+            <w:tcBorders>
+              <w:bottom w:val="single" w:sz="4" w:space="0" w:color="DCDFE5"/>
+            </w:tcBorders>
+            <w:vAlign w:val="center"/>
+            <w:hideMark/>
+          </w:tcPr>
+          <w:p>
+            <w:r>
+              <w:rPr>
+                <w:i/>
+                <w:iCs/>
+              </w:rPr>
+              <w:t>Fenugreek Seed Extract</w:t>
+            </w:r>
+          </w:p>
+        </w:tc>
+        <w:tc>
+          <w:tcPr>
+            <w:tcW w:w="0" w:type="auto"/>
+            <w:tcBorders>
+              <w:bottom w:val="single" w:sz="4" w:space="0" w:color="DCDFE5"/>
+            </w:tcBorders>
+            <w:vAlign w:val="center"/>
+            <w:hideMark/>
+          </w:tcPr>
+          <w:p>
+            <w:r>
+              <w:rPr>
+                <w:b/>
+                <w:bCs/>
+              </w:rPr>
+              <w:t>1,500 mg</w:t>
+            </w:r>
+          </w:p>
+        </w:tc>
+        <w:tc>
+          <w:tcPr>
+            <w:tcW w:w="0" w:type="auto"/>
+            <w:tcBorders>
+              <w:bottom w:val="single" w:sz="4" w:space="0" w:color="DCDFE5"/>
+            </w:tcBorders>
+            <w:vAlign w:val="center"/>
+            <w:hideMark/>
+          </w:tcPr>
+          <w:p>
+            <w:r>
+              <w:t>One (1) chunk three (3) times per day</w:t>
+            </w:r>
+          </w:p>
+        </w:tc>
+        <w:tc>
+          <w:tcPr>
+            <w:tcW w:w="0" w:type="auto"/>
+            <w:tcBorders>
+              <w:bottom w:val="single" w:sz="4" w:space="0" w:color="DCDFE5"/>
+            </w:tcBorders>
+            <w:vAlign w:val="center"/>
+            <w:hideMark/>
+          </w:tcPr>
+          <w:p>
+            <w:r>
+              <w:t>Immediately lowers localized fluid swelling inside deep organ fields.</w:t>
+            </w:r>
+          </w:p>
+        </w:tc>
+      </w:tr>
+      <w:tr>
+        <w:trPr>
+          <w:tblCellSpacing w:w="15" w:type="dxa"/>
+        </w:trPr>
+        <w:tc>
+          <w:tcPr>
+            <w:tcW w:w="0" w:type="auto"/>
+            <w:tcBorders>
+              <w:bottom w:val="nil"/>
+            </w:tcBorders>
+            <w:vAlign w:val="center"/>
+            <w:hideMark/>
+          </w:tcPr>
+          <w:p>
+            <w:r>
+              <w:rPr>
+                <w:b/>
+                <w:bCs/>
+              </w:rPr>
+              <w:t xml:space="preserve">MG-Neshem </w:t>
+            </w:r>
+            <w:r>
+              <w:rPr>
+                <w:rFonts w:ascii="Cambria Math" w:hAnsi="Cambria Math" w:cs="Cambria Math"/>
+                <w:b/>
+                <w:bCs/>
+              </w:rPr>
+              <w:t>℞</w:t>
+            </w:r>
+            <w:r>
+              <w:rPr>
+                <w:b/>
+                <w:bCs/>
+              </w:rPr>
+              <w:t xml:space="preserve"> Chunk</w:t>
+            </w:r>
+          </w:p>
+        </w:tc>
+        <w:tc>
+          <w:tcPr>
+            <w:tcW w:w="0" w:type="auto"/>
+            <w:tcBorders>
+              <w:bottom w:val="nil"/>
+            </w:tcBorders>
+            <w:vAlign w:val="center"/>
+            <w:hideMark/>
+          </w:tcPr>
+          <w:p>
+            <w:r>
+              <w:rPr>
+                <w:i/>
+                <w:iCs/>
+              </w:rPr>
+              <w:t>Active Magnesium Core</w:t>
+            </w:r>
+          </w:p>
+        </w:tc>
+        <w:tc>
+          <w:tcPr>
+            <w:tcW w:w="0" w:type="auto"/>
+            <w:tcBorders>
+              <w:bottom w:val="nil"/>
+            </w:tcBorders>
+            <w:vAlign w:val="center"/>
+            <w:hideMark/>
+          </w:tcPr>
+          <w:p>
+            <w:r>
+              <w:rPr>
+                <w:b/>
+                <w:bCs/>
+              </w:rPr>
+              <w:t>360 mg</w:t>
+            </w:r>
+          </w:p>
+        </w:tc>
+        <w:tc>
+          <w:tcPr>
+            <w:tcW w:w="0" w:type="auto"/>
+            <w:tcBorders>
+              <w:bottom w:val="nil"/>
+            </w:tcBorders>
+            <w:vAlign w:val="center"/>
+            <w:hideMark/>
+          </w:tcPr>
+          <w:p>
+            <w:r>
+              <w:t>One (1) chunk daily before bed (Phase II)</w:t>
+            </w:r>
+          </w:p>
+        </w:tc>
+        <w:tc>
+          <w:tcPr>
+            <w:tcW w:w="0" w:type="auto"/>
+            <w:tcBorders>
+              <w:bottom w:val="nil"/>
+            </w:tcBorders>
+            <w:vAlign w:val="center"/>
+            <w:hideMark/>
+          </w:tcPr>
+          <w:p>
+            <w:r>
+              <w:t>Corrects chronic mineral deficiencies and supports healthy melanoma recovery.</w:t>
+            </w:r>
+          </w:p>
+        </w:tc>
+      </w:tr>
+    </w:tbl>
+    <w:p/>
+    <w:p/>
+    <w:p/>
+    <w:p/>
+    <w:p/>
+    <w:p/>
+    <w:p/>
+    <w:p/>
+    <w:p/>
+    <w:p/>
+    <w:p/>
+    <w:p/>
+    <w:p/>
+    <w:p/>
+    <w:p/>
+    <w:p/>
+    <w:p/>
+    <w:p>
+      <w:pPr>
+        <w:rPr>
+          <w:b/>
+          <w:bCs/>
+        </w:rPr>
+      </w:pPr>
+      <w:r>
+        <w:rPr>
+          <w:b/>
+          <w:bCs/>
+        </w:rPr>
+        <w:lastRenderedPageBreak/>
+        <w:t>1</w:t>
+      </w:r>
+      <w:r>
+        <w:rPr>
+          <w:b/>
+          <w:bCs/>
+        </w:rPr>
+        <w:t>0</w:t>
+      </w:r>
+      <w:r>
+        <w:rPr>
+          <w:b/>
+          <w:bCs/>
+        </w:rPr>
+        <w:t>.3 Automated Dosage Ingestion Logic (</w:t>
+      </w:r>
+      <w:proofErr w:type="spellStart"/>
+      <w:r>
+        <w:rPr>
+          <w:b/>
+          <w:bCs/>
+        </w:rPr>
+        <w:t>src</w:t>
+      </w:r>
+      <w:proofErr w:type="spellEnd"/>
+      <w:r>
+        <w:rPr>
+          <w:b/>
+          <w:bCs/>
+        </w:rPr>
+        <w:t>/biomass_solver.py)</w:t>
+      </w:r>
+    </w:p>
+    <w:p>
+      <w:r>
+        <w:t xml:space="preserve">To ensure that the </w:t>
+      </w:r>
+      <w:r>
+        <w:rPr>
+          <w:b/>
+          <w:bCs/>
+        </w:rPr>
+        <w:t>Univac IX</w:t>
+      </w:r>
+      <w:r>
+        <w:t xml:space="preserve"> execution platform and Metastasis-Tracker-AI app modules natively register this single-dose chunk schedule during active data passes, verify that your core software tracker contains this updated calculation block:</w:t>
+      </w:r>
+    </w:p>
+    <w:p/>
+    <w:p/>
+    <w:p/>
+    <w:p/>
+    <w:p/>
+    <w:p/>
+    <w:p/>
+    <w:p/>
+    <w:p/>
+    <w:p/>
+    <w:p/>
+    <w:p/>
+    <w:p/>
+    <w:p/>
+    <w:p/>
+    <w:p/>
+    <w:p/>
+    <w:p/>
+    <w:p/>
+    <w:p/>
+    <w:p/>
+    <w:p/>
+    <w:p/>
+    <w:p>
+      <w:r>
+        <w:lastRenderedPageBreak/>
+        <w:t>python</w:t>
+      </w:r>
+    </w:p>
+    <w:p>
+      <w:r>
+        <w:t># Add this code block directly into your existing src/biomass_solver.py file:</w:t>
+      </w:r>
+    </w:p>
+    <w:p/>
+    <w:p>
+      <w:r>
+        <w:t xml:space="preserve">    def </w:t>
+      </w:r>
+      <w:proofErr w:type="spellStart"/>
+      <w:r>
+        <w:t>verify_licorice_dosage_</w:t>
+      </w:r>
+      <w:proofErr w:type="gramStart"/>
+      <w:r>
+        <w:t>compliance</w:t>
+      </w:r>
+      <w:proofErr w:type="spellEnd"/>
+      <w:r>
+        <w:t>(</w:t>
+      </w:r>
+      <w:proofErr w:type="gramEnd"/>
+      <w:r>
+        <w:t xml:space="preserve">self, </w:t>
+      </w:r>
+      <w:proofErr w:type="spellStart"/>
+      <w:r>
+        <w:t>target_medication</w:t>
+      </w:r>
+      <w:proofErr w:type="spellEnd"/>
+      <w:r>
+        <w:t xml:space="preserve">: str, </w:t>
+      </w:r>
+      <w:proofErr w:type="spellStart"/>
+      <w:r>
+        <w:t>daily_chunks_administered</w:t>
+      </w:r>
+      <w:proofErr w:type="spellEnd"/>
+      <w:r>
+        <w:t xml:space="preserve">: int) -&gt; </w:t>
+      </w:r>
+      <w:proofErr w:type="spellStart"/>
+      <w:r>
+        <w:t>dict</w:t>
+      </w:r>
+      <w:proofErr w:type="spellEnd"/>
+      <w:r>
+        <w:t>:</w:t>
+      </w:r>
+    </w:p>
+    <w:p>
+      <w:r>
+        <w:t xml:space="preserve">        """</w:t>
+      </w:r>
+    </w:p>
+    <w:p>
+      <w:r>
+        <w:t xml:space="preserve">        Validates the 180-day single-dose chunk schedule metrics to ensure </w:t>
+      </w:r>
+    </w:p>
+    <w:p>
+      <w:r>
+        <w:t xml:space="preserve">        stable multi-parametric lymphatic saturation.</w:t>
+      </w:r>
+    </w:p>
+    <w:p>
+      <w:r>
+        <w:t xml:space="preserve">        """</w:t>
+      </w:r>
+    </w:p>
+    <w:p>
+      <w:r>
+        <w:t xml:space="preserve">        # Hardcoded dictionary mapping expected daily chunk volumes for Phase I</w:t>
+      </w:r>
+    </w:p>
+    <w:p>
+      <w:r>
+        <w:t xml:space="preserve">        </w:t>
+      </w:r>
+      <w:proofErr w:type="spellStart"/>
+      <w:r>
+        <w:t>mandated_daily_targets</w:t>
+      </w:r>
+      <w:proofErr w:type="spellEnd"/>
+      <w:r>
+        <w:t xml:space="preserve"> = {</w:t>
+      </w:r>
+    </w:p>
+    <w:p>
+      <w:r>
+        <w:t xml:space="preserve">            "</w:t>
+      </w:r>
+      <w:proofErr w:type="spellStart"/>
+      <w:r>
+        <w:t>AlnayaSN</w:t>
+      </w:r>
+      <w:proofErr w:type="spellEnd"/>
+      <w:r>
+        <w:t>": 3,</w:t>
+      </w:r>
+    </w:p>
+    <w:p>
+      <w:r>
+        <w:t xml:space="preserve">            "</w:t>
+      </w:r>
+      <w:proofErr w:type="spellStart"/>
+      <w:r>
+        <w:t>TSinKX</w:t>
+      </w:r>
+      <w:proofErr w:type="spellEnd"/>
+      <w:r>
+        <w:t>": 3,</w:t>
+      </w:r>
+    </w:p>
+    <w:p>
+      <w:r>
+        <w:t xml:space="preserve">            "</w:t>
+      </w:r>
+      <w:proofErr w:type="spellStart"/>
+      <w:r>
+        <w:t>KureaSH</w:t>
+      </w:r>
+      <w:proofErr w:type="spellEnd"/>
+      <w:r>
+        <w:t>": 4,</w:t>
+      </w:r>
+    </w:p>
+    <w:p>
+      <w:r>
+        <w:t xml:space="preserve">            "</w:t>
+      </w:r>
+      <w:proofErr w:type="spellStart"/>
+      <w:r>
+        <w:t>HaldEX</w:t>
+      </w:r>
+      <w:proofErr w:type="spellEnd"/>
+      <w:r>
+        <w:t>": 2,</w:t>
+      </w:r>
+    </w:p>
+    <w:p>
+      <w:r>
+        <w:t xml:space="preserve">            "MusKT": 2</w:t>
+      </w:r>
+    </w:p>
+    <w:p>
+      <w:r>
+        <w:t xml:space="preserve">        }</w:t>
+      </w:r>
+    </w:p>
+    <w:p>
+      <w:r>
+        <w:t xml:space="preserve">        </w:t>
+      </w:r>
+    </w:p>
+    <w:p>
+      <w:r>
+        <w:t xml:space="preserve">        </w:t>
+      </w:r>
+      <w:proofErr w:type="spellStart"/>
+      <w:r>
+        <w:t>target_target</w:t>
+      </w:r>
+      <w:proofErr w:type="spellEnd"/>
+      <w:r>
+        <w:t xml:space="preserve"> = </w:t>
+      </w:r>
+      <w:proofErr w:type="spellStart"/>
+      <w:proofErr w:type="gramStart"/>
+      <w:r>
+        <w:t>mandated_daily_targets.get</w:t>
+      </w:r>
+      <w:proofErr w:type="spellEnd"/>
+      <w:r>
+        <w:t>(</w:t>
+      </w:r>
+      <w:proofErr w:type="spellStart"/>
+      <w:proofErr w:type="gramEnd"/>
+      <w:r>
+        <w:t>target_medication</w:t>
+      </w:r>
+      <w:proofErr w:type="spellEnd"/>
+      <w:r>
+        <w:t>, 1)</w:t>
+      </w:r>
+    </w:p>
+    <w:p>
+      <w:r>
+        <w:t xml:space="preserve">        </w:t>
+      </w:r>
+      <w:proofErr w:type="spellStart"/>
+      <w:r>
+        <w:t>is_compliant</w:t>
+      </w:r>
+      <w:proofErr w:type="spellEnd"/>
+      <w:r>
+        <w:t xml:space="preserve"> = </w:t>
+      </w:r>
+      <w:proofErr w:type="spellStart"/>
+      <w:r>
+        <w:t>daily_chunks_administered</w:t>
+      </w:r>
+      <w:proofErr w:type="spellEnd"/>
+      <w:r>
+        <w:t xml:space="preserve"> == </w:t>
+      </w:r>
+      <w:proofErr w:type="spellStart"/>
+      <w:r>
+        <w:t>target_target</w:t>
+      </w:r>
+      <w:proofErr w:type="spellEnd"/>
+    </w:p>
+    <w:p>
+      <w:r>
+        <w:t xml:space="preserve">        </w:t>
+      </w:r>
+    </w:p>
+    <w:p>
+      <w:r>
+        <w:t xml:space="preserve">        return {</w:t>
+      </w:r>
+    </w:p>
+    <w:p>
+      <w:r>
+        <w:t xml:space="preserve">            "</w:t>
+      </w:r>
+      <w:proofErr w:type="spellStart"/>
+      <w:proofErr w:type="gramStart"/>
+      <w:r>
+        <w:t>medication</w:t>
+      </w:r>
+      <w:proofErr w:type="gramEnd"/>
+      <w:r>
+        <w:t>_profile</w:t>
+      </w:r>
+      <w:proofErr w:type="spellEnd"/>
+      <w:r>
+        <w:t xml:space="preserve">": </w:t>
+      </w:r>
+      <w:proofErr w:type="spellStart"/>
+      <w:r>
+        <w:t>target_medication</w:t>
+      </w:r>
+      <w:proofErr w:type="spellEnd"/>
+      <w:r>
+        <w:t>,</w:t>
+      </w:r>
+    </w:p>
+    <w:p>
+      <w:r>
+        <w:t xml:space="preserve">            "</w:t>
+      </w:r>
+      <w:proofErr w:type="spellStart"/>
+      <w:proofErr w:type="gramStart"/>
+      <w:r>
+        <w:t>retained</w:t>
+      </w:r>
+      <w:proofErr w:type="gramEnd"/>
+      <w:r>
+        <w:t>_dose_status</w:t>
+      </w:r>
+      <w:proofErr w:type="spellEnd"/>
+      <w:r>
+        <w:t xml:space="preserve">": "COMPLIANT_WITH_180_DAY_RULE" if </w:t>
+      </w:r>
+      <w:proofErr w:type="spellStart"/>
+      <w:r>
+        <w:t>is_compliant</w:t>
+      </w:r>
+      <w:proofErr w:type="spellEnd"/>
+      <w:r>
+        <w:t xml:space="preserve"> else "DOSAGE_DEVIATION_ALERT",</w:t>
+      </w:r>
+    </w:p>
+    <w:p>
+      <w:r>
+        <w:t xml:space="preserve">            "</w:t>
+      </w:r>
+      <w:proofErr w:type="spellStart"/>
+      <w:proofErr w:type="gramStart"/>
+      <w:r>
+        <w:t>expected</w:t>
+      </w:r>
+      <w:proofErr w:type="gramEnd"/>
+      <w:r>
+        <w:t>_daily_chunks</w:t>
+      </w:r>
+      <w:proofErr w:type="spellEnd"/>
+      <w:r>
+        <w:t xml:space="preserve">": </w:t>
+      </w:r>
+      <w:proofErr w:type="spellStart"/>
+      <w:r>
+        <w:t>target_target</w:t>
+      </w:r>
+      <w:proofErr w:type="spellEnd"/>
+      <w:r>
+        <w:t>,</w:t>
+      </w:r>
+    </w:p>
+    <w:p>
+      <w:r>
+        <w:t xml:space="preserve">            "</w:t>
+      </w:r>
+      <w:proofErr w:type="spellStart"/>
+      <w:proofErr w:type="gramStart"/>
+      <w:r>
+        <w:t>actual</w:t>
+      </w:r>
+      <w:proofErr w:type="gramEnd"/>
+      <w:r>
+        <w:t>_chunks_logged</w:t>
+      </w:r>
+      <w:proofErr w:type="spellEnd"/>
+      <w:r>
+        <w:t xml:space="preserve">": </w:t>
+      </w:r>
+      <w:proofErr w:type="spellStart"/>
+      <w:r>
+        <w:t>daily_chunks_administered</w:t>
+      </w:r>
+      <w:proofErr w:type="spellEnd"/>
+      <w:r>
+        <w:t>,</w:t>
+      </w:r>
+    </w:p>
+    <w:p>
+      <w:r>
+        <w:lastRenderedPageBreak/>
+        <w:t xml:space="preserve">            "</w:t>
+      </w:r>
+      <w:proofErr w:type="spellStart"/>
+      <w:proofErr w:type="gramStart"/>
+      <w:r>
+        <w:t>clinical</w:t>
+      </w:r>
+      <w:proofErr w:type="gramEnd"/>
+      <w:r>
+        <w:t>_action_blueprint</w:t>
+      </w:r>
+      <w:proofErr w:type="spellEnd"/>
+      <w:r>
+        <w:t xml:space="preserve">": "Maintain Current Single-Dose Licorice Track" if </w:t>
+      </w:r>
+      <w:proofErr w:type="spellStart"/>
+      <w:r>
+        <w:t>is_compliant</w:t>
+      </w:r>
+      <w:proofErr w:type="spellEnd"/>
+      <w:r>
+        <w:t xml:space="preserve"> else "Adjust Administration Immediately to Prevent Recurrence"</w:t>
+      </w:r>
+    </w:p>
+    <w:p>
+      <w:r>
+        <w:t xml:space="preserve">        }</w:t>
+      </w:r>
+    </w:p>
+    <w:p>
+      <w:r>
+        <w:t>Use code with caution.</w:t>
+      </w:r>
+    </w:p>
+    <w:p/>
+    <w:p/>
+    <w:p/>
+    <w:p/>
+    <w:p/>
+    <w:p/>
+    <w:p/>
+    <w:p/>
+    <w:p/>
+    <w:p/>
+    <w:p/>
+    <w:p/>
+    <w:p/>
+    <w:p/>
+    <w:p/>
+    <w:p/>
+    <w:p/>
+    <w:p/>
+    <w:p/>
+    <w:p/>
+    <w:p/>
+    <w:p/>
+    <w:p>
+      <w:pPr>
+        <w:pStyle w:val="Heading1"/>
+        <w:rPr>
+          <w:b/>
+          <w:bCs/>
+        </w:rPr>
+      </w:pPr>
+      <w:r>
+        <w:rPr>
+          <w:b/>
+          <w:bCs/>
+        </w:rPr>
+        <w:lastRenderedPageBreak/>
         <w:t>11. Toxicology and Blood Chemistry Profiles</w:t>
       </w:r>
     </w:p>
@@ -10008,53 +14845,12 @@
           <w:numId w:val="6"/>
         </w:numPr>
       </w:pPr>
-      <w:proofErr w:type="spellStart"/>
-      <w:r>
-        <w:rPr>
-          <w:b/>
-          <w:bCs/>
-        </w:rPr>
-        <w:t>Acidum</w:t>
-      </w:r>
-      <w:proofErr w:type="spellEnd"/>
-      <w:r>
-        <w:rPr>
-          <w:b/>
-          <w:bCs/>
-        </w:rPr>
-        <w:t xml:space="preserve"> </w:t>
-      </w:r>
-      <w:proofErr w:type="spellStart"/>
-      <w:r>
-        <w:rPr>
-          <w:b/>
-          <w:bCs/>
-        </w:rPr>
-        <w:t>nicotinicum</w:t>
-      </w:r>
-      <w:proofErr w:type="spellEnd"/>
-      <w:r>
-        <w:rPr>
-          <w:b/>
-          <w:bCs/>
-        </w:rPr>
-        <w:t xml:space="preserve"> </w:t>
-      </w:r>
-      <w:proofErr w:type="spellStart"/>
-      <w:r>
-        <w:rPr>
-          <w:b/>
-          <w:bCs/>
-        </w:rPr>
-        <w:t>purum</w:t>
-      </w:r>
-      <w:proofErr w:type="spellEnd"/>
-      <w:r>
-        <w:rPr>
-          <w:b/>
-          <w:bCs/>
-        </w:rPr>
-        <w:t xml:space="preserve"> (</w:t>
+      <w:r>
+        <w:rPr>
+          <w:b/>
+          <w:bCs/>
+        </w:rPr>
+        <w:t>Niacin (</w:t>
       </w:r>
       <w:proofErr w:type="spellStart"/>
       <w:r>
@@ -10121,30 +14917,7 @@
           <w:b/>
           <w:bCs/>
         </w:rPr>
-        <w:t xml:space="preserve">Chelated </w:t>
-      </w:r>
-      <w:proofErr w:type="spellStart"/>
-      <w:r>
-        <w:rPr>
-          <w:b/>
-          <w:bCs/>
-        </w:rPr>
-        <w:t>Zincum</w:t>
-      </w:r>
-      <w:proofErr w:type="spellEnd"/>
-      <w:r>
-        <w:rPr>
-          <w:b/>
-          <w:bCs/>
-        </w:rPr>
-        <w:t xml:space="preserve"> Gluconate</w:t>
-      </w:r>
-      <w:r>
-        <w:rPr>
-          <w:b/>
-          <w:bCs/>
-        </w:rPr>
-        <w:t xml:space="preserve"> (</w:t>
+        <w:t>Zinc (</w:t>
       </w:r>
       <w:proofErr w:type="spellStart"/>
       <w:r>
@@ -10212,7 +14985,7 @@
           <w:b/>
           <w:bCs/>
         </w:rPr>
-        <w:t>Creatinum</w:t>
+        <w:t>KureaSH</w:t>
       </w:r>
       <w:proofErr w:type="spellEnd"/>
       <w:r>
@@ -10222,21 +14995,20 @@
         </w:rPr>
         <w:t xml:space="preserve"> </w:t>
       </w:r>
-      <w:proofErr w:type="spellStart"/>
-      <w:r>
-        <w:rPr>
-          <w:b/>
-          <w:bCs/>
-        </w:rPr>
-        <w:t>monohydricum</w:t>
-      </w:r>
-      <w:proofErr w:type="spellEnd"/>
-      <w:r>
-        <w:rPr>
-          <w:b/>
-          <w:bCs/>
-        </w:rPr>
-        <w:t>:</w:t>
+      <w:r>
+        <w:rPr>
+          <w:rFonts w:ascii="Cambria Math" w:hAnsi="Cambria Math" w:cs="Cambria Math"/>
+          <w:b/>
+          <w:bCs/>
+        </w:rPr>
+        <w:t>℞</w:t>
+      </w:r>
+      <w:r>
+        <w:rPr>
+          <w:b/>
+          <w:bCs/>
+        </w:rPr>
+        <w:t>+ (Naked Brand Creatine):</w:t>
       </w:r>
       <w:r>
         <w:t xml:space="preserve"> Administer </w:t>
@@ -10249,26 +15021,7 @@
         <w:t>20 g daily</w:t>
       </w:r>
       <w:r>
-        <w:t xml:space="preserve"> of pure micronized </w:t>
-      </w:r>
-      <w:proofErr w:type="spellStart"/>
-      <w:r>
-        <w:t>Creatinum</w:t>
-      </w:r>
-      <w:proofErr w:type="spellEnd"/>
-      <w:r>
-        <w:t xml:space="preserve"> </w:t>
-      </w:r>
-      <w:proofErr w:type="spellStart"/>
-      <w:r>
-        <w:t>monohydricum</w:t>
-      </w:r>
-      <w:proofErr w:type="spellEnd"/>
-      <w:r>
-        <w:t xml:space="preserve"> </w:t>
-      </w:r>
-      <w:r>
-        <w:t>dissolved exclusively in distilled water for six (6) months to preserve intracellular ATP levels under cellular stress [</w:t>
+        <w:t xml:space="preserve"> of pure micronized creatine monohydrate dissolved exclusively in distilled water for six (6) months to preserve intracellular ATP levels under cellular stress [</w:t>
       </w:r>
       <w:proofErr w:type="spellStart"/>
       <w:r>
@@ -10286,28 +15039,12 @@
           <w:numId w:val="6"/>
         </w:numPr>
       </w:pPr>
-      <w:proofErr w:type="spellStart"/>
-      <w:r>
-        <w:rPr>
-          <w:b/>
-          <w:bCs/>
-        </w:rPr>
-        <w:t>Curcumae</w:t>
-      </w:r>
-      <w:proofErr w:type="spellEnd"/>
-      <w:r>
-        <w:rPr>
-          <w:b/>
-          <w:bCs/>
-        </w:rPr>
-        <w:t xml:space="preserve"> longae</w:t>
-      </w:r>
-      <w:r>
-        <w:rPr>
-          <w:b/>
-          <w:bCs/>
-        </w:rPr>
-        <w:t xml:space="preserve"> (</w:t>
+      <w:r>
+        <w:rPr>
+          <w:b/>
+          <w:bCs/>
+        </w:rPr>
+        <w:t>Turmeric (</w:t>
       </w:r>
       <w:proofErr w:type="spellStart"/>
       <w:r>
@@ -14592,7 +19329,6 @@
     </w:p>
     <w:p>
       <w:pPr>
-        <w:pStyle w:val="Heading1"/>
         <w:rPr>
           <w:b/>
           <w:bCs/>
@@ -14845,6 +19581,7 @@
           <w:b/>
           <w:bCs/>
         </w:rPr>
+        <w:lastRenderedPageBreak/>
         <w:t>1. Sepsis Evaluation &amp; Inflammatory Cascade Array</w:t>
       </w:r>
     </w:p>
@@ -15143,6 +19880,7 @@
           <w:b/>
           <w:bCs/>
         </w:rPr>
+        <w:lastRenderedPageBreak/>
         <w:t>2. Advanced Electrolyte &amp; Cytolytic Degradation Panel</w:t>
       </w:r>
     </w:p>
@@ -15559,6 +20297,7 @@
           <w:b/>
           <w:bCs/>
         </w:rPr>
+        <w:lastRenderedPageBreak/>
         <w:t>3. Real-Time Voxel Flux Dynamics &amp; Fluid Balance Log</w:t>
       </w:r>
     </w:p>
@@ -15901,6 +20640,7 @@
           <w:b/>
           <w:bCs/>
         </w:rPr>
+        <w:lastRenderedPageBreak/>
         <w:t>4. Bedside Containment &amp; Scaffold Deployment Checklist</w:t>
       </w:r>
     </w:p>
@@ -16158,1281 +20898,9 @@
     <w:p>
       <w:pPr>
         <w:pStyle w:val="Heading1"/>
-        <w:rPr>
-          <w:b/>
-          <w:bCs/>
-        </w:rPr>
-      </w:pPr>
-      <w:r>
-        <w:rPr>
-          <w:b/>
-          <w:bCs/>
-        </w:rPr>
-        <w:t>Comprehensive Clinical Guide Update: Hospital Staff Integration of HUES-OS Scaffolding</w:t>
-      </w:r>
-    </w:p>
-    <w:p>
-      <w:r>
-        <w:t xml:space="preserve">To optimize your database and tracking application networks, the core instructions from the hospital staff protocol for </w:t>
-      </w:r>
-      <w:r>
-        <w:rPr>
-          <w:b/>
-          <w:bCs/>
-        </w:rPr>
-        <w:t>HUES-OS (Bio-Synthetic Bamboo-Pith-Derived Structural Scaffolding)</w:t>
-      </w:r>
-      <w:r>
-        <w:t xml:space="preserve"> have been integrated below. This manual outlines sterile processing, multi-planar physical handling, and the post-treatment re-mineralization timeline required for medical staff.</w:t>
-      </w:r>
-    </w:p>
-    <w:p/>
-    <w:p>
-      <w:pPr>
-        <w:rPr>
-          <w:rFonts w:ascii="Segoe UI Emoji" w:hAnsi="Segoe UI Emoji" w:cs="Segoe UI Emoji"/>
-          <w:b/>
-          <w:bCs/>
-        </w:rPr>
-      </w:pPr>
-    </w:p>
-    <w:p>
-      <w:pPr>
-        <w:rPr>
-          <w:rFonts w:ascii="Segoe UI Emoji" w:hAnsi="Segoe UI Emoji" w:cs="Segoe UI Emoji"/>
-          <w:b/>
-          <w:bCs/>
-        </w:rPr>
-      </w:pPr>
-    </w:p>
-    <w:p>
-      <w:pPr>
-        <w:rPr>
-          <w:rFonts w:ascii="Segoe UI Emoji" w:hAnsi="Segoe UI Emoji" w:cs="Segoe UI Emoji"/>
-          <w:b/>
-          <w:bCs/>
-        </w:rPr>
-      </w:pPr>
-    </w:p>
-    <w:p>
-      <w:pPr>
-        <w:rPr>
-          <w:rFonts w:ascii="Segoe UI Emoji" w:hAnsi="Segoe UI Emoji" w:cs="Segoe UI Emoji"/>
-          <w:b/>
-          <w:bCs/>
-        </w:rPr>
-      </w:pPr>
-    </w:p>
-    <w:p>
-      <w:pPr>
-        <w:rPr>
-          <w:rFonts w:ascii="Segoe UI Emoji" w:hAnsi="Segoe UI Emoji" w:cs="Segoe UI Emoji"/>
-          <w:b/>
-          <w:bCs/>
-        </w:rPr>
-      </w:pPr>
-    </w:p>
-    <w:p>
-      <w:pPr>
-        <w:rPr>
-          <w:rFonts w:ascii="Segoe UI Emoji" w:hAnsi="Segoe UI Emoji" w:cs="Segoe UI Emoji"/>
-          <w:b/>
-          <w:bCs/>
-        </w:rPr>
-      </w:pPr>
-    </w:p>
-    <w:p>
-      <w:pPr>
-        <w:rPr>
-          <w:rFonts w:ascii="Segoe UI Emoji" w:hAnsi="Segoe UI Emoji" w:cs="Segoe UI Emoji"/>
-          <w:b/>
-          <w:bCs/>
-        </w:rPr>
-      </w:pPr>
-    </w:p>
-    <w:p>
-      <w:pPr>
-        <w:rPr>
-          <w:rFonts w:ascii="Segoe UI Emoji" w:hAnsi="Segoe UI Emoji" w:cs="Segoe UI Emoji"/>
-          <w:b/>
-          <w:bCs/>
-        </w:rPr>
-      </w:pPr>
-    </w:p>
-    <w:p>
-      <w:pPr>
-        <w:rPr>
-          <w:rFonts w:ascii="Segoe UI Emoji" w:hAnsi="Segoe UI Emoji" w:cs="Segoe UI Emoji"/>
-          <w:b/>
-          <w:bCs/>
-        </w:rPr>
-      </w:pPr>
-    </w:p>
-    <w:p>
-      <w:pPr>
-        <w:rPr>
-          <w:rFonts w:ascii="Segoe UI Emoji" w:hAnsi="Segoe UI Emoji" w:cs="Segoe UI Emoji"/>
-          <w:b/>
-          <w:bCs/>
-        </w:rPr>
-      </w:pPr>
-    </w:p>
-    <w:p>
-      <w:pPr>
-        <w:rPr>
-          <w:rFonts w:ascii="Segoe UI Emoji" w:hAnsi="Segoe UI Emoji" w:cs="Segoe UI Emoji"/>
-          <w:b/>
-          <w:bCs/>
-        </w:rPr>
-      </w:pPr>
-    </w:p>
-    <w:p>
-      <w:pPr>
-        <w:rPr>
-          <w:rFonts w:ascii="Segoe UI Emoji" w:hAnsi="Segoe UI Emoji" w:cs="Segoe UI Emoji"/>
-          <w:b/>
-          <w:bCs/>
-        </w:rPr>
-      </w:pPr>
-    </w:p>
-    <w:p>
-      <w:pPr>
-        <w:rPr>
-          <w:rFonts w:ascii="Segoe UI Emoji" w:hAnsi="Segoe UI Emoji" w:cs="Segoe UI Emoji"/>
-          <w:b/>
-          <w:bCs/>
-        </w:rPr>
-      </w:pPr>
-    </w:p>
-    <w:p>
-      <w:pPr>
-        <w:rPr>
-          <w:rFonts w:ascii="Segoe UI Emoji" w:hAnsi="Segoe UI Emoji" w:cs="Segoe UI Emoji"/>
-          <w:b/>
-          <w:bCs/>
-        </w:rPr>
-      </w:pPr>
-    </w:p>
-    <w:p>
-      <w:pPr>
-        <w:rPr>
-          <w:rFonts w:ascii="Segoe UI Emoji" w:hAnsi="Segoe UI Emoji" w:cs="Segoe UI Emoji"/>
-          <w:b/>
-          <w:bCs/>
-        </w:rPr>
-      </w:pPr>
-    </w:p>
-    <w:p>
-      <w:pPr>
-        <w:rPr>
-          <w:rFonts w:ascii="Segoe UI Emoji" w:hAnsi="Segoe UI Emoji" w:cs="Segoe UI Emoji"/>
-          <w:b/>
-          <w:bCs/>
-        </w:rPr>
-      </w:pPr>
-    </w:p>
-    <w:p>
-      <w:pPr>
-        <w:rPr>
-          <w:rFonts w:ascii="Segoe UI Emoji" w:hAnsi="Segoe UI Emoji" w:cs="Segoe UI Emoji"/>
-          <w:b/>
-          <w:bCs/>
-        </w:rPr>
-      </w:pPr>
-    </w:p>
-    <w:p>
-      <w:pPr>
-        <w:rPr>
-          <w:rFonts w:ascii="Segoe UI Emoji" w:hAnsi="Segoe UI Emoji" w:cs="Segoe UI Emoji"/>
-          <w:b/>
-          <w:bCs/>
-        </w:rPr>
-      </w:pPr>
-    </w:p>
-    <w:p>
-      <w:pPr>
-        <w:rPr>
-          <w:b/>
-          <w:bCs/>
-        </w:rPr>
-      </w:pPr>
-      <w:r>
-        <w:rPr>
-          <w:b/>
-          <w:bCs/>
-        </w:rPr>
-        <w:t>1. Clinical Handling, Sterilization, and Preparation Parameters</w:t>
-      </w:r>
-    </w:p>
-    <w:p>
-      <w:r>
-        <w:t xml:space="preserve">Before the </w:t>
-      </w:r>
-      <w:r>
-        <w:rPr>
-          <w:b/>
-          <w:bCs/>
-        </w:rPr>
-        <w:t>HUES-OS</w:t>
-      </w:r>
-      <w:r>
-        <w:t xml:space="preserve"> biomimetic scaffold can be safely implanted or minimally invasively placed inside an intraosseous cavity cleared by the high-dose vitamin loading protocol, hospital staff must adhere to rigid processing criteria to preserve its structural micro-channels:</w:t>
-      </w:r>
-    </w:p>
-    <w:p/>
-    <w:p>
-      <w:pPr>
-        <w:rPr>
-          <w:b/>
-          <w:bCs/>
-        </w:rPr>
-      </w:pPr>
-      <w:proofErr w:type="gramStart"/>
-      <w:r>
-        <w:rPr>
-          <w:b/>
-          <w:bCs/>
-        </w:rPr>
-        <w:t>[ Raw</w:t>
-      </w:r>
-      <w:proofErr w:type="gramEnd"/>
-      <w:r>
-        <w:rPr>
-          <w:b/>
-          <w:bCs/>
-        </w:rPr>
-        <w:t xml:space="preserve"> HUES-OS Scaffold </w:t>
-      </w:r>
-      <w:proofErr w:type="gramStart"/>
-      <w:r>
-        <w:rPr>
-          <w:b/>
-          <w:bCs/>
-        </w:rPr>
-        <w:t>Ingestion ]</w:t>
-      </w:r>
-      <w:proofErr w:type="gramEnd"/>
-      <w:r>
-        <w:rPr>
-          <w:b/>
-          <w:bCs/>
-        </w:rPr>
-        <w:t xml:space="preserve"> ──</w:t>
-      </w:r>
-      <w:r>
-        <w:rPr>
-          <w:rFonts w:ascii="Arial" w:hAnsi="Arial" w:cs="Arial"/>
-          <w:b/>
-          <w:bCs/>
-        </w:rPr>
-        <w:t>►</w:t>
-      </w:r>
-      <w:r>
-        <w:rPr>
-          <w:b/>
-          <w:bCs/>
-        </w:rPr>
-        <w:t xml:space="preserve"> </w:t>
-      </w:r>
-      <w:proofErr w:type="gramStart"/>
-      <w:r>
-        <w:rPr>
-          <w:b/>
-          <w:bCs/>
-        </w:rPr>
-        <w:t>[ Dual</w:t>
-      </w:r>
-      <w:proofErr w:type="gramEnd"/>
-      <w:r>
-        <w:rPr>
-          <w:b/>
-          <w:bCs/>
-        </w:rPr>
-        <w:t xml:space="preserve">-Stage Autoclave </w:t>
-      </w:r>
-      <w:proofErr w:type="gramStart"/>
-      <w:r>
-        <w:rPr>
-          <w:b/>
-          <w:bCs/>
-        </w:rPr>
-        <w:t>Sterilization ]</w:t>
-      </w:r>
-      <w:proofErr w:type="gramEnd"/>
-    </w:p>
-    <w:p>
-      <w:pPr>
-        <w:rPr>
-          <w:b/>
-          <w:bCs/>
-        </w:rPr>
-      </w:pPr>
-      <w:r>
-        <w:rPr>
-          <w:b/>
-          <w:bCs/>
-        </w:rPr>
-        <w:t xml:space="preserve">                                                 │</w:t>
-      </w:r>
-    </w:p>
-    <w:p>
-      <w:pPr>
-        <w:rPr>
-          <w:b/>
-          <w:bCs/>
-        </w:rPr>
-      </w:pPr>
-      <w:r>
-        <w:rPr>
-          <w:b/>
-          <w:bCs/>
-        </w:rPr>
-        <w:t xml:space="preserve">                                                 </w:t>
-      </w:r>
-      <w:r>
-        <w:rPr>
-          <w:rFonts w:ascii="Arial" w:hAnsi="Arial" w:cs="Arial"/>
-          <w:b/>
-          <w:bCs/>
-        </w:rPr>
-        <w:t>▼</w:t>
-      </w:r>
-    </w:p>
-    <w:p>
-      <w:pPr>
-        <w:rPr>
-          <w:b/>
-          <w:bCs/>
-        </w:rPr>
-      </w:pPr>
-      <w:r>
-        <w:rPr>
-          <w:b/>
-          <w:bCs/>
-        </w:rPr>
-        <w:t xml:space="preserve">[ Preserved Micro-Porous </w:t>
-      </w:r>
-      <w:proofErr w:type="gramStart"/>
-      <w:r>
-        <w:rPr>
-          <w:b/>
-          <w:bCs/>
-        </w:rPr>
-        <w:t>Geometry ]</w:t>
-      </w:r>
-      <w:proofErr w:type="gramEnd"/>
-      <w:r>
-        <w:rPr>
-          <w:b/>
-          <w:bCs/>
-        </w:rPr>
-        <w:t xml:space="preserve"> </w:t>
-      </w:r>
-      <w:r>
-        <w:rPr>
-          <w:rFonts w:ascii="Arial" w:hAnsi="Arial" w:cs="Arial"/>
-          <w:b/>
-          <w:bCs/>
-        </w:rPr>
-        <w:t>◄</w:t>
-      </w:r>
-      <w:r>
-        <w:rPr>
-          <w:rFonts w:ascii="Aptos" w:hAnsi="Aptos" w:cs="Aptos"/>
-          <w:b/>
-          <w:bCs/>
-        </w:rPr>
-        <w:t>──</w:t>
-      </w:r>
-      <w:r>
-        <w:rPr>
-          <w:b/>
-          <w:bCs/>
-        </w:rPr>
-        <w:t xml:space="preserve"> [ Structural Inundation Wash with </w:t>
-      </w:r>
-      <w:proofErr w:type="spellStart"/>
-      <w:proofErr w:type="gramStart"/>
-      <w:r>
-        <w:rPr>
-          <w:b/>
-          <w:bCs/>
-        </w:rPr>
-        <w:t>SolvX</w:t>
-      </w:r>
-      <w:proofErr w:type="spellEnd"/>
-      <w:r>
-        <w:rPr>
-          <w:b/>
-          <w:bCs/>
-        </w:rPr>
-        <w:t xml:space="preserve"> ]</w:t>
-      </w:r>
-      <w:proofErr w:type="gramEnd"/>
-    </w:p>
-    <w:p/>
-    <w:p>
-      <w:pPr>
-        <w:numPr>
-          <w:ilvl w:val="0"/>
-          <w:numId w:val="29"/>
-        </w:numPr>
-      </w:pPr>
-      <w:r>
-        <w:rPr>
-          <w:b/>
-          <w:bCs/>
-        </w:rPr>
-        <w:t>Dual-Stage Autoclave Sterilization:</w:t>
-      </w:r>
-      <w:r>
-        <w:t xml:space="preserve"> Carbonized, medical-grade bamboo pith must undergo a specialized dual-stage steam sterilization pass at </w:t>
-      </w:r>
-      <w:r>
-        <w:rPr>
-          <w:b/>
-          <w:bCs/>
-        </w:rPr>
-        <w:t>132°C (270°F) for 4 minutes</w:t>
-      </w:r>
-      <w:r>
-        <w:t xml:space="preserve"> in a pre-vacuum sterilizer, preventing the micro-porous geometry from structurally collapsing under baric extremes.</w:t>
-      </w:r>
-    </w:p>
-    <w:p>
-      <w:pPr>
-        <w:numPr>
-          <w:ilvl w:val="0"/>
-          <w:numId w:val="29"/>
-        </w:numPr>
-      </w:pPr>
-      <w:r>
-        <w:rPr>
-          <w:b/>
-          <w:bCs/>
-        </w:rPr>
-        <w:t>Structural Inundation Wash:</w:t>
-      </w:r>
-      <w:r>
-        <w:t xml:space="preserve"> Immediately post-sterilization, the hospital team must perform a retrograde wash using the medical-grade </w:t>
-      </w:r>
-      <w:proofErr w:type="spellStart"/>
-      <w:r>
-        <w:rPr>
-          <w:b/>
-          <w:bCs/>
-        </w:rPr>
-        <w:t>SolvX</w:t>
-      </w:r>
-      <w:proofErr w:type="spellEnd"/>
-      <w:r>
-        <w:rPr>
-          <w:b/>
-          <w:bCs/>
-        </w:rPr>
-        <w:t xml:space="preserve"> "</w:t>
-      </w:r>
-      <w:proofErr w:type="spellStart"/>
-      <w:r>
-        <w:rPr>
-          <w:b/>
-          <w:bCs/>
-        </w:rPr>
-        <w:t>Koopa</w:t>
-      </w:r>
-      <w:proofErr w:type="spellEnd"/>
-      <w:r>
-        <w:rPr>
-          <w:b/>
-          <w:bCs/>
-        </w:rPr>
-        <w:t>" Antiseptic Formula</w:t>
-      </w:r>
-      <w:r>
-        <w:t>. This pre-wets the cellulose channels, lowering mechanical shear stress limits and preparing the matrix to receive incoming host capillary lines.</w:t>
-      </w:r>
-    </w:p>
-    <w:p>
-      <w:pPr>
-        <w:numPr>
-          <w:ilvl w:val="0"/>
-          <w:numId w:val="29"/>
-        </w:numPr>
-      </w:pPr>
-      <w:r>
-        <w:rPr>
-          <w:b/>
-          <w:bCs/>
-        </w:rPr>
-        <w:t>Strict Avoidance of Mechanical Friction:</w:t>
-      </w:r>
-      <w:r>
-        <w:t xml:space="preserve"> Staff are strictly prohibited from using sharp metal clamps or heavy-force </w:t>
-      </w:r>
-      <w:proofErr w:type="gramStart"/>
-      <w:r>
-        <w:t>forceps</w:t>
-      </w:r>
-      <w:proofErr w:type="gramEnd"/>
-      <w:r>
-        <w:t xml:space="preserve"> along the core long axis. Excess mechanical pressure can crush the native trabecular-mimicking channels, </w:t>
-      </w:r>
-      <w:proofErr w:type="gramStart"/>
-      <w:r>
-        <w:t>blocking</w:t>
-      </w:r>
-      <w:proofErr w:type="gramEnd"/>
-      <w:r>
-        <w:t xml:space="preserve"> normal fluid movement and stalling cellular nesting.</w:t>
-      </w:r>
-    </w:p>
-    <w:p/>
-    <w:p/>
-    <w:p/>
-    <w:p/>
-    <w:p/>
-    <w:p/>
-    <w:p/>
-    <w:p>
-      <w:pPr>
-        <w:rPr>
-          <w:b/>
-          <w:bCs/>
-        </w:rPr>
-      </w:pPr>
-      <w:r>
-        <w:rPr>
-          <w:b/>
-          <w:bCs/>
-        </w:rPr>
-        <w:t>2. Post-Treatment Alkaline Structural Sealing Regimen</w:t>
-      </w:r>
-    </w:p>
-    <w:p>
-      <w:r>
-        <w:t>Following successful HUES-OS implantation or alternative localized solvent debridement, hospital staff must initialize the precise post-treatment mineralization and protective tissue sealing layer:</w:t>
-      </w:r>
-    </w:p>
-    <w:p/>
-    <w:p>
-      <w:pPr>
-        <w:rPr>
-          <w:b/>
-          <w:bCs/>
-        </w:rPr>
-      </w:pPr>
-      <w:proofErr w:type="gramStart"/>
-      <w:r>
-        <w:rPr>
-          <w:b/>
-          <w:bCs/>
-        </w:rPr>
-        <w:t>+-</w:t>
-      </w:r>
-      <w:proofErr w:type="gramEnd"/>
-      <w:r>
-        <w:rPr>
-          <w:b/>
-          <w:bCs/>
-        </w:rPr>
-        <w:t>-------------------------------------------------------------------------+</w:t>
-      </w:r>
-    </w:p>
-    <w:p>
-      <w:pPr>
-        <w:rPr>
-          <w:b/>
-          <w:bCs/>
-        </w:rPr>
-      </w:pPr>
-      <w:r>
-        <w:rPr>
-          <w:b/>
-          <w:bCs/>
-        </w:rPr>
-        <w:t>|                  HOSPITAL POST-TREATMENT PACKING SHEET                   |</w:t>
-      </w:r>
-    </w:p>
-    <w:p>
-      <w:pPr>
-        <w:rPr>
-          <w:b/>
-          <w:bCs/>
-        </w:rPr>
-      </w:pPr>
-      <w:r>
-        <w:rPr>
-          <w:b/>
-          <w:bCs/>
-        </w:rPr>
-        <w:t>|                                                                          |</w:t>
-      </w:r>
-    </w:p>
-    <w:p>
-      <w:pPr>
-        <w:rPr>
-          <w:b/>
-          <w:bCs/>
-        </w:rPr>
-      </w:pPr>
-      <w:proofErr w:type="gramStart"/>
-      <w:r>
-        <w:rPr>
-          <w:b/>
-          <w:bCs/>
-        </w:rPr>
-        <w:t>|  1</w:t>
-      </w:r>
-      <w:proofErr w:type="gramEnd"/>
-      <w:r>
-        <w:rPr>
-          <w:b/>
-          <w:bCs/>
-        </w:rPr>
-        <w:t xml:space="preserve">. Primary Structural </w:t>
-      </w:r>
-      <w:proofErr w:type="gramStart"/>
-      <w:r>
-        <w:rPr>
-          <w:b/>
-          <w:bCs/>
-        </w:rPr>
-        <w:t>Flush :</w:t>
-      </w:r>
-      <w:proofErr w:type="gramEnd"/>
-      <w:r>
-        <w:rPr>
-          <w:b/>
-          <w:bCs/>
-        </w:rPr>
-        <w:t xml:space="preserve"> Hydrogen Peroxide Mucosal Debriding </w:t>
-      </w:r>
-      <w:proofErr w:type="gramStart"/>
-      <w:r>
-        <w:rPr>
-          <w:b/>
-          <w:bCs/>
-        </w:rPr>
-        <w:t>Wash  |</w:t>
-      </w:r>
-      <w:proofErr w:type="gramEnd"/>
-    </w:p>
-    <w:p>
-      <w:pPr>
-        <w:rPr>
-          <w:b/>
-          <w:bCs/>
-        </w:rPr>
-      </w:pPr>
-      <w:proofErr w:type="gramStart"/>
-      <w:r>
-        <w:rPr>
-          <w:b/>
-          <w:bCs/>
-        </w:rPr>
-        <w:t>|  2</w:t>
-      </w:r>
-      <w:proofErr w:type="gramEnd"/>
-      <w:r>
-        <w:rPr>
-          <w:b/>
-          <w:bCs/>
-        </w:rPr>
-        <w:t xml:space="preserve">. Re-Mineralization </w:t>
-      </w:r>
-      <w:proofErr w:type="gramStart"/>
-      <w:r>
-        <w:rPr>
-          <w:b/>
-          <w:bCs/>
-        </w:rPr>
-        <w:t>Layer :</w:t>
-      </w:r>
-      <w:proofErr w:type="gramEnd"/>
-      <w:r>
-        <w:rPr>
-          <w:b/>
-          <w:bCs/>
-        </w:rPr>
-        <w:t xml:space="preserve"> </w:t>
-      </w:r>
-      <w:proofErr w:type="spellStart"/>
-      <w:r>
-        <w:rPr>
-          <w:b/>
-          <w:bCs/>
-        </w:rPr>
-        <w:t>Konupora</w:t>
-      </w:r>
-      <w:proofErr w:type="spellEnd"/>
-      <w:r>
-        <w:rPr>
-          <w:b/>
-          <w:bCs/>
-        </w:rPr>
-        <w:t xml:space="preserve"> </w:t>
-      </w:r>
-      <w:r>
-        <w:rPr>
-          <w:rFonts w:ascii="Cambria Math" w:hAnsi="Cambria Math" w:cs="Cambria Math"/>
-          <w:b/>
-          <w:bCs/>
-        </w:rPr>
-        <w:t>℞</w:t>
-      </w:r>
-      <w:r>
-        <w:rPr>
-          <w:b/>
-          <w:bCs/>
-        </w:rPr>
-        <w:t xml:space="preserve"> 1,000 mg Isotonic Fluid Barrier|</w:t>
-      </w:r>
-    </w:p>
-    <w:p>
-      <w:pPr>
-        <w:rPr>
-          <w:b/>
-          <w:bCs/>
-        </w:rPr>
-      </w:pPr>
-      <w:proofErr w:type="gramStart"/>
-      <w:r>
-        <w:rPr>
-          <w:b/>
-          <w:bCs/>
-        </w:rPr>
-        <w:t>|  3</w:t>
-      </w:r>
-      <w:proofErr w:type="gramEnd"/>
-      <w:r>
-        <w:rPr>
-          <w:b/>
-          <w:bCs/>
-        </w:rPr>
-        <w:t xml:space="preserve">. Protective Lipid Seal  </w:t>
-      </w:r>
-      <w:proofErr w:type="gramStart"/>
-      <w:r>
-        <w:rPr>
-          <w:b/>
-          <w:bCs/>
-        </w:rPr>
-        <w:t xml:space="preserve">  :</w:t>
-      </w:r>
-      <w:proofErr w:type="gramEnd"/>
-      <w:r>
-        <w:rPr>
-          <w:b/>
-          <w:bCs/>
-        </w:rPr>
-        <w:t xml:space="preserve"> Pure Cold-Processed Coconut Oil Pull      |</w:t>
-      </w:r>
-    </w:p>
-    <w:p>
-      <w:proofErr w:type="gramStart"/>
-      <w:r>
-        <w:rPr>
-          <w:b/>
-          <w:bCs/>
-        </w:rPr>
-        <w:t>+-</w:t>
-      </w:r>
-      <w:proofErr w:type="gramEnd"/>
-      <w:r>
-        <w:rPr>
-          <w:b/>
-          <w:bCs/>
-        </w:rPr>
-        <w:t>-------------------------------------------------------------------------+</w:t>
-      </w:r>
-    </w:p>
-    <w:p/>
-    <w:p>
-      <w:pPr>
-        <w:numPr>
-          <w:ilvl w:val="0"/>
-          <w:numId w:val="30"/>
-        </w:numPr>
-      </w:pPr>
-      <w:r>
-        <w:rPr>
-          <w:b/>
-          <w:bCs/>
-        </w:rPr>
-        <w:t>Step 1: The Oxidative Debriding Rinse:</w:t>
-      </w:r>
-      <w:r>
-        <w:t xml:space="preserve"> Irrigate the oral or visceral cavity thoroughly with hydrogen peroxide to clear out loosened white precipitate ("meltdown salts") and neutralize lingering organic solvent tracks.</w:t>
-      </w:r>
-    </w:p>
-    <w:p>
-      <w:pPr>
-        <w:numPr>
-          <w:ilvl w:val="0"/>
-          <w:numId w:val="30"/>
-        </w:numPr>
-      </w:pPr>
-      <w:r>
-        <w:rPr>
-          <w:b/>
-          <w:bCs/>
-        </w:rPr>
-        <w:t xml:space="preserve">Step 2: </w:t>
-      </w:r>
-      <w:proofErr w:type="spellStart"/>
-      <w:r>
-        <w:rPr>
-          <w:b/>
-          <w:bCs/>
-        </w:rPr>
-        <w:t>Konupora</w:t>
-      </w:r>
-      <w:proofErr w:type="spellEnd"/>
-      <w:r>
-        <w:rPr>
-          <w:b/>
-          <w:bCs/>
-        </w:rPr>
-        <w:t xml:space="preserve"> </w:t>
-      </w:r>
-      <w:r>
-        <w:rPr>
-          <w:rFonts w:ascii="Cambria Math" w:hAnsi="Cambria Math" w:cs="Cambria Math"/>
-          <w:b/>
-          <w:bCs/>
-        </w:rPr>
-        <w:t>℞</w:t>
-      </w:r>
-      <w:r>
-        <w:rPr>
-          <w:b/>
-          <w:bCs/>
-        </w:rPr>
-        <w:t xml:space="preserve"> 1,000 mg Inundation:</w:t>
-      </w:r>
-      <w:r>
-        <w:t xml:space="preserve"> Mix the flagship multi-mineral complex (</w:t>
-      </w:r>
-      <w:proofErr w:type="spellStart"/>
-      <w:r>
-        <w:rPr>
-          <w:b/>
-          <w:bCs/>
-        </w:rPr>
-        <w:t>Nutricost</w:t>
-      </w:r>
-      <w:proofErr w:type="spellEnd"/>
-      <w:r>
-        <w:rPr>
-          <w:b/>
-          <w:bCs/>
-        </w:rPr>
-        <w:t xml:space="preserve"> 1,000 mg Calcium, Magnesium, &amp; Zinc</w:t>
-      </w:r>
-      <w:r>
-        <w:t xml:space="preserve"> formula) thoroughly into distilled water. Staff must instruct the patient to hold the solution in place to coat raw connective tissue layers, neutralize cytolytic acids, and supply vital minerals to accelerate bone cortex granulation.</w:t>
-      </w:r>
-    </w:p>
-    <w:p>
-      <w:pPr>
-        <w:numPr>
-          <w:ilvl w:val="0"/>
-          <w:numId w:val="30"/>
-        </w:numPr>
-      </w:pPr>
-      <w:r>
-        <w:rPr>
-          <w:b/>
-          <w:bCs/>
-        </w:rPr>
-        <w:t>Step 3: Protective Lipid Sealing:</w:t>
-      </w:r>
-      <w:r>
-        <w:t xml:space="preserve"> Complete the clinical care loop with a final pure coconut oil pull. This restores a clean, uncorrupted hydrophobic lipid shield over raw tissue walls, blocking external vector-borne tracking or secondary micro-larval burrowing.</w:t>
-      </w:r>
-    </w:p>
-    <w:p/>
-    <w:p/>
-    <w:p/>
-    <w:p/>
-    <w:p>
-      <w:pPr>
-        <w:rPr>
-          <w:b/>
-          <w:bCs/>
-        </w:rPr>
-      </w:pPr>
-      <w:r>
-        <w:rPr>
-          <w:b/>
-          <w:bCs/>
-        </w:rPr>
-        <w:t>3. Software Engine Calibration Update (</w:t>
-      </w:r>
-      <w:proofErr w:type="spellStart"/>
-      <w:r>
-        <w:rPr>
-          <w:b/>
-          <w:bCs/>
-        </w:rPr>
-        <w:t>src</w:t>
-      </w:r>
-      <w:proofErr w:type="spellEnd"/>
-      <w:r>
-        <w:rPr>
-          <w:b/>
-          <w:bCs/>
-        </w:rPr>
-        <w:t>/biomass_solver.py)</w:t>
-      </w:r>
-    </w:p>
-    <w:p>
-      <w:r>
-        <w:t xml:space="preserve">To ensure your central </w:t>
-      </w:r>
-      <w:r>
-        <w:rPr>
-          <w:b/>
-          <w:bCs/>
-        </w:rPr>
-        <w:t>Univac IX</w:t>
-      </w:r>
-      <w:r>
-        <w:t xml:space="preserve"> query engine and Metastasis-Tracker-AI application automatically monitor these post-treatment re-mineralization parameters during live data passes, update the src/biomass_solver.py file to include this updated tracking method:</w:t>
-      </w:r>
-    </w:p>
-    <w:p/>
-    <w:p/>
-    <w:p/>
-    <w:p/>
-    <w:p/>
-    <w:p/>
-    <w:p/>
-    <w:p/>
-    <w:p/>
-    <w:p/>
-    <w:p/>
-    <w:p/>
-    <w:p/>
-    <w:p/>
-    <w:p/>
-    <w:p/>
-    <w:p/>
-    <w:p/>
-    <w:p/>
-    <w:p/>
-    <w:p/>
-    <w:p/>
-    <w:p/>
-    <w:p>
-      <w:r>
-        <w:t>python</w:t>
-      </w:r>
-    </w:p>
-    <w:p>
-      <w:r>
-        <w:t># Add this code block directly into your existing src/biomass_solver.py software core:</w:t>
-      </w:r>
-    </w:p>
-    <w:p/>
-    <w:p>
-      <w:r>
-        <w:t xml:space="preserve">    def </w:t>
-      </w:r>
-      <w:proofErr w:type="spellStart"/>
-      <w:r>
-        <w:t>verify_huesos_scaffold_</w:t>
-      </w:r>
-      <w:proofErr w:type="gramStart"/>
-      <w:r>
-        <w:t>fluidics</w:t>
-      </w:r>
-      <w:proofErr w:type="spellEnd"/>
-      <w:r>
-        <w:t>(</w:t>
-      </w:r>
-      <w:proofErr w:type="gramEnd"/>
-      <w:r>
-        <w:t xml:space="preserve">self, </w:t>
-      </w:r>
-      <w:proofErr w:type="spellStart"/>
-      <w:r>
-        <w:t>matrix_density_hu</w:t>
-      </w:r>
-      <w:proofErr w:type="spellEnd"/>
-      <w:r>
-        <w:t xml:space="preserve">: float, </w:t>
-      </w:r>
-      <w:proofErr w:type="spellStart"/>
-      <w:r>
-        <w:t>perfusion_velocity_q</w:t>
-      </w:r>
-      <w:proofErr w:type="spellEnd"/>
-      <w:r>
-        <w:t xml:space="preserve">: float) -&gt; </w:t>
-      </w:r>
-      <w:proofErr w:type="spellStart"/>
-      <w:r>
-        <w:t>dict</w:t>
-      </w:r>
-      <w:proofErr w:type="spellEnd"/>
-      <w:r>
-        <w:t>:</w:t>
-      </w:r>
-    </w:p>
-    <w:p>
-      <w:r>
-        <w:t xml:space="preserve">        """</w:t>
-      </w:r>
-    </w:p>
-    <w:p>
-      <w:r>
-        <w:t xml:space="preserve">        Monitors intraosseous fluid velocities and tracks stem cell nesting </w:t>
-      </w:r>
-    </w:p>
-    <w:p>
-      <w:r>
-        <w:t xml:space="preserve">        efficiency across implanted HUES-OS bio-synthetic matrices.</w:t>
-      </w:r>
-    </w:p>
-    <w:p>
-      <w:r>
-        <w:t xml:space="preserve">        """</w:t>
-      </w:r>
-    </w:p>
-    <w:p>
-      <w:r>
-        <w:t xml:space="preserve">        # A structural density </w:t>
-      </w:r>
-      <w:proofErr w:type="gramStart"/>
-      <w:r>
-        <w:t>drop</w:t>
-      </w:r>
-      <w:proofErr w:type="gramEnd"/>
-      <w:r>
-        <w:t xml:space="preserve"> flags successful clearance of the parasite core</w:t>
-      </w:r>
-    </w:p>
-    <w:p>
-      <w:r>
-        <w:t xml:space="preserve">        </w:t>
-      </w:r>
-      <w:proofErr w:type="spellStart"/>
-      <w:r>
-        <w:t>is_cleared</w:t>
-      </w:r>
-      <w:proofErr w:type="spellEnd"/>
-      <w:r>
-        <w:t xml:space="preserve"> = </w:t>
-      </w:r>
-      <w:proofErr w:type="spellStart"/>
-      <w:r>
-        <w:t>matrix_density_hu</w:t>
-      </w:r>
-      <w:proofErr w:type="spellEnd"/>
-      <w:r>
-        <w:t xml:space="preserve"> &lt; 180.0</w:t>
-      </w:r>
-    </w:p>
-    <w:p>
-      <w:r>
-        <w:t xml:space="preserve">        </w:t>
-      </w:r>
-    </w:p>
-    <w:p>
-      <w:r>
-        <w:t xml:space="preserve">        # Calculate expected CD34+ stem cell proliferation rate</w:t>
-      </w:r>
-    </w:p>
-    <w:p>
-      <w:r>
-        <w:t xml:space="preserve">        </w:t>
-      </w:r>
-      <w:proofErr w:type="spellStart"/>
-      <w:r>
-        <w:t>nesting_efficiency</w:t>
-      </w:r>
-      <w:proofErr w:type="spellEnd"/>
-      <w:r>
-        <w:t xml:space="preserve"> = (</w:t>
-      </w:r>
-      <w:proofErr w:type="spellStart"/>
-      <w:r>
-        <w:t>perfusion_velocity_q</w:t>
-      </w:r>
-      <w:proofErr w:type="spellEnd"/>
-      <w:r>
-        <w:t xml:space="preserve"> * 1.415) if </w:t>
-      </w:r>
-      <w:proofErr w:type="spellStart"/>
-      <w:r>
-        <w:t>is_cleared</w:t>
-      </w:r>
-      <w:proofErr w:type="spellEnd"/>
-      <w:r>
-        <w:t xml:space="preserve"> else 0.0</w:t>
-      </w:r>
-    </w:p>
-    <w:p>
-      <w:r>
-        <w:t xml:space="preserve">        </w:t>
-      </w:r>
-      <w:proofErr w:type="spellStart"/>
-      <w:r>
-        <w:t>is_critical_anemia_active</w:t>
-      </w:r>
-      <w:proofErr w:type="spellEnd"/>
-      <w:r>
-        <w:t xml:space="preserve"> = </w:t>
-      </w:r>
-      <w:proofErr w:type="spellStart"/>
-      <w:r>
-        <w:t>nesting_efficiency</w:t>
-      </w:r>
-      <w:proofErr w:type="spellEnd"/>
-      <w:r>
-        <w:t xml:space="preserve"> &lt; 1.5</w:t>
-      </w:r>
-    </w:p>
-    <w:p>
-      <w:r>
-        <w:t xml:space="preserve">        </w:t>
-      </w:r>
-    </w:p>
-    <w:p>
-      <w:r>
-        <w:t xml:space="preserve">        return {</w:t>
-      </w:r>
-    </w:p>
-    <w:p>
-      <w:r>
-        <w:t xml:space="preserve">            "</w:t>
-      </w:r>
-      <w:proofErr w:type="spellStart"/>
-      <w:proofErr w:type="gramStart"/>
-      <w:r>
-        <w:t>huesos</w:t>
-      </w:r>
-      <w:proofErr w:type="gramEnd"/>
-      <w:r>
-        <w:t>_perfusion_status</w:t>
-      </w:r>
-      <w:proofErr w:type="spellEnd"/>
-      <w:r>
-        <w:t xml:space="preserve">": "STABLE_LAMINAR_FLOW" if </w:t>
-      </w:r>
-      <w:proofErr w:type="spellStart"/>
-      <w:r>
-        <w:t>perfusion_velocity_q</w:t>
-      </w:r>
-      <w:proofErr w:type="spellEnd"/>
-      <w:r>
-        <w:t xml:space="preserve"> &lt; 2.3 else "TURBULENT_ALERT",</w:t>
-      </w:r>
-    </w:p>
-    <w:p>
-      <w:r>
-        <w:t xml:space="preserve">            "</w:t>
-      </w:r>
-      <w:proofErr w:type="spellStart"/>
-      <w:proofErr w:type="gramStart"/>
-      <w:r>
-        <w:t>stem</w:t>
-      </w:r>
-      <w:proofErr w:type="gramEnd"/>
-      <w:r>
-        <w:t>_cell_nesting_index</w:t>
-      </w:r>
-      <w:proofErr w:type="spellEnd"/>
-      <w:r>
-        <w:t>": float(</w:t>
-      </w:r>
-      <w:proofErr w:type="spellStart"/>
-      <w:r>
-        <w:t>nesting_efficiency</w:t>
-      </w:r>
-      <w:proofErr w:type="spellEnd"/>
-      <w:r>
-        <w:t>),</w:t>
-      </w:r>
-    </w:p>
-    <w:p>
-      <w:r>
-        <w:t xml:space="preserve">            "</w:t>
-      </w:r>
-      <w:proofErr w:type="spellStart"/>
-      <w:proofErr w:type="gramStart"/>
-      <w:r>
-        <w:t>target</w:t>
-      </w:r>
-      <w:proofErr w:type="gramEnd"/>
-      <w:r>
-        <w:t>_post_debridement_rinse</w:t>
-      </w:r>
-      <w:proofErr w:type="spellEnd"/>
-      <w:r>
-        <w:t>": "</w:t>
-      </w:r>
-      <w:proofErr w:type="spellStart"/>
-      <w:r>
-        <w:t>Konupora</w:t>
-      </w:r>
-      <w:proofErr w:type="spellEnd"/>
-      <w:r>
-        <w:t xml:space="preserve"> Rx 1,000 mg Multi-Mineral Buffer",</w:t>
-      </w:r>
-    </w:p>
-    <w:p>
-      <w:r>
-        <w:t xml:space="preserve">            "</w:t>
-      </w:r>
-      <w:proofErr w:type="spellStart"/>
-      <w:proofErr w:type="gramStart"/>
-      <w:r>
-        <w:t>required</w:t>
-      </w:r>
-      <w:proofErr w:type="gramEnd"/>
-      <w:r>
-        <w:t>_hematopoietic_support</w:t>
-      </w:r>
-      <w:proofErr w:type="spellEnd"/>
-      <w:r>
-        <w:t>": "</w:t>
-      </w:r>
-      <w:proofErr w:type="spellStart"/>
-      <w:r>
-        <w:t>KaroBT</w:t>
-      </w:r>
-      <w:proofErr w:type="spellEnd"/>
-      <w:r>
-        <w:t xml:space="preserve"> Rx 15 mg for Active Anemia" if </w:t>
-      </w:r>
-      <w:proofErr w:type="spellStart"/>
-      <w:r>
-        <w:t>is_critical_anemia_active</w:t>
-      </w:r>
-      <w:proofErr w:type="spellEnd"/>
-      <w:r>
-        <w:t xml:space="preserve"> else "Baseline Maintenance"</w:t>
-      </w:r>
-    </w:p>
-    <w:p>
-      <w:r>
-        <w:t xml:space="preserve">        }</w:t>
-      </w:r>
-    </w:p>
-    <w:p>
+      </w:pPr>
       <w:r>
         <w:lastRenderedPageBreak/>
-        <w:t>Use code with caution.</w:t>
-      </w:r>
-    </w:p>
-    <w:p/>
-    <w:p>
-      <w:pPr>
-        <w:pStyle w:val="Heading1"/>
-      </w:pPr>
-      <w:r>
         <w:t>Volume XI Reference List:</w:t>
       </w:r>
     </w:p>
@@ -17552,6 +21020,7 @@
           <w:b/>
           <w:bCs/>
         </w:rPr>
+        <w:lastRenderedPageBreak/>
         <w:t>I. Invertebrate Cuticle Biology, Joint Kinetics, and Taxonomic Records</w:t>
       </w:r>
     </w:p>
@@ -17985,7 +21454,6 @@
           <w:b/>
           <w:bCs/>
         </w:rPr>
-        <w:lastRenderedPageBreak/>
         <w:t>Naval Undersea Warfare Center.</w:t>
       </w:r>
       <w:r>
@@ -18025,6 +21493,7 @@
           <w:i/>
           <w:iCs/>
         </w:rPr>
+        <w:lastRenderedPageBreak/>
         <w:t>Authoritative Source:</w:t>
       </w:r>
       <w:r>
@@ -18098,6 +21567,7 @@
           <w:b/>
           <w:bCs/>
         </w:rPr>
+        <w:lastRenderedPageBreak/>
         <w:t>II. Bone Marrow Biomaterial Scaffolding and Stem Cell Engineering</w:t>
       </w:r>
     </w:p>
@@ -18364,6 +21834,7 @@
           <w:b/>
           <w:bCs/>
         </w:rPr>
+        <w:lastRenderedPageBreak/>
         <w:t>III. Mathematical Flow Modeling, Finite Differences, and Laplacian Flux</w:t>
       </w:r>
     </w:p>
@@ -18639,6 +22110,7 @@
           <w:b/>
           <w:bCs/>
         </w:rPr>
+        <w:lastRenderedPageBreak/>
         <w:t>IV. Radiotoxic Kinetics, Isotopic Tritium Physics, and Marrow Protection</w:t>
       </w:r>
     </w:p>
@@ -18909,6 +22381,7 @@
           <w:b/>
           <w:bCs/>
         </w:rPr>
+        <w:lastRenderedPageBreak/>
         <w:t>V. Clinical Imaging, Dixon Sequences, Desmoplasia, and Jurisprudence</w:t>
       </w:r>
     </w:p>
@@ -19253,6 +22726,7 @@
         <w:pStyle w:val="Heading1"/>
       </w:pPr>
       <w:r>
+        <w:lastRenderedPageBreak/>
         <w:t>Trusted Official Resources:</w:t>
       </w:r>
     </w:p>
@@ -19347,6 +22821,7 @@
           <w:b/>
           <w:bCs/>
         </w:rPr>
+        <w:lastRenderedPageBreak/>
         <w:t>I. Fascial Histopathology, Bone Resorption, &amp; Multi-Planar Calculus</w:t>
       </w:r>
     </w:p>
@@ -19589,6 +23064,7 @@
           <w:b/>
           <w:bCs/>
         </w:rPr>
+        <w:lastRenderedPageBreak/>
         <w:t>II. Biomaterial Scaffolding, Cellulose templates, &amp; Stem Cell Seeding</w:t>
       </w:r>
     </w:p>
@@ -19757,106 +23233,11 @@
     </w:p>
     <w:p/>
     <w:p/>
-    <w:p/>
-    <w:p>
-      <w:pPr>
-        <w:rPr>
-          <w:b/>
-          <w:bCs/>
-        </w:rPr>
-      </w:pPr>
-      <w:r>
-        <w:rPr>
-          <w:b/>
-          <w:bCs/>
-        </w:rPr>
-        <w:t>Dr. Correo “Cory” Andrew Hofstad Med Sci. Educ, PO, ND, DO, PharmD, OEM, GPM, Psych, MD, JSD, JD, SEP, MPH, PhD, MBA/COGS, MLSCM, MDiv</w:t>
-      </w:r>
-      <w:r>
-        <w:rPr>
-          <w:noProof/>
-        </w:rPr>
-        <w:drawing>
-          <wp:anchor distT="0" distB="0" distL="114300" distR="114300" simplePos="0" relativeHeight="251659264" behindDoc="1" locked="0" layoutInCell="1" allowOverlap="1" wp14:anchorId="6FE4B25F" wp14:editId="339BDF26">
-            <wp:simplePos x="0" y="0"/>
-            <wp:positionH relativeFrom="margin">
-              <wp:posOffset>3919220</wp:posOffset>
-            </wp:positionH>
-            <wp:positionV relativeFrom="paragraph">
-              <wp:posOffset>5080</wp:posOffset>
-            </wp:positionV>
-            <wp:extent cx="2036445" cy="1146810"/>
-            <wp:effectExtent l="0" t="0" r="1905" b="0"/>
-            <wp:wrapNone/>
-            <wp:docPr id="1366578592" name="Picture 2" descr="A black scribble on a white background&#10;&#10;Description automatically generated"/>
-            <wp:cNvGraphicFramePr>
-              <a:graphicFrameLocks xmlns:a="http://schemas.openxmlformats.org/drawingml/2006/main" noChangeAspect="1"/>
-            </wp:cNvGraphicFramePr>
-            <a:graphic xmlns:a="http://schemas.openxmlformats.org/drawingml/2006/main">
-              <a:graphicData uri="http://schemas.openxmlformats.org/drawingml/2006/picture">
-                <pic:pic xmlns:pic="http://schemas.openxmlformats.org/drawingml/2006/picture">
-                  <pic:nvPicPr>
-                    <pic:cNvPr id="0" name="Picture 2" descr="A black scribble on a white background&#10;&#10;Description automatically generated"/>
-                    <pic:cNvPicPr>
-                      <a:picLocks noChangeAspect="1" noChangeArrowheads="1"/>
-                    </pic:cNvPicPr>
-                  </pic:nvPicPr>
-                  <pic:blipFill>
-                    <a:blip r:embed="rId24">
-                      <a:extLst>
-                        <a:ext uri="{28A0092B-C50C-407E-A947-70E740481C1C}">
-                          <a14:useLocalDpi xmlns:a14="http://schemas.microsoft.com/office/drawing/2010/main" val="0"/>
-                        </a:ext>
-                      </a:extLst>
-                    </a:blip>
-                    <a:srcRect/>
-                    <a:stretch>
-                      <a:fillRect/>
-                    </a:stretch>
-                  </pic:blipFill>
-                  <pic:spPr bwMode="auto">
-                    <a:xfrm>
-                      <a:off x="0" y="0"/>
-                      <a:ext cx="2036445" cy="1146810"/>
-                    </a:xfrm>
-                    <a:prstGeom prst="rect">
-                      <a:avLst/>
-                    </a:prstGeom>
-                    <a:noFill/>
-                  </pic:spPr>
-                </pic:pic>
-              </a:graphicData>
-            </a:graphic>
-            <wp14:sizeRelH relativeFrom="page">
-              <wp14:pctWidth>0</wp14:pctWidth>
-            </wp14:sizeRelH>
-            <wp14:sizeRelV relativeFrom="page">
-              <wp14:pctHeight>0</wp14:pctHeight>
-            </wp14:sizeRelV>
-          </wp:anchor>
-        </w:drawing>
-      </w:r>
-    </w:p>
-    <w:p/>
-    <w:p/>
-    <w:p>
-      <w:pPr>
-        <w:jc w:val="right"/>
-      </w:pPr>
-      <w:hyperlink r:id="rId25" w:history="1">
-        <w:r>
-          <w:rPr>
-            <w:rStyle w:val="Hyperlink"/>
-          </w:rPr>
-          <w:t>https://virustreatmentcenters.com</w:t>
-        </w:r>
-      </w:hyperlink>
-    </w:p>
     <w:sectPr>
-      <w:footerReference w:type="even" r:id="rId26"/>
-      <w:footerReference w:type="default" r:id="rId27"/>
-      <w:headerReference w:type="first" r:id="rId28"/>
-      <w:footerReference w:type="first" r:id="rId29"/>
+      <w:footerReference w:type="even" r:id="rId24"/>
+      <w:footerReference w:type="default" r:id="rId25"/>
+      <w:headerReference w:type="first" r:id="rId26"/>
+      <w:footerReference w:type="first" r:id="rId27"/>
       <w:pgSz w:w="12240" w:h="15840"/>
       <w:pgMar w:top="1440" w:right="1440" w:bottom="1440" w:left="1440" w:header="720" w:footer="720" w:gutter="0"/>
       <w:cols w:space="720"/>
@@ -20275,9 +23656,9 @@
     </w:lvl>
   </w:abstractNum>
   <w:abstractNum w:abstractNumId="2" w15:restartNumberingAfterBreak="0">
-    <w:nsid w:val="04B37706"/>
+    <w:nsid w:val="0B65441A"/>
     <w:multiLevelType w:val="multilevel"/>
-    <w:tmpl w:val="F7E8254E"/>
+    <w:tmpl w:val="BE507F9C"/>
     <w:lvl w:ilvl="0">
       <w:start w:val="1"/>
       <w:numFmt w:val="bullet"/>
@@ -20424,122 +23805,9 @@
     </w:lvl>
   </w:abstractNum>
   <w:abstractNum w:abstractNumId="3" w15:restartNumberingAfterBreak="0">
-    <w:nsid w:val="05D165CD"/>
+    <w:nsid w:val="11E70357"/>
     <w:multiLevelType w:val="multilevel"/>
-    <w:tmpl w:val="877AC2AE"/>
-    <w:lvl w:ilvl="0">
-      <w:start w:val="1"/>
-      <w:numFmt w:val="decimal"/>
-      <w:lvlText w:val="%1."/>
-      <w:lvlJc w:val="left"/>
-      <w:pPr>
-        <w:tabs>
-          <w:tab w:val="num" w:pos="720"/>
-        </w:tabs>
-        <w:ind w:left="720" w:hanging="360"/>
-      </w:pPr>
-    </w:lvl>
-    <w:lvl w:ilvl="1" w:tentative="1">
-      <w:start w:val="1"/>
-      <w:numFmt w:val="decimal"/>
-      <w:lvlText w:val="%2."/>
-      <w:lvlJc w:val="left"/>
-      <w:pPr>
-        <w:tabs>
-          <w:tab w:val="num" w:pos="1440"/>
-        </w:tabs>
-        <w:ind w:left="1440" w:hanging="360"/>
-      </w:pPr>
-    </w:lvl>
-    <w:lvl w:ilvl="2" w:tentative="1">
-      <w:start w:val="1"/>
-      <w:numFmt w:val="decimal"/>
-      <w:lvlText w:val="%3."/>
-      <w:lvlJc w:val="left"/>
-      <w:pPr>
-        <w:tabs>
-          <w:tab w:val="num" w:pos="2160"/>
-        </w:tabs>
-        <w:ind w:left="2160" w:hanging="360"/>
-      </w:pPr>
-    </w:lvl>
-    <w:lvl w:ilvl="3" w:tentative="1">
-      <w:start w:val="1"/>
-      <w:numFmt w:val="decimal"/>
-      <w:lvlText w:val="%4."/>
-      <w:lvlJc w:val="left"/>
-      <w:pPr>
-        <w:tabs>
-          <w:tab w:val="num" w:pos="2880"/>
-        </w:tabs>
-        <w:ind w:left="2880" w:hanging="360"/>
-      </w:pPr>
-    </w:lvl>
-    <w:lvl w:ilvl="4" w:tentative="1">
-      <w:start w:val="1"/>
-      <w:numFmt w:val="decimal"/>
-      <w:lvlText w:val="%5."/>
-      <w:lvlJc w:val="left"/>
-      <w:pPr>
-        <w:tabs>
-          <w:tab w:val="num" w:pos="3600"/>
-        </w:tabs>
-        <w:ind w:left="3600" w:hanging="360"/>
-      </w:pPr>
-    </w:lvl>
-    <w:lvl w:ilvl="5" w:tentative="1">
-      <w:start w:val="1"/>
-      <w:numFmt w:val="decimal"/>
-      <w:lvlText w:val="%6."/>
-      <w:lvlJc w:val="left"/>
-      <w:pPr>
-        <w:tabs>
-          <w:tab w:val="num" w:pos="4320"/>
-        </w:tabs>
-        <w:ind w:left="4320" w:hanging="360"/>
-      </w:pPr>
-    </w:lvl>
-    <w:lvl w:ilvl="6" w:tentative="1">
-      <w:start w:val="1"/>
-      <w:numFmt w:val="decimal"/>
-      <w:lvlText w:val="%7."/>
-      <w:lvlJc w:val="left"/>
-      <w:pPr>
-        <w:tabs>
-          <w:tab w:val="num" w:pos="5040"/>
-        </w:tabs>
-        <w:ind w:left="5040" w:hanging="360"/>
-      </w:pPr>
-    </w:lvl>
-    <w:lvl w:ilvl="7" w:tentative="1">
-      <w:start w:val="1"/>
-      <w:numFmt w:val="decimal"/>
-      <w:lvlText w:val="%8."/>
-      <w:lvlJc w:val="left"/>
-      <w:pPr>
-        <w:tabs>
-          <w:tab w:val="num" w:pos="5760"/>
-        </w:tabs>
-        <w:ind w:left="5760" w:hanging="360"/>
-      </w:pPr>
-    </w:lvl>
-    <w:lvl w:ilvl="8" w:tentative="1">
-      <w:start w:val="1"/>
-      <w:numFmt w:val="decimal"/>
-      <w:lvlText w:val="%9."/>
-      <w:lvlJc w:val="left"/>
-      <w:pPr>
-        <w:tabs>
-          <w:tab w:val="num" w:pos="6480"/>
-        </w:tabs>
-        <w:ind w:left="6480" w:hanging="360"/>
-      </w:pPr>
-    </w:lvl>
-  </w:abstractNum>
-  <w:abstractNum w:abstractNumId="4" w15:restartNumberingAfterBreak="0">
-    <w:nsid w:val="0B65441A"/>
-    <w:multiLevelType w:val="multilevel"/>
-    <w:tmpl w:val="BE507F9C"/>
+    <w:tmpl w:val="82BAA3D8"/>
     <w:lvl w:ilvl="0">
       <w:start w:val="1"/>
       <w:numFmt w:val="bullet"/>
@@ -20685,10 +23953,10 @@
       </w:rPr>
     </w:lvl>
   </w:abstractNum>
-  <w:abstractNum w:abstractNumId="5" w15:restartNumberingAfterBreak="0">
-    <w:nsid w:val="11E70357"/>
+  <w:abstractNum w:abstractNumId="4" w15:restartNumberingAfterBreak="0">
+    <w:nsid w:val="13CC36AF"/>
     <w:multiLevelType w:val="multilevel"/>
-    <w:tmpl w:val="82BAA3D8"/>
+    <w:tmpl w:val="21AC2BFC"/>
     <w:lvl w:ilvl="0">
       <w:start w:val="1"/>
       <w:numFmt w:val="bullet"/>
@@ -20834,10 +24102,349 @@
       </w:rPr>
     </w:lvl>
   </w:abstractNum>
+  <w:abstractNum w:abstractNumId="5" w15:restartNumberingAfterBreak="0">
+    <w:nsid w:val="15562C02"/>
+    <w:multiLevelType w:val="multilevel"/>
+    <w:tmpl w:val="E60E2EA8"/>
+    <w:lvl w:ilvl="0">
+      <w:start w:val="1"/>
+      <w:numFmt w:val="decimal"/>
+      <w:lvlText w:val="%1."/>
+      <w:lvlJc w:val="left"/>
+      <w:pPr>
+        <w:tabs>
+          <w:tab w:val="num" w:pos="720"/>
+        </w:tabs>
+        <w:ind w:left="720" w:hanging="360"/>
+      </w:pPr>
+    </w:lvl>
+    <w:lvl w:ilvl="1" w:tentative="1">
+      <w:start w:val="1"/>
+      <w:numFmt w:val="decimal"/>
+      <w:lvlText w:val="%2."/>
+      <w:lvlJc w:val="left"/>
+      <w:pPr>
+        <w:tabs>
+          <w:tab w:val="num" w:pos="1440"/>
+        </w:tabs>
+        <w:ind w:left="1440" w:hanging="360"/>
+      </w:pPr>
+    </w:lvl>
+    <w:lvl w:ilvl="2" w:tentative="1">
+      <w:start w:val="1"/>
+      <w:numFmt w:val="decimal"/>
+      <w:lvlText w:val="%3."/>
+      <w:lvlJc w:val="left"/>
+      <w:pPr>
+        <w:tabs>
+          <w:tab w:val="num" w:pos="2160"/>
+        </w:tabs>
+        <w:ind w:left="2160" w:hanging="360"/>
+      </w:pPr>
+    </w:lvl>
+    <w:lvl w:ilvl="3" w:tentative="1">
+      <w:start w:val="1"/>
+      <w:numFmt w:val="decimal"/>
+      <w:lvlText w:val="%4."/>
+      <w:lvlJc w:val="left"/>
+      <w:pPr>
+        <w:tabs>
+          <w:tab w:val="num" w:pos="2880"/>
+        </w:tabs>
+        <w:ind w:left="2880" w:hanging="360"/>
+      </w:pPr>
+    </w:lvl>
+    <w:lvl w:ilvl="4" w:tentative="1">
+      <w:start w:val="1"/>
+      <w:numFmt w:val="decimal"/>
+      <w:lvlText w:val="%5."/>
+      <w:lvlJc w:val="left"/>
+      <w:pPr>
+        <w:tabs>
+          <w:tab w:val="num" w:pos="3600"/>
+        </w:tabs>
+        <w:ind w:left="3600" w:hanging="360"/>
+      </w:pPr>
+    </w:lvl>
+    <w:lvl w:ilvl="5" w:tentative="1">
+      <w:start w:val="1"/>
+      <w:numFmt w:val="decimal"/>
+      <w:lvlText w:val="%6."/>
+      <w:lvlJc w:val="left"/>
+      <w:pPr>
+        <w:tabs>
+          <w:tab w:val="num" w:pos="4320"/>
+        </w:tabs>
+        <w:ind w:left="4320" w:hanging="360"/>
+      </w:pPr>
+    </w:lvl>
+    <w:lvl w:ilvl="6" w:tentative="1">
+      <w:start w:val="1"/>
+      <w:numFmt w:val="decimal"/>
+      <w:lvlText w:val="%7."/>
+      <w:lvlJc w:val="left"/>
+      <w:pPr>
+        <w:tabs>
+          <w:tab w:val="num" w:pos="5040"/>
+        </w:tabs>
+        <w:ind w:left="5040" w:hanging="360"/>
+      </w:pPr>
+    </w:lvl>
+    <w:lvl w:ilvl="7" w:tentative="1">
+      <w:start w:val="1"/>
+      <w:numFmt w:val="decimal"/>
+      <w:lvlText w:val="%8."/>
+      <w:lvlJc w:val="left"/>
+      <w:pPr>
+        <w:tabs>
+          <w:tab w:val="num" w:pos="5760"/>
+        </w:tabs>
+        <w:ind w:left="5760" w:hanging="360"/>
+      </w:pPr>
+    </w:lvl>
+    <w:lvl w:ilvl="8" w:tentative="1">
+      <w:start w:val="1"/>
+      <w:numFmt w:val="decimal"/>
+      <w:lvlText w:val="%9."/>
+      <w:lvlJc w:val="left"/>
+      <w:pPr>
+        <w:tabs>
+          <w:tab w:val="num" w:pos="6480"/>
+        </w:tabs>
+        <w:ind w:left="6480" w:hanging="360"/>
+      </w:pPr>
+    </w:lvl>
+  </w:abstractNum>
   <w:abstractNum w:abstractNumId="6" w15:restartNumberingAfterBreak="0">
-    <w:nsid w:val="13CC36AF"/>
+    <w:nsid w:val="157432E7"/>
     <w:multiLevelType w:val="multilevel"/>
-    <w:tmpl w:val="21AC2BFC"/>
+    <w:tmpl w:val="2780BB04"/>
+    <w:lvl w:ilvl="0">
+      <w:start w:val="6"/>
+      <w:numFmt w:val="decimal"/>
+      <w:lvlText w:val="%1."/>
+      <w:lvlJc w:val="left"/>
+      <w:pPr>
+        <w:tabs>
+          <w:tab w:val="num" w:pos="720"/>
+        </w:tabs>
+        <w:ind w:left="720" w:hanging="360"/>
+      </w:pPr>
+    </w:lvl>
+    <w:lvl w:ilvl="1" w:tentative="1">
+      <w:start w:val="1"/>
+      <w:numFmt w:val="decimal"/>
+      <w:lvlText w:val="%2."/>
+      <w:lvlJc w:val="left"/>
+      <w:pPr>
+        <w:tabs>
+          <w:tab w:val="num" w:pos="1440"/>
+        </w:tabs>
+        <w:ind w:left="1440" w:hanging="360"/>
+      </w:pPr>
+    </w:lvl>
+    <w:lvl w:ilvl="2" w:tentative="1">
+      <w:start w:val="1"/>
+      <w:numFmt w:val="decimal"/>
+      <w:lvlText w:val="%3."/>
+      <w:lvlJc w:val="left"/>
+      <w:pPr>
+        <w:tabs>
+          <w:tab w:val="num" w:pos="2160"/>
+        </w:tabs>
+        <w:ind w:left="2160" w:hanging="360"/>
+      </w:pPr>
+    </w:lvl>
+    <w:lvl w:ilvl="3" w:tentative="1">
+      <w:start w:val="1"/>
+      <w:numFmt w:val="decimal"/>
+      <w:lvlText w:val="%4."/>
+      <w:lvlJc w:val="left"/>
+      <w:pPr>
+        <w:tabs>
+          <w:tab w:val="num" w:pos="2880"/>
+        </w:tabs>
+        <w:ind w:left="2880" w:hanging="360"/>
+      </w:pPr>
+    </w:lvl>
+    <w:lvl w:ilvl="4" w:tentative="1">
+      <w:start w:val="1"/>
+      <w:numFmt w:val="decimal"/>
+      <w:lvlText w:val="%5."/>
+      <w:lvlJc w:val="left"/>
+      <w:pPr>
+        <w:tabs>
+          <w:tab w:val="num" w:pos="3600"/>
+        </w:tabs>
+        <w:ind w:left="3600" w:hanging="360"/>
+      </w:pPr>
+    </w:lvl>
+    <w:lvl w:ilvl="5" w:tentative="1">
+      <w:start w:val="1"/>
+      <w:numFmt w:val="decimal"/>
+      <w:lvlText w:val="%6."/>
+      <w:lvlJc w:val="left"/>
+      <w:pPr>
+        <w:tabs>
+          <w:tab w:val="num" w:pos="4320"/>
+        </w:tabs>
+        <w:ind w:left="4320" w:hanging="360"/>
+      </w:pPr>
+    </w:lvl>
+    <w:lvl w:ilvl="6" w:tentative="1">
+      <w:start w:val="1"/>
+      <w:numFmt w:val="decimal"/>
+      <w:lvlText w:val="%7."/>
+      <w:lvlJc w:val="left"/>
+      <w:pPr>
+        <w:tabs>
+          <w:tab w:val="num" w:pos="5040"/>
+        </w:tabs>
+        <w:ind w:left="5040" w:hanging="360"/>
+      </w:pPr>
+    </w:lvl>
+    <w:lvl w:ilvl="7" w:tentative="1">
+      <w:start w:val="1"/>
+      <w:numFmt w:val="decimal"/>
+      <w:lvlText w:val="%8."/>
+      <w:lvlJc w:val="left"/>
+      <w:pPr>
+        <w:tabs>
+          <w:tab w:val="num" w:pos="5760"/>
+        </w:tabs>
+        <w:ind w:left="5760" w:hanging="360"/>
+      </w:pPr>
+    </w:lvl>
+    <w:lvl w:ilvl="8" w:tentative="1">
+      <w:start w:val="1"/>
+      <w:numFmt w:val="decimal"/>
+      <w:lvlText w:val="%9."/>
+      <w:lvlJc w:val="left"/>
+      <w:pPr>
+        <w:tabs>
+          <w:tab w:val="num" w:pos="6480"/>
+        </w:tabs>
+        <w:ind w:left="6480" w:hanging="360"/>
+      </w:pPr>
+    </w:lvl>
+  </w:abstractNum>
+  <w:abstractNum w:abstractNumId="7" w15:restartNumberingAfterBreak="0">
+    <w:nsid w:val="19B3105B"/>
+    <w:multiLevelType w:val="multilevel"/>
+    <w:tmpl w:val="5872718A"/>
+    <w:lvl w:ilvl="0">
+      <w:start w:val="1"/>
+      <w:numFmt w:val="decimal"/>
+      <w:lvlText w:val="%1."/>
+      <w:lvlJc w:val="left"/>
+      <w:pPr>
+        <w:tabs>
+          <w:tab w:val="num" w:pos="720"/>
+        </w:tabs>
+        <w:ind w:left="720" w:hanging="360"/>
+      </w:pPr>
+    </w:lvl>
+    <w:lvl w:ilvl="1" w:tentative="1">
+      <w:start w:val="1"/>
+      <w:numFmt w:val="decimal"/>
+      <w:lvlText w:val="%2."/>
+      <w:lvlJc w:val="left"/>
+      <w:pPr>
+        <w:tabs>
+          <w:tab w:val="num" w:pos="1440"/>
+        </w:tabs>
+        <w:ind w:left="1440" w:hanging="360"/>
+      </w:pPr>
+    </w:lvl>
+    <w:lvl w:ilvl="2" w:tentative="1">
+      <w:start w:val="1"/>
+      <w:numFmt w:val="decimal"/>
+      <w:lvlText w:val="%3."/>
+      <w:lvlJc w:val="left"/>
+      <w:pPr>
+        <w:tabs>
+          <w:tab w:val="num" w:pos="2160"/>
+        </w:tabs>
+        <w:ind w:left="2160" w:hanging="360"/>
+      </w:pPr>
+    </w:lvl>
+    <w:lvl w:ilvl="3" w:tentative="1">
+      <w:start w:val="1"/>
+      <w:numFmt w:val="decimal"/>
+      <w:lvlText w:val="%4."/>
+      <w:lvlJc w:val="left"/>
+      <w:pPr>
+        <w:tabs>
+          <w:tab w:val="num" w:pos="2880"/>
+        </w:tabs>
+        <w:ind w:left="2880" w:hanging="360"/>
+      </w:pPr>
+    </w:lvl>
+    <w:lvl w:ilvl="4" w:tentative="1">
+      <w:start w:val="1"/>
+      <w:numFmt w:val="decimal"/>
+      <w:lvlText w:val="%5."/>
+      <w:lvlJc w:val="left"/>
+      <w:pPr>
+        <w:tabs>
+          <w:tab w:val="num" w:pos="3600"/>
+        </w:tabs>
+        <w:ind w:left="3600" w:hanging="360"/>
+      </w:pPr>
+    </w:lvl>
+    <w:lvl w:ilvl="5" w:tentative="1">
+      <w:start w:val="1"/>
+      <w:numFmt w:val="decimal"/>
+      <w:lvlText w:val="%6."/>
+      <w:lvlJc w:val="left"/>
+      <w:pPr>
+        <w:tabs>
+          <w:tab w:val="num" w:pos="4320"/>
+        </w:tabs>
+        <w:ind w:left="4320" w:hanging="360"/>
+      </w:pPr>
+    </w:lvl>
+    <w:lvl w:ilvl="6" w:tentative="1">
+      <w:start w:val="1"/>
+      <w:numFmt w:val="decimal"/>
+      <w:lvlText w:val="%7."/>
+      <w:lvlJc w:val="left"/>
+      <w:pPr>
+        <w:tabs>
+          <w:tab w:val="num" w:pos="5040"/>
+        </w:tabs>
+        <w:ind w:left="5040" w:hanging="360"/>
+      </w:pPr>
+    </w:lvl>
+    <w:lvl w:ilvl="7" w:tentative="1">
+      <w:start w:val="1"/>
+      <w:numFmt w:val="decimal"/>
+      <w:lvlText w:val="%8."/>
+      <w:lvlJc w:val="left"/>
+      <w:pPr>
+        <w:tabs>
+          <w:tab w:val="num" w:pos="5760"/>
+        </w:tabs>
+        <w:ind w:left="5760" w:hanging="360"/>
+      </w:pPr>
+    </w:lvl>
+    <w:lvl w:ilvl="8" w:tentative="1">
+      <w:start w:val="1"/>
+      <w:numFmt w:val="decimal"/>
+      <w:lvlText w:val="%9."/>
+      <w:lvlJc w:val="left"/>
+      <w:pPr>
+        <w:tabs>
+          <w:tab w:val="num" w:pos="6480"/>
+        </w:tabs>
+        <w:ind w:left="6480" w:hanging="360"/>
+      </w:pPr>
+    </w:lvl>
+  </w:abstractNum>
+  <w:abstractNum w:abstractNumId="8" w15:restartNumberingAfterBreak="0">
+    <w:nsid w:val="225B23A1"/>
+    <w:multiLevelType w:val="multilevel"/>
+    <w:tmpl w:val="28B8815A"/>
     <w:lvl w:ilvl="0">
       <w:start w:val="1"/>
       <w:numFmt w:val="bullet"/>
@@ -20983,349 +24590,10 @@
       </w:rPr>
     </w:lvl>
   </w:abstractNum>
-  <w:abstractNum w:abstractNumId="7" w15:restartNumberingAfterBreak="0">
-    <w:nsid w:val="15562C02"/>
+  <w:abstractNum w:abstractNumId="9" w15:restartNumberingAfterBreak="0">
+    <w:nsid w:val="25EF085B"/>
     <w:multiLevelType w:val="multilevel"/>
-    <w:tmpl w:val="E60E2EA8"/>
-    <w:lvl w:ilvl="0">
-      <w:start w:val="1"/>
-      <w:numFmt w:val="decimal"/>
-      <w:lvlText w:val="%1."/>
-      <w:lvlJc w:val="left"/>
-      <w:pPr>
-        <w:tabs>
-          <w:tab w:val="num" w:pos="720"/>
-        </w:tabs>
-        <w:ind w:left="720" w:hanging="360"/>
-      </w:pPr>
-    </w:lvl>
-    <w:lvl w:ilvl="1" w:tentative="1">
-      <w:start w:val="1"/>
-      <w:numFmt w:val="decimal"/>
-      <w:lvlText w:val="%2."/>
-      <w:lvlJc w:val="left"/>
-      <w:pPr>
-        <w:tabs>
-          <w:tab w:val="num" w:pos="1440"/>
-        </w:tabs>
-        <w:ind w:left="1440" w:hanging="360"/>
-      </w:pPr>
-    </w:lvl>
-    <w:lvl w:ilvl="2" w:tentative="1">
-      <w:start w:val="1"/>
-      <w:numFmt w:val="decimal"/>
-      <w:lvlText w:val="%3."/>
-      <w:lvlJc w:val="left"/>
-      <w:pPr>
-        <w:tabs>
-          <w:tab w:val="num" w:pos="2160"/>
-        </w:tabs>
-        <w:ind w:left="2160" w:hanging="360"/>
-      </w:pPr>
-    </w:lvl>
-    <w:lvl w:ilvl="3" w:tentative="1">
-      <w:start w:val="1"/>
-      <w:numFmt w:val="decimal"/>
-      <w:lvlText w:val="%4."/>
-      <w:lvlJc w:val="left"/>
-      <w:pPr>
-        <w:tabs>
-          <w:tab w:val="num" w:pos="2880"/>
-        </w:tabs>
-        <w:ind w:left="2880" w:hanging="360"/>
-      </w:pPr>
-    </w:lvl>
-    <w:lvl w:ilvl="4" w:tentative="1">
-      <w:start w:val="1"/>
-      <w:numFmt w:val="decimal"/>
-      <w:lvlText w:val="%5."/>
-      <w:lvlJc w:val="left"/>
-      <w:pPr>
-        <w:tabs>
-          <w:tab w:val="num" w:pos="3600"/>
-        </w:tabs>
-        <w:ind w:left="3600" w:hanging="360"/>
-      </w:pPr>
-    </w:lvl>
-    <w:lvl w:ilvl="5" w:tentative="1">
-      <w:start w:val="1"/>
-      <w:numFmt w:val="decimal"/>
-      <w:lvlText w:val="%6."/>
-      <w:lvlJc w:val="left"/>
-      <w:pPr>
-        <w:tabs>
-          <w:tab w:val="num" w:pos="4320"/>
-        </w:tabs>
-        <w:ind w:left="4320" w:hanging="360"/>
-      </w:pPr>
-    </w:lvl>
-    <w:lvl w:ilvl="6" w:tentative="1">
-      <w:start w:val="1"/>
-      <w:numFmt w:val="decimal"/>
-      <w:lvlText w:val="%7."/>
-      <w:lvlJc w:val="left"/>
-      <w:pPr>
-        <w:tabs>
-          <w:tab w:val="num" w:pos="5040"/>
-        </w:tabs>
-        <w:ind w:left="5040" w:hanging="360"/>
-      </w:pPr>
-    </w:lvl>
-    <w:lvl w:ilvl="7" w:tentative="1">
-      <w:start w:val="1"/>
-      <w:numFmt w:val="decimal"/>
-      <w:lvlText w:val="%8."/>
-      <w:lvlJc w:val="left"/>
-      <w:pPr>
-        <w:tabs>
-          <w:tab w:val="num" w:pos="5760"/>
-        </w:tabs>
-        <w:ind w:left="5760" w:hanging="360"/>
-      </w:pPr>
-    </w:lvl>
-    <w:lvl w:ilvl="8" w:tentative="1">
-      <w:start w:val="1"/>
-      <w:numFmt w:val="decimal"/>
-      <w:lvlText w:val="%9."/>
-      <w:lvlJc w:val="left"/>
-      <w:pPr>
-        <w:tabs>
-          <w:tab w:val="num" w:pos="6480"/>
-        </w:tabs>
-        <w:ind w:left="6480" w:hanging="360"/>
-      </w:pPr>
-    </w:lvl>
-  </w:abstractNum>
-  <w:abstractNum w:abstractNumId="8" w15:restartNumberingAfterBreak="0">
-    <w:nsid w:val="157432E7"/>
-    <w:multiLevelType w:val="multilevel"/>
-    <w:tmpl w:val="2780BB04"/>
-    <w:lvl w:ilvl="0">
-      <w:start w:val="6"/>
-      <w:numFmt w:val="decimal"/>
-      <w:lvlText w:val="%1."/>
-      <w:lvlJc w:val="left"/>
-      <w:pPr>
-        <w:tabs>
-          <w:tab w:val="num" w:pos="720"/>
-        </w:tabs>
-        <w:ind w:left="720" w:hanging="360"/>
-      </w:pPr>
-    </w:lvl>
-    <w:lvl w:ilvl="1" w:tentative="1">
-      <w:start w:val="1"/>
-      <w:numFmt w:val="decimal"/>
-      <w:lvlText w:val="%2."/>
-      <w:lvlJc w:val="left"/>
-      <w:pPr>
-        <w:tabs>
-          <w:tab w:val="num" w:pos="1440"/>
-        </w:tabs>
-        <w:ind w:left="1440" w:hanging="360"/>
-      </w:pPr>
-    </w:lvl>
-    <w:lvl w:ilvl="2" w:tentative="1">
-      <w:start w:val="1"/>
-      <w:numFmt w:val="decimal"/>
-      <w:lvlText w:val="%3."/>
-      <w:lvlJc w:val="left"/>
-      <w:pPr>
-        <w:tabs>
-          <w:tab w:val="num" w:pos="2160"/>
-        </w:tabs>
-        <w:ind w:left="2160" w:hanging="360"/>
-      </w:pPr>
-    </w:lvl>
-    <w:lvl w:ilvl="3" w:tentative="1">
-      <w:start w:val="1"/>
-      <w:numFmt w:val="decimal"/>
-      <w:lvlText w:val="%4."/>
-      <w:lvlJc w:val="left"/>
-      <w:pPr>
-        <w:tabs>
-          <w:tab w:val="num" w:pos="2880"/>
-        </w:tabs>
-        <w:ind w:left="2880" w:hanging="360"/>
-      </w:pPr>
-    </w:lvl>
-    <w:lvl w:ilvl="4" w:tentative="1">
-      <w:start w:val="1"/>
-      <w:numFmt w:val="decimal"/>
-      <w:lvlText w:val="%5."/>
-      <w:lvlJc w:val="left"/>
-      <w:pPr>
-        <w:tabs>
-          <w:tab w:val="num" w:pos="3600"/>
-        </w:tabs>
-        <w:ind w:left="3600" w:hanging="360"/>
-      </w:pPr>
-    </w:lvl>
-    <w:lvl w:ilvl="5" w:tentative="1">
-      <w:start w:val="1"/>
-      <w:numFmt w:val="decimal"/>
-      <w:lvlText w:val="%6."/>
-      <w:lvlJc w:val="left"/>
-      <w:pPr>
-        <w:tabs>
-          <w:tab w:val="num" w:pos="4320"/>
-        </w:tabs>
-        <w:ind w:left="4320" w:hanging="360"/>
-      </w:pPr>
-    </w:lvl>
-    <w:lvl w:ilvl="6" w:tentative="1">
-      <w:start w:val="1"/>
-      <w:numFmt w:val="decimal"/>
-      <w:lvlText w:val="%7."/>
-      <w:lvlJc w:val="left"/>
-      <w:pPr>
-        <w:tabs>
-          <w:tab w:val="num" w:pos="5040"/>
-        </w:tabs>
-        <w:ind w:left="5040" w:hanging="360"/>
-      </w:pPr>
-    </w:lvl>
-    <w:lvl w:ilvl="7" w:tentative="1">
-      <w:start w:val="1"/>
-      <w:numFmt w:val="decimal"/>
-      <w:lvlText w:val="%8."/>
-      <w:lvlJc w:val="left"/>
-      <w:pPr>
-        <w:tabs>
-          <w:tab w:val="num" w:pos="5760"/>
-        </w:tabs>
-        <w:ind w:left="5760" w:hanging="360"/>
-      </w:pPr>
-    </w:lvl>
-    <w:lvl w:ilvl="8" w:tentative="1">
-      <w:start w:val="1"/>
-      <w:numFmt w:val="decimal"/>
-      <w:lvlText w:val="%9."/>
-      <w:lvlJc w:val="left"/>
-      <w:pPr>
-        <w:tabs>
-          <w:tab w:val="num" w:pos="6480"/>
-        </w:tabs>
-        <w:ind w:left="6480" w:hanging="360"/>
-      </w:pPr>
-    </w:lvl>
-  </w:abstractNum>
-  <w:abstractNum w:abstractNumId="9" w15:restartNumberingAfterBreak="0">
-    <w:nsid w:val="19B3105B"/>
-    <w:multiLevelType w:val="multilevel"/>
-    <w:tmpl w:val="5872718A"/>
-    <w:lvl w:ilvl="0">
-      <w:start w:val="1"/>
-      <w:numFmt w:val="decimal"/>
-      <w:lvlText w:val="%1."/>
-      <w:lvlJc w:val="left"/>
-      <w:pPr>
-        <w:tabs>
-          <w:tab w:val="num" w:pos="720"/>
-        </w:tabs>
-        <w:ind w:left="720" w:hanging="360"/>
-      </w:pPr>
-    </w:lvl>
-    <w:lvl w:ilvl="1" w:tentative="1">
-      <w:start w:val="1"/>
-      <w:numFmt w:val="decimal"/>
-      <w:lvlText w:val="%2."/>
-      <w:lvlJc w:val="left"/>
-      <w:pPr>
-        <w:tabs>
-          <w:tab w:val="num" w:pos="1440"/>
-        </w:tabs>
-        <w:ind w:left="1440" w:hanging="360"/>
-      </w:pPr>
-    </w:lvl>
-    <w:lvl w:ilvl="2" w:tentative="1">
-      <w:start w:val="1"/>
-      <w:numFmt w:val="decimal"/>
-      <w:lvlText w:val="%3."/>
-      <w:lvlJc w:val="left"/>
-      <w:pPr>
-        <w:tabs>
-          <w:tab w:val="num" w:pos="2160"/>
-        </w:tabs>
-        <w:ind w:left="2160" w:hanging="360"/>
-      </w:pPr>
-    </w:lvl>
-    <w:lvl w:ilvl="3" w:tentative="1">
-      <w:start w:val="1"/>
-      <w:numFmt w:val="decimal"/>
-      <w:lvlText w:val="%4."/>
-      <w:lvlJc w:val="left"/>
-      <w:pPr>
-        <w:tabs>
-          <w:tab w:val="num" w:pos="2880"/>
-        </w:tabs>
-        <w:ind w:left="2880" w:hanging="360"/>
-      </w:pPr>
-    </w:lvl>
-    <w:lvl w:ilvl="4" w:tentative="1">
-      <w:start w:val="1"/>
-      <w:numFmt w:val="decimal"/>
-      <w:lvlText w:val="%5."/>
-      <w:lvlJc w:val="left"/>
-      <w:pPr>
-        <w:tabs>
-          <w:tab w:val="num" w:pos="3600"/>
-        </w:tabs>
-        <w:ind w:left="3600" w:hanging="360"/>
-      </w:pPr>
-    </w:lvl>
-    <w:lvl w:ilvl="5" w:tentative="1">
-      <w:start w:val="1"/>
-      <w:numFmt w:val="decimal"/>
-      <w:lvlText w:val="%6."/>
-      <w:lvlJc w:val="left"/>
-      <w:pPr>
-        <w:tabs>
-          <w:tab w:val="num" w:pos="4320"/>
-        </w:tabs>
-        <w:ind w:left="4320" w:hanging="360"/>
-      </w:pPr>
-    </w:lvl>
-    <w:lvl w:ilvl="6" w:tentative="1">
-      <w:start w:val="1"/>
-      <w:numFmt w:val="decimal"/>
-      <w:lvlText w:val="%7."/>
-      <w:lvlJc w:val="left"/>
-      <w:pPr>
-        <w:tabs>
-          <w:tab w:val="num" w:pos="5040"/>
-        </w:tabs>
-        <w:ind w:left="5040" w:hanging="360"/>
-      </w:pPr>
-    </w:lvl>
-    <w:lvl w:ilvl="7" w:tentative="1">
-      <w:start w:val="1"/>
-      <w:numFmt w:val="decimal"/>
-      <w:lvlText w:val="%8."/>
-      <w:lvlJc w:val="left"/>
-      <w:pPr>
-        <w:tabs>
-          <w:tab w:val="num" w:pos="5760"/>
-        </w:tabs>
-        <w:ind w:left="5760" w:hanging="360"/>
-      </w:pPr>
-    </w:lvl>
-    <w:lvl w:ilvl="8" w:tentative="1">
-      <w:start w:val="1"/>
-      <w:numFmt w:val="decimal"/>
-      <w:lvlText w:val="%9."/>
-      <w:lvlJc w:val="left"/>
-      <w:pPr>
-        <w:tabs>
-          <w:tab w:val="num" w:pos="6480"/>
-        </w:tabs>
-        <w:ind w:left="6480" w:hanging="360"/>
-      </w:pPr>
-    </w:lvl>
-  </w:abstractNum>
-  <w:abstractNum w:abstractNumId="10" w15:restartNumberingAfterBreak="0">
-    <w:nsid w:val="225B23A1"/>
-    <w:multiLevelType w:val="multilevel"/>
-    <w:tmpl w:val="28B8815A"/>
+    <w:tmpl w:val="9D66C9F4"/>
     <w:lvl w:ilvl="0">
       <w:start w:val="1"/>
       <w:numFmt w:val="bullet"/>
@@ -21471,10 +24739,10 @@
       </w:rPr>
     </w:lvl>
   </w:abstractNum>
-  <w:abstractNum w:abstractNumId="11" w15:restartNumberingAfterBreak="0">
-    <w:nsid w:val="25EF085B"/>
+  <w:abstractNum w:abstractNumId="10" w15:restartNumberingAfterBreak="0">
+    <w:nsid w:val="28BE4598"/>
     <w:multiLevelType w:val="multilevel"/>
-    <w:tmpl w:val="9D66C9F4"/>
+    <w:tmpl w:val="28C691D0"/>
     <w:lvl w:ilvl="0">
       <w:start w:val="1"/>
       <w:numFmt w:val="bullet"/>
@@ -21620,10 +24888,123 @@
       </w:rPr>
     </w:lvl>
   </w:abstractNum>
+  <w:abstractNum w:abstractNumId="11" w15:restartNumberingAfterBreak="0">
+    <w:nsid w:val="29781F0B"/>
+    <w:multiLevelType w:val="multilevel"/>
+    <w:tmpl w:val="53020680"/>
+    <w:lvl w:ilvl="0">
+      <w:start w:val="15"/>
+      <w:numFmt w:val="decimal"/>
+      <w:lvlText w:val="%1."/>
+      <w:lvlJc w:val="left"/>
+      <w:pPr>
+        <w:tabs>
+          <w:tab w:val="num" w:pos="720"/>
+        </w:tabs>
+        <w:ind w:left="720" w:hanging="360"/>
+      </w:pPr>
+    </w:lvl>
+    <w:lvl w:ilvl="1" w:tentative="1">
+      <w:start w:val="1"/>
+      <w:numFmt w:val="decimal"/>
+      <w:lvlText w:val="%2."/>
+      <w:lvlJc w:val="left"/>
+      <w:pPr>
+        <w:tabs>
+          <w:tab w:val="num" w:pos="1440"/>
+        </w:tabs>
+        <w:ind w:left="1440" w:hanging="360"/>
+      </w:pPr>
+    </w:lvl>
+    <w:lvl w:ilvl="2" w:tentative="1">
+      <w:start w:val="1"/>
+      <w:numFmt w:val="decimal"/>
+      <w:lvlText w:val="%3."/>
+      <w:lvlJc w:val="left"/>
+      <w:pPr>
+        <w:tabs>
+          <w:tab w:val="num" w:pos="2160"/>
+        </w:tabs>
+        <w:ind w:left="2160" w:hanging="360"/>
+      </w:pPr>
+    </w:lvl>
+    <w:lvl w:ilvl="3" w:tentative="1">
+      <w:start w:val="1"/>
+      <w:numFmt w:val="decimal"/>
+      <w:lvlText w:val="%4."/>
+      <w:lvlJc w:val="left"/>
+      <w:pPr>
+        <w:tabs>
+          <w:tab w:val="num" w:pos="2880"/>
+        </w:tabs>
+        <w:ind w:left="2880" w:hanging="360"/>
+      </w:pPr>
+    </w:lvl>
+    <w:lvl w:ilvl="4" w:tentative="1">
+      <w:start w:val="1"/>
+      <w:numFmt w:val="decimal"/>
+      <w:lvlText w:val="%5."/>
+      <w:lvlJc w:val="left"/>
+      <w:pPr>
+        <w:tabs>
+          <w:tab w:val="num" w:pos="3600"/>
+        </w:tabs>
+        <w:ind w:left="3600" w:hanging="360"/>
+      </w:pPr>
+    </w:lvl>
+    <w:lvl w:ilvl="5" w:tentative="1">
+      <w:start w:val="1"/>
+      <w:numFmt w:val="decimal"/>
+      <w:lvlText w:val="%6."/>
+      <w:lvlJc w:val="left"/>
+      <w:pPr>
+        <w:tabs>
+          <w:tab w:val="num" w:pos="4320"/>
+        </w:tabs>
+        <w:ind w:left="4320" w:hanging="360"/>
+      </w:pPr>
+    </w:lvl>
+    <w:lvl w:ilvl="6" w:tentative="1">
+      <w:start w:val="1"/>
+      <w:numFmt w:val="decimal"/>
+      <w:lvlText w:val="%7."/>
+      <w:lvlJc w:val="left"/>
+      <w:pPr>
+        <w:tabs>
+          <w:tab w:val="num" w:pos="5040"/>
+        </w:tabs>
+        <w:ind w:left="5040" w:hanging="360"/>
+      </w:pPr>
+    </w:lvl>
+    <w:lvl w:ilvl="7" w:tentative="1">
+      <w:start w:val="1"/>
+      <w:numFmt w:val="decimal"/>
+      <w:lvlText w:val="%8."/>
+      <w:lvlJc w:val="left"/>
+      <w:pPr>
+        <w:tabs>
+          <w:tab w:val="num" w:pos="5760"/>
+        </w:tabs>
+        <w:ind w:left="5760" w:hanging="360"/>
+      </w:pPr>
+    </w:lvl>
+    <w:lvl w:ilvl="8" w:tentative="1">
+      <w:start w:val="1"/>
+      <w:numFmt w:val="decimal"/>
+      <w:lvlText w:val="%9."/>
+      <w:lvlJc w:val="left"/>
+      <w:pPr>
+        <w:tabs>
+          <w:tab w:val="num" w:pos="6480"/>
+        </w:tabs>
+        <w:ind w:left="6480" w:hanging="360"/>
+      </w:pPr>
+    </w:lvl>
+  </w:abstractNum>
   <w:abstractNum w:abstractNumId="12" w15:restartNumberingAfterBreak="0">
-    <w:nsid w:val="28BE4598"/>
+    <w:nsid w:val="2FE23F5C"/>
     <w:multiLevelType w:val="multilevel"/>
-    <w:tmpl w:val="28C691D0"/>
+    <w:tmpl w:val="C1E878B8"/>
     <w:lvl w:ilvl="0">
       <w:start w:val="1"/>
       <w:numFmt w:val="bullet"/>
@@ -21770,13 +25151,13 @@
     </w:lvl>
   </w:abstractNum>
   <w:abstractNum w:abstractNumId="13" w15:restartNumberingAfterBreak="0">
-    <w:nsid w:val="29781F0B"/>
+    <w:nsid w:val="33242370"/>
     <w:multiLevelType w:val="multilevel"/>
-    <w:tmpl w:val="53020680"/>
+    <w:tmpl w:val="71D678AA"/>
     <w:lvl w:ilvl="0">
-      <w:start w:val="15"/>
-      <w:numFmt w:val="decimal"/>
-      <w:lvlText w:val="%1."/>
+      <w:start w:val="1"/>
+      <w:numFmt w:val="bullet"/>
+      <w:lvlText w:val=""/>
       <w:lvlJc w:val="left"/>
       <w:pPr>
         <w:tabs>
@@ -21784,11 +25165,15 @@
         </w:tabs>
         <w:ind w:left="720" w:hanging="360"/>
       </w:pPr>
+      <w:rPr>
+        <w:rFonts w:ascii="Symbol" w:hAnsi="Symbol" w:hint="default"/>
+        <w:sz w:val="20"/>
+      </w:rPr>
     </w:lvl>
-    <w:lvl w:ilvl="1" w:tentative="1">
+    <w:lvl w:ilvl="1">
       <w:start w:val="1"/>
-      <w:numFmt w:val="decimal"/>
-      <w:lvlText w:val="%2."/>
+      <w:numFmt w:val="bullet"/>
+      <w:lvlText w:val="o"/>
       <w:lvlJc w:val="left"/>
       <w:pPr>
         <w:tabs>
@@ -21796,11 +25181,15 @@
         </w:tabs>
         <w:ind w:left="1440" w:hanging="360"/>
       </w:pPr>
+      <w:rPr>
+        <w:rFonts w:ascii="Courier New" w:hAnsi="Courier New" w:hint="default"/>
+        <w:sz w:val="20"/>
+      </w:rPr>
     </w:lvl>
     <w:lvl w:ilvl="2" w:tentative="1">
       <w:start w:val="1"/>
-      <w:numFmt w:val="decimal"/>
-      <w:lvlText w:val="%3."/>
+      <w:numFmt w:val="bullet"/>
+      <w:lvlText w:val=""/>
       <w:lvlJc w:val="left"/>
       <w:pPr>
         <w:tabs>
@@ -21808,11 +25197,15 @@
         </w:tabs>
         <w:ind w:left="2160" w:hanging="360"/>
       </w:pPr>
+      <w:rPr>
+        <w:rFonts w:ascii="Wingdings" w:hAnsi="Wingdings" w:hint="default"/>
+        <w:sz w:val="20"/>
+      </w:rPr>
     </w:lvl>
     <w:lvl w:ilvl="3" w:tentative="1">
       <w:start w:val="1"/>
-      <w:numFmt w:val="decimal"/>
-      <w:lvlText w:val="%4."/>
+      <w:numFmt w:val="bullet"/>
+      <w:lvlText w:val=""/>
       <w:lvlJc w:val="left"/>
       <w:pPr>
         <w:tabs>
@@ -21820,11 +25213,15 @@
         </w:tabs>
         <w:ind w:left="2880" w:hanging="360"/>
       </w:pPr>
+      <w:rPr>
+        <w:rFonts w:ascii="Wingdings" w:hAnsi="Wingdings" w:hint="default"/>
+        <w:sz w:val="20"/>
+      </w:rPr>
     </w:lvl>
     <w:lvl w:ilvl="4" w:tentative="1">
       <w:start w:val="1"/>
-      <w:numFmt w:val="decimal"/>
-      <w:lvlText w:val="%5."/>
+      <w:numFmt w:val="bullet"/>
+      <w:lvlText w:val=""/>
       <w:lvlJc w:val="left"/>
       <w:pPr>
         <w:tabs>
@@ -21832,11 +25229,15 @@
         </w:tabs>
         <w:ind w:left="3600" w:hanging="360"/>
       </w:pPr>
+      <w:rPr>
+        <w:rFonts w:ascii="Wingdings" w:hAnsi="Wingdings" w:hint="default"/>
+        <w:sz w:val="20"/>
+      </w:rPr>
     </w:lvl>
     <w:lvl w:ilvl="5" w:tentative="1">
       <w:start w:val="1"/>
-      <w:numFmt w:val="decimal"/>
-      <w:lvlText w:val="%6."/>
+      <w:numFmt w:val="bullet"/>
+      <w:lvlText w:val=""/>
       <w:lvlJc w:val="left"/>
       <w:pPr>
         <w:tabs>
@@ -21844,11 +25245,15 @@
         </w:tabs>
         <w:ind w:left="4320" w:hanging="360"/>
       </w:pPr>
+      <w:rPr>
+        <w:rFonts w:ascii="Wingdings" w:hAnsi="Wingdings" w:hint="default"/>
+        <w:sz w:val="20"/>
+      </w:rPr>
     </w:lvl>
     <w:lvl w:ilvl="6" w:tentative="1">
       <w:start w:val="1"/>
-      <w:numFmt w:val="decimal"/>
-      <w:lvlText w:val="%7."/>
+      <w:numFmt w:val="bullet"/>
+      <w:lvlText w:val=""/>
       <w:lvlJc w:val="left"/>
       <w:pPr>
         <w:tabs>
@@ -21856,11 +25261,15 @@
         </w:tabs>
         <w:ind w:left="5040" w:hanging="360"/>
       </w:pPr>
+      <w:rPr>
+        <w:rFonts w:ascii="Wingdings" w:hAnsi="Wingdings" w:hint="default"/>
+        <w:sz w:val="20"/>
+      </w:rPr>
     </w:lvl>
     <w:lvl w:ilvl="7" w:tentative="1">
       <w:start w:val="1"/>
-      <w:numFmt w:val="decimal"/>
-      <w:lvlText w:val="%8."/>
+      <w:numFmt w:val="bullet"/>
+      <w:lvlText w:val=""/>
       <w:lvlJc w:val="left"/>
       <w:pPr>
         <w:tabs>
@@ -21868,11 +25277,15 @@
         </w:tabs>
         <w:ind w:left="5760" w:hanging="360"/>
       </w:pPr>
+      <w:rPr>
+        <w:rFonts w:ascii="Wingdings" w:hAnsi="Wingdings" w:hint="default"/>
+        <w:sz w:val="20"/>
+      </w:rPr>
     </w:lvl>
     <w:lvl w:ilvl="8" w:tentative="1">
       <w:start w:val="1"/>
-      <w:numFmt w:val="decimal"/>
-      <w:lvlText w:val="%9."/>
+      <w:numFmt w:val="bullet"/>
+      <w:lvlText w:val=""/>
       <w:lvlJc w:val="left"/>
       <w:pPr>
         <w:tabs>
@@ -21880,12 +25293,16 @@
         </w:tabs>
         <w:ind w:left="6480" w:hanging="360"/>
       </w:pPr>
+      <w:rPr>
+        <w:rFonts w:ascii="Wingdings" w:hAnsi="Wingdings" w:hint="default"/>
+        <w:sz w:val="20"/>
+      </w:rPr>
     </w:lvl>
   </w:abstractNum>
   <w:abstractNum w:abstractNumId="14" w15:restartNumberingAfterBreak="0">
-    <w:nsid w:val="2FE23F5C"/>
+    <w:nsid w:val="349739FD"/>
     <w:multiLevelType w:val="multilevel"/>
-    <w:tmpl w:val="C1E878B8"/>
+    <w:tmpl w:val="9C7485DA"/>
     <w:lvl w:ilvl="0">
       <w:start w:val="1"/>
       <w:numFmt w:val="bullet"/>
@@ -22032,9 +25449,9 @@
     </w:lvl>
   </w:abstractNum>
   <w:abstractNum w:abstractNumId="15" w15:restartNumberingAfterBreak="0">
-    <w:nsid w:val="33242370"/>
+    <w:nsid w:val="3573357C"/>
     <w:multiLevelType w:val="multilevel"/>
-    <w:tmpl w:val="71D678AA"/>
+    <w:tmpl w:val="3656C7BA"/>
     <w:lvl w:ilvl="0">
       <w:start w:val="1"/>
       <w:numFmt w:val="bullet"/>
@@ -22051,7 +25468,7 @@
         <w:sz w:val="20"/>
       </w:rPr>
     </w:lvl>
-    <w:lvl w:ilvl="1">
+    <w:lvl w:ilvl="1" w:tentative="1">
       <w:start w:val="1"/>
       <w:numFmt w:val="bullet"/>
       <w:lvlText w:val="o"/>
@@ -22181,9 +25598,9 @@
     </w:lvl>
   </w:abstractNum>
   <w:abstractNum w:abstractNumId="16" w15:restartNumberingAfterBreak="0">
-    <w:nsid w:val="3573357C"/>
+    <w:nsid w:val="3DF4688F"/>
     <w:multiLevelType w:val="multilevel"/>
-    <w:tmpl w:val="3656C7BA"/>
+    <w:tmpl w:val="FB5473C2"/>
     <w:lvl w:ilvl="0">
       <w:start w:val="1"/>
       <w:numFmt w:val="bullet"/>
@@ -22330,9 +25747,9 @@
     </w:lvl>
   </w:abstractNum>
   <w:abstractNum w:abstractNumId="17" w15:restartNumberingAfterBreak="0">
-    <w:nsid w:val="3DF4688F"/>
+    <w:nsid w:val="3F5679D0"/>
     <w:multiLevelType w:val="multilevel"/>
-    <w:tmpl w:val="FB5473C2"/>
+    <w:tmpl w:val="DAF465D0"/>
     <w:lvl w:ilvl="0">
       <w:start w:val="1"/>
       <w:numFmt w:val="bullet"/>
@@ -22479,9 +25896,9 @@
     </w:lvl>
   </w:abstractNum>
   <w:abstractNum w:abstractNumId="18" w15:restartNumberingAfterBreak="0">
-    <w:nsid w:val="3F5679D0"/>
+    <w:nsid w:val="437A67CD"/>
     <w:multiLevelType w:val="multilevel"/>
-    <w:tmpl w:val="DAF465D0"/>
+    <w:tmpl w:val="07082BDC"/>
     <w:lvl w:ilvl="0">
       <w:start w:val="1"/>
       <w:numFmt w:val="bullet"/>
@@ -22628,9 +26045,9 @@
     </w:lvl>
   </w:abstractNum>
   <w:abstractNum w:abstractNumId="19" w15:restartNumberingAfterBreak="0">
-    <w:nsid w:val="437A67CD"/>
+    <w:nsid w:val="52222DD6"/>
     <w:multiLevelType w:val="multilevel"/>
-    <w:tmpl w:val="07082BDC"/>
+    <w:tmpl w:val="3B86003E"/>
     <w:lvl w:ilvl="0">
       <w:start w:val="1"/>
       <w:numFmt w:val="bullet"/>
@@ -22777,9 +26194,122 @@
     </w:lvl>
   </w:abstractNum>
   <w:abstractNum w:abstractNumId="20" w15:restartNumberingAfterBreak="0">
-    <w:nsid w:val="52222DD6"/>
+    <w:nsid w:val="533B33DC"/>
     <w:multiLevelType w:val="multilevel"/>
-    <w:tmpl w:val="3B86003E"/>
+    <w:tmpl w:val="9B7E95E8"/>
+    <w:lvl w:ilvl="0">
+      <w:start w:val="1"/>
+      <w:numFmt w:val="decimal"/>
+      <w:lvlText w:val="%1."/>
+      <w:lvlJc w:val="left"/>
+      <w:pPr>
+        <w:tabs>
+          <w:tab w:val="num" w:pos="720"/>
+        </w:tabs>
+        <w:ind w:left="720" w:hanging="360"/>
+      </w:pPr>
+    </w:lvl>
+    <w:lvl w:ilvl="1" w:tentative="1">
+      <w:start w:val="1"/>
+      <w:numFmt w:val="decimal"/>
+      <w:lvlText w:val="%2."/>
+      <w:lvlJc w:val="left"/>
+      <w:pPr>
+        <w:tabs>
+          <w:tab w:val="num" w:pos="1440"/>
+        </w:tabs>
+        <w:ind w:left="1440" w:hanging="360"/>
+      </w:pPr>
+    </w:lvl>
+    <w:lvl w:ilvl="2" w:tentative="1">
+      <w:start w:val="1"/>
+      <w:numFmt w:val="decimal"/>
+      <w:lvlText w:val="%3."/>
+      <w:lvlJc w:val="left"/>
+      <w:pPr>
+        <w:tabs>
+          <w:tab w:val="num" w:pos="2160"/>
+        </w:tabs>
+        <w:ind w:left="2160" w:hanging="360"/>
+      </w:pPr>
+    </w:lvl>
+    <w:lvl w:ilvl="3" w:tentative="1">
+      <w:start w:val="1"/>
+      <w:numFmt w:val="decimal"/>
+      <w:lvlText w:val="%4."/>
+      <w:lvlJc w:val="left"/>
+      <w:pPr>
+        <w:tabs>
+          <w:tab w:val="num" w:pos="2880"/>
+        </w:tabs>
+        <w:ind w:left="2880" w:hanging="360"/>
+      </w:pPr>
+    </w:lvl>
+    <w:lvl w:ilvl="4" w:tentative="1">
+      <w:start w:val="1"/>
+      <w:numFmt w:val="decimal"/>
+      <w:lvlText w:val="%5."/>
+      <w:lvlJc w:val="left"/>
+      <w:pPr>
+        <w:tabs>
+          <w:tab w:val="num" w:pos="3600"/>
+        </w:tabs>
+        <w:ind w:left="3600" w:hanging="360"/>
+      </w:pPr>
+    </w:lvl>
+    <w:lvl w:ilvl="5" w:tentative="1">
+      <w:start w:val="1"/>
+      <w:numFmt w:val="decimal"/>
+      <w:lvlText w:val="%6."/>
+      <w:lvlJc w:val="left"/>
+      <w:pPr>
+        <w:tabs>
+          <w:tab w:val="num" w:pos="4320"/>
+        </w:tabs>
+        <w:ind w:left="4320" w:hanging="360"/>
+      </w:pPr>
+    </w:lvl>
+    <w:lvl w:ilvl="6" w:tentative="1">
+      <w:start w:val="1"/>
+      <w:numFmt w:val="decimal"/>
+      <w:lvlText w:val="%7."/>
+      <w:lvlJc w:val="left"/>
+      <w:pPr>
+        <w:tabs>
+          <w:tab w:val="num" w:pos="5040"/>
+        </w:tabs>
+        <w:ind w:left="5040" w:hanging="360"/>
+      </w:pPr>
+    </w:lvl>
+    <w:lvl w:ilvl="7" w:tentative="1">
+      <w:start w:val="1"/>
+      <w:numFmt w:val="decimal"/>
+      <w:lvlText w:val="%8."/>
+      <w:lvlJc w:val="left"/>
+      <w:pPr>
+        <w:tabs>
+          <w:tab w:val="num" w:pos="5760"/>
+        </w:tabs>
+        <w:ind w:left="5760" w:hanging="360"/>
+      </w:pPr>
+    </w:lvl>
+    <w:lvl w:ilvl="8" w:tentative="1">
+      <w:start w:val="1"/>
+      <w:numFmt w:val="decimal"/>
+      <w:lvlText w:val="%9."/>
+      <w:lvlJc w:val="left"/>
+      <w:pPr>
+        <w:tabs>
+          <w:tab w:val="num" w:pos="6480"/>
+        </w:tabs>
+        <w:ind w:left="6480" w:hanging="360"/>
+      </w:pPr>
+    </w:lvl>
+  </w:abstractNum>
+  <w:abstractNum w:abstractNumId="21" w15:restartNumberingAfterBreak="0">
+    <w:nsid w:val="55CB21A4"/>
+    <w:multiLevelType w:val="multilevel"/>
+    <w:tmpl w:val="99C8299C"/>
     <w:lvl w:ilvl="0">
       <w:start w:val="1"/>
       <w:numFmt w:val="bullet"/>
@@ -22925,10 +26455,10 @@
       </w:rPr>
     </w:lvl>
   </w:abstractNum>
-  <w:abstractNum w:abstractNumId="21" w15:restartNumberingAfterBreak="0">
-    <w:nsid w:val="533B33DC"/>
+  <w:abstractNum w:abstractNumId="22" w15:restartNumberingAfterBreak="0">
+    <w:nsid w:val="5C190372"/>
     <w:multiLevelType w:val="multilevel"/>
-    <w:tmpl w:val="9B7E95E8"/>
+    <w:tmpl w:val="C234D9E0"/>
     <w:lvl w:ilvl="0">
       <w:start w:val="1"/>
       <w:numFmt w:val="decimal"/>
@@ -23038,10 +26568,10 @@
       </w:pPr>
     </w:lvl>
   </w:abstractNum>
-  <w:abstractNum w:abstractNumId="22" w15:restartNumberingAfterBreak="0">
-    <w:nsid w:val="55CB21A4"/>
+  <w:abstractNum w:abstractNumId="23" w15:restartNumberingAfterBreak="0">
+    <w:nsid w:val="63337556"/>
     <w:multiLevelType w:val="multilevel"/>
-    <w:tmpl w:val="99C8299C"/>
+    <w:tmpl w:val="71E84E90"/>
     <w:lvl w:ilvl="0">
       <w:start w:val="1"/>
       <w:numFmt w:val="bullet"/>
@@ -23187,12 +26717,12 @@
       </w:rPr>
     </w:lvl>
   </w:abstractNum>
-  <w:abstractNum w:abstractNumId="23" w15:restartNumberingAfterBreak="0">
-    <w:nsid w:val="5C190372"/>
+  <w:abstractNum w:abstractNumId="24" w15:restartNumberingAfterBreak="0">
+    <w:nsid w:val="63A61BA6"/>
     <w:multiLevelType w:val="multilevel"/>
-    <w:tmpl w:val="C234D9E0"/>
+    <w:tmpl w:val="E014DC02"/>
     <w:lvl w:ilvl="0">
-      <w:start w:val="1"/>
+      <w:start w:val="12"/>
       <w:numFmt w:val="decimal"/>
       <w:lvlText w:val="%1."/>
       <w:lvlJc w:val="left"/>
@@ -23300,10 +26830,10 @@
       </w:pPr>
     </w:lvl>
   </w:abstractNum>
-  <w:abstractNum w:abstractNumId="24" w15:restartNumberingAfterBreak="0">
-    <w:nsid w:val="63337556"/>
+  <w:abstractNum w:abstractNumId="25" w15:restartNumberingAfterBreak="0">
+    <w:nsid w:val="655A7364"/>
     <w:multiLevelType w:val="multilevel"/>
-    <w:tmpl w:val="71E84E90"/>
+    <w:tmpl w:val="1E18002E"/>
     <w:lvl w:ilvl="0">
       <w:start w:val="1"/>
       <w:numFmt w:val="bullet"/>
@@ -23449,12 +26979,12 @@
       </w:rPr>
     </w:lvl>
   </w:abstractNum>
-  <w:abstractNum w:abstractNumId="25" w15:restartNumberingAfterBreak="0">
-    <w:nsid w:val="63A61BA6"/>
+  <w:abstractNum w:abstractNumId="26" w15:restartNumberingAfterBreak="0">
+    <w:nsid w:val="65E13E19"/>
     <w:multiLevelType w:val="multilevel"/>
-    <w:tmpl w:val="E014DC02"/>
+    <w:tmpl w:val="23F4B288"/>
     <w:lvl w:ilvl="0">
-      <w:start w:val="12"/>
+      <w:start w:val="9"/>
       <w:numFmt w:val="decimal"/>
       <w:lvlText w:val="%1."/>
       <w:lvlJc w:val="left"/>
@@ -23562,10 +27092,10 @@
       </w:pPr>
     </w:lvl>
   </w:abstractNum>
-  <w:abstractNum w:abstractNumId="26" w15:restartNumberingAfterBreak="0">
-    <w:nsid w:val="655A7364"/>
+  <w:abstractNum w:abstractNumId="27" w15:restartNumberingAfterBreak="0">
+    <w:nsid w:val="75076A96"/>
     <w:multiLevelType w:val="multilevel"/>
-    <w:tmpl w:val="1E18002E"/>
+    <w:tmpl w:val="AAEA5E78"/>
     <w:lvl w:ilvl="0">
       <w:start w:val="1"/>
       <w:numFmt w:val="bullet"/>
@@ -23711,123 +27241,10 @@
       </w:rPr>
     </w:lvl>
   </w:abstractNum>
-  <w:abstractNum w:abstractNumId="27" w15:restartNumberingAfterBreak="0">
-    <w:nsid w:val="65E13E19"/>
+  <w:abstractNum w:abstractNumId="28" w15:restartNumberingAfterBreak="0">
+    <w:nsid w:val="764877ED"/>
     <w:multiLevelType w:val="multilevel"/>
-    <w:tmpl w:val="23F4B288"/>
-    <w:lvl w:ilvl="0">
-      <w:start w:val="9"/>
-      <w:numFmt w:val="decimal"/>
-      <w:lvlText w:val="%1."/>
-      <w:lvlJc w:val="left"/>
-      <w:pPr>
-        <w:tabs>
-          <w:tab w:val="num" w:pos="720"/>
-        </w:tabs>
-        <w:ind w:left="720" w:hanging="360"/>
-      </w:pPr>
-    </w:lvl>
-    <w:lvl w:ilvl="1" w:tentative="1">
-      <w:start w:val="1"/>
-      <w:numFmt w:val="decimal"/>
-      <w:lvlText w:val="%2."/>
-      <w:lvlJc w:val="left"/>
-      <w:pPr>
-        <w:tabs>
-          <w:tab w:val="num" w:pos="1440"/>
-        </w:tabs>
-        <w:ind w:left="1440" w:hanging="360"/>
-      </w:pPr>
-    </w:lvl>
-    <w:lvl w:ilvl="2" w:tentative="1">
-      <w:start w:val="1"/>
-      <w:numFmt w:val="decimal"/>
-      <w:lvlText w:val="%3."/>
-      <w:lvlJc w:val="left"/>
-      <w:pPr>
-        <w:tabs>
-          <w:tab w:val="num" w:pos="2160"/>
-        </w:tabs>
-        <w:ind w:left="2160" w:hanging="360"/>
-      </w:pPr>
-    </w:lvl>
-    <w:lvl w:ilvl="3" w:tentative="1">
-      <w:start w:val="1"/>
-      <w:numFmt w:val="decimal"/>
-      <w:lvlText w:val="%4."/>
-      <w:lvlJc w:val="left"/>
-      <w:pPr>
-        <w:tabs>
-          <w:tab w:val="num" w:pos="2880"/>
-        </w:tabs>
-        <w:ind w:left="2880" w:hanging="360"/>
-      </w:pPr>
-    </w:lvl>
-    <w:lvl w:ilvl="4" w:tentative="1">
-      <w:start w:val="1"/>
-      <w:numFmt w:val="decimal"/>
-      <w:lvlText w:val="%5."/>
-      <w:lvlJc w:val="left"/>
-      <w:pPr>
-        <w:tabs>
-          <w:tab w:val="num" w:pos="3600"/>
-        </w:tabs>
-        <w:ind w:left="3600" w:hanging="360"/>
-      </w:pPr>
-    </w:lvl>
-    <w:lvl w:ilvl="5" w:tentative="1">
-      <w:start w:val="1"/>
-      <w:numFmt w:val="decimal"/>
-      <w:lvlText w:val="%6."/>
-      <w:lvlJc w:val="left"/>
-      <w:pPr>
-        <w:tabs>
-          <w:tab w:val="num" w:pos="4320"/>
-        </w:tabs>
-        <w:ind w:left="4320" w:hanging="360"/>
-      </w:pPr>
-    </w:lvl>
-    <w:lvl w:ilvl="6" w:tentative="1">
-      <w:start w:val="1"/>
-      <w:numFmt w:val="decimal"/>
-      <w:lvlText w:val="%7."/>
-      <w:lvlJc w:val="left"/>
-      <w:pPr>
-        <w:tabs>
-          <w:tab w:val="num" w:pos="5040"/>
-        </w:tabs>
-        <w:ind w:left="5040" w:hanging="360"/>
-      </w:pPr>
-    </w:lvl>
-    <w:lvl w:ilvl="7" w:tentative="1">
-      <w:start w:val="1"/>
-      <w:numFmt w:val="decimal"/>
-      <w:lvlText w:val="%8."/>
-      <w:lvlJc w:val="left"/>
-      <w:pPr>
-        <w:tabs>
-          <w:tab w:val="num" w:pos="5760"/>
-        </w:tabs>
-        <w:ind w:left="5760" w:hanging="360"/>
-      </w:pPr>
-    </w:lvl>
-    <w:lvl w:ilvl="8" w:tentative="1">
-      <w:start w:val="1"/>
-      <w:numFmt w:val="decimal"/>
-      <w:lvlText w:val="%9."/>
-      <w:lvlJc w:val="left"/>
-      <w:pPr>
-        <w:tabs>
-          <w:tab w:val="num" w:pos="6480"/>
-        </w:tabs>
-        <w:ind w:left="6480" w:hanging="360"/>
-      </w:pPr>
-    </w:lvl>
-  </w:abstractNum>
-  <w:abstractNum w:abstractNumId="28" w15:restartNumberingAfterBreak="0">
-    <w:nsid w:val="75076A96"/>
-    <w:multiLevelType w:val="multilevel"/>
-    <w:tmpl w:val="AAEA5E78"/>
+    <w:tmpl w:val="1ACC4F46"/>
     <w:lvl w:ilvl="0">
       <w:start w:val="1"/>
       <w:numFmt w:val="bullet"/>
@@ -23973,246 +27390,94 @@
       </w:rPr>
     </w:lvl>
   </w:abstractNum>
-  <w:abstractNum w:abstractNumId="29" w15:restartNumberingAfterBreak="0">
-    <w:nsid w:val="764877ED"/>
-    <w:multiLevelType w:val="multilevel"/>
-    <w:tmpl w:val="1ACC4F46"/>
-    <w:lvl w:ilvl="0">
-      <w:start w:val="1"/>
-      <w:numFmt w:val="bullet"/>
-      <w:lvlText w:val=""/>
-      <w:lvlJc w:val="left"/>
-      <w:pPr>
-        <w:tabs>
-          <w:tab w:val="num" w:pos="720"/>
-        </w:tabs>
-        <w:ind w:left="720" w:hanging="360"/>
-      </w:pPr>
-      <w:rPr>
-        <w:rFonts w:ascii="Symbol" w:hAnsi="Symbol" w:hint="default"/>
-        <w:sz w:val="20"/>
-      </w:rPr>
-    </w:lvl>
-    <w:lvl w:ilvl="1" w:tentative="1">
-      <w:start w:val="1"/>
-      <w:numFmt w:val="bullet"/>
-      <w:lvlText w:val="o"/>
-      <w:lvlJc w:val="left"/>
-      <w:pPr>
-        <w:tabs>
-          <w:tab w:val="num" w:pos="1440"/>
-        </w:tabs>
-        <w:ind w:left="1440" w:hanging="360"/>
-      </w:pPr>
-      <w:rPr>
-        <w:rFonts w:ascii="Courier New" w:hAnsi="Courier New" w:hint="default"/>
-        <w:sz w:val="20"/>
-      </w:rPr>
-    </w:lvl>
-    <w:lvl w:ilvl="2" w:tentative="1">
-      <w:start w:val="1"/>
-      <w:numFmt w:val="bullet"/>
-      <w:lvlText w:val=""/>
-      <w:lvlJc w:val="left"/>
-      <w:pPr>
-        <w:tabs>
-          <w:tab w:val="num" w:pos="2160"/>
-        </w:tabs>
-        <w:ind w:left="2160" w:hanging="360"/>
-      </w:pPr>
-      <w:rPr>
-        <w:rFonts w:ascii="Wingdings" w:hAnsi="Wingdings" w:hint="default"/>
-        <w:sz w:val="20"/>
-      </w:rPr>
-    </w:lvl>
-    <w:lvl w:ilvl="3" w:tentative="1">
-      <w:start w:val="1"/>
-      <w:numFmt w:val="bullet"/>
-      <w:lvlText w:val=""/>
-      <w:lvlJc w:val="left"/>
-      <w:pPr>
-        <w:tabs>
-          <w:tab w:val="num" w:pos="2880"/>
-        </w:tabs>
-        <w:ind w:left="2880" w:hanging="360"/>
-      </w:pPr>
-      <w:rPr>
-        <w:rFonts w:ascii="Wingdings" w:hAnsi="Wingdings" w:hint="default"/>
-        <w:sz w:val="20"/>
-      </w:rPr>
-    </w:lvl>
-    <w:lvl w:ilvl="4" w:tentative="1">
-      <w:start w:val="1"/>
-      <w:numFmt w:val="bullet"/>
-      <w:lvlText w:val=""/>
-      <w:lvlJc w:val="left"/>
-      <w:pPr>
-        <w:tabs>
-          <w:tab w:val="num" w:pos="3600"/>
-        </w:tabs>
-        <w:ind w:left="3600" w:hanging="360"/>
-      </w:pPr>
-      <w:rPr>
-        <w:rFonts w:ascii="Wingdings" w:hAnsi="Wingdings" w:hint="default"/>
-        <w:sz w:val="20"/>
-      </w:rPr>
-    </w:lvl>
-    <w:lvl w:ilvl="5" w:tentative="1">
-      <w:start w:val="1"/>
-      <w:numFmt w:val="bullet"/>
-      <w:lvlText w:val=""/>
-      <w:lvlJc w:val="left"/>
-      <w:pPr>
-        <w:tabs>
-          <w:tab w:val="num" w:pos="4320"/>
-        </w:tabs>
-        <w:ind w:left="4320" w:hanging="360"/>
-      </w:pPr>
-      <w:rPr>
-        <w:rFonts w:ascii="Wingdings" w:hAnsi="Wingdings" w:hint="default"/>
-        <w:sz w:val="20"/>
-      </w:rPr>
-    </w:lvl>
-    <w:lvl w:ilvl="6" w:tentative="1">
-      <w:start w:val="1"/>
-      <w:numFmt w:val="bullet"/>
-      <w:lvlText w:val=""/>
-      <w:lvlJc w:val="left"/>
-      <w:pPr>
-        <w:tabs>
-          <w:tab w:val="num" w:pos="5040"/>
-        </w:tabs>
-        <w:ind w:left="5040" w:hanging="360"/>
-      </w:pPr>
-      <w:rPr>
-        <w:rFonts w:ascii="Wingdings" w:hAnsi="Wingdings" w:hint="default"/>
-        <w:sz w:val="20"/>
-      </w:rPr>
-    </w:lvl>
-    <w:lvl w:ilvl="7" w:tentative="1">
-      <w:start w:val="1"/>
-      <w:numFmt w:val="bullet"/>
-      <w:lvlText w:val=""/>
-      <w:lvlJc w:val="left"/>
-      <w:pPr>
-        <w:tabs>
-          <w:tab w:val="num" w:pos="5760"/>
-        </w:tabs>
-        <w:ind w:left="5760" w:hanging="360"/>
-      </w:pPr>
-      <w:rPr>
-        <w:rFonts w:ascii="Wingdings" w:hAnsi="Wingdings" w:hint="default"/>
-        <w:sz w:val="20"/>
-      </w:rPr>
-    </w:lvl>
-    <w:lvl w:ilvl="8" w:tentative="1">
-      <w:start w:val="1"/>
-      <w:numFmt w:val="bullet"/>
-      <w:lvlText w:val=""/>
-      <w:lvlJc w:val="left"/>
-      <w:pPr>
-        <w:tabs>
-          <w:tab w:val="num" w:pos="6480"/>
-        </w:tabs>
-        <w:ind w:left="6480" w:hanging="360"/>
-      </w:pPr>
-      <w:rPr>
-        <w:rFonts w:ascii="Wingdings" w:hAnsi="Wingdings" w:hint="default"/>
-        <w:sz w:val="20"/>
-      </w:rPr>
-    </w:lvl>
-  </w:abstractNum>
   <w:num w:numId="1" w16cid:durableId="994726182">
+    <w:abstractNumId w:val="10"/>
+  </w:num>
+  <w:num w:numId="2" w16cid:durableId="63574997">
+    <w:abstractNumId w:val="22"/>
+  </w:num>
+  <w:num w:numId="3" w16cid:durableId="448621331">
+    <w:abstractNumId w:val="5"/>
+  </w:num>
+  <w:num w:numId="4" w16cid:durableId="1928071269">
+    <w:abstractNumId w:val="4"/>
+  </w:num>
+  <w:num w:numId="5" w16cid:durableId="1550800906">
+    <w:abstractNumId w:val="15"/>
+  </w:num>
+  <w:num w:numId="6" w16cid:durableId="91972560">
+    <w:abstractNumId w:val="2"/>
+  </w:num>
+  <w:num w:numId="7" w16cid:durableId="621958528">
+    <w:abstractNumId w:val="25"/>
+  </w:num>
+  <w:num w:numId="8" w16cid:durableId="1583023297">
+    <w:abstractNumId w:val="21"/>
+  </w:num>
+  <w:num w:numId="9" w16cid:durableId="200868756">
+    <w:abstractNumId w:val="7"/>
+  </w:num>
+  <w:num w:numId="10" w16cid:durableId="1003897811">
+    <w:abstractNumId w:val="27"/>
+  </w:num>
+  <w:num w:numId="11" w16cid:durableId="1299603453">
     <w:abstractNumId w:val="12"/>
   </w:num>
-  <w:num w:numId="2" w16cid:durableId="63574997">
-    <w:abstractNumId w:val="23"/>
+  <w:num w:numId="12" w16cid:durableId="851143868">
+    <w:abstractNumId w:val="17"/>
   </w:num>
-  <w:num w:numId="3" w16cid:durableId="448621331">
-    <w:abstractNumId w:val="7"/>
+  <w:num w:numId="13" w16cid:durableId="1176992142">
+    <w:abstractNumId w:val="13"/>
   </w:num>
-  <w:num w:numId="4" w16cid:durableId="1928071269">
-    <w:abstractNumId w:val="6"/>
+  <w:num w:numId="14" w16cid:durableId="1837837095">
+    <w:abstractNumId w:val="8"/>
   </w:num>
-  <w:num w:numId="5" w16cid:durableId="1550800906">
-    <w:abstractNumId w:val="16"/>
-  </w:num>
-  <w:num w:numId="6" w16cid:durableId="91972560">
-    <w:abstractNumId w:val="4"/>
-  </w:num>
-  <w:num w:numId="7" w16cid:durableId="621958528">
-    <w:abstractNumId w:val="26"/>
-  </w:num>
-  <w:num w:numId="8" w16cid:durableId="1583023297">
-    <w:abstractNumId w:val="22"/>
-  </w:num>
-  <w:num w:numId="9" w16cid:durableId="200868756">
+  <w:num w:numId="15" w16cid:durableId="568998520">
     <w:abstractNumId w:val="9"/>
   </w:num>
-  <w:num w:numId="10" w16cid:durableId="1003897811">
-    <w:abstractNumId w:val="28"/>
-  </w:num>
-  <w:num w:numId="11" w16cid:durableId="1299603453">
-    <w:abstractNumId w:val="14"/>
-  </w:num>
-  <w:num w:numId="12" w16cid:durableId="851143868">
-    <w:abstractNumId w:val="18"/>
-  </w:num>
-  <w:num w:numId="13" w16cid:durableId="1176992142">
-    <w:abstractNumId w:val="15"/>
-  </w:num>
-  <w:num w:numId="14" w16cid:durableId="1837837095">
-    <w:abstractNumId w:val="10"/>
-  </w:num>
-  <w:num w:numId="15" w16cid:durableId="568998520">
-    <w:abstractNumId w:val="11"/>
-  </w:num>
   <w:num w:numId="16" w16cid:durableId="1018581908">
-    <w:abstractNumId w:val="17"/>
+    <w:abstractNumId w:val="16"/>
   </w:num>
   <w:num w:numId="17" w16cid:durableId="1922174489">
     <w:abstractNumId w:val="0"/>
   </w:num>
   <w:num w:numId="18" w16cid:durableId="34475387">
-    <w:abstractNumId w:val="8"/>
+    <w:abstractNumId w:val="6"/>
   </w:num>
   <w:num w:numId="19" w16cid:durableId="1579171479">
-    <w:abstractNumId w:val="27"/>
+    <w:abstractNumId w:val="26"/>
   </w:num>
   <w:num w:numId="20" w16cid:durableId="1876851344">
-    <w:abstractNumId w:val="25"/>
+    <w:abstractNumId w:val="24"/>
   </w:num>
   <w:num w:numId="21" w16cid:durableId="1766460747">
-    <w:abstractNumId w:val="13"/>
+    <w:abstractNumId w:val="11"/>
   </w:num>
   <w:num w:numId="22" w16cid:durableId="895970774">
-    <w:abstractNumId w:val="24"/>
+    <w:abstractNumId w:val="23"/>
   </w:num>
   <w:num w:numId="23" w16cid:durableId="1233781017">
-    <w:abstractNumId w:val="29"/>
+    <w:abstractNumId w:val="28"/>
   </w:num>
   <w:num w:numId="24" w16cid:durableId="104662760">
-    <w:abstractNumId w:val="19"/>
+    <w:abstractNumId w:val="18"/>
   </w:num>
   <w:num w:numId="25" w16cid:durableId="929779360">
-    <w:abstractNumId w:val="21"/>
+    <w:abstractNumId w:val="20"/>
   </w:num>
   <w:num w:numId="26" w16cid:durableId="309990120">
-    <w:abstractNumId w:val="5"/>
+    <w:abstractNumId w:val="3"/>
   </w:num>
   <w:num w:numId="27" w16cid:durableId="981689118">
     <w:abstractNumId w:val="1"/>
   </w:num>
   <w:num w:numId="28" w16cid:durableId="1687437922">
-    <w:abstractNumId w:val="20"/>
+    <w:abstractNumId w:val="19"/>
   </w:num>
-  <w:num w:numId="29" w16cid:durableId="564032039">
-    <w:abstractNumId w:val="3"/>
+  <w:num w:numId="29" w16cid:durableId="1337800860">
+    <w:abstractNumId w:val="14"/>
   </w:num>
-  <w:num w:numId="30" w16cid:durableId="1415009737">
-    <w:abstractNumId w:val="2"/>
-  </w:num>
-  <w:numIdMacAtCleanup w:val="30"/>
+  <w:numIdMacAtCleanup w:val="28"/>
 </w:numbering>
 </file>
 

--- a/docs/bone_cancer_journal.docx
+++ b/docs/bone_cancer_journal.docx
@@ -10732,15 +10732,7 @@
       <w:proofErr w:type="spellEnd"/>
       <w:proofErr w:type="gramEnd"/>
       <w:r>
-        <w:t xml:space="preserve">) -&gt; </w:t>
-      </w:r>
-      <w:proofErr w:type="spellStart"/>
-      <w:r>
-        <w:t>dict</w:t>
-      </w:r>
-      <w:proofErr w:type="spellEnd"/>
-      <w:r>
-        <w:t>:</w:t>
+        <w:t>) -&gt; dict:</w:t>
       </w:r>
     </w:p>
     <w:p>
@@ -23232,12 +23224,121 @@
       </w:r>
     </w:p>
     <w:p/>
-    <w:p/>
+    <w:p>
+      <w:pPr>
+        <w:rPr>
+          <w:b/>
+          <w:bCs/>
+        </w:rPr>
+      </w:pPr>
+    </w:p>
+    <w:p>
+      <w:pPr>
+        <w:rPr>
+          <w:b/>
+          <w:bCs/>
+        </w:rPr>
+      </w:pPr>
+    </w:p>
+    <w:p>
+      <w:pPr>
+        <w:rPr>
+          <w:b/>
+          <w:bCs/>
+        </w:rPr>
+      </w:pPr>
+      <w:r>
+        <w:rPr>
+          <w:b/>
+          <w:bCs/>
+        </w:rPr>
+        <w:t>Dr. Correo “Cory” Andrew Hofstad Med Sci. Educ, PO, ND, DO, PharmD, OEM, GPM, Psych, MD, JSD, JD, SEP, MPH, PhD, MBA/COGS, MLSCM, MDiv</w:t>
+      </w:r>
+      <w:r>
+        <w:rPr>
+          <w:noProof/>
+        </w:rPr>
+        <w:drawing>
+          <wp:anchor distT="0" distB="0" distL="114300" distR="114300" simplePos="0" relativeHeight="251659264" behindDoc="1" locked="0" layoutInCell="1" allowOverlap="1" wp14:anchorId="1F7D2172" wp14:editId="1E78D148">
+            <wp:simplePos x="0" y="0"/>
+            <wp:positionH relativeFrom="margin">
+              <wp:posOffset>3919220</wp:posOffset>
+            </wp:positionH>
+            <wp:positionV relativeFrom="paragraph">
+              <wp:posOffset>5080</wp:posOffset>
+            </wp:positionV>
+            <wp:extent cx="2036445" cy="1146810"/>
+            <wp:effectExtent l="0" t="0" r="1905" b="0"/>
+            <wp:wrapNone/>
+            <wp:docPr id="1366578592" name="Picture 2" descr="A black scribble on a white background&#10;&#10;Description automatically generated"/>
+            <wp:cNvGraphicFramePr>
+              <a:graphicFrameLocks xmlns:a="http://schemas.openxmlformats.org/drawingml/2006/main" noChangeAspect="1"/>
+            </wp:cNvGraphicFramePr>
+            <a:graphic xmlns:a="http://schemas.openxmlformats.org/drawingml/2006/main">
+              <a:graphicData uri="http://schemas.openxmlformats.org/drawingml/2006/picture">
+                <pic:pic xmlns:pic="http://schemas.openxmlformats.org/drawingml/2006/picture">
+                  <pic:nvPicPr>
+                    <pic:cNvPr id="0" name="Picture 2" descr="A black scribble on a white background&#10;&#10;Description automatically generated"/>
+                    <pic:cNvPicPr>
+                      <a:picLocks noChangeAspect="1" noChangeArrowheads="1"/>
+                    </pic:cNvPicPr>
+                  </pic:nvPicPr>
+                  <pic:blipFill>
+                    <a:blip r:embed="rId24">
+                      <a:extLst>
+                        <a:ext uri="{28A0092B-C50C-407E-A947-70E740481C1C}">
+                          <a14:useLocalDpi xmlns:a14="http://schemas.microsoft.com/office/drawing/2010/main" val="0"/>
+                        </a:ext>
+                      </a:extLst>
+                    </a:blip>
+                    <a:srcRect/>
+                    <a:stretch>
+                      <a:fillRect/>
+                    </a:stretch>
+                  </pic:blipFill>
+                  <pic:spPr bwMode="auto">
+                    <a:xfrm>
+                      <a:off x="0" y="0"/>
+                      <a:ext cx="2036445" cy="1146810"/>
+                    </a:xfrm>
+                    <a:prstGeom prst="rect">
+                      <a:avLst/>
+                    </a:prstGeom>
+                    <a:noFill/>
+                  </pic:spPr>
+                </pic:pic>
+              </a:graphicData>
+            </a:graphic>
+            <wp14:sizeRelH relativeFrom="page">
+              <wp14:pctWidth>0</wp14:pctWidth>
+            </wp14:sizeRelH>
+            <wp14:sizeRelV relativeFrom="page">
+              <wp14:pctHeight>0</wp14:pctHeight>
+            </wp14:sizeRelV>
+          </wp:anchor>
+        </w:drawing>
+      </w:r>
+    </w:p>
+    <w:p/>
+    <w:p/>
+    <w:p>
+      <w:pPr>
+        <w:jc w:val="right"/>
+      </w:pPr>
+      <w:hyperlink r:id="rId25" w:history="1">
+        <w:r>
+          <w:rPr>
+            <w:rStyle w:val="Hyperlink"/>
+          </w:rPr>
+          <w:t>https://virustreatmentcenters.com</w:t>
+        </w:r>
+      </w:hyperlink>
+    </w:p>
     <w:sectPr>
-      <w:footerReference w:type="even" r:id="rId24"/>
-      <w:footerReference w:type="default" r:id="rId25"/>
-      <w:headerReference w:type="first" r:id="rId26"/>
-      <w:footerReference w:type="first" r:id="rId27"/>
+      <w:footerReference w:type="even" r:id="rId26"/>
+      <w:footerReference w:type="default" r:id="rId27"/>
+      <w:headerReference w:type="first" r:id="rId28"/>
+      <w:footerReference w:type="first" r:id="rId29"/>
       <w:pgSz w:w="12240" w:h="15840"/>
       <w:pgMar w:top="1440" w:right="1440" w:bottom="1440" w:left="1440" w:header="720" w:footer="720" w:gutter="0"/>
       <w:cols w:space="720"/>
@@ -28084,6 +28185,7 @@
   <w:style w:type="character" w:default="1" w:styleId="DefaultParagraphFont">
     <w:name w:val="Default Paragraph Font"/>
     <w:uiPriority w:val="1"/>
+    <w:semiHidden/>
     <w:unhideWhenUsed/>
   </w:style>
   <w:style w:type="table" w:default="1" w:styleId="TableNormal">
